--- a/Пояснительная записка.docx
+++ b/Пояснительная записка.docx
@@ -13,10 +13,10 @@
           <w:lang w:eastAsia="ru-RU"/>
         </w:rPr>
       </w:pPr>
-      <w:bookmarkStart w:id="0" w:name="_Toc232954145"/>
-      <w:bookmarkStart w:id="1" w:name="содержание"/>
-      <w:bookmarkStart w:id="2" w:name="_Hlk166341132"/>
-      <w:bookmarkEnd w:id="2"/>
+      <w:bookmarkStart w:id="0" w:name="_Hlk166341132"/>
+      <w:bookmarkStart w:id="1" w:name="_Toc232954145"/>
+      <w:bookmarkStart w:id="2" w:name="содержание"/>
+      <w:bookmarkEnd w:id="0"/>
       <w:r>
         <w:rPr>
           <w:rFonts w:eastAsia="Times New Roman" w:cs="Times New Roman"/>
@@ -683,32 +683,15 @@
           <w:szCs w:val="28"/>
           <w:lang w:eastAsia="ru-RU"/>
         </w:rPr>
-        <w:t xml:space="preserve">защищена с </w:t>
-      </w:r>
-      <w:proofErr w:type="gramStart"/>
+        <w:t xml:space="preserve">защищена с оценкой  </w:t>
+      </w:r>
       <w:r>
         <w:rPr>
           <w:rFonts w:eastAsia="Times New Roman" w:cs="Times New Roman"/>
           <w:szCs w:val="28"/>
           <w:lang w:eastAsia="ru-RU"/>
         </w:rPr>
-        <w:t xml:space="preserve">оценкой  </w:t>
-      </w:r>
-      <w:r>
-        <w:rPr>
-          <w:rFonts w:eastAsia="Times New Roman" w:cs="Times New Roman"/>
-          <w:szCs w:val="28"/>
-          <w:lang w:eastAsia="ru-RU"/>
-        </w:rPr>
         <w:tab/>
-      </w:r>
-      <w:proofErr w:type="gramEnd"/>
-      <w:r>
-        <w:rPr>
-          <w:rFonts w:eastAsia="Times New Roman" w:cs="Times New Roman"/>
-          <w:szCs w:val="28"/>
-          <w:lang w:eastAsia="ru-RU"/>
-        </w:rPr>
         <w:t>____________________</w:t>
       </w:r>
       <w:r>
@@ -1119,9 +1102,8 @@
           <w:u w:val="single"/>
           <w:lang w:eastAsia="ru-RU"/>
         </w:rPr>
-        <w:t xml:space="preserve">доцент </w:t>
-      </w:r>
-      <w:proofErr w:type="gramStart"/>
+        <w:t xml:space="preserve">доцент МИБК  </w:t>
+      </w:r>
       <w:r>
         <w:rPr>
           <w:rFonts w:eastAsia="Times New Roman" w:cs="Times New Roman"/>
@@ -1129,26 +1111,25 @@
           <w:u w:val="single"/>
           <w:lang w:eastAsia="ru-RU"/>
         </w:rPr>
-        <w:t xml:space="preserve">МИБК  </w:t>
+        <w:tab/>
+      </w:r>
+      <w:r>
+        <w:rPr>
+          <w:rFonts w:eastAsia="Times New Roman" w:cs="Times New Roman"/>
+          <w:szCs w:val="28"/>
+          <w:lang w:eastAsia="en-US"/>
+        </w:rPr>
+        <w:tab/>
+        <w:t xml:space="preserve">           </w:t>
       </w:r>
       <w:r>
         <w:rPr>
           <w:rFonts w:eastAsia="Times New Roman" w:cs="Times New Roman"/>
           <w:szCs w:val="28"/>
           <w:u w:val="single"/>
-          <w:lang w:eastAsia="ru-RU"/>
+          <w:lang w:eastAsia="en-US"/>
         </w:rPr>
         <w:tab/>
-      </w:r>
-      <w:proofErr w:type="gramEnd"/>
-      <w:r>
-        <w:rPr>
-          <w:rFonts w:eastAsia="Times New Roman" w:cs="Times New Roman"/>
-          <w:szCs w:val="28"/>
-          <w:lang w:eastAsia="en-US"/>
-        </w:rPr>
-        <w:tab/>
-        <w:t xml:space="preserve">           </w:t>
       </w:r>
       <w:r>
         <w:rPr>
@@ -1158,6 +1139,7 @@
           <w:lang w:eastAsia="en-US"/>
         </w:rPr>
         <w:tab/>
+        <w:t xml:space="preserve">   </w:t>
       </w:r>
       <w:r>
         <w:rPr>
@@ -1167,45 +1149,15 @@
           <w:lang w:eastAsia="en-US"/>
         </w:rPr>
         <w:tab/>
-        <w:t xml:space="preserve">   </w:t>
-      </w:r>
-      <w:proofErr w:type="gramStart"/>
+      </w:r>
       <w:r>
         <w:rPr>
           <w:rFonts w:eastAsia="Times New Roman" w:cs="Times New Roman"/>
           <w:szCs w:val="28"/>
-          <w:u w:val="single"/>
-          <w:lang w:eastAsia="en-US"/>
-        </w:rPr>
-        <w:tab/>
-      </w:r>
-      <w:r>
-        <w:rPr>
-          <w:rFonts w:eastAsia="Times New Roman" w:cs="Times New Roman"/>
-          <w:szCs w:val="28"/>
-          <w:lang w:eastAsia="en-US"/>
-        </w:rPr>
-        <w:t xml:space="preserve">  З.М.</w:t>
-      </w:r>
-      <w:proofErr w:type="gramEnd"/>
-      <w:r>
-        <w:rPr>
-          <w:rFonts w:eastAsia="Times New Roman" w:cs="Times New Roman"/>
-          <w:szCs w:val="28"/>
-          <w:lang w:eastAsia="en-US"/>
-        </w:rPr>
-        <w:t xml:space="preserve"> </w:t>
-      </w:r>
-      <w:proofErr w:type="spellStart"/>
-      <w:r>
-        <w:rPr>
-          <w:rFonts w:eastAsia="Times New Roman" w:cs="Times New Roman"/>
-          <w:szCs w:val="28"/>
-          <w:lang w:eastAsia="en-US"/>
-        </w:rPr>
-        <w:t>Альбекова</w:t>
-      </w:r>
-      <w:proofErr w:type="spellEnd"/>
+          <w:lang w:eastAsia="en-US"/>
+        </w:rPr>
+        <w:t xml:space="preserve">  З.М. Альбекова</w:t>
+      </w:r>
     </w:p>
     <w:p>
       <w:pPr>
@@ -4215,27 +4167,7 @@
           <w:szCs w:val="22"/>
           <w:lang w:eastAsia="en-US"/>
         </w:rPr>
-        <w:t xml:space="preserve">ГОСТ 7.32–2017. Отчёт о научно-исследовательской работе. Структура и правила оформления. – М.: </w:t>
-      </w:r>
-      <w:proofErr w:type="spellStart"/>
-      <w:r>
-        <w:rPr>
-          <w:rFonts w:eastAsia="Times New Roman" w:cs="Times New Roman"/>
-          <w:sz w:val="26"/>
-          <w:szCs w:val="22"/>
-          <w:lang w:eastAsia="en-US"/>
-        </w:rPr>
-        <w:t>Стандартинформ</w:t>
-      </w:r>
-      <w:proofErr w:type="spellEnd"/>
-      <w:r>
-        <w:rPr>
-          <w:rFonts w:eastAsia="Times New Roman" w:cs="Times New Roman"/>
-          <w:sz w:val="26"/>
-          <w:szCs w:val="22"/>
-          <w:lang w:eastAsia="en-US"/>
-        </w:rPr>
-        <w:t>, 2018.</w:t>
+        <w:t>ГОСТ 7.32–2017. Отчёт о научно-исследовательской работе. Структура и правила оформления. – М.: Стандартинформ, 2018.</w:t>
       </w:r>
     </w:p>
     <w:p>
@@ -4505,7 +4437,6 @@
         </w:rPr>
         <w:t>работы: 25 % - предоставление первого раздела</w:t>
       </w:r>
-      <w:proofErr w:type="gramStart"/>
       <w:r>
         <w:rPr>
           <w:rFonts w:eastAsia="Times New Roman" w:cs="Times New Roman"/>
@@ -4526,18 +4457,7 @@
           <w:szCs w:val="22"/>
           <w:lang w:eastAsia="en-US"/>
         </w:rPr>
-        <w:t>«</w:t>
-      </w:r>
-      <w:proofErr w:type="gramEnd"/>
-      <w:r>
-        <w:rPr>
-          <w:rFonts w:eastAsia="Times New Roman" w:cs="Times New Roman"/>
-          <w:color w:val="000009"/>
-          <w:sz w:val="26"/>
-          <w:szCs w:val="22"/>
-          <w:lang w:eastAsia="en-US"/>
-        </w:rPr>
-        <w:t>07» марта</w:t>
+        <w:t>«07» марта</w:t>
       </w:r>
       <w:r>
         <w:rPr>
@@ -4650,7 +4570,6 @@
         </w:rPr>
         <w:t>раздела</w:t>
       </w:r>
-      <w:proofErr w:type="gramStart"/>
       <w:r>
         <w:rPr>
           <w:rFonts w:eastAsia="Times New Roman" w:cs="Times New Roman"/>
@@ -4670,18 +4589,7 @@
           <w:szCs w:val="22"/>
           <w:lang w:eastAsia="en-US"/>
         </w:rPr>
-        <w:t>«</w:t>
-      </w:r>
-      <w:proofErr w:type="gramEnd"/>
-      <w:r>
-        <w:rPr>
-          <w:rFonts w:eastAsia="Times New Roman" w:cs="Times New Roman"/>
-          <w:color w:val="000009"/>
-          <w:sz w:val="26"/>
-          <w:szCs w:val="22"/>
-          <w:lang w:eastAsia="en-US"/>
-        </w:rPr>
-        <w:t>15»</w:t>
+        <w:t>«15»</w:t>
       </w:r>
       <w:r>
         <w:rPr>
@@ -4851,7 +4759,6 @@
         </w:rPr>
         <w:t>раздела</w:t>
       </w:r>
-      <w:proofErr w:type="gramStart"/>
       <w:r>
         <w:rPr>
           <w:rFonts w:eastAsia="Times New Roman" w:cs="Times New Roman"/>
@@ -4871,18 +4778,7 @@
           <w:szCs w:val="22"/>
           <w:lang w:eastAsia="en-US"/>
         </w:rPr>
-        <w:t>«</w:t>
-      </w:r>
-      <w:proofErr w:type="gramEnd"/>
-      <w:r>
-        <w:rPr>
-          <w:rFonts w:eastAsia="Times New Roman" w:cs="Times New Roman"/>
-          <w:color w:val="000009"/>
-          <w:sz w:val="26"/>
-          <w:szCs w:val="22"/>
-          <w:lang w:eastAsia="en-US"/>
-        </w:rPr>
-        <w:t>29»</w:t>
+        <w:t>«29»</w:t>
       </w:r>
       <w:r>
         <w:rPr>
@@ -4989,7 +4885,6 @@
         </w:rPr>
         <w:t>работы на отзыв</w:t>
       </w:r>
-      <w:proofErr w:type="gramStart"/>
       <w:r>
         <w:rPr>
           <w:rFonts w:eastAsia="Times New Roman" w:cs="Times New Roman"/>
@@ -5010,29 +4905,7 @@
           <w:szCs w:val="22"/>
           <w:lang w:eastAsia="en-US"/>
         </w:rPr>
-        <w:t>«</w:t>
-      </w:r>
-      <w:proofErr w:type="gramEnd"/>
-      <w:r>
-        <w:rPr>
-          <w:rFonts w:eastAsia="Times New Roman" w:cs="Times New Roman"/>
-          <w:color w:val="000009"/>
-          <w:sz w:val="26"/>
-          <w:szCs w:val="22"/>
-          <w:lang w:eastAsia="en-US"/>
-        </w:rPr>
-        <w:t xml:space="preserve">10» </w:t>
-      </w:r>
-      <w:proofErr w:type="gramStart"/>
-      <w:r>
-        <w:rPr>
-          <w:rFonts w:eastAsia="Times New Roman" w:cs="Times New Roman"/>
-          <w:color w:val="000009"/>
-          <w:sz w:val="26"/>
-          <w:szCs w:val="22"/>
-          <w:lang w:eastAsia="en-US"/>
-        </w:rPr>
-        <w:t>мая</w:t>
+        <w:t>«10» мая</w:t>
       </w:r>
       <w:r>
         <w:rPr>
@@ -5056,7 +4929,6 @@
         </w:rPr>
         <w:t>2026</w:t>
       </w:r>
-      <w:proofErr w:type="gramEnd"/>
       <w:r>
         <w:rPr>
           <w:rFonts w:eastAsia="Times New Roman" w:cs="Times New Roman"/>
@@ -5447,7 +5319,6 @@
         </w:rPr>
         <w:t xml:space="preserve"> </w:t>
       </w:r>
-      <w:proofErr w:type="spellStart"/>
       <w:r>
         <w:rPr>
           <w:rFonts w:eastAsia="Times New Roman" w:cs="Times New Roman"/>
@@ -5457,9 +5328,8 @@
           <w:u w:val="single" w:color="000009"/>
           <w:lang w:eastAsia="en-US"/>
         </w:rPr>
-        <w:t>физ</w:t>
-      </w:r>
-      <w:proofErr w:type="spellEnd"/>
+        <w:t>техн</w:t>
+      </w:r>
       <w:r>
         <w:rPr>
           <w:rFonts w:eastAsia="Times New Roman" w:cs="Times New Roman"/>
@@ -5469,7 +5339,7 @@
           <w:u w:val="single" w:color="000009"/>
           <w:lang w:eastAsia="en-US"/>
         </w:rPr>
-        <w:t>-мат.</w:t>
+        <w:t>.</w:t>
       </w:r>
       <w:r>
         <w:rPr>
@@ -6092,7 +5962,6 @@
         </w:rPr>
         <w:tab/>
       </w:r>
-      <w:proofErr w:type="spellStart"/>
       <w:r>
         <w:rPr>
           <w:rFonts w:eastAsia="Times New Roman" w:cs="Times New Roman"/>
@@ -6129,7 +5998,6 @@
         </w:rPr>
         <w:t>Орлов</w:t>
       </w:r>
-      <w:proofErr w:type="spellEnd"/>
       <w:r>
         <w:rPr>
           <w:rFonts w:eastAsia="Times New Roman" w:cs="Times New Roman"/>
@@ -6251,7 +6119,7 @@
         <w:lastRenderedPageBreak/>
         <w:t>Содержание</w:t>
       </w:r>
-      <w:bookmarkEnd w:id="0"/>
+      <w:bookmarkEnd w:id="1"/>
     </w:p>
     <w:sdt>
       <w:sdtPr>
@@ -11817,7 +11685,7 @@
       </w:pPr>
       <w:bookmarkStart w:id="4" w:name="_Toc232954146"/>
       <w:bookmarkStart w:id="5" w:name="введение"/>
-      <w:bookmarkEnd w:id="1"/>
+      <w:bookmarkEnd w:id="2"/>
       <w:r>
         <w:br w:type="page"/>
       </w:r>
@@ -11847,37 +11715,8 @@
       <w:pPr>
         <w:pStyle w:val="FirstParagraph"/>
       </w:pPr>
-      <w:proofErr w:type="spellStart"/>
-      <w:r>
-        <w:t>League</w:t>
-      </w:r>
-      <w:proofErr w:type="spellEnd"/>
-      <w:r>
-        <w:t xml:space="preserve"> </w:t>
-      </w:r>
-      <w:proofErr w:type="spellStart"/>
-      <w:r>
-        <w:t>of</w:t>
-      </w:r>
-      <w:proofErr w:type="spellEnd"/>
-      <w:r>
-        <w:t xml:space="preserve"> </w:t>
-      </w:r>
-      <w:proofErr w:type="spellStart"/>
-      <w:r>
-        <w:t>Legends</w:t>
-      </w:r>
-      <w:proofErr w:type="spellEnd"/>
-      <w:r>
-        <w:t xml:space="preserve"> — одна из наиболее популярных многопользовательских онлайн-игр; миллионы игроков ежедневно анализируют собственную статистику и статистику союзников. Официальный клиент </w:t>
-      </w:r>
-      <w:proofErr w:type="spellStart"/>
-      <w:r>
-        <w:t>Riot</w:t>
-      </w:r>
-      <w:proofErr w:type="spellEnd"/>
-      <w:r>
-        <w:t xml:space="preserve"> Games предоставляет ограниченный набор аналитики, а сторонние веб-сервисы (например, OP.GG, u.gg) не всегда удобны с мобильного устройства и зависят от сторонней инфраструктуры.</w:t>
+      <w:r>
+        <w:t>League of Legends — одна из наиболее популярных многопользовательских онлайн-игр; миллионы игроков ежедневно анализируют собственную статистику и статистику союзников. Официальный клиент Riot Games предоставляет ограниченный набор аналитики, а сторонние веб-сервисы (например, OP.GG, u.gg) не всегда удобны с мобильного устройства и зависят от сторонней инфраструктуры.</w:t>
       </w:r>
     </w:p>
     <w:p>
@@ -11885,31 +11724,7 @@
         <w:pStyle w:val="a0"/>
       </w:pPr>
       <w:r>
-        <w:t xml:space="preserve">Разрабатываемая система решает задачу быстрого доступа к профилю </w:t>
-      </w:r>
-      <w:proofErr w:type="spellStart"/>
-      <w:r>
-        <w:t>призывателя</w:t>
-      </w:r>
-      <w:proofErr w:type="spellEnd"/>
-      <w:r>
-        <w:t xml:space="preserve">, истории матчей и списку избранных игроков через специализированное мобильное приложение. Централизованный сервер с кэшем в </w:t>
-      </w:r>
-      <w:proofErr w:type="spellStart"/>
-      <w:r>
-        <w:t>PostgreSQL</w:t>
-      </w:r>
-      <w:proofErr w:type="spellEnd"/>
-      <w:r>
-        <w:t xml:space="preserve"> снижает нагрузку на </w:t>
-      </w:r>
-      <w:proofErr w:type="spellStart"/>
-      <w:r>
-        <w:t>Riot</w:t>
-      </w:r>
-      <w:proofErr w:type="spellEnd"/>
-      <w:r>
-        <w:t xml:space="preserve"> Games API, обеспечивает единые правила безопасности (JWT, валидация, обработка ошибок) и позволяет хранить пользовательские данные (учётные записи, избранное) независимо от внешних сервисов.</w:t>
+        <w:t>Разрабатываемая система решает задачу быстрого доступа к профилю призывателя, истории матчей и списку избранных игроков через специализированное мобильное приложение. Централизованный сервер с кэшем в PostgreSQL снижает нагрузку на Riot Games API, обеспечивает единые правила безопасности (JWT, валидация, обработка ошибок) и позволяет хранить пользовательские данные (учётные записи, избранное) независимо от внешних сервисов.</w:t>
       </w:r>
     </w:p>
     <w:p>
@@ -11929,47 +11744,7 @@
         <w:pStyle w:val="FirstParagraph"/>
       </w:pPr>
       <w:r>
-        <w:t xml:space="preserve">Цель работы — разработка клиент-серверной информационной системы мобильного компаньона для </w:t>
-      </w:r>
-      <w:proofErr w:type="spellStart"/>
-      <w:r>
-        <w:t>League</w:t>
-      </w:r>
-      <w:proofErr w:type="spellEnd"/>
-      <w:r>
-        <w:t xml:space="preserve"> </w:t>
-      </w:r>
-      <w:proofErr w:type="spellStart"/>
-      <w:r>
-        <w:t>of</w:t>
-      </w:r>
-      <w:proofErr w:type="spellEnd"/>
-      <w:r>
-        <w:t xml:space="preserve"> </w:t>
-      </w:r>
-      <w:proofErr w:type="spellStart"/>
-      <w:r>
-        <w:t>Legends</w:t>
-      </w:r>
-      <w:proofErr w:type="spellEnd"/>
-      <w:r>
-        <w:t xml:space="preserve">, обеспечивающей поиск и просмотр профиля </w:t>
-      </w:r>
-      <w:proofErr w:type="spellStart"/>
-      <w:r>
-        <w:t>призывателя</w:t>
-      </w:r>
-      <w:proofErr w:type="spellEnd"/>
-      <w:r>
-        <w:t xml:space="preserve">, историю матчей, управление избранным и привязку собственного </w:t>
-      </w:r>
-      <w:proofErr w:type="spellStart"/>
-      <w:r>
-        <w:t>Riot</w:t>
-      </w:r>
-      <w:proofErr w:type="spellEnd"/>
-      <w:r>
-        <w:t xml:space="preserve"> ID к учётной записи приложения.</w:t>
+        <w:t>Цель работы — разработка клиент-серверной информационной системы мобильного компаньона для League of Legends, обеспечивающей поиск и просмотр профиля призывателя, историю матчей, управление избранным и привязку собственного Riot ID к учётной записи приложения.</w:t>
       </w:r>
     </w:p>
     <w:p>
@@ -12010,15 +11785,7 @@
         <w:pStyle w:val="a0"/>
       </w:pPr>
       <w:r>
-        <w:t xml:space="preserve">4. Спроектировать схему базы данных и реализовать её средствами СУБД </w:t>
-      </w:r>
-      <w:proofErr w:type="spellStart"/>
-      <w:r>
-        <w:t>PostgreSQL</w:t>
-      </w:r>
-      <w:proofErr w:type="spellEnd"/>
-      <w:r>
-        <w:t>;</w:t>
+        <w:t>4. Спроектировать схему базы данных и реализовать её средствами СУБД PostgreSQL;</w:t>
       </w:r>
     </w:p>
     <w:p>
@@ -12026,15 +11793,7 @@
         <w:pStyle w:val="a0"/>
       </w:pPr>
       <w:r>
-        <w:t xml:space="preserve">5. Разработать серверную часть приложения на основе фреймворка Spring Boot с интеграцией </w:t>
-      </w:r>
-      <w:proofErr w:type="spellStart"/>
-      <w:r>
-        <w:t>Riot</w:t>
-      </w:r>
-      <w:proofErr w:type="spellEnd"/>
-      <w:r>
-        <w:t xml:space="preserve"> Games API;</w:t>
+        <w:t>5. Разработать серверную часть приложения на основе фреймворка Spring Boot с интеграцией Riot Games API;</w:t>
       </w:r>
     </w:p>
     <w:p>
@@ -12042,23 +11801,7 @@
         <w:pStyle w:val="a0"/>
       </w:pPr>
       <w:r>
-        <w:t xml:space="preserve">6. Разработать мобильный клиент на основе </w:t>
-      </w:r>
-      <w:proofErr w:type="spellStart"/>
-      <w:r>
-        <w:t>React</w:t>
-      </w:r>
-      <w:proofErr w:type="spellEnd"/>
-      <w:r>
-        <w:t xml:space="preserve"> </w:t>
-      </w:r>
-      <w:proofErr w:type="spellStart"/>
-      <w:r>
-        <w:t>Native</w:t>
-      </w:r>
-      <w:proofErr w:type="spellEnd"/>
-      <w:r>
-        <w:t xml:space="preserve"> (Expo);</w:t>
+        <w:t>6. Разработать мобильный клиент на основе React Native (Expo);</w:t>
       </w:r>
     </w:p>
     <w:p>
@@ -12094,55 +11837,7 @@
         <w:pStyle w:val="FirstParagraph"/>
       </w:pPr>
       <w:r>
-        <w:t xml:space="preserve">Объект исследования — процессы получения, кэширования и представления игровой статистики </w:t>
-      </w:r>
-      <w:proofErr w:type="spellStart"/>
-      <w:r>
-        <w:t>призывателей</w:t>
-      </w:r>
-      <w:proofErr w:type="spellEnd"/>
-      <w:r>
-        <w:t xml:space="preserve"> </w:t>
-      </w:r>
-      <w:proofErr w:type="spellStart"/>
-      <w:r>
-        <w:t>League</w:t>
-      </w:r>
-      <w:proofErr w:type="spellEnd"/>
-      <w:r>
-        <w:t xml:space="preserve"> </w:t>
-      </w:r>
-      <w:proofErr w:type="spellStart"/>
-      <w:r>
-        <w:t>of</w:t>
-      </w:r>
-      <w:proofErr w:type="spellEnd"/>
-      <w:r>
-        <w:t xml:space="preserve"> </w:t>
-      </w:r>
-      <w:proofErr w:type="spellStart"/>
-      <w:r>
-        <w:t>Legends</w:t>
-      </w:r>
-      <w:proofErr w:type="spellEnd"/>
-      <w:r>
-        <w:t xml:space="preserve">, включая поиск по </w:t>
-      </w:r>
-      <w:proofErr w:type="spellStart"/>
-      <w:r>
-        <w:t>Riot</w:t>
-      </w:r>
-      <w:proofErr w:type="spellEnd"/>
-      <w:r>
-        <w:t xml:space="preserve"> ID, отображение ранга и </w:t>
-      </w:r>
-      <w:proofErr w:type="spellStart"/>
-      <w:r>
-        <w:t>винрейта</w:t>
-      </w:r>
-      <w:proofErr w:type="spellEnd"/>
-      <w:r>
-        <w:t>, историю матчей, а также управление персональным списком избранных игроков.</w:t>
+        <w:t>Объект исследования — процессы получения, кэширования и представления игровой статистики призывателей League of Legends, включая поиск по Riot ID, отображение ранга и винрейта, историю матчей, а также управление персональным списком избранных игроков.</w:t>
       </w:r>
     </w:p>
     <w:p>
@@ -12183,103 +11878,7 @@
         <w:pStyle w:val="FirstParagraph"/>
       </w:pPr>
       <w:r>
-        <w:t xml:space="preserve">Предметная область охватывает экосистему </w:t>
-      </w:r>
-      <w:proofErr w:type="spellStart"/>
-      <w:r>
-        <w:t>League</w:t>
-      </w:r>
-      <w:proofErr w:type="spellEnd"/>
-      <w:r>
-        <w:t xml:space="preserve"> </w:t>
-      </w:r>
-      <w:proofErr w:type="spellStart"/>
-      <w:r>
-        <w:t>of</w:t>
-      </w:r>
-      <w:proofErr w:type="spellEnd"/>
-      <w:r>
-        <w:t xml:space="preserve"> </w:t>
-      </w:r>
-      <w:proofErr w:type="spellStart"/>
-      <w:r>
-        <w:t>Legends</w:t>
-      </w:r>
-      <w:proofErr w:type="spellEnd"/>
-      <w:r>
-        <w:t xml:space="preserve"> и официальный </w:t>
-      </w:r>
-      <w:proofErr w:type="spellStart"/>
-      <w:r>
-        <w:t>Riot</w:t>
-      </w:r>
-      <w:proofErr w:type="spellEnd"/>
-      <w:r>
-        <w:t xml:space="preserve"> Games API. Ключевые понятия: </w:t>
-      </w:r>
-      <w:proofErr w:type="spellStart"/>
-      <w:r>
-        <w:t>призыватель</w:t>
-      </w:r>
-      <w:proofErr w:type="spellEnd"/>
-      <w:r>
-        <w:t xml:space="preserve"> (</w:t>
-      </w:r>
-      <w:proofErr w:type="spellStart"/>
-      <w:r>
-        <w:t>Summoner</w:t>
-      </w:r>
-      <w:proofErr w:type="spellEnd"/>
-      <w:r>
-        <w:t xml:space="preserve">) — игрок с уникальным PUUID (постоянный идентификатор) и </w:t>
-      </w:r>
-      <w:proofErr w:type="spellStart"/>
-      <w:r>
-        <w:t>Riot</w:t>
-      </w:r>
-      <w:proofErr w:type="spellEnd"/>
-      <w:r>
-        <w:t xml:space="preserve"> ID (</w:t>
-      </w:r>
-      <w:proofErr w:type="spellStart"/>
-      <w:r>
-        <w:t>Имя#Тег</w:t>
-      </w:r>
-      <w:proofErr w:type="spellEnd"/>
-      <w:r>
-        <w:t xml:space="preserve">, отображаемое имя, может меняться); матч — завершённая игровая сессия с уникальным </w:t>
-      </w:r>
-      <w:proofErr w:type="spellStart"/>
-      <w:r>
-        <w:t>matchId</w:t>
-      </w:r>
-      <w:proofErr w:type="spellEnd"/>
-      <w:r>
-        <w:t>; ранг — видимая ступень соревновательного рейтинга (</w:t>
-      </w:r>
-      <w:proofErr w:type="spellStart"/>
-      <w:r>
-        <w:t>tier</w:t>
-      </w:r>
-      <w:proofErr w:type="spellEnd"/>
-      <w:r>
-        <w:t xml:space="preserve">, </w:t>
-      </w:r>
-      <w:proofErr w:type="spellStart"/>
-      <w:r>
-        <w:t>rank</w:t>
-      </w:r>
-      <w:proofErr w:type="spellEnd"/>
-      <w:r>
-        <w:t xml:space="preserve">, LP, </w:t>
-      </w:r>
-      <w:proofErr w:type="spellStart"/>
-      <w:r>
-        <w:t>винрейт</w:t>
-      </w:r>
-      <w:proofErr w:type="spellEnd"/>
-      <w:r>
-        <w:t>).</w:t>
+        <w:t>Предметная область охватывает экосистему League of Legends и официальный Riot Games API. Ключевые понятия: призыватель (Summoner) — игрок с уникальным PUUID (постоянный идентификатор) и Riot ID (Имя#Тег, отображаемое имя, может меняться); матч — завершённая игровая сессия с уникальным matchId; ранг — видимая ступень соревновательного рейтинга (tier, rank, LP, винрейт).</w:t>
       </w:r>
     </w:p>
     <w:p>
@@ -12287,39 +11886,7 @@
         <w:pStyle w:val="a0"/>
       </w:pPr>
       <w:r>
-        <w:t xml:space="preserve">Пользователь мобильного приложения вводит </w:t>
-      </w:r>
-      <w:proofErr w:type="spellStart"/>
-      <w:r>
-        <w:t>Riot</w:t>
-      </w:r>
-      <w:proofErr w:type="spellEnd"/>
-      <w:r>
-        <w:t xml:space="preserve"> ID и регион, получает профиль </w:t>
-      </w:r>
-      <w:proofErr w:type="spellStart"/>
-      <w:r>
-        <w:t>призывателя</w:t>
-      </w:r>
-      <w:proofErr w:type="spellEnd"/>
-      <w:r>
-        <w:t xml:space="preserve">, просматривает последние матчи и частых союзников, добавляет игроков в избранное. Сервер при необходимости обращается к </w:t>
-      </w:r>
-      <w:proofErr w:type="spellStart"/>
-      <w:r>
-        <w:t>Riot</w:t>
-      </w:r>
-      <w:proofErr w:type="spellEnd"/>
-      <w:r>
-        <w:t xml:space="preserve"> API, сохраняет данные в </w:t>
-      </w:r>
-      <w:proofErr w:type="spellStart"/>
-      <w:r>
-        <w:t>PostgreSQL</w:t>
-      </w:r>
-      <w:proofErr w:type="spellEnd"/>
-      <w:r>
-        <w:t xml:space="preserve"> и возвращает их клиенту в формате JSON. Внутренняя логика приложения (избранное, навигация, кэширование) опирается на PUUID как стабильный ключ.</w:t>
+        <w:t>Пользователь мобильного приложения вводит Riot ID и регион, получает профиль призывателя, просматривает последние матчи и частых союзников, добавляет игроков в избранное. Сервер при необходимости обращается к Riot API, сохраняет данные в PostgreSQL и возвращает их клиенту в формате JSON. Внутренняя логика приложения (избранное, навигация, кэширование) опирается на PUUID как стабильный ключ.</w:t>
       </w:r>
     </w:p>
     <w:p>
@@ -12339,23 +11906,7 @@
         <w:pStyle w:val="FirstParagraph"/>
       </w:pPr>
       <w:r>
-        <w:t xml:space="preserve">Для моделирования бизнес-процессов применена методология IDEF0. Контекстная диаграмма A-0 представляет систему как функциональный блок «Предоставление статистики </w:t>
-      </w:r>
-      <w:proofErr w:type="spellStart"/>
-      <w:r>
-        <w:t>призывателя</w:t>
-      </w:r>
-      <w:proofErr w:type="spellEnd"/>
-      <w:r>
-        <w:t xml:space="preserve"> </w:t>
-      </w:r>
-      <w:proofErr w:type="spellStart"/>
-      <w:r>
-        <w:t>LoL</w:t>
-      </w:r>
-      <w:proofErr w:type="spellEnd"/>
-      <w:r>
-        <w:t>».</w:t>
+        <w:t>Для моделирования бизнес-процессов применена методология IDEF0. Контекстная диаграмма A-0 представляет систему как функциональный блок «Предоставление статистики призывателя LoL».</w:t>
       </w:r>
     </w:p>
     <w:p>
@@ -12424,71 +11975,7 @@
         <w:pStyle w:val="a0"/>
       </w:pPr>
       <w:r>
-        <w:t xml:space="preserve">Входы — </w:t>
-      </w:r>
-      <w:proofErr w:type="spellStart"/>
-      <w:r>
-        <w:t>Riot</w:t>
-      </w:r>
-      <w:proofErr w:type="spellEnd"/>
-      <w:r>
-        <w:t xml:space="preserve"> ID </w:t>
-      </w:r>
-      <w:proofErr w:type="spellStart"/>
-      <w:r>
-        <w:t>призывателя</w:t>
-      </w:r>
-      <w:proofErr w:type="spellEnd"/>
-      <w:r>
-        <w:t xml:space="preserve">, регион, учётные данные пользователя приложения. Управление — правила </w:t>
-      </w:r>
-      <w:proofErr w:type="spellStart"/>
-      <w:r>
-        <w:t>Riot</w:t>
-      </w:r>
-      <w:proofErr w:type="spellEnd"/>
-      <w:r>
-        <w:t xml:space="preserve"> API (</w:t>
-      </w:r>
-      <w:proofErr w:type="spellStart"/>
-      <w:r>
-        <w:t>rate</w:t>
-      </w:r>
-      <w:proofErr w:type="spellEnd"/>
-      <w:r>
-        <w:t xml:space="preserve"> </w:t>
-      </w:r>
-      <w:proofErr w:type="spellStart"/>
-      <w:r>
-        <w:t>limit</w:t>
-      </w:r>
-      <w:proofErr w:type="spellEnd"/>
-      <w:r>
-        <w:t xml:space="preserve">, формат </w:t>
-      </w:r>
-      <w:proofErr w:type="spellStart"/>
-      <w:r>
-        <w:t>Riot</w:t>
-      </w:r>
-      <w:proofErr w:type="spellEnd"/>
-      <w:r>
-        <w:t xml:space="preserve"> ID), внутренние правила системы (TTL кэша, валидация, JWT). Механизм — пользователь, взаимодействующий через мобильное приложение; сервер Spring Boot; </w:t>
-      </w:r>
-      <w:proofErr w:type="spellStart"/>
-      <w:r>
-        <w:t>Riot</w:t>
-      </w:r>
-      <w:proofErr w:type="spellEnd"/>
-      <w:r>
-        <w:t xml:space="preserve"> Games API. Выход — профиль </w:t>
-      </w:r>
-      <w:proofErr w:type="spellStart"/>
-      <w:r>
-        <w:t>призывателя</w:t>
-      </w:r>
-      <w:proofErr w:type="spellEnd"/>
-      <w:r>
-        <w:t>, история матчей, список избранного.</w:t>
+        <w:t>Входы — Riot ID призывателя, регион, учётные данные пользователя приложения. Управление — правила Riot API (rate limit, формат Riot ID), внутренние правила системы (TTL кэша, валидация, JWT). Механизм — пользователь, взаимодействующий через мобильное приложение; сервер Spring Boot; Riot Games API. Выход — профиль призывателя, история матчей, список избранного.</w:t>
       </w:r>
     </w:p>
     <w:p>
@@ -12509,31 +11996,7 @@
         <w:pStyle w:val="FirstParagraph"/>
       </w:pPr>
       <w:r>
-        <w:t xml:space="preserve">Сильные стороны: официальная интеграция с </w:t>
-      </w:r>
-      <w:proofErr w:type="spellStart"/>
-      <w:r>
-        <w:t>Riot</w:t>
-      </w:r>
-      <w:proofErr w:type="spellEnd"/>
-      <w:r>
-        <w:t xml:space="preserve"> Games API; кэширование данных в </w:t>
-      </w:r>
-      <w:proofErr w:type="spellStart"/>
-      <w:r>
-        <w:t>PostgreSQL</w:t>
-      </w:r>
-      <w:proofErr w:type="spellEnd"/>
-      <w:r>
-        <w:t xml:space="preserve"> снижает количество внешних запросов; мобильный клиент обеспечивает доступ с любого </w:t>
-      </w:r>
-      <w:proofErr w:type="spellStart"/>
-      <w:r>
-        <w:t>Android</w:t>
-      </w:r>
-      <w:proofErr w:type="spellEnd"/>
-      <w:r>
-        <w:t>-устройства; архитектура PCMEF упрощает сопровождение и тестирование.</w:t>
+        <w:t>Сильные стороны: официальная интеграция с Riot Games API; кэширование данных в PostgreSQL снижает количество внешних запросов; мобильный клиент обеспечивает доступ с любого Android-устройства; архитектура PCMEF упрощает сопровождение и тестирование.</w:t>
       </w:r>
     </w:p>
     <w:p>
@@ -12541,23 +12004,7 @@
         <w:pStyle w:val="a0"/>
       </w:pPr>
       <w:r>
-        <w:t xml:space="preserve">Слабые стороны: зависимость от доступности и лимитов </w:t>
-      </w:r>
-      <w:proofErr w:type="spellStart"/>
-      <w:r>
-        <w:t>Riot</w:t>
-      </w:r>
-      <w:proofErr w:type="spellEnd"/>
-      <w:r>
-        <w:t xml:space="preserve"> API; Development API Key действует ограниченное время (~24 часа); отсутствие </w:t>
-      </w:r>
-      <w:proofErr w:type="spellStart"/>
-      <w:r>
-        <w:t>push</w:t>
-      </w:r>
-      <w:proofErr w:type="spellEnd"/>
-      <w:r>
-        <w:t>-уведомлений об изменении ранга; нет офлайн-режима для новых запросов.</w:t>
+        <w:t>Слабые стороны: зависимость от доступности и лимитов Riot API; Development API Key действует ограниченное время (~24 часа); отсутствие push-уведомлений об изменении ранга; нет офлайн-режима для новых запросов.</w:t>
       </w:r>
     </w:p>
     <w:p>
@@ -12565,15 +12012,7 @@
         <w:pStyle w:val="a0"/>
       </w:pPr>
       <w:r>
-        <w:t xml:space="preserve">Возможности: расширение аналитики (статистика по чемпионам, сравнение игроков); интеграция с </w:t>
-      </w:r>
-      <w:proofErr w:type="spellStart"/>
-      <w:r>
-        <w:t>Discord</w:t>
-      </w:r>
-      <w:proofErr w:type="spellEnd"/>
-      <w:r>
-        <w:t>/Telegram; публикация в магазинах приложений при получении Production API Key.</w:t>
+        <w:t>Возможности: расширение аналитики (статистика по чемпионам, сравнение игроков); интеграция с Discord/Telegram; публикация в магазинах приложений при получении Production API Key.</w:t>
       </w:r>
     </w:p>
     <w:p>
@@ -12581,39 +12020,7 @@
         <w:pStyle w:val="a0"/>
       </w:pPr>
       <w:r>
-        <w:t xml:space="preserve">Угрозы: изменение политики </w:t>
-      </w:r>
-      <w:proofErr w:type="spellStart"/>
-      <w:r>
-        <w:t>Riot</w:t>
-      </w:r>
-      <w:proofErr w:type="spellEnd"/>
-      <w:r>
-        <w:t xml:space="preserve"> Games в отношении сторонних приложений; конкуренция с устоявшимися веб-сервисами (OP.GG, u.gg, </w:t>
-      </w:r>
-      <w:proofErr w:type="spellStart"/>
-      <w:r>
-        <w:t>Porofessor</w:t>
-      </w:r>
-      <w:proofErr w:type="spellEnd"/>
-      <w:r>
-        <w:t xml:space="preserve">); ограничения </w:t>
-      </w:r>
-      <w:proofErr w:type="spellStart"/>
-      <w:r>
-        <w:t>rate</w:t>
-      </w:r>
-      <w:proofErr w:type="spellEnd"/>
-      <w:r>
-        <w:t xml:space="preserve"> </w:t>
-      </w:r>
-      <w:proofErr w:type="spellStart"/>
-      <w:r>
-        <w:t>limit</w:t>
-      </w:r>
-      <w:proofErr w:type="spellEnd"/>
-      <w:r>
-        <w:t xml:space="preserve"> при росте числа пользователей.</w:t>
+        <w:t>Угрозы: изменение политики Riot Games в отношении сторонних приложений; конкуренция с устоявшимися веб-сервисами (OP.GG, u.gg, Porofessor); ограничения rate limit при росте числа пользователей.</w:t>
       </w:r>
     </w:p>
     <w:p>
@@ -12641,15 +12048,7 @@
         <w:pStyle w:val="a0"/>
       </w:pPr>
       <w:r>
-        <w:t xml:space="preserve">Официальный клиент </w:t>
-      </w:r>
-      <w:proofErr w:type="spellStart"/>
-      <w:r>
-        <w:t>Riot</w:t>
-      </w:r>
-      <w:proofErr w:type="spellEnd"/>
-      <w:r>
-        <w:t xml:space="preserve"> Games — встроенная статистика, но ограниченная аналитика и отсутствие избранного с быстрым доступом к чужим профилям.</w:t>
+        <w:t>Официальный клиент Riot Games — встроенная статистика, но ограниченная аналитика и отсутствие избранного с быстрым доступом к чужим профилям.</w:t>
       </w:r>
     </w:p>
     <w:p>
@@ -12657,15 +12056,7 @@
         <w:pStyle w:val="a0"/>
       </w:pPr>
       <w:r>
-        <w:t xml:space="preserve">Веб-сервисы (OP.GG, u.gg, </w:t>
-      </w:r>
-      <w:proofErr w:type="spellStart"/>
-      <w:r>
-        <w:t>LeagueOfGraphs</w:t>
-      </w:r>
-      <w:proofErr w:type="spellEnd"/>
-      <w:r>
-        <w:t>) — развитая аналитика, но ориентированы на браузер; мобильные версии — обёртки сайта, не нативный UX; данные хранятся на стороне провайдера.</w:t>
+        <w:t>Веб-сервисы (OP.GG, u.gg, LeagueOfGraphs) — развитая аналитика, но ориентированы на браузер; мобильные версии — обёртки сайта, не нативный UX; данные хранятся на стороне провайдера.</w:t>
       </w:r>
     </w:p>
     <w:p>
@@ -12673,23 +12064,7 @@
         <w:pStyle w:val="a0"/>
       </w:pPr>
       <w:r>
-        <w:t>Десктопные оверлеи (</w:t>
-      </w:r>
-      <w:proofErr w:type="spellStart"/>
-      <w:r>
-        <w:t>Porofessor</w:t>
-      </w:r>
-      <w:proofErr w:type="spellEnd"/>
-      <w:r>
-        <w:t xml:space="preserve">, </w:t>
-      </w:r>
-      <w:proofErr w:type="spellStart"/>
-      <w:r>
-        <w:t>Blitz</w:t>
-      </w:r>
-      <w:proofErr w:type="spellEnd"/>
-      <w:r>
-        <w:t>) — глубокая интеграция в игровой процесс, но не предназначены для просмотра статистики вне игры с мобильного устройства.</w:t>
+        <w:t>Десктопные оверлеи (Porofessor, Blitz) — глубокая интеграция в игровой процесс, но не предназначены для просмотра статистики вне игры с мобильного устройства.</w:t>
       </w:r>
     </w:p>
     <w:p>
@@ -12698,23 +12073,7 @@
       </w:pPr>
       <w:r>
         <w:lastRenderedPageBreak/>
-        <w:t xml:space="preserve">Самописные боты и скрипты — гибкость, но отсутствие UI, риски блокировки при нарушении </w:t>
-      </w:r>
-      <w:proofErr w:type="spellStart"/>
-      <w:r>
-        <w:t>ToS</w:t>
-      </w:r>
-      <w:proofErr w:type="spellEnd"/>
-      <w:r>
-        <w:t xml:space="preserve"> </w:t>
-      </w:r>
-      <w:proofErr w:type="spellStart"/>
-      <w:r>
-        <w:t>Riot</w:t>
-      </w:r>
-      <w:proofErr w:type="spellEnd"/>
-      <w:r>
-        <w:t>.</w:t>
+        <w:t>Самописные боты и скрипты — гибкость, но отсутствие UI, риски блокировки при нарушении ToS Riot.</w:t>
       </w:r>
     </w:p>
     <w:p>
@@ -12722,15 +12081,7 @@
         <w:pStyle w:val="a0"/>
       </w:pPr>
       <w:r>
-        <w:t xml:space="preserve">Разрабатываемая система занимает нишу мобильного компаньона с собственным </w:t>
-      </w:r>
-      <w:proofErr w:type="spellStart"/>
-      <w:r>
-        <w:t>backend</w:t>
-      </w:r>
-      <w:proofErr w:type="spellEnd"/>
-      <w:r>
-        <w:t>, JWT-аутентификацией, избранным и кэшем — сочетание, которое не предоставляют перечисленные аналоги в едином решении.</w:t>
+        <w:t>Разрабатываемая система занимает нишу мобильного компаньона с собственным backend, JWT-аутентификацией, избранным и кэшем — сочетание, которое не предоставляют перечисленные аналоги в едином решении.</w:t>
       </w:r>
     </w:p>
     <w:p>
@@ -12770,47 +12121,7 @@
         <w:pStyle w:val="FirstParagraph"/>
       </w:pPr>
       <w:r>
-        <w:t>Объём разработанного ПО — ~10 KLOC (</w:t>
-      </w:r>
-      <w:proofErr w:type="spellStart"/>
-      <w:r>
-        <w:t>backend</w:t>
-      </w:r>
-      <w:proofErr w:type="spellEnd"/>
-      <w:r>
-        <w:t xml:space="preserve"> Java, </w:t>
-      </w:r>
-      <w:proofErr w:type="spellStart"/>
-      <w:r>
-        <w:t>mobile</w:t>
-      </w:r>
-      <w:proofErr w:type="spellEnd"/>
-      <w:r>
-        <w:t xml:space="preserve"> </w:t>
-      </w:r>
-      <w:proofErr w:type="spellStart"/>
-      <w:r>
-        <w:t>TypeScript</w:t>
-      </w:r>
-      <w:proofErr w:type="spellEnd"/>
-      <w:r>
-        <w:t xml:space="preserve">, SQL, конфигурация). По модели COCOMO Basic (органический режим) трудозатраты оцениваются в ~30 чел.-месяцев при команде 3–4 разработчиков. Фактические затраты — ~2 чел.-месяца одного разработчика, что отражает эффективность современного стека (Spring Boot, </w:t>
-      </w:r>
-      <w:proofErr w:type="spellStart"/>
-      <w:r>
-        <w:t>React</w:t>
-      </w:r>
-      <w:proofErr w:type="spellEnd"/>
-      <w:r>
-        <w:t xml:space="preserve"> </w:t>
-      </w:r>
-      <w:proofErr w:type="spellStart"/>
-      <w:r>
-        <w:t>Native</w:t>
-      </w:r>
-      <w:proofErr w:type="spellEnd"/>
-      <w:r>
-        <w:t>, Expo) и хорошо определённую предметную область.</w:t>
+        <w:t>Объём разработанного ПО — ~10 KLOC (backend Java, mobile TypeScript, SQL, конфигурация). По модели COCOMO Basic (органический режим) трудозатраты оцениваются в ~30 чел.-месяцев при команде 3–4 разработчиков. Фактические затраты — ~2 чел.-месяца одного разработчика, что отражает эффективность современного стека (Spring Boot, React Native, Expo) и хорошо определённую предметную область.</w:t>
       </w:r>
     </w:p>
     <w:p>
@@ -12818,23 +12129,7 @@
         <w:pStyle w:val="a0"/>
       </w:pPr>
       <w:r>
-        <w:t xml:space="preserve">Экономический эффект для конечного пользователя: экономия времени на поиск статистики (не нужно открывать браузер и вводить URL); снижение числа прямых запросов к </w:t>
-      </w:r>
-      <w:proofErr w:type="spellStart"/>
-      <w:r>
-        <w:t>Riot</w:t>
-      </w:r>
-      <w:proofErr w:type="spellEnd"/>
-      <w:r>
-        <w:t xml:space="preserve"> API за счёт кэша; возможность самостоятельного развёртывания </w:t>
-      </w:r>
-      <w:proofErr w:type="spellStart"/>
-      <w:r>
-        <w:t>backend</w:t>
-      </w:r>
-      <w:proofErr w:type="spellEnd"/>
-      <w:r>
-        <w:t xml:space="preserve"> на собственной инфраструктуре.</w:t>
+        <w:t>Экономический эффект для конечного пользователя: экономия времени на поиск статистики (не нужно открывать браузер и вводить URL); снижение числа прямых запросов к Riot API за счёт кэша; возможность самостоятельного развёртывания backend на собственной инфраструктуре.</w:t>
       </w:r>
     </w:p>
     <w:p>
@@ -12871,19 +12166,11 @@
       </w:pPr>
       <w:bookmarkStart w:id="30" w:name="_Toc232954159"/>
       <w:bookmarkStart w:id="31" w:name="use-case-диаграмма"/>
-      <w:proofErr w:type="spellStart"/>
       <w:r>
         <w:rPr>
           <w:color w:val="auto"/>
         </w:rPr>
-        <w:t>Use</w:t>
-      </w:r>
-      <w:proofErr w:type="spellEnd"/>
-      <w:r>
-        <w:rPr>
-          <w:color w:val="auto"/>
-        </w:rPr>
-        <w:t xml:space="preserve"> Case диаграмма</w:t>
+        <w:t>Use Case диаграмма</w:t>
       </w:r>
       <w:bookmarkEnd w:id="30"/>
     </w:p>
@@ -12892,15 +12179,7 @@
         <w:pStyle w:val="FirstParagraph"/>
       </w:pPr>
       <w:r>
-        <w:t xml:space="preserve">Диаграмма вариантов использования (UML) описывает функциональность системы. Определён единственный актор — Пользователь мобильного приложения (игрок </w:t>
-      </w:r>
-      <w:proofErr w:type="spellStart"/>
-      <w:r>
-        <w:t>LoL</w:t>
-      </w:r>
-      <w:proofErr w:type="spellEnd"/>
-      <w:r>
-        <w:t xml:space="preserve"> или зритель статистики).</w:t>
+        <w:t>Диаграмма вариантов использования (UML) описывает функциональность системы. Определён единственный актор — Пользователь мобильного приложения (игрок LoL или зритель статистики).</w:t>
       </w:r>
     </w:p>
     <w:p>
@@ -12908,39 +12187,7 @@
         <w:pStyle w:val="a0"/>
       </w:pPr>
       <w:r>
-        <w:t xml:space="preserve">Система содержит пять основных вариантов использования. UC-001 — поиск и просмотр профиля </w:t>
-      </w:r>
-      <w:proofErr w:type="spellStart"/>
-      <w:r>
-        <w:t>призывателя</w:t>
-      </w:r>
-      <w:proofErr w:type="spellEnd"/>
-      <w:r>
-        <w:t xml:space="preserve"> (</w:t>
-      </w:r>
-      <w:proofErr w:type="spellStart"/>
-      <w:r>
-        <w:t>include</w:t>
-      </w:r>
-      <w:proofErr w:type="spellEnd"/>
-      <w:r>
-        <w:t>: просмотр матчей). UC-002 — управление избранным (</w:t>
-      </w:r>
-      <w:proofErr w:type="spellStart"/>
-      <w:r>
-        <w:t>include</w:t>
-      </w:r>
-      <w:proofErr w:type="spellEnd"/>
-      <w:r>
-        <w:t xml:space="preserve">: UC-001 для открытия профиля). UC-003 — регистрация и вход. UC-004 — привязка </w:t>
-      </w:r>
-      <w:proofErr w:type="spellStart"/>
-      <w:r>
-        <w:t>Riot</w:t>
-      </w:r>
-      <w:proofErr w:type="spellEnd"/>
-      <w:r>
-        <w:t xml:space="preserve"> ID к учётной записи. UC-005 — просмотр деталей матча.</w:t>
+        <w:t>Система содержит пять основных вариантов использования. UC-001 — поиск и просмотр профиля призывателя (include: просмотр матчей). UC-002 — управление избранным (include: UC-001 для открытия профиля). UC-003 — регистрация и вход. UC-004 — привязка Riot ID к учётной записи. UC-005 — просмотр деталей матча.</w:t>
       </w:r>
     </w:p>
     <w:p>
@@ -13039,31 +12286,7 @@
         <w:t>Актор.</w:t>
       </w:r>
       <w:r>
-        <w:t xml:space="preserve"> Пользователь мобильного приложения — любой авторизованный владелец учётной записи </w:t>
-      </w:r>
-      <w:proofErr w:type="spellStart"/>
-      <w:r>
-        <w:t>LoL</w:t>
-      </w:r>
-      <w:proofErr w:type="spellEnd"/>
-      <w:r>
-        <w:t xml:space="preserve"> </w:t>
-      </w:r>
-      <w:proofErr w:type="spellStart"/>
-      <w:r>
-        <w:t>Companion</w:t>
-      </w:r>
-      <w:proofErr w:type="spellEnd"/>
-      <w:r>
-        <w:t xml:space="preserve">. Доступ к функциям избранного и привязки </w:t>
-      </w:r>
-      <w:proofErr w:type="spellStart"/>
-      <w:r>
-        <w:t>Riot</w:t>
-      </w:r>
-      <w:proofErr w:type="spellEnd"/>
-      <w:r>
-        <w:t xml:space="preserve"> ID требует предварительной аутентификации (UC-003).</w:t>
+        <w:t xml:space="preserve"> Пользователь мобильного приложения — любой авторизованный владелец учётной записи LoL Companion. Доступ к функциям избранного и привязки Riot ID требует предварительной аутентификации (UC-003).</w:t>
       </w:r>
     </w:p>
     <w:p>
@@ -13078,51 +12301,11 @@
         <w:t>Варианты использования.</w:t>
       </w:r>
       <w:r>
-        <w:t xml:space="preserve"> UC-001 «Поиск и просмотр профиля» охватывает ввод </w:t>
-      </w:r>
-      <w:proofErr w:type="spellStart"/>
-      <w:r>
-        <w:t>Riot</w:t>
-      </w:r>
-      <w:proofErr w:type="spellEnd"/>
-      <w:r>
-        <w:t xml:space="preserve"> ID, выбор региона, запрос к </w:t>
-      </w:r>
-      <w:proofErr w:type="spellStart"/>
-      <w:r>
-        <w:t>backend</w:t>
-      </w:r>
-      <w:proofErr w:type="spellEnd"/>
-      <w:r>
-        <w:t xml:space="preserve">, отображение уровня, ранга, LP, </w:t>
-      </w:r>
-      <w:proofErr w:type="spellStart"/>
-      <w:r>
-        <w:t>винрейта</w:t>
-      </w:r>
-      <w:proofErr w:type="spellEnd"/>
-      <w:r>
-        <w:t xml:space="preserve"> и истории матчей. UC-002 «Избранное» — добавление и </w:t>
+        <w:t xml:space="preserve"> UC-001 «Поиск и просмотр профиля» охватывает ввод Riot ID, выбор региона, запрос к backend, отображение уровня, ранга, LP, винрейта и истории матчей. UC-002 «Избранное» — добавление и </w:t>
       </w:r>
       <w:r>
         <w:lastRenderedPageBreak/>
-        <w:t xml:space="preserve">удаление </w:t>
-      </w:r>
-      <w:proofErr w:type="spellStart"/>
-      <w:r>
-        <w:t>призывателей</w:t>
-      </w:r>
-      <w:proofErr w:type="spellEnd"/>
-      <w:r>
-        <w:t xml:space="preserve"> по PUUID, просмотр списка. UC-003 «Регистрация и вход» — создание учётной записи и получение JWT. UC-004 «Привязка </w:t>
-      </w:r>
-      <w:proofErr w:type="spellStart"/>
-      <w:r>
-        <w:t>Riot</w:t>
-      </w:r>
-      <w:proofErr w:type="spellEnd"/>
-      <w:r>
-        <w:t xml:space="preserve"> ID» — связывание локального пользователя с игровым аккаунтом. UC-005 «Детали матча» — просмотр участников, KDA, чемпионов.</w:t>
+        <w:t>удаление призывателей по PUUID, просмотр списка. UC-003 «Регистрация и вход» — создание учётной записи и получение JWT. UC-004 «Привязка Riot ID» — связывание локального пользователя с игровым аккаунтом. UC-005 «Детали матча» — просмотр участников, KDA, чемпионов.</w:t>
       </w:r>
     </w:p>
     <w:p>
@@ -13148,103 +12331,7 @@
         <w:pStyle w:val="FirstParagraph"/>
       </w:pPr>
       <w:r>
-        <w:t xml:space="preserve">UC-001 «Поиск и просмотр профиля»: пользователь вводит </w:t>
-      </w:r>
-      <w:proofErr w:type="spellStart"/>
-      <w:r>
-        <w:t>Riot</w:t>
-      </w:r>
-      <w:proofErr w:type="spellEnd"/>
-      <w:r>
-        <w:t xml:space="preserve"> ID (формат </w:t>
-      </w:r>
-      <w:proofErr w:type="spellStart"/>
-      <w:r>
-        <w:t>Имя#Тег</w:t>
-      </w:r>
-      <w:proofErr w:type="spellEnd"/>
-      <w:r>
-        <w:t>) и регион; клиент отправляет GET /</w:t>
-      </w:r>
-      <w:proofErr w:type="spellStart"/>
-      <w:r>
-        <w:t>summoner</w:t>
-      </w:r>
-      <w:proofErr w:type="spellEnd"/>
-      <w:r>
-        <w:t>/</w:t>
-      </w:r>
-      <w:proofErr w:type="spellStart"/>
-      <w:r>
-        <w:t>search</w:t>
-      </w:r>
-      <w:proofErr w:type="spellEnd"/>
-      <w:r>
-        <w:t xml:space="preserve">; </w:t>
-      </w:r>
-      <w:proofErr w:type="spellStart"/>
-      <w:r>
-        <w:t>backend</w:t>
-      </w:r>
-      <w:proofErr w:type="spellEnd"/>
-      <w:r>
-        <w:t xml:space="preserve"> при устаревшем кэше обращается к </w:t>
-      </w:r>
-      <w:proofErr w:type="spellStart"/>
-      <w:r>
-        <w:t>Riot</w:t>
-      </w:r>
-      <w:proofErr w:type="spellEnd"/>
-      <w:r>
-        <w:t xml:space="preserve"> API, сохраняет </w:t>
-      </w:r>
-      <w:proofErr w:type="spellStart"/>
-      <w:r>
-        <w:t>Summoner</w:t>
-      </w:r>
-      <w:proofErr w:type="spellEnd"/>
-      <w:r>
-        <w:t xml:space="preserve"> в </w:t>
-      </w:r>
-      <w:proofErr w:type="spellStart"/>
-      <w:r>
-        <w:t>PostgreSQL</w:t>
-      </w:r>
-      <w:proofErr w:type="spellEnd"/>
-      <w:r>
-        <w:t xml:space="preserve">; клиент переходит на экран профиля с параметром </w:t>
-      </w:r>
-      <w:proofErr w:type="spellStart"/>
-      <w:r>
-        <w:t>puuid</w:t>
-      </w:r>
-      <w:proofErr w:type="spellEnd"/>
-      <w:r>
-        <w:t xml:space="preserve">. Исключения: пустой ввод (400), </w:t>
-      </w:r>
-      <w:proofErr w:type="spellStart"/>
-      <w:r>
-        <w:t>призыватель</w:t>
-      </w:r>
-      <w:proofErr w:type="spellEnd"/>
-      <w:r>
-        <w:t xml:space="preserve"> не найден (404), </w:t>
-      </w:r>
-      <w:proofErr w:type="spellStart"/>
-      <w:r>
-        <w:t>rate</w:t>
-      </w:r>
-      <w:proofErr w:type="spellEnd"/>
-      <w:r>
-        <w:t xml:space="preserve"> </w:t>
-      </w:r>
-      <w:proofErr w:type="spellStart"/>
-      <w:r>
-        <w:t>limit</w:t>
-      </w:r>
-      <w:proofErr w:type="spellEnd"/>
-      <w:r>
-        <w:t xml:space="preserve"> (429), недоступность сервера (5xx/таймаут).</w:t>
+        <w:t>UC-001 «Поиск и просмотр профиля»: пользователь вводит Riot ID (формат Имя#Тег) и регион; клиент отправляет GET /summoner/search; backend при устаревшем кэше обращается к Riot API, сохраняет Summoner в PostgreSQL; клиент переходит на экран профиля с параметром puuid. Исключения: пустой ввод (400), призыватель не найден (404), rate limit (429), недоступность сервера (5xx/таймаут).</w:t>
       </w:r>
     </w:p>
     <w:p>
@@ -13285,43 +12372,7 @@
         <w:rPr>
           <w:lang w:val="en-US"/>
         </w:rPr>
-        <w:t xml:space="preserve"> </w:t>
-      </w:r>
-      <w:proofErr w:type="gramStart"/>
-      <w:r>
-        <w:rPr>
-          <w:lang w:val="en-US"/>
-        </w:rPr>
-        <w:t>{ “</w:t>
-      </w:r>
-      <w:proofErr w:type="spellStart"/>
-      <w:proofErr w:type="gramEnd"/>
-      <w:r>
-        <w:rPr>
-          <w:lang w:val="en-US"/>
-        </w:rPr>
-        <w:t>puuid</w:t>
-      </w:r>
-      <w:proofErr w:type="spellEnd"/>
-      <w:r>
-        <w:rPr>
-          <w:lang w:val="en-US"/>
-        </w:rPr>
-        <w:t>”: “…</w:t>
-      </w:r>
-      <w:proofErr w:type="gramStart"/>
-      <w:r>
-        <w:rPr>
-          <w:lang w:val="en-US"/>
-        </w:rPr>
-        <w:t>” }</w:t>
-      </w:r>
-      <w:proofErr w:type="gramEnd"/>
-      <w:r>
-        <w:rPr>
-          <w:lang w:val="en-US"/>
-        </w:rPr>
-        <w:t xml:space="preserve">; </w:t>
+        <w:t xml:space="preserve"> { “puuid”: “…” }; </w:t>
       </w:r>
       <w:r>
         <w:t>проверка</w:t>
@@ -13339,21 +12390,7 @@
         <w:rPr>
           <w:lang w:val="en-US"/>
         </w:rPr>
-        <w:t>; DELETE /summoner/favorites/{</w:t>
-      </w:r>
-      <w:proofErr w:type="spellStart"/>
-      <w:r>
-        <w:rPr>
-          <w:lang w:val="en-US"/>
-        </w:rPr>
-        <w:t>summonerId</w:t>
-      </w:r>
-      <w:proofErr w:type="spellEnd"/>
-      <w:r>
-        <w:rPr>
-          <w:lang w:val="en-US"/>
-        </w:rPr>
-        <w:t xml:space="preserve">}. </w:t>
+        <w:t xml:space="preserve">; DELETE /summoner/favorites/{summonerId}. </w:t>
       </w:r>
       <w:r>
         <w:t>Навигация</w:t>
@@ -13389,21 +12426,7 @@
         <w:rPr>
           <w:lang w:val="en-US"/>
         </w:rPr>
-        <w:t xml:space="preserve"> </w:t>
-      </w:r>
-      <w:proofErr w:type="spellStart"/>
-      <w:r>
-        <w:rPr>
-          <w:lang w:val="en-US"/>
-        </w:rPr>
-        <w:t>puuid</w:t>
-      </w:r>
-      <w:proofErr w:type="spellEnd"/>
-      <w:r>
-        <w:rPr>
-          <w:lang w:val="en-US"/>
-        </w:rPr>
-        <w:t xml:space="preserve">, </w:t>
+        <w:t xml:space="preserve"> puuid, </w:t>
       </w:r>
       <w:r>
         <w:t>не</w:t>
@@ -13507,21 +12530,7 @@
         <w:rPr>
           <w:lang w:val="en-US"/>
         </w:rPr>
-        <w:t xml:space="preserve"> </w:t>
-      </w:r>
-      <w:proofErr w:type="spellStart"/>
-      <w:r>
-        <w:rPr>
-          <w:lang w:val="en-US"/>
-        </w:rPr>
-        <w:t>AsyncStorage</w:t>
-      </w:r>
-      <w:proofErr w:type="spellEnd"/>
-      <w:r>
-        <w:rPr>
-          <w:lang w:val="en-US"/>
-        </w:rPr>
-        <w:t xml:space="preserve">; interceptor Axios </w:t>
+        <w:t xml:space="preserve"> AsyncStorage; interceptor Axios </w:t>
       </w:r>
       <w:r>
         <w:t>добавляет</w:t>
@@ -13621,21 +12630,7 @@
         <w:rPr>
           <w:lang w:val="en-US"/>
         </w:rPr>
-        <w:t>»: GET /summoner/matches/{</w:t>
-      </w:r>
-      <w:proofErr w:type="spellStart"/>
-      <w:r>
-        <w:rPr>
-          <w:lang w:val="en-US"/>
-        </w:rPr>
-        <w:t>matchId</w:t>
-      </w:r>
-      <w:proofErr w:type="spellEnd"/>
-      <w:r>
-        <w:rPr>
-          <w:lang w:val="en-US"/>
-        </w:rPr>
-        <w:t xml:space="preserve">}; </w:t>
+        <w:t xml:space="preserve">»: GET /summoner/matches/{matchId}; </w:t>
       </w:r>
       <w:r>
         <w:t>отображение</w:t>
@@ -13644,21 +12639,7 @@
         <w:rPr>
           <w:lang w:val="en-US"/>
         </w:rPr>
-        <w:t xml:space="preserve"> </w:t>
-      </w:r>
-      <w:proofErr w:type="spellStart"/>
-      <w:r>
-        <w:rPr>
-          <w:lang w:val="en-US"/>
-        </w:rPr>
-        <w:t>ParticipantStats</w:t>
-      </w:r>
-      <w:proofErr w:type="spellEnd"/>
-      <w:r>
-        <w:rPr>
-          <w:lang w:val="en-US"/>
-        </w:rPr>
-        <w:t xml:space="preserve"> (KDA, </w:t>
+        <w:t xml:space="preserve"> ParticipantStats (KDA, </w:t>
       </w:r>
       <w:r>
         <w:t>чемпион</w:t>
@@ -13736,45 +12717,8 @@
       <w:pPr>
         <w:pStyle w:val="FirstParagraph"/>
       </w:pPr>
-      <w:proofErr w:type="spellStart"/>
-      <w:r>
-        <w:t>Призыватель</w:t>
-      </w:r>
-      <w:proofErr w:type="spellEnd"/>
-      <w:r>
-        <w:t xml:space="preserve"> (</w:t>
-      </w:r>
-      <w:proofErr w:type="spellStart"/>
-      <w:r>
-        <w:t>Summoner</w:t>
-      </w:r>
-      <w:proofErr w:type="spellEnd"/>
-      <w:r>
-        <w:t xml:space="preserve">) — игрок </w:t>
-      </w:r>
-      <w:proofErr w:type="spellStart"/>
-      <w:r>
-        <w:t>LoL</w:t>
-      </w:r>
-      <w:proofErr w:type="spellEnd"/>
-      <w:r>
-        <w:t xml:space="preserve">; идентифицируется PUUID (постоянный) и </w:t>
-      </w:r>
-      <w:proofErr w:type="spellStart"/>
-      <w:r>
-        <w:t>Riot</w:t>
-      </w:r>
-      <w:proofErr w:type="spellEnd"/>
-      <w:r>
-        <w:t xml:space="preserve"> ID (</w:t>
-      </w:r>
-      <w:proofErr w:type="spellStart"/>
-      <w:r>
-        <w:t>Имя#Тег</w:t>
-      </w:r>
-      <w:proofErr w:type="spellEnd"/>
-      <w:r>
-        <w:t>, может меняться).</w:t>
+      <w:r>
+        <w:t>Призыватель (Summoner) — игрок LoL; идентифицируется PUUID (постоянный) и Riot ID (Имя#Тег, может меняться).</w:t>
       </w:r>
     </w:p>
     <w:p>
@@ -13783,36 +12727,15 @@
       </w:pPr>
       <w:r>
         <w:lastRenderedPageBreak/>
-        <w:t xml:space="preserve">PUUID — постоянный универсальный идентификатор игрока в экосистеме </w:t>
-      </w:r>
-      <w:proofErr w:type="spellStart"/>
-      <w:r>
-        <w:t>Riot</w:t>
-      </w:r>
-      <w:proofErr w:type="spellEnd"/>
-      <w:r>
-        <w:t>; ключ для матчей, избранного и навигации в приложении.</w:t>
+        <w:t>PUUID — постоянный универсальный идентификатор игрока в экосистеме Riot; ключ для матчей, избранного и навигации в приложении.</w:t>
       </w:r>
     </w:p>
     <w:p>
       <w:pPr>
         <w:pStyle w:val="a0"/>
       </w:pPr>
-      <w:proofErr w:type="spellStart"/>
-      <w:r>
-        <w:t>Riot</w:t>
-      </w:r>
-      <w:proofErr w:type="spellEnd"/>
-      <w:r>
-        <w:t xml:space="preserve"> ID — отображаемое имя в формате </w:t>
-      </w:r>
-      <w:proofErr w:type="spellStart"/>
-      <w:r>
-        <w:t>Имя#Тег</w:t>
-      </w:r>
-      <w:proofErr w:type="spellEnd"/>
-      <w:r>
-        <w:t>; используется для поиска в UI.</w:t>
+      <w:r>
+        <w:t>Riot ID — отображаемое имя в формате Имя#Тег; используется для поиска в UI.</w:t>
       </w:r>
     </w:p>
     <w:p>
@@ -13820,15 +12743,7 @@
         <w:pStyle w:val="a0"/>
       </w:pPr>
       <w:r>
-        <w:t xml:space="preserve">Матч (Match) — завершённая игровая сессия с уникальным </w:t>
-      </w:r>
-      <w:proofErr w:type="spellStart"/>
-      <w:r>
-        <w:t>matchId</w:t>
-      </w:r>
-      <w:proofErr w:type="spellEnd"/>
-      <w:r>
-        <w:t>; после сохранения в БД считается неизменяемым кэшем.</w:t>
+        <w:t>Матч (Match) — завершённая игровая сессия с уникальным matchId; после сохранения в БД считается неизменяемым кэшем.</w:t>
       </w:r>
     </w:p>
     <w:p>
@@ -13836,20 +12751,7 @@
         <w:pStyle w:val="a0"/>
       </w:pPr>
       <w:r>
-        <w:t xml:space="preserve">KDA — убийства, смерти, ассисты; коэффициент (K + A) / </w:t>
-      </w:r>
-      <w:proofErr w:type="spellStart"/>
-      <w:proofErr w:type="gramStart"/>
-      <w:r>
-        <w:t>max</w:t>
-      </w:r>
-      <w:proofErr w:type="spellEnd"/>
-      <w:r>
-        <w:t>(</w:t>
-      </w:r>
-      <w:proofErr w:type="gramEnd"/>
-      <w:r>
-        <w:t>D, 1).</w:t>
+        <w:t>KDA — убийства, смерти, ассисты; коэффициент (K + A) / max(D, 1).</w:t>
       </w:r>
     </w:p>
     <w:p>
@@ -13860,43 +12762,13 @@
         </w:rPr>
       </w:pPr>
       <w:r>
-        <w:t>Ранг (</w:t>
-      </w:r>
-      <w:proofErr w:type="spellStart"/>
-      <w:r>
-        <w:t>Tier</w:t>
-      </w:r>
-      <w:proofErr w:type="spellEnd"/>
-      <w:r>
-        <w:t>/</w:t>
-      </w:r>
-      <w:proofErr w:type="spellStart"/>
-      <w:r>
-        <w:t>Rank</w:t>
-      </w:r>
-      <w:proofErr w:type="spellEnd"/>
-      <w:r>
-        <w:t xml:space="preserve">/LP) — видимая ступень рейтинга: Iron … </w:t>
-      </w:r>
-      <w:r>
-        <w:rPr>
-          <w:lang w:val="en-US"/>
-        </w:rPr>
-        <w:t xml:space="preserve">Challenger; </w:t>
-      </w:r>
-      <w:proofErr w:type="spellStart"/>
-      <w:r>
-        <w:rPr>
-          <w:lang w:val="en-US"/>
-        </w:rPr>
-        <w:t>leaguePoints</w:t>
-      </w:r>
-      <w:proofErr w:type="spellEnd"/>
-      <w:r>
-        <w:rPr>
-          <w:lang w:val="en-US"/>
-        </w:rPr>
-        <w:t xml:space="preserve"> — </w:t>
+        <w:t xml:space="preserve">Ранг (Tier/Rank/LP) — видимая ступень рейтинга: Iron … </w:t>
+      </w:r>
+      <w:r>
+        <w:rPr>
+          <w:lang w:val="en-US"/>
+        </w:rPr>
+        <w:t xml:space="preserve">Challenger; leaguePoints — </w:t>
       </w:r>
       <w:r>
         <w:t>очки</w:t>
@@ -13930,21 +12802,8 @@
       <w:pPr>
         <w:pStyle w:val="a0"/>
       </w:pPr>
-      <w:proofErr w:type="spellStart"/>
-      <w:r>
-        <w:t>Винрейт</w:t>
-      </w:r>
-      <w:proofErr w:type="spellEnd"/>
-      <w:r>
-        <w:t xml:space="preserve"> (</w:t>
-      </w:r>
-      <w:proofErr w:type="spellStart"/>
-      <w:r>
-        <w:t>Win</w:t>
-      </w:r>
-      <w:proofErr w:type="spellEnd"/>
-      <w:r>
-        <w:t xml:space="preserve"> Rate) — доля побед в ранговых играх, в процентах.</w:t>
+      <w:r>
+        <w:t>Винрейт (Win Rate) — доля побед в ранговых играх, в процентах.</w:t>
       </w:r>
     </w:p>
     <w:p>
@@ -13952,68 +12811,15 @@
         <w:pStyle w:val="a0"/>
       </w:pPr>
       <w:r>
-        <w:t>Избранное (</w:t>
-      </w:r>
-      <w:proofErr w:type="spellStart"/>
-      <w:r>
-        <w:t>Favorites</w:t>
-      </w:r>
-      <w:proofErr w:type="spellEnd"/>
-      <w:r>
-        <w:t xml:space="preserve">) — список </w:t>
-      </w:r>
-      <w:proofErr w:type="spellStart"/>
-      <w:r>
-        <w:t>призывателей</w:t>
-      </w:r>
-      <w:proofErr w:type="spellEnd"/>
-      <w:r>
-        <w:t xml:space="preserve">, сохранённых пользователем; связь User ↔ </w:t>
-      </w:r>
-      <w:proofErr w:type="spellStart"/>
-      <w:r>
-        <w:t>Summoner</w:t>
-      </w:r>
-      <w:proofErr w:type="spellEnd"/>
-      <w:r>
-        <w:t xml:space="preserve"> через </w:t>
-      </w:r>
-      <w:proofErr w:type="spellStart"/>
-      <w:r>
-        <w:t>user_favorite_summoners</w:t>
-      </w:r>
-      <w:proofErr w:type="spellEnd"/>
-      <w:r>
-        <w:t>.</w:t>
+        <w:t>Избранное (Favorites) — список призывателей, сохранённых пользователем; связь User ↔ Summoner через user_favorite_summoners.</w:t>
       </w:r>
     </w:p>
     <w:p>
       <w:pPr>
         <w:pStyle w:val="a0"/>
       </w:pPr>
-      <w:proofErr w:type="spellStart"/>
-      <w:r>
-        <w:t>Cache-Aside</w:t>
-      </w:r>
-      <w:proofErr w:type="spellEnd"/>
-      <w:r>
-        <w:t xml:space="preserve"> (TTL) — стратегия: сначала чтение из </w:t>
-      </w:r>
-      <w:proofErr w:type="spellStart"/>
-      <w:r>
-        <w:t>PostgreSQL</w:t>
-      </w:r>
-      <w:proofErr w:type="spellEnd"/>
-      <w:r>
-        <w:t xml:space="preserve">; при устаревании (TTL 10 мин) — обновление из </w:t>
-      </w:r>
-      <w:proofErr w:type="spellStart"/>
-      <w:r>
-        <w:t>Riot</w:t>
-      </w:r>
-      <w:proofErr w:type="spellEnd"/>
-      <w:r>
-        <w:t xml:space="preserve"> API.</w:t>
+      <w:r>
+        <w:t>Cache-Aside (TTL) — стратегия: сначала чтение из PostgreSQL; при устаревании (TTL 10 мин) — обновление из Riot API.</w:t>
       </w:r>
     </w:p>
     <w:p>
@@ -14021,39 +12827,7 @@
         <w:pStyle w:val="a0"/>
       </w:pPr>
       <w:r>
-        <w:t xml:space="preserve">Пользователь приложения (User) — владелец учётной записи </w:t>
-      </w:r>
-      <w:proofErr w:type="spellStart"/>
-      <w:r>
-        <w:t>LoL</w:t>
-      </w:r>
-      <w:proofErr w:type="spellEnd"/>
-      <w:r>
-        <w:t xml:space="preserve"> </w:t>
-      </w:r>
-      <w:proofErr w:type="spellStart"/>
-      <w:r>
-        <w:t>Companion</w:t>
-      </w:r>
-      <w:proofErr w:type="spellEnd"/>
-      <w:r>
-        <w:t xml:space="preserve">; не путать с </w:t>
-      </w:r>
-      <w:proofErr w:type="spellStart"/>
-      <w:r>
-        <w:t>призывателем</w:t>
-      </w:r>
-      <w:proofErr w:type="spellEnd"/>
-      <w:r>
-        <w:t xml:space="preserve"> </w:t>
-      </w:r>
-      <w:proofErr w:type="spellStart"/>
-      <w:r>
-        <w:t>LoL</w:t>
-      </w:r>
-      <w:proofErr w:type="spellEnd"/>
-      <w:r>
-        <w:t>.</w:t>
+        <w:t>Пользователь приложения (User) — владелец учётной записи LoL Companion; не путать с призывателем LoL.</w:t>
       </w:r>
     </w:p>
     <w:p>
@@ -14140,21 +12914,7 @@
         <w:rPr>
           <w:color w:val="auto"/>
         </w:rPr>
-        <w:t xml:space="preserve">Domain </w:t>
-      </w:r>
-      <w:proofErr w:type="spellStart"/>
-      <w:r>
-        <w:rPr>
-          <w:color w:val="auto"/>
-        </w:rPr>
-        <w:t>model</w:t>
-      </w:r>
-      <w:proofErr w:type="spellEnd"/>
-      <w:r>
-        <w:rPr>
-          <w:color w:val="auto"/>
-        </w:rPr>
-        <w:t xml:space="preserve"> (Диаграмма классов)</w:t>
+        <w:t>Domain model (Диаграмма классов)</w:t>
       </w:r>
       <w:bookmarkEnd w:id="38"/>
     </w:p>
@@ -14256,9 +13016,6 @@
         <w:t>User — пользователь приложения. Атрибуты</w:t>
       </w:r>
       <w:r>
-        <w:rPr>
-          <w:lang w:val="en-US"/>
-        </w:rPr>
         <w:t xml:space="preserve">: </w:t>
       </w:r>
       <w:r>
@@ -14268,9 +13025,6 @@
         <w:t>id</w:t>
       </w:r>
       <w:r>
-        <w:rPr>
-          <w:lang w:val="en-US"/>
-        </w:rPr>
         <w:t xml:space="preserve">, </w:t>
       </w:r>
       <w:r>
@@ -14280,9 +13034,6 @@
         <w:t>username</w:t>
       </w:r>
       <w:r>
-        <w:rPr>
-          <w:lang w:val="en-US"/>
-        </w:rPr>
         <w:t xml:space="preserve"> (</w:t>
       </w:r>
       <w:r>
@@ -14292,9 +13043,6 @@
         <w:t>unique</w:t>
       </w:r>
       <w:r>
-        <w:rPr>
-          <w:lang w:val="en-US"/>
-        </w:rPr>
         <w:t xml:space="preserve">), </w:t>
       </w:r>
       <w:r>
@@ -14304,9 +13052,6 @@
         <w:t>email</w:t>
       </w:r>
       <w:r>
-        <w:rPr>
-          <w:lang w:val="en-US"/>
-        </w:rPr>
         <w:t xml:space="preserve"> (</w:t>
       </w:r>
       <w:r>
@@ -14316,65 +13061,42 @@
         <w:t>unique</w:t>
       </w:r>
       <w:r>
-        <w:rPr>
-          <w:lang w:val="en-US"/>
-        </w:rPr>
         <w:t xml:space="preserve">), </w:t>
       </w:r>
-      <w:proofErr w:type="spellStart"/>
       <w:r>
         <w:rPr>
           <w:lang w:val="en-US"/>
         </w:rPr>
         <w:t>passwordHash</w:t>
       </w:r>
-      <w:proofErr w:type="spellEnd"/>
-      <w:r>
-        <w:rPr>
-          <w:lang w:val="en-US"/>
-        </w:rPr>
+      <w:r>
         <w:t xml:space="preserve">, </w:t>
       </w:r>
-      <w:proofErr w:type="spellStart"/>
       <w:r>
         <w:rPr>
           <w:lang w:val="en-US"/>
         </w:rPr>
         <w:t>linkedRiotPuuid</w:t>
       </w:r>
-      <w:proofErr w:type="spellEnd"/>
-      <w:r>
-        <w:rPr>
-          <w:lang w:val="en-US"/>
-        </w:rPr>
+      <w:r>
         <w:t xml:space="preserve">, </w:t>
       </w:r>
-      <w:proofErr w:type="spellStart"/>
       <w:r>
         <w:rPr>
           <w:lang w:val="en-US"/>
         </w:rPr>
         <w:t>linkedRiotId</w:t>
       </w:r>
-      <w:proofErr w:type="spellEnd"/>
-      <w:r>
-        <w:rPr>
-          <w:lang w:val="en-US"/>
-        </w:rPr>
+      <w:r>
         <w:t xml:space="preserve">, </w:t>
       </w:r>
-      <w:proofErr w:type="spellStart"/>
       <w:r>
         <w:rPr>
           <w:lang w:val="en-US"/>
         </w:rPr>
         <w:t>linkedRiotRegion</w:t>
       </w:r>
-      <w:proofErr w:type="spellEnd"/>
-      <w:r>
-        <w:rPr>
-          <w:lang w:val="en-US"/>
-        </w:rPr>
+      <w:r>
         <w:t xml:space="preserve">. </w:t>
       </w:r>
       <w:r>
@@ -14384,87 +13106,7 @@
         <w:rPr>
           <w:lang w:val="en-US"/>
         </w:rPr>
-        <w:t xml:space="preserve">: </w:t>
-      </w:r>
-      <w:proofErr w:type="gramStart"/>
-      <w:r>
-        <w:rPr>
-          <w:lang w:val="en-US"/>
-        </w:rPr>
-        <w:t>register(</w:t>
-      </w:r>
-      <w:proofErr w:type="gramEnd"/>
-      <w:r>
-        <w:rPr>
-          <w:lang w:val="en-US"/>
-        </w:rPr>
-        <w:t xml:space="preserve">), </w:t>
-      </w:r>
-      <w:proofErr w:type="spellStart"/>
-      <w:proofErr w:type="gramStart"/>
-      <w:r>
-        <w:rPr>
-          <w:lang w:val="en-US"/>
-        </w:rPr>
-        <w:t>linkRiotAccount</w:t>
-      </w:r>
-      <w:proofErr w:type="spellEnd"/>
-      <w:r>
-        <w:rPr>
-          <w:lang w:val="en-US"/>
-        </w:rPr>
-        <w:t>(</w:t>
-      </w:r>
-      <w:proofErr w:type="gramEnd"/>
-      <w:r>
-        <w:rPr>
-          <w:lang w:val="en-US"/>
-        </w:rPr>
-        <w:t xml:space="preserve">), </w:t>
-      </w:r>
-      <w:proofErr w:type="spellStart"/>
-      <w:proofErr w:type="gramStart"/>
-      <w:r>
-        <w:rPr>
-          <w:lang w:val="en-US"/>
-        </w:rPr>
-        <w:t>unlinkRiotAccount</w:t>
-      </w:r>
-      <w:proofErr w:type="spellEnd"/>
-      <w:r>
-        <w:rPr>
-          <w:lang w:val="en-US"/>
-        </w:rPr>
-        <w:t>(</w:t>
-      </w:r>
-      <w:proofErr w:type="gramEnd"/>
-      <w:r>
-        <w:rPr>
-          <w:lang w:val="en-US"/>
-        </w:rPr>
-        <w:t xml:space="preserve">), </w:t>
-      </w:r>
-      <w:proofErr w:type="spellStart"/>
-      <w:proofErr w:type="gramStart"/>
-      <w:r>
-        <w:rPr>
-          <w:lang w:val="en-US"/>
-        </w:rPr>
-        <w:t>addFavoriteSummoner</w:t>
-      </w:r>
-      <w:proofErr w:type="spellEnd"/>
-      <w:r>
-        <w:rPr>
-          <w:lang w:val="en-US"/>
-        </w:rPr>
-        <w:t>(</w:t>
-      </w:r>
-      <w:proofErr w:type="gramEnd"/>
-      <w:r>
-        <w:rPr>
-          <w:lang w:val="en-US"/>
-        </w:rPr>
-        <w:t>).</w:t>
+        <w:t>: register(), linkRiotAccount(), unlinkRiotAccount(), addFavoriteSummoner().</w:t>
       </w:r>
     </w:p>
     <w:p>
@@ -14498,25 +13140,50 @@
         </w:rPr>
         <w:t xml:space="preserve"> </w:t>
       </w:r>
-      <w:proofErr w:type="spellStart"/>
       <w:r>
         <w:t>призывателя</w:t>
       </w:r>
-      <w:proofErr w:type="spellEnd"/>
-      <w:r>
-        <w:rPr>
-          <w:lang w:val="en-US"/>
-        </w:rPr>
-        <w:t xml:space="preserve"> </w:t>
-      </w:r>
-      <w:proofErr w:type="spellStart"/>
-      <w:r>
-        <w:rPr>
-          <w:lang w:val="en-US"/>
-        </w:rPr>
-        <w:t>LoL</w:t>
-      </w:r>
-      <w:proofErr w:type="spellEnd"/>
+      <w:r>
+        <w:rPr>
+          <w:lang w:val="en-US"/>
+        </w:rPr>
+        <w:t xml:space="preserve"> LoL. </w:t>
+      </w:r>
+      <w:r>
+        <w:t>Атрибуты</w:t>
+      </w:r>
+      <w:r>
+        <w:rPr>
+          <w:lang w:val="en-US"/>
+        </w:rPr>
+        <w:t xml:space="preserve">: id, riotPuuid (unique), summonerName, summonerLevel, tier, rank, leaguePoints, wins, losses, profileIconId, lastUpdated. </w:t>
+      </w:r>
+      <w:r>
+        <w:t>Методы</w:t>
+      </w:r>
+      <w:r>
+        <w:rPr>
+          <w:lang w:val="en-US"/>
+        </w:rPr>
+        <w:t>: getWinRate(), isCacheFresh(), getFullRankLabel(), updateFromRiot(), recordRankedOutcome().</w:t>
+      </w:r>
+    </w:p>
+    <w:p>
+      <w:pPr>
+        <w:pStyle w:val="a0"/>
+        <w:rPr>
+          <w:lang w:val="en-US"/>
+        </w:rPr>
+      </w:pPr>
+      <w:r>
+        <w:rPr>
+          <w:lang w:val="en-US"/>
+        </w:rPr>
+        <w:t xml:space="preserve">Match — </w:t>
+      </w:r>
+      <w:r>
+        <w:t>матч</w:t>
+      </w:r>
       <w:r>
         <w:rPr>
           <w:lang w:val="en-US"/>
@@ -14530,86 +13197,79 @@
         <w:rPr>
           <w:lang w:val="en-US"/>
         </w:rPr>
-        <w:t xml:space="preserve">: id, </w:t>
-      </w:r>
-      <w:proofErr w:type="spellStart"/>
-      <w:r>
-        <w:rPr>
-          <w:lang w:val="en-US"/>
-        </w:rPr>
-        <w:t>riotPuuid</w:t>
-      </w:r>
-      <w:proofErr w:type="spellEnd"/>
-      <w:r>
-        <w:rPr>
-          <w:lang w:val="en-US"/>
-        </w:rPr>
-        <w:t xml:space="preserve"> (unique), </w:t>
-      </w:r>
-      <w:proofErr w:type="spellStart"/>
-      <w:r>
-        <w:rPr>
-          <w:lang w:val="en-US"/>
-        </w:rPr>
-        <w:t>summonerName</w:t>
-      </w:r>
-      <w:proofErr w:type="spellEnd"/>
-      <w:r>
-        <w:rPr>
-          <w:lang w:val="en-US"/>
-        </w:rPr>
-        <w:t xml:space="preserve">, </w:t>
-      </w:r>
-      <w:proofErr w:type="spellStart"/>
-      <w:r>
-        <w:rPr>
-          <w:lang w:val="en-US"/>
-        </w:rPr>
-        <w:t>summonerLevel</w:t>
-      </w:r>
-      <w:proofErr w:type="spellEnd"/>
-      <w:r>
-        <w:rPr>
-          <w:lang w:val="en-US"/>
-        </w:rPr>
-        <w:t xml:space="preserve">, tier, rank, </w:t>
-      </w:r>
-      <w:proofErr w:type="spellStart"/>
-      <w:r>
-        <w:rPr>
-          <w:lang w:val="en-US"/>
-        </w:rPr>
-        <w:t>leaguePoints</w:t>
-      </w:r>
-      <w:proofErr w:type="spellEnd"/>
-      <w:r>
-        <w:rPr>
-          <w:lang w:val="en-US"/>
-        </w:rPr>
-        <w:t xml:space="preserve">, wins, losses, </w:t>
-      </w:r>
-      <w:proofErr w:type="spellStart"/>
-      <w:r>
-        <w:rPr>
-          <w:lang w:val="en-US"/>
-        </w:rPr>
-        <w:t>profileIconId</w:t>
-      </w:r>
-      <w:proofErr w:type="spellEnd"/>
-      <w:r>
-        <w:rPr>
-          <w:lang w:val="en-US"/>
-        </w:rPr>
-        <w:t xml:space="preserve">, </w:t>
-      </w:r>
-      <w:proofErr w:type="spellStart"/>
-      <w:r>
-        <w:rPr>
-          <w:lang w:val="en-US"/>
-        </w:rPr>
-        <w:t>lastUpdated</w:t>
-      </w:r>
-      <w:proofErr w:type="spellEnd"/>
+        <w:t xml:space="preserve">: id, matchId (unique), gameMode, gameDuration, gameCreation. </w:t>
+      </w:r>
+      <w:r>
+        <w:t>Неизменяем</w:t>
+      </w:r>
+      <w:r>
+        <w:rPr>
+          <w:lang w:val="en-US"/>
+        </w:rPr>
+        <w:t xml:space="preserve"> </w:t>
+      </w:r>
+      <w:r>
+        <w:t>после</w:t>
+      </w:r>
+      <w:r>
+        <w:rPr>
+          <w:lang w:val="en-US"/>
+        </w:rPr>
+        <w:t xml:space="preserve"> </w:t>
+      </w:r>
+      <w:r>
+        <w:t>первой</w:t>
+      </w:r>
+      <w:r>
+        <w:rPr>
+          <w:lang w:val="en-US"/>
+        </w:rPr>
+        <w:t xml:space="preserve"> </w:t>
+      </w:r>
+      <w:r>
+        <w:t>загрузки</w:t>
+      </w:r>
+      <w:r>
+        <w:rPr>
+          <w:lang w:val="en-US"/>
+        </w:rPr>
+        <w:t xml:space="preserve"> </w:t>
+      </w:r>
+      <w:r>
+        <w:t>из</w:t>
+      </w:r>
+      <w:r>
+        <w:rPr>
+          <w:lang w:val="en-US"/>
+        </w:rPr>
+        <w:t xml:space="preserve"> Riot.</w:t>
+      </w:r>
+    </w:p>
+    <w:p>
+      <w:pPr>
+        <w:pStyle w:val="a0"/>
+        <w:rPr>
+          <w:lang w:val="en-US"/>
+        </w:rPr>
+      </w:pPr>
+      <w:r>
+        <w:rPr>
+          <w:lang w:val="en-US"/>
+        </w:rPr>
+        <w:t xml:space="preserve">ParticipantStats — </w:t>
+      </w:r>
+      <w:r>
+        <w:t>участник</w:t>
+      </w:r>
+      <w:r>
+        <w:rPr>
+          <w:lang w:val="en-US"/>
+        </w:rPr>
+        <w:t xml:space="preserve"> </w:t>
+      </w:r>
+      <w:r>
+        <w:t>матча</w:t>
+      </w:r>
       <w:r>
         <w:rPr>
           <w:lang w:val="en-US"/>
@@ -14617,123 +13277,40 @@
         <w:t xml:space="preserve">. </w:t>
       </w:r>
       <w:r>
-        <w:t>Методы</w:t>
-      </w:r>
-      <w:r>
-        <w:rPr>
-          <w:lang w:val="en-US"/>
-        </w:rPr>
-        <w:t xml:space="preserve">: </w:t>
-      </w:r>
-      <w:proofErr w:type="spellStart"/>
-      <w:proofErr w:type="gramStart"/>
-      <w:r>
-        <w:rPr>
-          <w:lang w:val="en-US"/>
-        </w:rPr>
-        <w:t>getWinRate</w:t>
-      </w:r>
-      <w:proofErr w:type="spellEnd"/>
-      <w:r>
-        <w:rPr>
-          <w:lang w:val="en-US"/>
-        </w:rPr>
-        <w:t>(</w:t>
-      </w:r>
-      <w:proofErr w:type="gramEnd"/>
-      <w:r>
-        <w:rPr>
-          <w:lang w:val="en-US"/>
-        </w:rPr>
-        <w:t xml:space="preserve">), </w:t>
-      </w:r>
-      <w:proofErr w:type="spellStart"/>
-      <w:proofErr w:type="gramStart"/>
-      <w:r>
-        <w:rPr>
-          <w:lang w:val="en-US"/>
-        </w:rPr>
-        <w:t>isCacheFresh</w:t>
-      </w:r>
-      <w:proofErr w:type="spellEnd"/>
-      <w:r>
-        <w:rPr>
-          <w:lang w:val="en-US"/>
-        </w:rPr>
-        <w:t>(</w:t>
-      </w:r>
-      <w:proofErr w:type="gramEnd"/>
-      <w:r>
-        <w:rPr>
-          <w:lang w:val="en-US"/>
-        </w:rPr>
-        <w:t xml:space="preserve">), </w:t>
-      </w:r>
-      <w:proofErr w:type="spellStart"/>
-      <w:proofErr w:type="gramStart"/>
-      <w:r>
-        <w:rPr>
-          <w:lang w:val="en-US"/>
-        </w:rPr>
-        <w:t>getFullRankLabel</w:t>
-      </w:r>
-      <w:proofErr w:type="spellEnd"/>
-      <w:r>
-        <w:rPr>
-          <w:lang w:val="en-US"/>
-        </w:rPr>
-        <w:t>(</w:t>
-      </w:r>
-      <w:proofErr w:type="gramEnd"/>
-      <w:r>
-        <w:rPr>
-          <w:lang w:val="en-US"/>
-        </w:rPr>
-        <w:t xml:space="preserve">), </w:t>
-      </w:r>
-      <w:proofErr w:type="spellStart"/>
-      <w:proofErr w:type="gramStart"/>
-      <w:r>
-        <w:rPr>
-          <w:lang w:val="en-US"/>
-        </w:rPr>
-        <w:t>updateFromRiot</w:t>
-      </w:r>
-      <w:proofErr w:type="spellEnd"/>
-      <w:r>
-        <w:rPr>
-          <w:lang w:val="en-US"/>
-        </w:rPr>
-        <w:t>(</w:t>
-      </w:r>
-      <w:proofErr w:type="gramEnd"/>
-      <w:r>
-        <w:rPr>
-          <w:lang w:val="en-US"/>
-        </w:rPr>
-        <w:t xml:space="preserve">), </w:t>
-      </w:r>
-      <w:proofErr w:type="spellStart"/>
-      <w:proofErr w:type="gramStart"/>
-      <w:r>
-        <w:rPr>
-          <w:lang w:val="en-US"/>
-        </w:rPr>
-        <w:t>recordRankedOutcome</w:t>
-      </w:r>
-      <w:proofErr w:type="spellEnd"/>
-      <w:r>
-        <w:rPr>
-          <w:lang w:val="en-US"/>
-        </w:rPr>
-        <w:t>(</w:t>
-      </w:r>
-      <w:proofErr w:type="gramEnd"/>
-      <w:r>
-        <w:rPr>
-          <w:lang w:val="en-US"/>
-        </w:rPr>
-        <w:t>).</w:t>
+        <w:t>Атрибуты</w:t>
+      </w:r>
+      <w:r>
+        <w:rPr>
+          <w:lang w:val="en-US"/>
+        </w:rPr>
+        <w:t xml:space="preserve">: kills, deaths, assists, championName, csScore, win; </w:t>
+      </w:r>
+      <w:r>
+        <w:t>связи</w:t>
+      </w:r>
+      <w:r>
+        <w:rPr>
+          <w:lang w:val="en-US"/>
+        </w:rPr>
+        <w:t xml:space="preserve"> </w:t>
+      </w:r>
+      <w:r>
+        <w:t>с</w:t>
+      </w:r>
+      <w:r>
+        <w:rPr>
+          <w:lang w:val="en-US"/>
+        </w:rPr>
+        <w:t xml:space="preserve"> Match </w:t>
+      </w:r>
+      <w:r>
+        <w:t>и</w:t>
+      </w:r>
+      <w:r>
+        <w:rPr>
+          <w:lang w:val="en-US"/>
+        </w:rPr>
+        <w:t xml:space="preserve"> Summoner.</w:t>
       </w:r>
     </w:p>
     <w:p>
@@ -14747,325 +13324,61 @@
         <w:rPr>
           <w:lang w:val="en-US"/>
         </w:rPr>
-        <w:t xml:space="preserve">Match — </w:t>
-      </w:r>
-      <w:r>
-        <w:t>матч</w:t>
-      </w:r>
-      <w:r>
-        <w:rPr>
-          <w:lang w:val="en-US"/>
-        </w:rPr>
-        <w:t xml:space="preserve">. </w:t>
-      </w:r>
-      <w:r>
-        <w:t>Атрибуты</w:t>
-      </w:r>
-      <w:r>
-        <w:rPr>
-          <w:lang w:val="en-US"/>
-        </w:rPr>
-        <w:t xml:space="preserve">: id, </w:t>
-      </w:r>
-      <w:proofErr w:type="spellStart"/>
-      <w:r>
-        <w:rPr>
-          <w:lang w:val="en-US"/>
-        </w:rPr>
-        <w:t>matchId</w:t>
-      </w:r>
-      <w:proofErr w:type="spellEnd"/>
-      <w:r>
-        <w:rPr>
-          <w:lang w:val="en-US"/>
-        </w:rPr>
-        <w:t xml:space="preserve"> (unique), </w:t>
-      </w:r>
-      <w:proofErr w:type="spellStart"/>
-      <w:r>
-        <w:rPr>
-          <w:lang w:val="en-US"/>
-        </w:rPr>
-        <w:t>gameMode</w:t>
-      </w:r>
-      <w:proofErr w:type="spellEnd"/>
-      <w:r>
-        <w:rPr>
-          <w:lang w:val="en-US"/>
-        </w:rPr>
-        <w:t xml:space="preserve">, </w:t>
-      </w:r>
-      <w:proofErr w:type="spellStart"/>
-      <w:r>
-        <w:rPr>
-          <w:lang w:val="en-US"/>
-        </w:rPr>
-        <w:t>gameDuration</w:t>
-      </w:r>
-      <w:proofErr w:type="spellEnd"/>
-      <w:r>
-        <w:rPr>
-          <w:lang w:val="en-US"/>
-        </w:rPr>
-        <w:t xml:space="preserve">, </w:t>
-      </w:r>
-      <w:proofErr w:type="spellStart"/>
-      <w:r>
-        <w:rPr>
-          <w:lang w:val="en-US"/>
-        </w:rPr>
-        <w:t>gameCreation</w:t>
-      </w:r>
-      <w:proofErr w:type="spellEnd"/>
-      <w:r>
-        <w:rPr>
-          <w:lang w:val="en-US"/>
-        </w:rPr>
-        <w:t xml:space="preserve">. </w:t>
-      </w:r>
-      <w:r>
-        <w:t>Неизменяем</w:t>
-      </w:r>
-      <w:r>
-        <w:rPr>
-          <w:lang w:val="en-US"/>
-        </w:rPr>
-        <w:t xml:space="preserve"> </w:t>
-      </w:r>
-      <w:r>
-        <w:t>после</w:t>
-      </w:r>
-      <w:r>
-        <w:rPr>
-          <w:lang w:val="en-US"/>
-        </w:rPr>
-        <w:t xml:space="preserve"> </w:t>
-      </w:r>
-      <w:r>
-        <w:t>первой</w:t>
-      </w:r>
-      <w:r>
-        <w:rPr>
-          <w:lang w:val="en-US"/>
-        </w:rPr>
-        <w:t xml:space="preserve"> </w:t>
-      </w:r>
-      <w:r>
-        <w:t>загрузки</w:t>
-      </w:r>
-      <w:r>
-        <w:rPr>
-          <w:lang w:val="en-US"/>
-        </w:rPr>
-        <w:t xml:space="preserve"> </w:t>
-      </w:r>
-      <w:r>
-        <w:t>из</w:t>
-      </w:r>
-      <w:r>
-        <w:rPr>
-          <w:lang w:val="en-US"/>
-        </w:rPr>
-        <w:t xml:space="preserve"> Riot.</w:t>
+        <w:lastRenderedPageBreak/>
+        <w:t xml:space="preserve">UserFavoriteSummoner — </w:t>
+      </w:r>
+      <w:r>
+        <w:t>связь</w:t>
+      </w:r>
+      <w:r>
+        <w:rPr>
+          <w:lang w:val="en-US"/>
+        </w:rPr>
+        <w:t xml:space="preserve"> M:N </w:t>
+      </w:r>
+      <w:r>
+        <w:t>между</w:t>
+      </w:r>
+      <w:r>
+        <w:rPr>
+          <w:lang w:val="en-US"/>
+        </w:rPr>
+        <w:t xml:space="preserve"> User </w:t>
+      </w:r>
+      <w:r>
+        <w:t>и</w:t>
+      </w:r>
+      <w:r>
+        <w:rPr>
+          <w:lang w:val="en-US"/>
+        </w:rPr>
+        <w:t xml:space="preserve"> Summoner </w:t>
+      </w:r>
+      <w:r>
+        <w:t>для</w:t>
+      </w:r>
+      <w:r>
+        <w:rPr>
+          <w:lang w:val="en-US"/>
+        </w:rPr>
+        <w:t xml:space="preserve"> </w:t>
+      </w:r>
+      <w:r>
+        <w:t>избранного</w:t>
+      </w:r>
+      <w:r>
+        <w:rPr>
+          <w:lang w:val="en-US"/>
+        </w:rPr>
+        <w:t>.</w:t>
       </w:r>
     </w:p>
     <w:p>
       <w:pPr>
         <w:pStyle w:val="a0"/>
-        <w:rPr>
-          <w:lang w:val="en-US"/>
-        </w:rPr>
-      </w:pPr>
-      <w:proofErr w:type="spellStart"/>
-      <w:r>
-        <w:rPr>
-          <w:lang w:val="en-US"/>
-        </w:rPr>
-        <w:t>ParticipantStats</w:t>
-      </w:r>
-      <w:proofErr w:type="spellEnd"/>
-      <w:r>
-        <w:rPr>
-          <w:lang w:val="en-US"/>
-        </w:rPr>
-        <w:t xml:space="preserve"> — </w:t>
-      </w:r>
-      <w:r>
-        <w:t>участник</w:t>
-      </w:r>
-      <w:r>
-        <w:rPr>
-          <w:lang w:val="en-US"/>
-        </w:rPr>
-        <w:t xml:space="preserve"> </w:t>
-      </w:r>
-      <w:r>
-        <w:t>матча</w:t>
-      </w:r>
-      <w:r>
-        <w:rPr>
-          <w:lang w:val="en-US"/>
-        </w:rPr>
-        <w:t xml:space="preserve">. </w:t>
-      </w:r>
-      <w:r>
-        <w:t>Атрибуты</w:t>
-      </w:r>
-      <w:r>
-        <w:rPr>
-          <w:lang w:val="en-US"/>
-        </w:rPr>
-        <w:t xml:space="preserve">: kills, deaths, assists, </w:t>
-      </w:r>
-      <w:proofErr w:type="spellStart"/>
-      <w:r>
-        <w:rPr>
-          <w:lang w:val="en-US"/>
-        </w:rPr>
-        <w:t>championName</w:t>
-      </w:r>
-      <w:proofErr w:type="spellEnd"/>
-      <w:r>
-        <w:rPr>
-          <w:lang w:val="en-US"/>
-        </w:rPr>
-        <w:t xml:space="preserve">, </w:t>
-      </w:r>
-      <w:proofErr w:type="spellStart"/>
-      <w:r>
-        <w:rPr>
-          <w:lang w:val="en-US"/>
-        </w:rPr>
-        <w:t>csScore</w:t>
-      </w:r>
-      <w:proofErr w:type="spellEnd"/>
-      <w:r>
-        <w:rPr>
-          <w:lang w:val="en-US"/>
-        </w:rPr>
-        <w:t xml:space="preserve">, win; </w:t>
-      </w:r>
-      <w:r>
-        <w:t>связи</w:t>
-      </w:r>
-      <w:r>
-        <w:rPr>
-          <w:lang w:val="en-US"/>
-        </w:rPr>
-        <w:t xml:space="preserve"> </w:t>
-      </w:r>
-      <w:r>
-        <w:t>с</w:t>
-      </w:r>
-      <w:r>
-        <w:rPr>
-          <w:lang w:val="en-US"/>
-        </w:rPr>
-        <w:t xml:space="preserve"> Match </w:t>
-      </w:r>
-      <w:r>
-        <w:t>и</w:t>
-      </w:r>
-      <w:r>
-        <w:rPr>
-          <w:lang w:val="en-US"/>
-        </w:rPr>
-        <w:t xml:space="preserve"> Summoner.</w:t>
-      </w:r>
-    </w:p>
-    <w:p>
-      <w:pPr>
-        <w:pStyle w:val="a0"/>
-        <w:rPr>
-          <w:lang w:val="en-US"/>
-        </w:rPr>
-      </w:pPr>
-      <w:proofErr w:type="spellStart"/>
-      <w:r>
-        <w:rPr>
-          <w:lang w:val="en-US"/>
-        </w:rPr>
-        <w:lastRenderedPageBreak/>
-        <w:t>UserFavoriteSummoner</w:t>
-      </w:r>
-      <w:proofErr w:type="spellEnd"/>
-      <w:r>
-        <w:rPr>
-          <w:lang w:val="en-US"/>
-        </w:rPr>
-        <w:t xml:space="preserve"> — </w:t>
-      </w:r>
-      <w:r>
-        <w:t>связь</w:t>
-      </w:r>
-      <w:r>
-        <w:rPr>
-          <w:lang w:val="en-US"/>
-        </w:rPr>
-        <w:t xml:space="preserve"> </w:t>
-      </w:r>
-      <w:proofErr w:type="gramStart"/>
-      <w:r>
-        <w:rPr>
-          <w:lang w:val="en-US"/>
-        </w:rPr>
-        <w:t>M:N</w:t>
-      </w:r>
-      <w:proofErr w:type="gramEnd"/>
-      <w:r>
-        <w:rPr>
-          <w:lang w:val="en-US"/>
-        </w:rPr>
-        <w:t xml:space="preserve"> </w:t>
-      </w:r>
-      <w:r>
-        <w:t>между</w:t>
-      </w:r>
-      <w:r>
-        <w:rPr>
-          <w:lang w:val="en-US"/>
-        </w:rPr>
-        <w:t xml:space="preserve"> User </w:t>
-      </w:r>
-      <w:r>
-        <w:t>и</w:t>
-      </w:r>
-      <w:r>
-        <w:rPr>
-          <w:lang w:val="en-US"/>
-        </w:rPr>
-        <w:t xml:space="preserve"> Summoner </w:t>
-      </w:r>
-      <w:r>
-        <w:t>для</w:t>
-      </w:r>
-      <w:r>
-        <w:rPr>
-          <w:lang w:val="en-US"/>
-        </w:rPr>
-        <w:t xml:space="preserve"> </w:t>
-      </w:r>
-      <w:r>
-        <w:t>избранного</w:t>
-      </w:r>
-      <w:r>
-        <w:rPr>
-          <w:lang w:val="en-US"/>
-        </w:rPr>
-        <w:t>.</w:t>
-      </w:r>
-    </w:p>
-    <w:p>
-      <w:pPr>
-        <w:pStyle w:val="a0"/>
-      </w:pPr>
-      <w:proofErr w:type="spellStart"/>
-      <w:r>
-        <w:t>ChampionStats</w:t>
-      </w:r>
-      <w:proofErr w:type="spellEnd"/>
-      <w:r>
-        <w:t xml:space="preserve"> — агрегат статистики по чемпионам (опционально).</w:t>
+      </w:pPr>
+      <w:r>
+        <w:t>ChampionStats — агрегат статистики по чемпионам (опционально).</w:t>
       </w:r>
     </w:p>
     <w:p>
@@ -15091,23 +13404,7 @@
         <w:pStyle w:val="FirstParagraph"/>
       </w:pPr>
       <w:r>
-        <w:t>Кэш профиля: TTL 10 минут (</w:t>
-      </w:r>
-      <w:proofErr w:type="spellStart"/>
-      <w:r>
-        <w:t>Summoner.isCacheFresh</w:t>
-      </w:r>
-      <w:proofErr w:type="spellEnd"/>
-      <w:r>
-        <w:t xml:space="preserve">()); при поиске сначала БД, затем </w:t>
-      </w:r>
-      <w:proofErr w:type="spellStart"/>
-      <w:r>
-        <w:t>Riot</w:t>
-      </w:r>
-      <w:proofErr w:type="spellEnd"/>
-      <w:r>
-        <w:t xml:space="preserve"> API.</w:t>
+        <w:t>Кэш профиля: TTL 10 минут (Summoner.isCacheFresh()); при поиске сначала БД, затем Riot API.</w:t>
       </w:r>
     </w:p>
     <w:p>
@@ -15115,23 +13412,7 @@
         <w:pStyle w:val="a0"/>
       </w:pPr>
       <w:r>
-        <w:t xml:space="preserve">Матчи: </w:t>
-      </w:r>
-      <w:proofErr w:type="spellStart"/>
-      <w:r>
-        <w:t>immutable</w:t>
-      </w:r>
-      <w:proofErr w:type="spellEnd"/>
-      <w:r>
-        <w:t xml:space="preserve"> после сохранения; повторный запрос читает из </w:t>
-      </w:r>
-      <w:proofErr w:type="spellStart"/>
-      <w:r>
-        <w:t>PostgreSQL</w:t>
-      </w:r>
-      <w:proofErr w:type="spellEnd"/>
-      <w:r>
-        <w:t>.</w:t>
+        <w:t>Матчи: immutable после сохранения; повторный запрос читает из PostgreSQL.</w:t>
       </w:r>
     </w:p>
     <w:p>
@@ -15139,15 +13420,7 @@
         <w:pStyle w:val="a0"/>
       </w:pPr>
       <w:r>
-        <w:t>Избранное: идентификация по PUUID; дубликаты запрещены (</w:t>
-      </w:r>
-      <w:proofErr w:type="spellStart"/>
-      <w:r>
-        <w:t>FavoriteAlreadyExistsException</w:t>
-      </w:r>
-      <w:proofErr w:type="spellEnd"/>
-      <w:r>
-        <w:t>).</w:t>
+        <w:t>Избранное: идентификация по PUUID; дубликаты запрещены (FavoriteAlreadyExistsException).</w:t>
       </w:r>
     </w:p>
     <w:p>
@@ -15155,31 +13428,7 @@
         <w:pStyle w:val="a0"/>
       </w:pPr>
       <w:r>
-        <w:t xml:space="preserve">Поиск: формат </w:t>
-      </w:r>
-      <w:proofErr w:type="spellStart"/>
-      <w:r>
-        <w:t>Riot</w:t>
-      </w:r>
-      <w:proofErr w:type="spellEnd"/>
-      <w:r>
-        <w:t xml:space="preserve"> ID </w:t>
-      </w:r>
-      <w:proofErr w:type="spellStart"/>
-      <w:r>
-        <w:t>Имя#Тег</w:t>
-      </w:r>
-      <w:proofErr w:type="spellEnd"/>
-      <w:r>
-        <w:t xml:space="preserve">; нормализация через </w:t>
-      </w:r>
-      <w:proofErr w:type="spellStart"/>
-      <w:r>
-        <w:t>RiotIdNormalizer</w:t>
-      </w:r>
-      <w:proofErr w:type="spellEnd"/>
-      <w:r>
-        <w:t>.</w:t>
+        <w:t>Поиск: формат Riot ID Имя#Тег; нормализация через RiotIdNormalizer.</w:t>
       </w:r>
     </w:p>
     <w:p>
@@ -15187,31 +13436,7 @@
         <w:pStyle w:val="a0"/>
       </w:pPr>
       <w:r>
-        <w:t xml:space="preserve">Ошибки API: единый формат </w:t>
-      </w:r>
-      <w:proofErr w:type="spellStart"/>
-      <w:r>
-        <w:t>ErrorResponseDto</w:t>
-      </w:r>
-      <w:proofErr w:type="spellEnd"/>
-      <w:r>
-        <w:t xml:space="preserve"> без </w:t>
-      </w:r>
-      <w:proofErr w:type="spellStart"/>
-      <w:r>
-        <w:t>stack</w:t>
-      </w:r>
-      <w:proofErr w:type="spellEnd"/>
-      <w:r>
-        <w:t xml:space="preserve"> </w:t>
-      </w:r>
-      <w:proofErr w:type="spellStart"/>
-      <w:r>
-        <w:t>trace</w:t>
-      </w:r>
-      <w:proofErr w:type="spellEnd"/>
-      <w:r>
-        <w:t xml:space="preserve"> клиенту.</w:t>
+        <w:t>Ошибки API: единый формат ErrorResponseDto без stack trace клиенту.</w:t>
       </w:r>
     </w:p>
     <w:p>
@@ -15219,39 +13444,7 @@
         <w:pStyle w:val="a0"/>
       </w:pPr>
       <w:r>
-        <w:t xml:space="preserve">Зависимости слоёв: </w:t>
-      </w:r>
-      <w:proofErr w:type="spellStart"/>
-      <w:r>
-        <w:t>Controller</w:t>
-      </w:r>
-      <w:proofErr w:type="spellEnd"/>
-      <w:r>
-        <w:t xml:space="preserve"> → Service → </w:t>
-      </w:r>
-      <w:proofErr w:type="spellStart"/>
-      <w:r>
-        <w:t>Repository</w:t>
-      </w:r>
-      <w:proofErr w:type="spellEnd"/>
-      <w:r>
-        <w:t xml:space="preserve">; </w:t>
-      </w:r>
-      <w:proofErr w:type="spellStart"/>
-      <w:r>
-        <w:t>Entity</w:t>
-      </w:r>
-      <w:proofErr w:type="spellEnd"/>
-      <w:r>
-        <w:t xml:space="preserve"> не обращается к БД и </w:t>
-      </w:r>
-      <w:proofErr w:type="spellStart"/>
-      <w:r>
-        <w:t>Riot</w:t>
-      </w:r>
-      <w:proofErr w:type="spellEnd"/>
-      <w:r>
-        <w:t xml:space="preserve"> API напрямую.</w:t>
+        <w:t>Зависимости слоёв: Controller → Service → Repository; Entity не обращается к БД и Riot API напрямую.</w:t>
       </w:r>
     </w:p>
     <w:p>
@@ -15289,55 +13482,7 @@
         <w:pStyle w:val="FirstParagraph"/>
       </w:pPr>
       <w:r>
-        <w:t>В качестве архитектурного стиля выбрана Enterprise-адаптация паттерна PCMEF (</w:t>
-      </w:r>
-      <w:proofErr w:type="spellStart"/>
-      <w:r>
-        <w:t>Presentation</w:t>
-      </w:r>
-      <w:proofErr w:type="spellEnd"/>
-      <w:r>
-        <w:t xml:space="preserve"> – Control – </w:t>
-      </w:r>
-      <w:proofErr w:type="spellStart"/>
-      <w:r>
-        <w:t>Mediator</w:t>
-      </w:r>
-      <w:proofErr w:type="spellEnd"/>
-      <w:r>
-        <w:t xml:space="preserve"> – </w:t>
-      </w:r>
-      <w:proofErr w:type="spellStart"/>
-      <w:r>
-        <w:t>Entity</w:t>
-      </w:r>
-      <w:proofErr w:type="spellEnd"/>
-      <w:r>
-        <w:t xml:space="preserve"> – Foundation) со строгими однонаправленными зависимостями. Выбор обусловлен необходимостью разделить мобильный клиент и серверную бизнес-логику с интеграцией внешнего API. Слои Control–Foundation централизованы на сервере; </w:t>
-      </w:r>
-      <w:proofErr w:type="spellStart"/>
-      <w:r>
-        <w:t>Presentation</w:t>
-      </w:r>
-      <w:proofErr w:type="spellEnd"/>
-      <w:r>
-        <w:t xml:space="preserve"> — на мобильном клиенте (</w:t>
-      </w:r>
-      <w:proofErr w:type="spellStart"/>
-      <w:r>
-        <w:t>React</w:t>
-      </w:r>
-      <w:proofErr w:type="spellEnd"/>
-      <w:r>
-        <w:t xml:space="preserve"> </w:t>
-      </w:r>
-      <w:proofErr w:type="spellStart"/>
-      <w:r>
-        <w:t>Native</w:t>
-      </w:r>
-      <w:proofErr w:type="spellEnd"/>
-      <w:r>
-        <w:t>). Единая точка интеграции — REST API поверх HTTP/JSON.</w:t>
+        <w:t>В качестве архитектурного стиля выбрана Enterprise-адаптация паттерна PCMEF (Presentation – Control – Mediator – Entity – Foundation) со строгими однонаправленными зависимостями. Выбор обусловлен необходимостью разделить мобильный клиент и серверную бизнес-логику с интеграцией внешнего API. Слои Control–Foundation централизованы на сервере; Presentation — на мобильном клиенте (React Native). Единая точка интеграции — REST API поверх HTTP/JSON.</w:t>
       </w:r>
     </w:p>
     <w:p>
@@ -15407,15 +13552,7 @@
       </w:pPr>
       <w:r>
         <w:lastRenderedPageBreak/>
-        <w:t>Мобильный клиент содержит экраны (</w:t>
-      </w:r>
-      <w:proofErr w:type="spellStart"/>
-      <w:r>
-        <w:t>screens</w:t>
-      </w:r>
-      <w:proofErr w:type="spellEnd"/>
-      <w:r>
-        <w:t xml:space="preserve">), навигацию </w:t>
+        <w:t xml:space="preserve">Мобильный клиент содержит экраны (screens), навигацию </w:t>
       </w:r>
       <w:r>
         <w:rPr>
@@ -15430,21 +13567,7 @@
         <w:rPr>
           <w:lang w:val="en-US"/>
         </w:rPr>
-        <w:t xml:space="preserve"> (</w:t>
-      </w:r>
-      <w:proofErr w:type="spellStart"/>
-      <w:r>
-        <w:rPr>
-          <w:lang w:val="en-US"/>
-        </w:rPr>
-        <w:t>Zustand</w:t>
-      </w:r>
-      <w:proofErr w:type="spellEnd"/>
-      <w:r>
-        <w:rPr>
-          <w:lang w:val="en-US"/>
-        </w:rPr>
-        <w:t>), HTTP-</w:t>
+        <w:t xml:space="preserve"> (Zustand), HTTP-</w:t>
       </w:r>
       <w:r>
         <w:t>клиент</w:t>
@@ -15518,49 +13641,7 @@
         <w:rPr>
           <w:lang w:val="en-US"/>
         </w:rPr>
-        <w:t xml:space="preserve">, </w:t>
-      </w:r>
-      <w:proofErr w:type="spellStart"/>
-      <w:r>
-        <w:rPr>
-          <w:lang w:val="en-US"/>
-        </w:rPr>
-        <w:t>RiotApiClient</w:t>
-      </w:r>
-      <w:proofErr w:type="spellEnd"/>
-      <w:r>
-        <w:rPr>
-          <w:lang w:val="en-US"/>
-        </w:rPr>
-        <w:t xml:space="preserve">), entity (JPA), repository (Spring Data JPA), </w:t>
-      </w:r>
-      <w:proofErr w:type="spellStart"/>
-      <w:r>
-        <w:rPr>
-          <w:lang w:val="en-US"/>
-        </w:rPr>
-        <w:t>dto</w:t>
-      </w:r>
-      <w:proofErr w:type="spellEnd"/>
-      <w:r>
-        <w:rPr>
-          <w:lang w:val="en-US"/>
-        </w:rPr>
-        <w:t>, advice (</w:t>
-      </w:r>
-      <w:proofErr w:type="spellStart"/>
-      <w:r>
-        <w:rPr>
-          <w:lang w:val="en-US"/>
-        </w:rPr>
-        <w:t>GlobalExceptionHandler</w:t>
-      </w:r>
-      <w:proofErr w:type="spellEnd"/>
-      <w:r>
-        <w:rPr>
-          <w:lang w:val="en-US"/>
-        </w:rPr>
-        <w:t xml:space="preserve">), security (JWT). </w:t>
+        <w:t xml:space="preserve">, RiotApiClient), entity (JPA), repository (Spring Data JPA), dto, advice (GlobalExceptionHandler), security (JWT). </w:t>
       </w:r>
       <w:r>
         <w:t>Зависимости</w:t>
@@ -15596,21 +13677,7 @@
         <w:rPr>
           <w:lang w:val="en-US"/>
         </w:rPr>
-        <w:t xml:space="preserve">: controller → service → repository → PostgreSQL; service → </w:t>
-      </w:r>
-      <w:proofErr w:type="spellStart"/>
-      <w:r>
-        <w:rPr>
-          <w:lang w:val="en-US"/>
-        </w:rPr>
-        <w:t>RiotApiClient</w:t>
-      </w:r>
-      <w:proofErr w:type="spellEnd"/>
-      <w:r>
-        <w:rPr>
-          <w:lang w:val="en-US"/>
-        </w:rPr>
-        <w:t xml:space="preserve"> → Riot Games API.</w:t>
+        <w:t>: controller → service → repository → PostgreSQL; service → RiotApiClient → Riot Games API.</w:t>
       </w:r>
     </w:p>
     <w:p>
@@ -15635,44 +13702,30 @@
       <w:pPr>
         <w:pStyle w:val="FirstParagraph"/>
       </w:pPr>
-      <w:proofErr w:type="spellStart"/>
-      <w:r>
-        <w:t>Presentation</w:t>
-      </w:r>
-      <w:proofErr w:type="spellEnd"/>
-      <w:r>
-        <w:t xml:space="preserve"> (</w:t>
-      </w:r>
-      <w:proofErr w:type="spellStart"/>
-      <w:r>
-        <w:t>mobile</w:t>
-      </w:r>
-      <w:proofErr w:type="spellEnd"/>
-      <w:r>
-        <w:t xml:space="preserve">) — </w:t>
-      </w:r>
-      <w:proofErr w:type="spellStart"/>
-      <w:r>
-        <w:t>React</w:t>
-      </w:r>
-      <w:proofErr w:type="spellEnd"/>
-      <w:r>
-        <w:t xml:space="preserve"> </w:t>
-      </w:r>
-      <w:proofErr w:type="spellStart"/>
-      <w:r>
-        <w:t>Native</w:t>
-      </w:r>
-      <w:proofErr w:type="spellEnd"/>
-      <w:r>
-        <w:t xml:space="preserve"> экраны; отображение данных; навигация по </w:t>
-      </w:r>
-      <w:proofErr w:type="spellStart"/>
-      <w:r>
-        <w:t>puuid</w:t>
-      </w:r>
-      <w:proofErr w:type="spellEnd"/>
-      <w:r>
+      <w:r>
+        <w:t>Presentation (mobile) — React Native экраны; отображение данных; навигация по puuid.</w:t>
+      </w:r>
+    </w:p>
+    <w:p>
+      <w:pPr>
+        <w:pStyle w:val="a0"/>
+        <w:rPr>
+          <w:lang w:val="en-US"/>
+        </w:rPr>
+      </w:pPr>
+      <w:r>
+        <w:rPr>
+          <w:lang w:val="en-US"/>
+        </w:rPr>
+        <w:t>Presentation (server) — GlobalExceptionHandler; JSON-</w:t>
+      </w:r>
+      <w:r>
+        <w:t>ошибки</w:t>
+      </w:r>
+      <w:r>
+        <w:rPr>
+          <w:lang w:val="en-US"/>
+        </w:rPr>
         <w:t>.</w:t>
       </w:r>
     </w:p>
@@ -15687,24 +13740,60 @@
         <w:rPr>
           <w:lang w:val="en-US"/>
         </w:rPr>
-        <w:t xml:space="preserve">Presentation (server) — </w:t>
-      </w:r>
-      <w:proofErr w:type="spellStart"/>
-      <w:r>
-        <w:rPr>
-          <w:lang w:val="en-US"/>
-        </w:rPr>
-        <w:t>GlobalExceptionHandler</w:t>
-      </w:r>
-      <w:proofErr w:type="spellEnd"/>
-      <w:r>
-        <w:rPr>
-          <w:lang w:val="en-US"/>
-        </w:rPr>
-        <w:t>; JSON-</w:t>
-      </w:r>
-      <w:r>
-        <w:t>ошибки</w:t>
+        <w:t xml:space="preserve">Control — AuthController, SummonerController; </w:t>
+      </w:r>
+      <w:r>
+        <w:t>валидация</w:t>
+      </w:r>
+      <w:r>
+        <w:rPr>
+          <w:lang w:val="en-US"/>
+        </w:rPr>
+        <w:t xml:space="preserve"> </w:t>
+      </w:r>
+      <w:r>
+        <w:t>запросов</w:t>
+      </w:r>
+      <w:r>
+        <w:rPr>
+          <w:lang w:val="en-US"/>
+        </w:rPr>
+        <w:t xml:space="preserve">; </w:t>
+      </w:r>
+      <w:r>
+        <w:t>делегирование</w:t>
+      </w:r>
+      <w:r>
+        <w:rPr>
+          <w:lang w:val="en-US"/>
+        </w:rPr>
+        <w:t xml:space="preserve"> </w:t>
+      </w:r>
+      <w:r>
+        <w:t>в</w:t>
+      </w:r>
+      <w:r>
+        <w:rPr>
+          <w:lang w:val="en-US"/>
+        </w:rPr>
+        <w:t xml:space="preserve"> Mediator.</w:t>
+      </w:r>
+    </w:p>
+    <w:p>
+      <w:pPr>
+        <w:pStyle w:val="a0"/>
+        <w:rPr>
+          <w:lang w:val="en-US"/>
+        </w:rPr>
+      </w:pPr>
+      <w:r>
+        <w:rPr>
+          <w:lang w:val="en-US"/>
+        </w:rPr>
+        <w:t xml:space="preserve">Mediator — AuthService, SummonerService, MatchService, FavoriteService, UserRiotService, RiotApiClient; Cache-Aside, </w:t>
+      </w:r>
+      <w:r>
+        <w:t>транзакции</w:t>
       </w:r>
       <w:r>
         <w:rPr>
@@ -15724,272 +13813,51 @@
         <w:rPr>
           <w:lang w:val="en-US"/>
         </w:rPr>
-        <w:t xml:space="preserve">Control — </w:t>
-      </w:r>
-      <w:proofErr w:type="spellStart"/>
-      <w:r>
-        <w:rPr>
-          <w:lang w:val="en-US"/>
-        </w:rPr>
-        <w:t>AuthController</w:t>
-      </w:r>
-      <w:proofErr w:type="spellEnd"/>
-      <w:r>
-        <w:rPr>
-          <w:lang w:val="en-US"/>
-        </w:rPr>
-        <w:t xml:space="preserve">, </w:t>
-      </w:r>
-      <w:proofErr w:type="spellStart"/>
-      <w:r>
-        <w:rPr>
-          <w:lang w:val="en-US"/>
-        </w:rPr>
-        <w:t>SummonerController</w:t>
-      </w:r>
-      <w:proofErr w:type="spellEnd"/>
-      <w:r>
-        <w:rPr>
-          <w:lang w:val="en-US"/>
-        </w:rPr>
-        <w:t xml:space="preserve">; </w:t>
-      </w:r>
-      <w:r>
-        <w:t>валидация</w:t>
-      </w:r>
-      <w:r>
-        <w:rPr>
-          <w:lang w:val="en-US"/>
-        </w:rPr>
-        <w:t xml:space="preserve"> </w:t>
-      </w:r>
-      <w:r>
-        <w:t>запросов</w:t>
-      </w:r>
-      <w:r>
-        <w:rPr>
-          <w:lang w:val="en-US"/>
-        </w:rPr>
-        <w:t xml:space="preserve">; </w:t>
-      </w:r>
-      <w:r>
-        <w:t>делегирование</w:t>
-      </w:r>
-      <w:r>
-        <w:rPr>
-          <w:lang w:val="en-US"/>
-        </w:rPr>
-        <w:t xml:space="preserve"> </w:t>
-      </w:r>
-      <w:r>
-        <w:t>в</w:t>
-      </w:r>
-      <w:r>
-        <w:rPr>
-          <w:lang w:val="en-US"/>
-        </w:rPr>
-        <w:t xml:space="preserve"> Mediator.</w:t>
+        <w:t>Entity — JPA-</w:t>
+      </w:r>
+      <w:r>
+        <w:t>сущности</w:t>
+      </w:r>
+      <w:r>
+        <w:rPr>
+          <w:lang w:val="en-US"/>
+        </w:rPr>
+        <w:t xml:space="preserve"> </w:t>
+      </w:r>
+      <w:r>
+        <w:t>с</w:t>
+      </w:r>
+      <w:r>
+        <w:rPr>
+          <w:lang w:val="en-US"/>
+        </w:rPr>
+        <w:t xml:space="preserve"> </w:t>
+      </w:r>
+      <w:r>
+        <w:t>бизнес</w:t>
+      </w:r>
+      <w:r>
+        <w:rPr>
+          <w:lang w:val="en-US"/>
+        </w:rPr>
+        <w:t>-</w:t>
+      </w:r>
+      <w:r>
+        <w:t>методами</w:t>
+      </w:r>
+      <w:r>
+        <w:rPr>
+          <w:lang w:val="en-US"/>
+        </w:rPr>
+        <w:t xml:space="preserve"> (getWinRate, isCacheFresh).</w:t>
       </w:r>
     </w:p>
     <w:p>
       <w:pPr>
         <w:pStyle w:val="a0"/>
-        <w:rPr>
-          <w:lang w:val="en-US"/>
-        </w:rPr>
-      </w:pPr>
-      <w:r>
-        <w:rPr>
-          <w:lang w:val="en-US"/>
-        </w:rPr>
-        <w:t xml:space="preserve">Mediator — </w:t>
-      </w:r>
-      <w:proofErr w:type="spellStart"/>
-      <w:r>
-        <w:rPr>
-          <w:lang w:val="en-US"/>
-        </w:rPr>
-        <w:t>AuthService</w:t>
-      </w:r>
-      <w:proofErr w:type="spellEnd"/>
-      <w:r>
-        <w:rPr>
-          <w:lang w:val="en-US"/>
-        </w:rPr>
-        <w:t xml:space="preserve">, </w:t>
-      </w:r>
-      <w:proofErr w:type="spellStart"/>
-      <w:r>
-        <w:rPr>
-          <w:lang w:val="en-US"/>
-        </w:rPr>
-        <w:t>SummonerService</w:t>
-      </w:r>
-      <w:proofErr w:type="spellEnd"/>
-      <w:r>
-        <w:rPr>
-          <w:lang w:val="en-US"/>
-        </w:rPr>
-        <w:t xml:space="preserve">, </w:t>
-      </w:r>
-      <w:proofErr w:type="spellStart"/>
-      <w:r>
-        <w:rPr>
-          <w:lang w:val="en-US"/>
-        </w:rPr>
-        <w:t>MatchService</w:t>
-      </w:r>
-      <w:proofErr w:type="spellEnd"/>
-      <w:r>
-        <w:rPr>
-          <w:lang w:val="en-US"/>
-        </w:rPr>
-        <w:t xml:space="preserve">, </w:t>
-      </w:r>
-      <w:proofErr w:type="spellStart"/>
-      <w:r>
-        <w:rPr>
-          <w:lang w:val="en-US"/>
-        </w:rPr>
-        <w:t>FavoriteService</w:t>
-      </w:r>
-      <w:proofErr w:type="spellEnd"/>
-      <w:r>
-        <w:rPr>
-          <w:lang w:val="en-US"/>
-        </w:rPr>
-        <w:t xml:space="preserve">, </w:t>
-      </w:r>
-      <w:proofErr w:type="spellStart"/>
-      <w:r>
-        <w:rPr>
-          <w:lang w:val="en-US"/>
-        </w:rPr>
-        <w:t>UserRiotService</w:t>
-      </w:r>
-      <w:proofErr w:type="spellEnd"/>
-      <w:r>
-        <w:rPr>
-          <w:lang w:val="en-US"/>
-        </w:rPr>
-        <w:t xml:space="preserve">, </w:t>
-      </w:r>
-      <w:proofErr w:type="spellStart"/>
-      <w:r>
-        <w:rPr>
-          <w:lang w:val="en-US"/>
-        </w:rPr>
-        <w:t>RiotApiClient</w:t>
-      </w:r>
-      <w:proofErr w:type="spellEnd"/>
-      <w:r>
-        <w:rPr>
-          <w:lang w:val="en-US"/>
-        </w:rPr>
-        <w:t xml:space="preserve">; Cache-Aside, </w:t>
-      </w:r>
-      <w:r>
-        <w:t>транзакции</w:t>
-      </w:r>
-      <w:r>
-        <w:rPr>
-          <w:lang w:val="en-US"/>
-        </w:rPr>
-        <w:t>.</w:t>
-      </w:r>
-    </w:p>
-    <w:p>
-      <w:pPr>
-        <w:pStyle w:val="a0"/>
-        <w:rPr>
-          <w:lang w:val="en-US"/>
-        </w:rPr>
-      </w:pPr>
-      <w:r>
-        <w:rPr>
-          <w:lang w:val="en-US"/>
-        </w:rPr>
-        <w:t>Entity — JPA-</w:t>
-      </w:r>
-      <w:r>
-        <w:t>сущности</w:t>
-      </w:r>
-      <w:r>
-        <w:rPr>
-          <w:lang w:val="en-US"/>
-        </w:rPr>
-        <w:t xml:space="preserve"> </w:t>
-      </w:r>
-      <w:r>
-        <w:t>с</w:t>
-      </w:r>
-      <w:r>
-        <w:rPr>
-          <w:lang w:val="en-US"/>
-        </w:rPr>
-        <w:t xml:space="preserve"> </w:t>
-      </w:r>
-      <w:r>
-        <w:t>бизнес</w:t>
-      </w:r>
-      <w:r>
-        <w:rPr>
-          <w:lang w:val="en-US"/>
-        </w:rPr>
-        <w:t>-</w:t>
-      </w:r>
-      <w:r>
-        <w:t>методами</w:t>
-      </w:r>
-      <w:r>
-        <w:rPr>
-          <w:lang w:val="en-US"/>
-        </w:rPr>
-        <w:t xml:space="preserve"> (</w:t>
-      </w:r>
-      <w:proofErr w:type="spellStart"/>
-      <w:r>
-        <w:rPr>
-          <w:lang w:val="en-US"/>
-        </w:rPr>
-        <w:t>getWinRate</w:t>
-      </w:r>
-      <w:proofErr w:type="spellEnd"/>
-      <w:r>
-        <w:rPr>
-          <w:lang w:val="en-US"/>
-        </w:rPr>
-        <w:t xml:space="preserve">, </w:t>
-      </w:r>
-      <w:proofErr w:type="spellStart"/>
-      <w:r>
-        <w:rPr>
-          <w:lang w:val="en-US"/>
-        </w:rPr>
-        <w:t>isCacheFresh</w:t>
-      </w:r>
-      <w:proofErr w:type="spellEnd"/>
-      <w:r>
-        <w:rPr>
-          <w:lang w:val="en-US"/>
-        </w:rPr>
-        <w:t>).</w:t>
-      </w:r>
-    </w:p>
-    <w:p>
-      <w:pPr>
-        <w:pStyle w:val="a0"/>
-      </w:pPr>
-      <w:r>
-        <w:t xml:space="preserve">Foundation — репозитории, конфигурация, миграции </w:t>
-      </w:r>
-      <w:proofErr w:type="spellStart"/>
-      <w:r>
-        <w:t>Flyway</w:t>
-      </w:r>
-      <w:proofErr w:type="spellEnd"/>
-      <w:r>
-        <w:t>.</w:t>
+      </w:pPr>
+      <w:r>
+        <w:t>Foundation — репозитории, конфигурация, миграции Flyway.</w:t>
       </w:r>
     </w:p>
     <w:p>
@@ -16032,15 +13900,7 @@
       </w:pPr>
       <w:r>
         <w:lastRenderedPageBreak/>
-        <w:t xml:space="preserve">ADR-003. PUUID как внутренний ключ для избранного и навигации; </w:t>
-      </w:r>
-      <w:proofErr w:type="spellStart"/>
-      <w:r>
-        <w:t>Riot</w:t>
-      </w:r>
-      <w:proofErr w:type="spellEnd"/>
-      <w:r>
-        <w:t xml:space="preserve"> ID — только для поиска.</w:t>
+        <w:t>ADR-003. PUUID как внутренний ключ для избранного и навигации; Riot ID — только для поиска.</w:t>
       </w:r>
     </w:p>
     <w:p>
@@ -16214,47 +14074,7 @@
       </w:pPr>
       <w:r>
         <w:lastRenderedPageBreak/>
-        <w:t xml:space="preserve">Пользователи. Таблица </w:t>
-      </w:r>
-      <w:proofErr w:type="spellStart"/>
-      <w:r>
-        <w:t>users</w:t>
-      </w:r>
-      <w:proofErr w:type="spellEnd"/>
-      <w:r>
-        <w:t xml:space="preserve"> хранит учётные данные и привязку </w:t>
-      </w:r>
-      <w:proofErr w:type="spellStart"/>
-      <w:r>
-        <w:t>Riot</w:t>
-      </w:r>
-      <w:proofErr w:type="spellEnd"/>
-      <w:r>
-        <w:t xml:space="preserve"> ID (</w:t>
-      </w:r>
-      <w:proofErr w:type="spellStart"/>
-      <w:r>
-        <w:t>linked_riot_puuid</w:t>
-      </w:r>
-      <w:proofErr w:type="spellEnd"/>
-      <w:r>
-        <w:t xml:space="preserve">, </w:t>
-      </w:r>
-      <w:proofErr w:type="spellStart"/>
-      <w:r>
-        <w:t>linked_riot_id</w:t>
-      </w:r>
-      <w:proofErr w:type="spellEnd"/>
-      <w:r>
-        <w:t xml:space="preserve">, </w:t>
-      </w:r>
-      <w:proofErr w:type="spellStart"/>
-      <w:r>
-        <w:t>linked_riot_region</w:t>
-      </w:r>
-      <w:proofErr w:type="spellEnd"/>
-      <w:r>
-        <w:t>).</w:t>
+        <w:t>Пользователи. Таблица users хранит учётные данные и привязку Riot ID (linked_riot_puuid, linked_riot_id, linked_riot_region).</w:t>
       </w:r>
     </w:p>
     <w:p>
@@ -16264,11 +14084,9 @@
           <w:lang w:val="en-US"/>
         </w:rPr>
       </w:pPr>
-      <w:proofErr w:type="spellStart"/>
       <w:r>
         <w:t>Призыватели</w:t>
       </w:r>
-      <w:proofErr w:type="spellEnd"/>
       <w:r>
         <w:rPr>
           <w:lang w:val="en-US"/>
@@ -16300,63 +14118,7 @@
         <w:rPr>
           <w:lang w:val="en-US"/>
         </w:rPr>
-        <w:t xml:space="preserve"> (</w:t>
-      </w:r>
-      <w:proofErr w:type="spellStart"/>
-      <w:r>
-        <w:rPr>
-          <w:lang w:val="en-US"/>
-        </w:rPr>
-        <w:t>riot_puuid</w:t>
-      </w:r>
-      <w:proofErr w:type="spellEnd"/>
-      <w:r>
-        <w:rPr>
-          <w:lang w:val="en-US"/>
-        </w:rPr>
-        <w:t xml:space="preserve"> unique, </w:t>
-      </w:r>
-      <w:proofErr w:type="spellStart"/>
-      <w:r>
-        <w:rPr>
-          <w:lang w:val="en-US"/>
-        </w:rPr>
-        <w:t>summoner_name</w:t>
-      </w:r>
-      <w:proofErr w:type="spellEnd"/>
-      <w:r>
-        <w:rPr>
-          <w:lang w:val="en-US"/>
-        </w:rPr>
-        <w:t xml:space="preserve">, tier, rank, </w:t>
-      </w:r>
-      <w:proofErr w:type="spellStart"/>
-      <w:r>
-        <w:rPr>
-          <w:lang w:val="en-US"/>
-        </w:rPr>
-        <w:t>league_points</w:t>
-      </w:r>
-      <w:proofErr w:type="spellEnd"/>
-      <w:r>
-        <w:rPr>
-          <w:lang w:val="en-US"/>
-        </w:rPr>
-        <w:t xml:space="preserve">, wins, losses, </w:t>
-      </w:r>
-      <w:proofErr w:type="spellStart"/>
-      <w:r>
-        <w:rPr>
-          <w:lang w:val="en-US"/>
-        </w:rPr>
-        <w:t>last_updated</w:t>
-      </w:r>
-      <w:proofErr w:type="spellEnd"/>
-      <w:r>
-        <w:rPr>
-          <w:lang w:val="en-US"/>
-        </w:rPr>
-        <w:t>).</w:t>
+        <w:t xml:space="preserve"> (riot_puuid unique, summoner_name, tier, rank, league_points, wins, losses, last_updated).</w:t>
       </w:r>
     </w:p>
     <w:p>
@@ -16382,63 +14144,7 @@
         <w:rPr>
           <w:lang w:val="en-US"/>
         </w:rPr>
-        <w:t xml:space="preserve"> matches (</w:t>
-      </w:r>
-      <w:proofErr w:type="spellStart"/>
-      <w:r>
-        <w:rPr>
-          <w:lang w:val="en-US"/>
-        </w:rPr>
-        <w:t>match_id</w:t>
-      </w:r>
-      <w:proofErr w:type="spellEnd"/>
-      <w:r>
-        <w:rPr>
-          <w:lang w:val="en-US"/>
-        </w:rPr>
-        <w:t xml:space="preserve"> unique, </w:t>
-      </w:r>
-      <w:proofErr w:type="spellStart"/>
-      <w:r>
-        <w:rPr>
-          <w:lang w:val="en-US"/>
-        </w:rPr>
-        <w:t>game_mode</w:t>
-      </w:r>
-      <w:proofErr w:type="spellEnd"/>
-      <w:r>
-        <w:rPr>
-          <w:lang w:val="en-US"/>
-        </w:rPr>
-        <w:t xml:space="preserve">, </w:t>
-      </w:r>
-      <w:proofErr w:type="spellStart"/>
-      <w:r>
-        <w:rPr>
-          <w:lang w:val="en-US"/>
-        </w:rPr>
-        <w:t>game_duration</w:t>
-      </w:r>
-      <w:proofErr w:type="spellEnd"/>
-      <w:r>
-        <w:rPr>
-          <w:lang w:val="en-US"/>
-        </w:rPr>
-        <w:t xml:space="preserve">); </w:t>
-      </w:r>
-      <w:proofErr w:type="spellStart"/>
-      <w:r>
-        <w:rPr>
-          <w:lang w:val="en-US"/>
-        </w:rPr>
-        <w:t>participant_stats</w:t>
-      </w:r>
-      <w:proofErr w:type="spellEnd"/>
-      <w:r>
-        <w:rPr>
-          <w:lang w:val="en-US"/>
-        </w:rPr>
-        <w:t xml:space="preserve"> — KDA, </w:t>
+        <w:t xml:space="preserve"> matches (match_id unique, game_mode, game_duration); participant_stats — KDA, </w:t>
       </w:r>
       <w:r>
         <w:t>чемпион</w:t>
@@ -16473,21 +14179,7 @@
         <w:rPr>
           <w:lang w:val="en-US"/>
         </w:rPr>
-        <w:t xml:space="preserve"> </w:t>
-      </w:r>
-      <w:proofErr w:type="spellStart"/>
-      <w:r>
-        <w:rPr>
-          <w:lang w:val="en-US"/>
-        </w:rPr>
-        <w:t>user_favorite_summoners</w:t>
-      </w:r>
-      <w:proofErr w:type="spellEnd"/>
-      <w:r>
-        <w:rPr>
-          <w:lang w:val="en-US"/>
-        </w:rPr>
-        <w:t xml:space="preserve"> — </w:t>
+        <w:t xml:space="preserve"> user_favorite_summoners — </w:t>
       </w:r>
       <w:r>
         <w:t>связь</w:t>
@@ -16496,49 +14188,7 @@
         <w:rPr>
           <w:lang w:val="en-US"/>
         </w:rPr>
-        <w:t xml:space="preserve"> </w:t>
-      </w:r>
-      <w:proofErr w:type="gramStart"/>
-      <w:r>
-        <w:rPr>
-          <w:lang w:val="en-US"/>
-        </w:rPr>
-        <w:t>M:N</w:t>
-      </w:r>
-      <w:proofErr w:type="gramEnd"/>
-      <w:r>
-        <w:rPr>
-          <w:lang w:val="en-US"/>
-        </w:rPr>
-        <w:t xml:space="preserve"> </w:t>
-      </w:r>
-      <w:proofErr w:type="spellStart"/>
-      <w:r>
-        <w:rPr>
-          <w:lang w:val="en-US"/>
-        </w:rPr>
-        <w:t>user_id</w:t>
-      </w:r>
-      <w:proofErr w:type="spellEnd"/>
-      <w:r>
-        <w:rPr>
-          <w:lang w:val="en-US"/>
-        </w:rPr>
-        <w:t xml:space="preserve"> ↔ </w:t>
-      </w:r>
-      <w:proofErr w:type="spellStart"/>
-      <w:r>
-        <w:rPr>
-          <w:lang w:val="en-US"/>
-        </w:rPr>
-        <w:t>summoner_id</w:t>
-      </w:r>
-      <w:proofErr w:type="spellEnd"/>
-      <w:r>
-        <w:rPr>
-          <w:lang w:val="en-US"/>
-        </w:rPr>
-        <w:t xml:space="preserve"> </w:t>
+        <w:t xml:space="preserve"> M:N user_id ↔ summoner_id </w:t>
       </w:r>
       <w:r>
         <w:t>с</w:t>
@@ -16645,63 +14295,7 @@
         <w:rPr>
           <w:lang w:val="en-US"/>
         </w:rPr>
-        <w:t xml:space="preserve"> users: id (BIGSERIAL PK), username (VARCHAR UNIQUE NOT NULL), email (VARCHAR UNIQUE NOT NULL), </w:t>
-      </w:r>
-      <w:proofErr w:type="spellStart"/>
-      <w:r>
-        <w:rPr>
-          <w:lang w:val="en-US"/>
-        </w:rPr>
-        <w:t>password_hash</w:t>
-      </w:r>
-      <w:proofErr w:type="spellEnd"/>
-      <w:r>
-        <w:rPr>
-          <w:lang w:val="en-US"/>
-        </w:rPr>
-        <w:t xml:space="preserve"> (VARCHAR NOT NULL), </w:t>
-      </w:r>
-      <w:proofErr w:type="spellStart"/>
-      <w:r>
-        <w:rPr>
-          <w:lang w:val="en-US"/>
-        </w:rPr>
-        <w:t>linked_riot_puuid</w:t>
-      </w:r>
-      <w:proofErr w:type="spellEnd"/>
-      <w:r>
-        <w:rPr>
-          <w:lang w:val="en-US"/>
-        </w:rPr>
-        <w:t xml:space="preserve">, </w:t>
-      </w:r>
-      <w:proofErr w:type="spellStart"/>
-      <w:r>
-        <w:rPr>
-          <w:lang w:val="en-US"/>
-        </w:rPr>
-        <w:t>linked_riot_id</w:t>
-      </w:r>
-      <w:proofErr w:type="spellEnd"/>
-      <w:r>
-        <w:rPr>
-          <w:lang w:val="en-US"/>
-        </w:rPr>
-        <w:t xml:space="preserve">, </w:t>
-      </w:r>
-      <w:proofErr w:type="spellStart"/>
-      <w:r>
-        <w:rPr>
-          <w:lang w:val="en-US"/>
-        </w:rPr>
-        <w:t>linked_riot_region</w:t>
-      </w:r>
-      <w:proofErr w:type="spellEnd"/>
-      <w:r>
-        <w:rPr>
-          <w:lang w:val="en-US"/>
-        </w:rPr>
-        <w:t>.</w:t>
+        <w:t xml:space="preserve"> users: id (BIGSERIAL PK), username (VARCHAR UNIQUE NOT NULL), email (VARCHAR UNIQUE NOT NULL), password_hash (VARCHAR NOT NULL), linked_riot_puuid, linked_riot_id, linked_riot_region.</w:t>
       </w:r>
     </w:p>
     <w:p>
@@ -16718,91 +14312,7 @@
         <w:rPr>
           <w:lang w:val="en-US"/>
         </w:rPr>
-        <w:t xml:space="preserve"> summoners: id (BIGSERIAL PK), </w:t>
-      </w:r>
-      <w:proofErr w:type="spellStart"/>
-      <w:r>
-        <w:rPr>
-          <w:lang w:val="en-US"/>
-        </w:rPr>
-        <w:t>riot_puuid</w:t>
-      </w:r>
-      <w:proofErr w:type="spellEnd"/>
-      <w:r>
-        <w:rPr>
-          <w:lang w:val="en-US"/>
-        </w:rPr>
-        <w:t xml:space="preserve"> (VARCHAR UNIQUE NOT NULL), </w:t>
-      </w:r>
-      <w:proofErr w:type="spellStart"/>
-      <w:r>
-        <w:rPr>
-          <w:lang w:val="en-US"/>
-        </w:rPr>
-        <w:t>summoner_name</w:t>
-      </w:r>
-      <w:proofErr w:type="spellEnd"/>
-      <w:r>
-        <w:rPr>
-          <w:lang w:val="en-US"/>
-        </w:rPr>
-        <w:t xml:space="preserve">, </w:t>
-      </w:r>
-      <w:proofErr w:type="spellStart"/>
-      <w:r>
-        <w:rPr>
-          <w:lang w:val="en-US"/>
-        </w:rPr>
-        <w:t>summoner_level</w:t>
-      </w:r>
-      <w:proofErr w:type="spellEnd"/>
-      <w:r>
-        <w:rPr>
-          <w:lang w:val="en-US"/>
-        </w:rPr>
-        <w:t xml:space="preserve">, tier, rank, </w:t>
-      </w:r>
-      <w:proofErr w:type="spellStart"/>
-      <w:r>
-        <w:rPr>
-          <w:lang w:val="en-US"/>
-        </w:rPr>
-        <w:t>league_points</w:t>
-      </w:r>
-      <w:proofErr w:type="spellEnd"/>
-      <w:r>
-        <w:rPr>
-          <w:lang w:val="en-US"/>
-        </w:rPr>
-        <w:t xml:space="preserve">, wins, losses, </w:t>
-      </w:r>
-      <w:proofErr w:type="spellStart"/>
-      <w:r>
-        <w:rPr>
-          <w:lang w:val="en-US"/>
-        </w:rPr>
-        <w:t>profile_icon_id</w:t>
-      </w:r>
-      <w:proofErr w:type="spellEnd"/>
-      <w:r>
-        <w:rPr>
-          <w:lang w:val="en-US"/>
-        </w:rPr>
-        <w:t xml:space="preserve">, </w:t>
-      </w:r>
-      <w:proofErr w:type="spellStart"/>
-      <w:r>
-        <w:rPr>
-          <w:lang w:val="en-US"/>
-        </w:rPr>
-        <w:t>last_updated</w:t>
-      </w:r>
-      <w:proofErr w:type="spellEnd"/>
-      <w:r>
-        <w:rPr>
-          <w:lang w:val="en-US"/>
-        </w:rPr>
-        <w:t xml:space="preserve"> (TIMESTAMP).</w:t>
+        <w:t xml:space="preserve"> summoners: id (BIGSERIAL PK), riot_puuid (VARCHAR UNIQUE NOT NULL), summoner_name, summoner_level, tier, rank, league_points, wins, losses, profile_icon_id, last_updated (TIMESTAMP).</w:t>
       </w:r>
     </w:p>
     <w:p>
@@ -16819,63 +14329,7 @@
         <w:rPr>
           <w:lang w:val="en-US"/>
         </w:rPr>
-        <w:t xml:space="preserve"> matches: id (BIGSERIAL PK), </w:t>
-      </w:r>
-      <w:proofErr w:type="spellStart"/>
-      <w:r>
-        <w:rPr>
-          <w:lang w:val="en-US"/>
-        </w:rPr>
-        <w:t>match_id</w:t>
-      </w:r>
-      <w:proofErr w:type="spellEnd"/>
-      <w:r>
-        <w:rPr>
-          <w:lang w:val="en-US"/>
-        </w:rPr>
-        <w:t xml:space="preserve"> (VARCHAR UNIQUE NOT NULL), </w:t>
-      </w:r>
-      <w:proofErr w:type="spellStart"/>
-      <w:r>
-        <w:rPr>
-          <w:lang w:val="en-US"/>
-        </w:rPr>
-        <w:t>game_mode</w:t>
-      </w:r>
-      <w:proofErr w:type="spellEnd"/>
-      <w:r>
-        <w:rPr>
-          <w:lang w:val="en-US"/>
-        </w:rPr>
-        <w:t xml:space="preserve">, </w:t>
-      </w:r>
-      <w:proofErr w:type="spellStart"/>
-      <w:r>
-        <w:rPr>
-          <w:lang w:val="en-US"/>
-        </w:rPr>
-        <w:t>game_duration</w:t>
-      </w:r>
-      <w:proofErr w:type="spellEnd"/>
-      <w:r>
-        <w:rPr>
-          <w:lang w:val="en-US"/>
-        </w:rPr>
-        <w:t xml:space="preserve">, </w:t>
-      </w:r>
-      <w:proofErr w:type="spellStart"/>
-      <w:r>
-        <w:rPr>
-          <w:lang w:val="en-US"/>
-        </w:rPr>
-        <w:t>game_creation</w:t>
-      </w:r>
-      <w:proofErr w:type="spellEnd"/>
-      <w:r>
-        <w:rPr>
-          <w:lang w:val="en-US"/>
-        </w:rPr>
-        <w:t>.</w:t>
+        <w:t xml:space="preserve"> matches: id (BIGSERIAL PK), match_id (VARCHAR UNIQUE NOT NULL), game_mode, game_duration, game_creation.</w:t>
       </w:r>
     </w:p>
     <w:p>
@@ -16892,91 +14346,7 @@
         <w:rPr>
           <w:lang w:val="en-US"/>
         </w:rPr>
-        <w:t xml:space="preserve"> </w:t>
-      </w:r>
-      <w:proofErr w:type="spellStart"/>
-      <w:r>
-        <w:rPr>
-          <w:lang w:val="en-US"/>
-        </w:rPr>
-        <w:t>participant_stats</w:t>
-      </w:r>
-      <w:proofErr w:type="spellEnd"/>
-      <w:r>
-        <w:rPr>
-          <w:lang w:val="en-US"/>
-        </w:rPr>
-        <w:t xml:space="preserve">: id (BIGSERIAL PK), </w:t>
-      </w:r>
-      <w:proofErr w:type="spellStart"/>
-      <w:r>
-        <w:rPr>
-          <w:lang w:val="en-US"/>
-        </w:rPr>
-        <w:t>match_id</w:t>
-      </w:r>
-      <w:proofErr w:type="spellEnd"/>
-      <w:r>
-        <w:rPr>
-          <w:lang w:val="en-US"/>
-        </w:rPr>
-        <w:t xml:space="preserve"> (FK), </w:t>
-      </w:r>
-      <w:proofErr w:type="spellStart"/>
-      <w:r>
-        <w:rPr>
-          <w:lang w:val="en-US"/>
-        </w:rPr>
-        <w:t>summoner_id</w:t>
-      </w:r>
-      <w:proofErr w:type="spellEnd"/>
-      <w:r>
-        <w:rPr>
-          <w:lang w:val="en-US"/>
-        </w:rPr>
-        <w:t xml:space="preserve"> (FK), </w:t>
-      </w:r>
-      <w:proofErr w:type="spellStart"/>
-      <w:r>
-        <w:rPr>
-          <w:lang w:val="en-US"/>
-        </w:rPr>
-        <w:t>riot_puuid</w:t>
-      </w:r>
-      <w:proofErr w:type="spellEnd"/>
-      <w:r>
-        <w:rPr>
-          <w:lang w:val="en-US"/>
-        </w:rPr>
-        <w:t xml:space="preserve">, kills, deaths, assists, </w:t>
-      </w:r>
-      <w:proofErr w:type="spellStart"/>
-      <w:r>
-        <w:rPr>
-          <w:lang w:val="en-US"/>
-        </w:rPr>
-        <w:t>champion_name</w:t>
-      </w:r>
-      <w:proofErr w:type="spellEnd"/>
-      <w:r>
-        <w:rPr>
-          <w:lang w:val="en-US"/>
-        </w:rPr>
-        <w:t xml:space="preserve">, </w:t>
-      </w:r>
-      <w:proofErr w:type="spellStart"/>
-      <w:r>
-        <w:rPr>
-          <w:lang w:val="en-US"/>
-        </w:rPr>
-        <w:t>cs_score</w:t>
-      </w:r>
-      <w:proofErr w:type="spellEnd"/>
-      <w:r>
-        <w:rPr>
-          <w:lang w:val="en-US"/>
-        </w:rPr>
-        <w:t>, win.</w:t>
+        <w:t xml:space="preserve"> participant_stats: id (BIGSERIAL PK), match_id (FK), summoner_id (FK), riot_puuid, kills, deaths, assists, champion_name, cs_score, win.</w:t>
       </w:r>
     </w:p>
     <w:p>
@@ -16993,91 +14363,7 @@
         <w:rPr>
           <w:lang w:val="en-US"/>
         </w:rPr>
-        <w:t xml:space="preserve"> </w:t>
-      </w:r>
-      <w:proofErr w:type="spellStart"/>
-      <w:r>
-        <w:rPr>
-          <w:lang w:val="en-US"/>
-        </w:rPr>
-        <w:t>user_favorite_summoners</w:t>
-      </w:r>
-      <w:proofErr w:type="spellEnd"/>
-      <w:r>
-        <w:rPr>
-          <w:lang w:val="en-US"/>
-        </w:rPr>
-        <w:t xml:space="preserve">: id (BIGSERIAL PK), </w:t>
-      </w:r>
-      <w:proofErr w:type="spellStart"/>
-      <w:r>
-        <w:rPr>
-          <w:lang w:val="en-US"/>
-        </w:rPr>
-        <w:t>user_id</w:t>
-      </w:r>
-      <w:proofErr w:type="spellEnd"/>
-      <w:r>
-        <w:rPr>
-          <w:lang w:val="en-US"/>
-        </w:rPr>
-        <w:t xml:space="preserve"> (FK), </w:t>
-      </w:r>
-      <w:proofErr w:type="spellStart"/>
-      <w:r>
-        <w:rPr>
-          <w:lang w:val="en-US"/>
-        </w:rPr>
-        <w:t>summoner_id</w:t>
-      </w:r>
-      <w:proofErr w:type="spellEnd"/>
-      <w:r>
-        <w:rPr>
-          <w:lang w:val="en-US"/>
-        </w:rPr>
-        <w:t xml:space="preserve"> (FK), </w:t>
-      </w:r>
-      <w:proofErr w:type="spellStart"/>
-      <w:r>
-        <w:rPr>
-          <w:lang w:val="en-US"/>
-        </w:rPr>
-        <w:t>added_at</w:t>
-      </w:r>
-      <w:proofErr w:type="spellEnd"/>
-      <w:r>
-        <w:rPr>
-          <w:lang w:val="en-US"/>
-        </w:rPr>
-        <w:t>; UNIQUE (</w:t>
-      </w:r>
-      <w:proofErr w:type="spellStart"/>
-      <w:r>
-        <w:rPr>
-          <w:lang w:val="en-US"/>
-        </w:rPr>
-        <w:t>user_id</w:t>
-      </w:r>
-      <w:proofErr w:type="spellEnd"/>
-      <w:r>
-        <w:rPr>
-          <w:lang w:val="en-US"/>
-        </w:rPr>
-        <w:t xml:space="preserve">, </w:t>
-      </w:r>
-      <w:proofErr w:type="spellStart"/>
-      <w:r>
-        <w:rPr>
-          <w:lang w:val="en-US"/>
-        </w:rPr>
-        <w:t>summoner_id</w:t>
-      </w:r>
-      <w:proofErr w:type="spellEnd"/>
-      <w:r>
-        <w:rPr>
-          <w:lang w:val="en-US"/>
-        </w:rPr>
-        <w:t>).</w:t>
+        <w:t xml:space="preserve"> user_favorite_summoners: id (BIGSERIAL PK), user_id (FK), summoner_id (FK), added_at; UNIQUE (user_id, summoner_id).</w:t>
       </w:r>
     </w:p>
     <w:p>
@@ -17094,49 +14380,7 @@
         <w:rPr>
           <w:lang w:val="en-US"/>
         </w:rPr>
-        <w:t xml:space="preserve">: </w:t>
-      </w:r>
-      <w:proofErr w:type="spellStart"/>
-      <w:r>
-        <w:rPr>
-          <w:lang w:val="en-US"/>
-        </w:rPr>
-        <w:t>idx_users_username</w:t>
-      </w:r>
-      <w:proofErr w:type="spellEnd"/>
-      <w:r>
-        <w:rPr>
-          <w:lang w:val="en-US"/>
-        </w:rPr>
-        <w:t xml:space="preserve">, </w:t>
-      </w:r>
-      <w:proofErr w:type="spellStart"/>
-      <w:r>
-        <w:rPr>
-          <w:lang w:val="en-US"/>
-        </w:rPr>
-        <w:t>idx_summoners_riot_puuid</w:t>
-      </w:r>
-      <w:proofErr w:type="spellEnd"/>
-      <w:r>
-        <w:rPr>
-          <w:lang w:val="en-US"/>
-        </w:rPr>
-        <w:t xml:space="preserve">, </w:t>
-      </w:r>
-      <w:proofErr w:type="spellStart"/>
-      <w:r>
-        <w:rPr>
-          <w:lang w:val="en-US"/>
-        </w:rPr>
-        <w:t>idx_summoners_summoner_name</w:t>
-      </w:r>
-      <w:proofErr w:type="spellEnd"/>
-      <w:r>
-        <w:rPr>
-          <w:lang w:val="en-US"/>
-        </w:rPr>
-        <w:t>.</w:t>
+        <w:t>: idx_users_username, idx_summoners_riot_puuid, idx_summoners_summoner_name.</w:t>
       </w:r>
     </w:p>
     <w:p>
@@ -17213,35 +14457,7 @@
         <w:rPr>
           <w:lang w:val="en-US"/>
         </w:rPr>
-        <w:t xml:space="preserve"> backend/</w:t>
-      </w:r>
-      <w:proofErr w:type="spellStart"/>
-      <w:r>
-        <w:rPr>
-          <w:lang w:val="en-US"/>
-        </w:rPr>
-        <w:t>src</w:t>
-      </w:r>
-      <w:proofErr w:type="spellEnd"/>
-      <w:r>
-        <w:rPr>
-          <w:lang w:val="en-US"/>
-        </w:rPr>
-        <w:t>/main/resources/</w:t>
-      </w:r>
-      <w:proofErr w:type="spellStart"/>
-      <w:r>
-        <w:rPr>
-          <w:lang w:val="en-US"/>
-        </w:rPr>
-        <w:t>db</w:t>
-      </w:r>
-      <w:proofErr w:type="spellEnd"/>
-      <w:r>
-        <w:rPr>
-          <w:lang w:val="en-US"/>
-        </w:rPr>
-        <w:t xml:space="preserve">/migration/: V1__initial_schema.sql </w:t>
+        <w:t xml:space="preserve"> backend/src/main/resources/db/migration/: V1__initial_schema.sql </w:t>
       </w:r>
       <w:r>
         <w:t>и</w:t>
@@ -17277,49 +14493,7 @@
         <w:rPr>
           <w:lang w:val="en-US"/>
         </w:rPr>
-        <w:t xml:space="preserve"> DDL: backend/</w:t>
-      </w:r>
-      <w:proofErr w:type="spellStart"/>
-      <w:r>
-        <w:rPr>
-          <w:lang w:val="en-US"/>
-        </w:rPr>
-        <w:t>src</w:t>
-      </w:r>
-      <w:proofErr w:type="spellEnd"/>
-      <w:r>
-        <w:rPr>
-          <w:lang w:val="en-US"/>
-        </w:rPr>
-        <w:t>/main/resources/</w:t>
-      </w:r>
-      <w:proofErr w:type="spellStart"/>
-      <w:r>
-        <w:rPr>
-          <w:lang w:val="en-US"/>
-        </w:rPr>
-        <w:t>db</w:t>
-      </w:r>
-      <w:proofErr w:type="spellEnd"/>
-      <w:r>
-        <w:rPr>
-          <w:lang w:val="en-US"/>
-        </w:rPr>
-        <w:t>/</w:t>
-      </w:r>
-      <w:proofErr w:type="spellStart"/>
-      <w:r>
-        <w:rPr>
-          <w:lang w:val="en-US"/>
-        </w:rPr>
-        <w:t>ddl.sql</w:t>
-      </w:r>
-      <w:proofErr w:type="spellEnd"/>
-      <w:r>
-        <w:rPr>
-          <w:lang w:val="en-US"/>
-        </w:rPr>
-        <w:t>.</w:t>
+        <w:t xml:space="preserve"> DDL: backend/src/main/resources/db/ddl.sql.</w:t>
       </w:r>
     </w:p>
     <w:p>
@@ -17437,49 +14611,13 @@
         <w:pStyle w:val="a0"/>
       </w:pPr>
       <w:r>
-        <w:t xml:space="preserve">UC-001: Пользователь вводит </w:t>
-      </w:r>
-      <w:proofErr w:type="spellStart"/>
-      <w:r>
-        <w:t>Riot</w:t>
-      </w:r>
-      <w:proofErr w:type="spellEnd"/>
-      <w:r>
-        <w:t xml:space="preserve"> ID и регион. </w:t>
-      </w:r>
-      <w:r>
-        <w:rPr>
-          <w:lang w:val="en-US"/>
-        </w:rPr>
-        <w:t xml:space="preserve">Mobile App → GET /summoner/search. </w:t>
-      </w:r>
-      <w:proofErr w:type="spellStart"/>
-      <w:r>
-        <w:rPr>
-          <w:lang w:val="en-US"/>
-        </w:rPr>
-        <w:t>SummonerController</w:t>
-      </w:r>
-      <w:proofErr w:type="spellEnd"/>
-      <w:r>
-        <w:rPr>
-          <w:lang w:val="en-US"/>
-        </w:rPr>
-        <w:t xml:space="preserve"> → </w:t>
-      </w:r>
-      <w:proofErr w:type="spellStart"/>
-      <w:r>
-        <w:rPr>
-          <w:lang w:val="en-US"/>
-        </w:rPr>
-        <w:t>SummonerService</w:t>
-      </w:r>
-      <w:proofErr w:type="spellEnd"/>
-      <w:r>
-        <w:rPr>
-          <w:lang w:val="en-US"/>
-        </w:rPr>
-        <w:t xml:space="preserve">. </w:t>
+        <w:t xml:space="preserve">UC-001: Пользователь вводит Riot ID и регион. </w:t>
+      </w:r>
+      <w:r>
+        <w:rPr>
+          <w:lang w:val="en-US"/>
+        </w:rPr>
+        <w:t xml:space="preserve">Mobile App → GET /summoner/search. SummonerController → SummonerService. </w:t>
       </w:r>
       <w:r>
         <w:t>Сервис</w:t>
@@ -17533,40 +14671,10 @@
         <w:rPr>
           <w:lang w:val="en-US"/>
         </w:rPr>
-        <w:t xml:space="preserve"> — </w:t>
-      </w:r>
-      <w:proofErr w:type="spellStart"/>
-      <w:r>
-        <w:rPr>
-          <w:lang w:val="en-US"/>
-        </w:rPr>
-        <w:t>RiotApiClient</w:t>
-      </w:r>
-      <w:proofErr w:type="spellEnd"/>
-      <w:r>
-        <w:rPr>
-          <w:lang w:val="en-US"/>
-        </w:rPr>
-        <w:t xml:space="preserve"> (Account, Summoner, League) → save → DTO. </w:t>
-      </w:r>
-      <w:r>
-        <w:t xml:space="preserve">Клиент </w:t>
-      </w:r>
-      <w:proofErr w:type="spellStart"/>
-      <w:r>
-        <w:t>navigate</w:t>
-      </w:r>
-      <w:proofErr w:type="spellEnd"/>
-      <w:r>
-        <w:t xml:space="preserve"> Profile(</w:t>
-      </w:r>
-      <w:proofErr w:type="spellStart"/>
-      <w:r>
-        <w:t>puuid</w:t>
-      </w:r>
-      <w:proofErr w:type="spellEnd"/>
-      <w:r>
-        <w:t>).</w:t>
+        <w:t xml:space="preserve"> — RiotApiClient (Account, Summoner, League) → save → DTO. </w:t>
+      </w:r>
+      <w:r>
+        <w:t>Клиент navigate Profile(puuid).</w:t>
       </w:r>
     </w:p>
     <w:p>
@@ -17641,43 +14749,7 @@
         <w:rPr>
           <w:lang w:val="en-US"/>
         </w:rPr>
-        <w:t xml:space="preserve">UC-002: POST /summoner/favorites </w:t>
-      </w:r>
-      <w:proofErr w:type="gramStart"/>
-      <w:r>
-        <w:rPr>
-          <w:lang w:val="en-US"/>
-        </w:rPr>
-        <w:t xml:space="preserve">{ </w:t>
-      </w:r>
-      <w:proofErr w:type="spellStart"/>
-      <w:r>
-        <w:rPr>
-          <w:lang w:val="en-US"/>
-        </w:rPr>
-        <w:t>puuid</w:t>
-      </w:r>
-      <w:proofErr w:type="spellEnd"/>
-      <w:proofErr w:type="gramEnd"/>
-      <w:r>
-        <w:rPr>
-          <w:lang w:val="en-US"/>
-        </w:rPr>
-        <w:t xml:space="preserve"> }. </w:t>
-      </w:r>
-      <w:proofErr w:type="spellStart"/>
-      <w:r>
-        <w:rPr>
-          <w:lang w:val="en-US"/>
-        </w:rPr>
-        <w:t>FavoriteService</w:t>
-      </w:r>
-      <w:proofErr w:type="spellEnd"/>
-      <w:r>
-        <w:rPr>
-          <w:lang w:val="en-US"/>
-        </w:rPr>
-        <w:t xml:space="preserve"> </w:t>
+        <w:t xml:space="preserve">UC-002: POST /summoner/favorites { puuid }. FavoriteService </w:t>
       </w:r>
       <w:r>
         <w:t>находит</w:t>
@@ -17695,16 +14767,20 @@
         <w:rPr>
           <w:lang w:val="en-US"/>
         </w:rPr>
-        <w:t xml:space="preserve"> </w:t>
-      </w:r>
-      <w:proofErr w:type="spellStart"/>
-      <w:r>
-        <w:rPr>
-          <w:lang w:val="en-US"/>
-        </w:rPr>
-        <w:t>puuid</w:t>
-      </w:r>
-      <w:proofErr w:type="spellEnd"/>
+        <w:t xml:space="preserve"> puuid, </w:t>
+      </w:r>
+      <w:r>
+        <w:t>проверяет</w:t>
+      </w:r>
+      <w:r>
+        <w:rPr>
+          <w:lang w:val="en-US"/>
+        </w:rPr>
+        <w:t xml:space="preserve"> </w:t>
+      </w:r>
+      <w:r>
+        <w:t>дубликат</w:t>
+      </w:r>
       <w:r>
         <w:rPr>
           <w:lang w:val="en-US"/>
@@ -17712,45 +14788,13 @@
         <w:t xml:space="preserve">, </w:t>
       </w:r>
       <w:r>
-        <w:t>проверяет</w:t>
-      </w:r>
-      <w:r>
-        <w:rPr>
-          <w:lang w:val="en-US"/>
-        </w:rPr>
-        <w:t xml:space="preserve"> </w:t>
-      </w:r>
-      <w:r>
-        <w:t>дубликат</w:t>
-      </w:r>
-      <w:r>
-        <w:rPr>
-          <w:lang w:val="en-US"/>
-        </w:rPr>
-        <w:t xml:space="preserve">, </w:t>
-      </w:r>
-      <w:r>
         <w:t>создаёт</w:t>
       </w:r>
       <w:r>
         <w:rPr>
           <w:lang w:val="en-US"/>
         </w:rPr>
-        <w:t xml:space="preserve"> </w:t>
-      </w:r>
-      <w:proofErr w:type="spellStart"/>
-      <w:r>
-        <w:rPr>
-          <w:lang w:val="en-US"/>
-        </w:rPr>
-        <w:t>UserFavoriteSummoner</w:t>
-      </w:r>
-      <w:proofErr w:type="spellEnd"/>
-      <w:r>
-        <w:rPr>
-          <w:lang w:val="en-US"/>
-        </w:rPr>
-        <w:t>.</w:t>
+        <w:t xml:space="preserve"> UserFavoriteSummoner.</w:t>
       </w:r>
     </w:p>
     <w:p>
@@ -17873,147 +14917,7 @@
           <w:lang w:val="en-US"/>
         </w:rPr>
         <w:lastRenderedPageBreak/>
-        <w:t xml:space="preserve">Control: </w:t>
-      </w:r>
-      <w:proofErr w:type="spellStart"/>
-      <w:r>
-        <w:rPr>
-          <w:lang w:val="en-US"/>
-        </w:rPr>
-        <w:t>AuthController</w:t>
-      </w:r>
-      <w:proofErr w:type="spellEnd"/>
-      <w:r>
-        <w:rPr>
-          <w:lang w:val="en-US"/>
-        </w:rPr>
-        <w:t xml:space="preserve">, </w:t>
-      </w:r>
-      <w:proofErr w:type="spellStart"/>
-      <w:r>
-        <w:rPr>
-          <w:lang w:val="en-US"/>
-        </w:rPr>
-        <w:t>SummonerController</w:t>
-      </w:r>
-      <w:proofErr w:type="spellEnd"/>
-      <w:r>
-        <w:rPr>
-          <w:lang w:val="en-US"/>
-        </w:rPr>
-        <w:t xml:space="preserve">. Mediator: </w:t>
-      </w:r>
-      <w:proofErr w:type="spellStart"/>
-      <w:r>
-        <w:rPr>
-          <w:lang w:val="en-US"/>
-        </w:rPr>
-        <w:t>AuthService</w:t>
-      </w:r>
-      <w:proofErr w:type="spellEnd"/>
-      <w:r>
-        <w:rPr>
-          <w:lang w:val="en-US"/>
-        </w:rPr>
-        <w:t xml:space="preserve">, </w:t>
-      </w:r>
-      <w:proofErr w:type="spellStart"/>
-      <w:r>
-        <w:rPr>
-          <w:lang w:val="en-US"/>
-        </w:rPr>
-        <w:t>SummonerService</w:t>
-      </w:r>
-      <w:proofErr w:type="spellEnd"/>
-      <w:r>
-        <w:rPr>
-          <w:lang w:val="en-US"/>
-        </w:rPr>
-        <w:t xml:space="preserve">, </w:t>
-      </w:r>
-      <w:proofErr w:type="spellStart"/>
-      <w:r>
-        <w:rPr>
-          <w:lang w:val="en-US"/>
-        </w:rPr>
-        <w:t>MatchService</w:t>
-      </w:r>
-      <w:proofErr w:type="spellEnd"/>
-      <w:r>
-        <w:rPr>
-          <w:lang w:val="en-US"/>
-        </w:rPr>
-        <w:t xml:space="preserve">, </w:t>
-      </w:r>
-      <w:proofErr w:type="spellStart"/>
-      <w:r>
-        <w:rPr>
-          <w:lang w:val="en-US"/>
-        </w:rPr>
-        <w:t>FavoriteService</w:t>
-      </w:r>
-      <w:proofErr w:type="spellEnd"/>
-      <w:r>
-        <w:rPr>
-          <w:lang w:val="en-US"/>
-        </w:rPr>
-        <w:t xml:space="preserve">, </w:t>
-      </w:r>
-      <w:proofErr w:type="spellStart"/>
-      <w:r>
-        <w:rPr>
-          <w:lang w:val="en-US"/>
-        </w:rPr>
-        <w:t>RiotApiClient</w:t>
-      </w:r>
-      <w:proofErr w:type="spellEnd"/>
-      <w:r>
-        <w:rPr>
-          <w:lang w:val="en-US"/>
-        </w:rPr>
-        <w:t xml:space="preserve">. Entity: User, Summoner, Match, </w:t>
-      </w:r>
-      <w:proofErr w:type="spellStart"/>
-      <w:r>
-        <w:rPr>
-          <w:lang w:val="en-US"/>
-        </w:rPr>
-        <w:t>ParticipantStats</w:t>
-      </w:r>
-      <w:proofErr w:type="spellEnd"/>
-      <w:r>
-        <w:rPr>
-          <w:lang w:val="en-US"/>
-        </w:rPr>
-        <w:t xml:space="preserve">. Foundation: </w:t>
-      </w:r>
-      <w:proofErr w:type="spellStart"/>
-      <w:r>
-        <w:rPr>
-          <w:lang w:val="en-US"/>
-        </w:rPr>
-        <w:t>UserRepository</w:t>
-      </w:r>
-      <w:proofErr w:type="spellEnd"/>
-      <w:r>
-        <w:rPr>
-          <w:lang w:val="en-US"/>
-        </w:rPr>
-        <w:t xml:space="preserve">, </w:t>
-      </w:r>
-      <w:proofErr w:type="spellStart"/>
-      <w:r>
-        <w:rPr>
-          <w:lang w:val="en-US"/>
-        </w:rPr>
-        <w:t>SummonerRepository</w:t>
-      </w:r>
-      <w:proofErr w:type="spellEnd"/>
-      <w:r>
-        <w:rPr>
-          <w:lang w:val="en-US"/>
-        </w:rPr>
-        <w:t>, MatchRepository.</w:t>
+        <w:t>Control: AuthController, SummonerController. Mediator: AuthService, SummonerService, MatchService, FavoriteService, RiotApiClient. Entity: User, Summoner, Match, ParticipantStats. Foundation: UserRepository, SummonerRepository, MatchRepository.</w:t>
       </w:r>
     </w:p>
     <w:p>
@@ -18051,18 +14955,9 @@
           <w:color w:val="auto"/>
           <w:lang w:val="en-US"/>
         </w:rPr>
-        <w:t xml:space="preserve"> </w:t>
-      </w:r>
-      <w:proofErr w:type="spellStart"/>
-      <w:r>
-        <w:rPr>
-          <w:color w:val="auto"/>
-          <w:lang w:val="en-US"/>
-        </w:rPr>
-        <w:t>GoF</w:t>
+        <w:t xml:space="preserve"> GoF</w:t>
       </w:r>
       <w:bookmarkEnd w:id="66"/>
-      <w:proofErr w:type="spellEnd"/>
     </w:p>
     <w:p>
       <w:pPr>
@@ -18075,21 +14970,7 @@
         <w:rPr>
           <w:lang w:val="en-US"/>
         </w:rPr>
-        <w:t xml:space="preserve">Facade — </w:t>
-      </w:r>
-      <w:proofErr w:type="spellStart"/>
-      <w:r>
-        <w:rPr>
-          <w:lang w:val="en-US"/>
-        </w:rPr>
-        <w:t>RiotApiClient</w:t>
-      </w:r>
-      <w:proofErr w:type="spellEnd"/>
-      <w:r>
-        <w:rPr>
-          <w:lang w:val="en-US"/>
-        </w:rPr>
-        <w:t xml:space="preserve"> </w:t>
+        <w:t xml:space="preserve">Facade — RiotApiClient </w:t>
       </w:r>
       <w:r>
         <w:t>инкапсулирует</w:t>
@@ -18157,21 +15038,7 @@
         <w:rPr>
           <w:lang w:val="en-US"/>
         </w:rPr>
-        <w:t xml:space="preserve">Strategy — </w:t>
-      </w:r>
-      <w:proofErr w:type="spellStart"/>
-      <w:r>
-        <w:rPr>
-          <w:lang w:val="en-US"/>
-        </w:rPr>
-        <w:t>RiotRegion</w:t>
-      </w:r>
-      <w:proofErr w:type="spellEnd"/>
-      <w:r>
-        <w:rPr>
-          <w:lang w:val="en-US"/>
-        </w:rPr>
-        <w:t xml:space="preserve">: </w:t>
+        <w:t xml:space="preserve">Strategy — RiotRegion: </w:t>
       </w:r>
       <w:r>
         <w:t>выбор</w:t>
@@ -18227,11 +15094,9 @@
         </w:rPr>
         <w:t xml:space="preserve"> </w:t>
       </w:r>
-      <w:proofErr w:type="spellStart"/>
       <w:r>
         <w:t>др</w:t>
       </w:r>
-      <w:proofErr w:type="spellEnd"/>
       <w:r>
         <w:rPr>
           <w:lang w:val="en-US"/>
@@ -18277,21 +15142,7 @@
         <w:rPr>
           <w:lang w:val="en-US"/>
         </w:rPr>
-        <w:t xml:space="preserve"> </w:t>
-      </w:r>
-      <w:proofErr w:type="spellStart"/>
-      <w:r>
-        <w:rPr>
-          <w:lang w:val="en-US"/>
-        </w:rPr>
-        <w:t>SummonerService</w:t>
-      </w:r>
-      <w:proofErr w:type="spellEnd"/>
-      <w:r>
-        <w:rPr>
-          <w:lang w:val="en-US"/>
-        </w:rPr>
-        <w:t>: find in DB → check freshness → fetch from Riot → save → map to DTO.</w:t>
+        <w:t xml:space="preserve"> SummonerService: find in DB → check freshness → fetch from Riot → save → map to DTO.</w:t>
       </w:r>
     </w:p>
     <w:p>
@@ -18359,21 +15210,7 @@
         <w:rPr>
           <w:lang w:val="en-US"/>
         </w:rPr>
-        <w:t xml:space="preserve">: </w:t>
-      </w:r>
-      <w:proofErr w:type="gramStart"/>
-      <w:r>
-        <w:rPr>
-          <w:lang w:val="en-US"/>
-        </w:rPr>
-        <w:t>C:-</w:t>
-      </w:r>
-      <w:proofErr w:type="gramEnd"/>
-      <w:r>
-        <w:rPr>
-          <w:lang w:val="en-US"/>
-        </w:rPr>
-        <w:t>companion</w:t>
+        <w:t>: C:-companion</w:t>
       </w:r>
     </w:p>
     <w:p>
@@ -18396,37 +15233,7 @@
         <w:rPr>
           <w:lang w:val="en-US"/>
         </w:rPr>
-        <w:t xml:space="preserve"> </w:t>
-      </w:r>
-      <w:proofErr w:type="spellStart"/>
-      <w:proofErr w:type="gramStart"/>
-      <w:r>
-        <w:rPr>
-          <w:lang w:val="en-US"/>
-        </w:rPr>
-        <w:t>com.lolcompanion</w:t>
-      </w:r>
-      <w:proofErr w:type="spellEnd"/>
-      <w:proofErr w:type="gramEnd"/>
-      <w:r>
-        <w:rPr>
-          <w:lang w:val="en-US"/>
-        </w:rPr>
-        <w:t xml:space="preserve">: controller, service, entity, repository, </w:t>
-      </w:r>
-      <w:proofErr w:type="spellStart"/>
-      <w:r>
-        <w:rPr>
-          <w:lang w:val="en-US"/>
-        </w:rPr>
-        <w:t>dto</w:t>
-      </w:r>
-      <w:proofErr w:type="spellEnd"/>
-      <w:r>
-        <w:rPr>
-          <w:lang w:val="en-US"/>
-        </w:rPr>
-        <w:t>, security, advice, config.</w:t>
+        <w:t xml:space="preserve"> com.lolcompanion: controller, service, entity, repository, dto, security, advice, config.</w:t>
       </w:r>
     </w:p>
     <w:p>
@@ -18440,128 +15247,15 @@
         <w:rPr>
           <w:lang w:val="en-US"/>
         </w:rPr>
-        <w:t xml:space="preserve">mobile/ — Expo SDK 54, React Native, TypeScript. </w:t>
-      </w:r>
-      <w:proofErr w:type="spellStart"/>
-      <w:r>
-        <w:rPr>
-          <w:lang w:val="en-US"/>
-        </w:rPr>
-        <w:t>src</w:t>
-      </w:r>
-      <w:proofErr w:type="spellEnd"/>
-      <w:r>
-        <w:rPr>
-          <w:lang w:val="en-US"/>
-        </w:rPr>
-        <w:t xml:space="preserve">/screens, </w:t>
-      </w:r>
-      <w:proofErr w:type="spellStart"/>
-      <w:r>
-        <w:rPr>
-          <w:lang w:val="en-US"/>
-        </w:rPr>
-        <w:t>src</w:t>
-      </w:r>
-      <w:proofErr w:type="spellEnd"/>
-      <w:r>
-        <w:rPr>
-          <w:lang w:val="en-US"/>
-        </w:rPr>
-        <w:t xml:space="preserve">/navigation, </w:t>
-      </w:r>
-      <w:proofErr w:type="spellStart"/>
-      <w:r>
-        <w:rPr>
-          <w:lang w:val="en-US"/>
-        </w:rPr>
-        <w:t>src</w:t>
-      </w:r>
-      <w:proofErr w:type="spellEnd"/>
-      <w:r>
-        <w:rPr>
-          <w:lang w:val="en-US"/>
-        </w:rPr>
-        <w:t xml:space="preserve">/store, </w:t>
-      </w:r>
-      <w:proofErr w:type="spellStart"/>
-      <w:r>
-        <w:rPr>
-          <w:lang w:val="en-US"/>
-        </w:rPr>
-        <w:t>src</w:t>
-      </w:r>
-      <w:proofErr w:type="spellEnd"/>
-      <w:r>
-        <w:rPr>
-          <w:lang w:val="en-US"/>
-        </w:rPr>
-        <w:t>/</w:t>
-      </w:r>
-      <w:proofErr w:type="spellStart"/>
-      <w:r>
-        <w:rPr>
-          <w:lang w:val="en-US"/>
-        </w:rPr>
-        <w:t>api</w:t>
-      </w:r>
-      <w:proofErr w:type="spellEnd"/>
-      <w:r>
-        <w:rPr>
-          <w:lang w:val="en-US"/>
-        </w:rPr>
-        <w:t xml:space="preserve">, </w:t>
-      </w:r>
-      <w:proofErr w:type="spellStart"/>
-      <w:r>
-        <w:rPr>
-          <w:lang w:val="en-US"/>
-        </w:rPr>
-        <w:t>src</w:t>
-      </w:r>
-      <w:proofErr w:type="spellEnd"/>
-      <w:r>
-        <w:rPr>
-          <w:lang w:val="en-US"/>
-        </w:rPr>
-        <w:t>/utils.</w:t>
+        <w:t>mobile/ — Expo SDK 54, React Native, TypeScript. src/screens, src/navigation, src/store, src/api, src/utils.</w:t>
       </w:r>
     </w:p>
     <w:p>
       <w:pPr>
         <w:pStyle w:val="a0"/>
       </w:pPr>
-      <w:proofErr w:type="spellStart"/>
-      <w:r>
-        <w:t>docs</w:t>
-      </w:r>
-      <w:proofErr w:type="spellEnd"/>
-      <w:r>
-        <w:t xml:space="preserve">/ — проектная документация (PCMEF, </w:t>
-      </w:r>
-      <w:proofErr w:type="spellStart"/>
-      <w:r>
-        <w:t>use</w:t>
-      </w:r>
-      <w:proofErr w:type="spellEnd"/>
-      <w:r>
-        <w:t xml:space="preserve"> </w:t>
-      </w:r>
-      <w:proofErr w:type="spellStart"/>
-      <w:r>
-        <w:t>cases</w:t>
-      </w:r>
-      <w:proofErr w:type="spellEnd"/>
-      <w:r>
-        <w:t xml:space="preserve">, API, </w:t>
-      </w:r>
-      <w:proofErr w:type="spellStart"/>
-      <w:r>
-        <w:t>чеклисты</w:t>
-      </w:r>
-      <w:proofErr w:type="spellEnd"/>
-      <w:r>
-        <w:t>).</w:t>
+      <w:r>
+        <w:t>docs/ — проектная документация (PCMEF, use cases, API, чеклисты).</w:t>
       </w:r>
     </w:p>
     <w:p>
@@ -18591,20 +15285,7 @@
         </w:rPr>
       </w:pPr>
       <w:r>
-        <w:t xml:space="preserve">Сущности в </w:t>
-      </w:r>
-      <w:proofErr w:type="spellStart"/>
-      <w:proofErr w:type="gramStart"/>
-      <w:r>
-        <w:t>com.lolcompanion</w:t>
-      </w:r>
-      <w:proofErr w:type="gramEnd"/>
-      <w:r>
-        <w:t>.entity</w:t>
-      </w:r>
-      <w:proofErr w:type="spellEnd"/>
-      <w:r>
-        <w:t xml:space="preserve">, аннотированы @Entity. </w:t>
+        <w:t xml:space="preserve">Сущности в com.lolcompanion.entity, аннотированы @Entity. </w:t>
       </w:r>
       <w:r>
         <w:rPr>
@@ -18646,79 +15327,7 @@
         <w:rPr>
           <w:lang w:val="en-US"/>
         </w:rPr>
-        <w:t xml:space="preserve"> </w:t>
-      </w:r>
-      <w:proofErr w:type="spellStart"/>
-      <w:proofErr w:type="gramStart"/>
-      <w:r>
-        <w:rPr>
-          <w:lang w:val="en-US"/>
-        </w:rPr>
-        <w:t>getWinRate</w:t>
-      </w:r>
-      <w:proofErr w:type="spellEnd"/>
-      <w:r>
-        <w:rPr>
-          <w:lang w:val="en-US"/>
-        </w:rPr>
-        <w:t>(</w:t>
-      </w:r>
-      <w:proofErr w:type="gramEnd"/>
-      <w:r>
-        <w:rPr>
-          <w:lang w:val="en-US"/>
-        </w:rPr>
-        <w:t xml:space="preserve">), </w:t>
-      </w:r>
-      <w:proofErr w:type="spellStart"/>
-      <w:proofErr w:type="gramStart"/>
-      <w:r>
-        <w:rPr>
-          <w:lang w:val="en-US"/>
-        </w:rPr>
-        <w:t>isCacheFresh</w:t>
-      </w:r>
-      <w:proofErr w:type="spellEnd"/>
-      <w:r>
-        <w:rPr>
-          <w:lang w:val="en-US"/>
-        </w:rPr>
-        <w:t>(</w:t>
-      </w:r>
-      <w:proofErr w:type="gramEnd"/>
-      <w:r>
-        <w:rPr>
-          <w:lang w:val="en-US"/>
-        </w:rPr>
-        <w:t xml:space="preserve">); Match, </w:t>
-      </w:r>
-      <w:proofErr w:type="spellStart"/>
-      <w:r>
-        <w:rPr>
-          <w:lang w:val="en-US"/>
-        </w:rPr>
-        <w:t>ParticipantStats</w:t>
-      </w:r>
-      <w:proofErr w:type="spellEnd"/>
-      <w:r>
-        <w:rPr>
-          <w:lang w:val="en-US"/>
-        </w:rPr>
-        <w:t xml:space="preserve">, </w:t>
-      </w:r>
-      <w:proofErr w:type="spellStart"/>
-      <w:r>
-        <w:rPr>
-          <w:lang w:val="en-US"/>
-        </w:rPr>
-        <w:t>UserFavoriteSummoner</w:t>
-      </w:r>
-      <w:proofErr w:type="spellEnd"/>
-      <w:r>
-        <w:rPr>
-          <w:lang w:val="en-US"/>
-        </w:rPr>
-        <w:t>.</w:t>
+        <w:t xml:space="preserve"> getWinRate(), isCacheFresh(); Match, ParticipantStats, UserFavoriteSummoner.</w:t>
       </w:r>
     </w:p>
     <w:p>
@@ -18799,77 +15408,7 @@
         <w:rPr>
           <w:lang w:val="en-US"/>
         </w:rPr>
-        <w:t xml:space="preserve">: </w:t>
-      </w:r>
-      <w:proofErr w:type="spellStart"/>
-      <w:r>
-        <w:rPr>
-          <w:lang w:val="en-US"/>
-        </w:rPr>
-        <w:t>UserRepository</w:t>
-      </w:r>
-      <w:proofErr w:type="spellEnd"/>
-      <w:r>
-        <w:rPr>
-          <w:lang w:val="en-US"/>
-        </w:rPr>
-        <w:t xml:space="preserve">, </w:t>
-      </w:r>
-      <w:proofErr w:type="spellStart"/>
-      <w:r>
-        <w:rPr>
-          <w:lang w:val="en-US"/>
-        </w:rPr>
-        <w:t>SummonerRepository</w:t>
-      </w:r>
-      <w:proofErr w:type="spellEnd"/>
-      <w:r>
-        <w:rPr>
-          <w:lang w:val="en-US"/>
-        </w:rPr>
-        <w:t xml:space="preserve"> (</w:t>
-      </w:r>
-      <w:proofErr w:type="spellStart"/>
-      <w:r>
-        <w:rPr>
-          <w:lang w:val="en-US"/>
-        </w:rPr>
-        <w:t>findByPuuid</w:t>
-      </w:r>
-      <w:proofErr w:type="spellEnd"/>
-      <w:r>
-        <w:rPr>
-          <w:lang w:val="en-US"/>
-        </w:rPr>
-        <w:t xml:space="preserve">, </w:t>
-      </w:r>
-      <w:proofErr w:type="spellStart"/>
-      <w:r>
-        <w:rPr>
-          <w:lang w:val="en-US"/>
-        </w:rPr>
-        <w:t>findBySummonerNameIgnoreCase</w:t>
-      </w:r>
-      <w:proofErr w:type="spellEnd"/>
-      <w:r>
-        <w:rPr>
-          <w:lang w:val="en-US"/>
-        </w:rPr>
-        <w:t xml:space="preserve">), MatchRepository, </w:t>
-      </w:r>
-      <w:proofErr w:type="spellStart"/>
-      <w:r>
-        <w:rPr>
-          <w:lang w:val="en-US"/>
-        </w:rPr>
-        <w:t>UserFavoriteSummonerRepository</w:t>
-      </w:r>
-      <w:proofErr w:type="spellEnd"/>
-      <w:r>
-        <w:rPr>
-          <w:lang w:val="en-US"/>
-        </w:rPr>
-        <w:t xml:space="preserve">. Flyway </w:t>
+        <w:t xml:space="preserve">: UserRepository, SummonerRepository (findByPuuid, findBySummonerNameIgnoreCase), MatchRepository, UserFavoriteSummonerRepository. Flyway </w:t>
       </w:r>
       <w:r>
         <w:t>применяет</w:t>
@@ -18947,47 +15486,11 @@
           <w:lang w:val="en-US"/>
         </w:rPr>
       </w:pPr>
-      <w:proofErr w:type="spellStart"/>
-      <w:r>
-        <w:rPr>
-          <w:lang w:val="en-US"/>
-        </w:rPr>
-        <w:t>AuthController</w:t>
-      </w:r>
-      <w:proofErr w:type="spellEnd"/>
-      <w:r>
-        <w:rPr>
-          <w:lang w:val="en-US"/>
-        </w:rPr>
-        <w:t xml:space="preserve"> — register, login, me, riot-account. </w:t>
-      </w:r>
-      <w:proofErr w:type="spellStart"/>
-      <w:r>
-        <w:rPr>
-          <w:lang w:val="en-US"/>
-        </w:rPr>
-        <w:t>SummonerController</w:t>
-      </w:r>
-      <w:proofErr w:type="spellEnd"/>
-      <w:r>
-        <w:rPr>
-          <w:lang w:val="en-US"/>
-        </w:rPr>
-        <w:t xml:space="preserve"> — search, by-name, by </w:t>
-      </w:r>
-      <w:proofErr w:type="spellStart"/>
-      <w:r>
-        <w:rPr>
-          <w:lang w:val="en-US"/>
-        </w:rPr>
-        <w:t>puuid</w:t>
-      </w:r>
-      <w:proofErr w:type="spellEnd"/>
-      <w:r>
-        <w:rPr>
-          <w:lang w:val="en-US"/>
-        </w:rPr>
-        <w:t xml:space="preserve">, matches, teammates, favorites, refresh. </w:t>
+      <w:r>
+        <w:rPr>
+          <w:lang w:val="en-US"/>
+        </w:rPr>
+        <w:t xml:space="preserve">AuthController — register, login, me, riot-account. SummonerController — search, by-name, by puuid, matches, teammates, favorites, refresh. </w:t>
       </w:r>
       <w:r>
         <w:t>Контроллеры</w:t>
@@ -19005,21 +15508,7 @@
         <w:rPr>
           <w:lang w:val="en-US"/>
         </w:rPr>
-        <w:t xml:space="preserve"> </w:t>
-      </w:r>
-      <w:proofErr w:type="spellStart"/>
-      <w:r>
-        <w:rPr>
-          <w:lang w:val="en-US"/>
-        </w:rPr>
-        <w:t>ResponseEntity</w:t>
-      </w:r>
-      <w:proofErr w:type="spellEnd"/>
-      <w:r>
-        <w:rPr>
-          <w:lang w:val="en-US"/>
-        </w:rPr>
-        <w:t xml:space="preserve"> </w:t>
+        <w:t xml:space="preserve"> ResponseEntity </w:t>
       </w:r>
       <w:r>
         <w:t>с</w:t>
@@ -19046,21 +15535,7 @@
         <w:rPr>
           <w:lang w:val="en-US"/>
         </w:rPr>
-        <w:t xml:space="preserve"> </w:t>
-      </w:r>
-      <w:proofErr w:type="spellStart"/>
-      <w:r>
-        <w:rPr>
-          <w:lang w:val="en-US"/>
-        </w:rPr>
-        <w:t>GlobalExceptionHandler</w:t>
-      </w:r>
-      <w:proofErr w:type="spellEnd"/>
-      <w:r>
-        <w:rPr>
-          <w:lang w:val="en-US"/>
-        </w:rPr>
-        <w:t>.</w:t>
+        <w:t xml:space="preserve"> GlobalExceptionHandler.</w:t>
       </w:r>
     </w:p>
     <w:p>
@@ -19179,21 +15654,7 @@
         <w:rPr>
           <w:lang w:val="en-US"/>
         </w:rPr>
-        <w:t xml:space="preserve"> </w:t>
-      </w:r>
-      <w:proofErr w:type="spellStart"/>
-      <w:r>
-        <w:rPr>
-          <w:lang w:val="en-US"/>
-        </w:rPr>
-        <w:t>api.ts</w:t>
-      </w:r>
-      <w:proofErr w:type="spellEnd"/>
-      <w:r>
-        <w:rPr>
-          <w:lang w:val="en-US"/>
-        </w:rPr>
-        <w:t xml:space="preserve">. </w:t>
+        <w:t xml:space="preserve"> api.ts. </w:t>
       </w:r>
       <w:r>
         <w:t>Рекомендуется</w:t>
@@ -19202,21 +15663,7 @@
         <w:rPr>
           <w:lang w:val="en-US"/>
         </w:rPr>
-        <w:t xml:space="preserve"> </w:t>
-      </w:r>
-      <w:proofErr w:type="spellStart"/>
-      <w:r>
-        <w:rPr>
-          <w:lang w:val="en-US"/>
-        </w:rPr>
-        <w:t>ESLint</w:t>
-      </w:r>
-      <w:proofErr w:type="spellEnd"/>
-      <w:r>
-        <w:rPr>
-          <w:lang w:val="en-US"/>
-        </w:rPr>
-        <w:t xml:space="preserve"> </w:t>
+        <w:t xml:space="preserve"> ESLint </w:t>
       </w:r>
       <w:r>
         <w:t>для</w:t>
@@ -19307,11 +15754,9 @@
         </w:rPr>
         <w:t xml:space="preserve">Data Mapper: Hibernate ORM </w:t>
       </w:r>
-      <w:proofErr w:type="spellStart"/>
       <w:r>
         <w:t>маппит</w:t>
       </w:r>
-      <w:proofErr w:type="spellEnd"/>
       <w:r>
         <w:rPr>
           <w:lang w:val="en-US"/>
@@ -19363,16 +15808,56 @@
         <w:rPr>
           <w:lang w:val="en-US"/>
         </w:rPr>
-        <w:t xml:space="preserve">Cache-Aside: </w:t>
-      </w:r>
-      <w:proofErr w:type="spellStart"/>
-      <w:r>
-        <w:rPr>
-          <w:lang w:val="en-US"/>
-        </w:rPr>
-        <w:t>SummonerService</w:t>
-      </w:r>
-      <w:proofErr w:type="spellEnd"/>
+        <w:t xml:space="preserve">Cache-Aside: SummonerService — </w:t>
+      </w:r>
+      <w:r>
+        <w:t>чтение</w:t>
+      </w:r>
+      <w:r>
+        <w:rPr>
+          <w:lang w:val="en-US"/>
+        </w:rPr>
+        <w:t xml:space="preserve"> </w:t>
+      </w:r>
+      <w:r>
+        <w:t>из</w:t>
+      </w:r>
+      <w:r>
+        <w:rPr>
+          <w:lang w:val="en-US"/>
+        </w:rPr>
+        <w:t xml:space="preserve"> </w:t>
+      </w:r>
+      <w:r>
+        <w:t>БД</w:t>
+      </w:r>
+      <w:r>
+        <w:rPr>
+          <w:lang w:val="en-US"/>
+        </w:rPr>
+        <w:t xml:space="preserve">, </w:t>
+      </w:r>
+      <w:r>
+        <w:t>при</w:t>
+      </w:r>
+      <w:r>
+        <w:rPr>
+          <w:lang w:val="en-US"/>
+        </w:rPr>
+        <w:t xml:space="preserve"> lastUpdated </w:t>
+      </w:r>
+      <w:r>
+        <w:t>старше</w:t>
+      </w:r>
+      <w:r>
+        <w:rPr>
+          <w:lang w:val="en-US"/>
+        </w:rPr>
+        <w:t xml:space="preserve"> 10 </w:t>
+      </w:r>
+      <w:r>
+        <w:t>мин</w:t>
+      </w:r>
       <w:r>
         <w:rPr>
           <w:lang w:val="en-US"/>
@@ -19380,74 +15865,6 @@
         <w:t xml:space="preserve"> — </w:t>
       </w:r>
       <w:r>
-        <w:t>чтение</w:t>
-      </w:r>
-      <w:r>
-        <w:rPr>
-          <w:lang w:val="en-US"/>
-        </w:rPr>
-        <w:t xml:space="preserve"> </w:t>
-      </w:r>
-      <w:r>
-        <w:t>из</w:t>
-      </w:r>
-      <w:r>
-        <w:rPr>
-          <w:lang w:val="en-US"/>
-        </w:rPr>
-        <w:t xml:space="preserve"> </w:t>
-      </w:r>
-      <w:r>
-        <w:t>БД</w:t>
-      </w:r>
-      <w:r>
-        <w:rPr>
-          <w:lang w:val="en-US"/>
-        </w:rPr>
-        <w:t xml:space="preserve">, </w:t>
-      </w:r>
-      <w:r>
-        <w:t>при</w:t>
-      </w:r>
-      <w:r>
-        <w:rPr>
-          <w:lang w:val="en-US"/>
-        </w:rPr>
-        <w:t xml:space="preserve"> </w:t>
-      </w:r>
-      <w:proofErr w:type="spellStart"/>
-      <w:r>
-        <w:rPr>
-          <w:lang w:val="en-US"/>
-        </w:rPr>
-        <w:t>lastUpdated</w:t>
-      </w:r>
-      <w:proofErr w:type="spellEnd"/>
-      <w:r>
-        <w:rPr>
-          <w:lang w:val="en-US"/>
-        </w:rPr>
-        <w:t xml:space="preserve"> </w:t>
-      </w:r>
-      <w:r>
-        <w:t>старше</w:t>
-      </w:r>
-      <w:r>
-        <w:rPr>
-          <w:lang w:val="en-US"/>
-        </w:rPr>
-        <w:t xml:space="preserve"> 10 </w:t>
-      </w:r>
-      <w:r>
-        <w:t>мин</w:t>
-      </w:r>
-      <w:r>
-        <w:rPr>
-          <w:lang w:val="en-US"/>
-        </w:rPr>
-        <w:t xml:space="preserve"> — </w:t>
-      </w:r>
-      <w:r>
         <w:t>запрос</w:t>
       </w:r>
       <w:r>
@@ -19483,13 +15900,8 @@
         </w:rPr>
         <w:t xml:space="preserve">. </w:t>
       </w:r>
-      <w:proofErr w:type="spellStart"/>
-      <w:r>
-        <w:t>MatchService</w:t>
-      </w:r>
-      <w:proofErr w:type="spellEnd"/>
-      <w:r>
-        <w:t xml:space="preserve"> — матч сохраняется один раз, далее только чтение.</w:t>
+      <w:r>
+        <w:t>MatchService — матч сохраняется один раз, далее только чтение.</w:t>
       </w:r>
     </w:p>
     <w:p>
@@ -19519,12 +15931,18 @@
         <w:t>Индексы</w:t>
       </w:r>
       <w:r>
+        <w:rPr>
+          <w:lang w:val="en-US"/>
+        </w:rPr>
         <w:t xml:space="preserve"> </w:t>
       </w:r>
       <w:r>
         <w:t>на</w:t>
       </w:r>
       <w:r>
+        <w:rPr>
+          <w:lang w:val="en-US"/>
+        </w:rPr>
         <w:t xml:space="preserve"> </w:t>
       </w:r>
       <w:r>
@@ -19534,17 +15952,21 @@
         <w:t>riot</w:t>
       </w:r>
       <w:r>
+        <w:rPr>
+          <w:lang w:val="en-US"/>
+        </w:rPr>
         <w:t>_</w:t>
       </w:r>
-      <w:proofErr w:type="spellStart"/>
       <w:r>
         <w:rPr>
           <w:lang w:val="en-US"/>
         </w:rPr>
         <w:t>puuid</w:t>
       </w:r>
-      <w:proofErr w:type="spellEnd"/>
-      <w:r>
+      <w:r>
+        <w:rPr>
+          <w:lang w:val="en-US"/>
+        </w:rPr>
         <w:t xml:space="preserve">, </w:t>
       </w:r>
       <w:r>
@@ -19554,6 +15976,9 @@
         <w:t>summoner</w:t>
       </w:r>
       <w:r>
+        <w:rPr>
+          <w:lang w:val="en-US"/>
+        </w:rPr>
         <w:t>_</w:t>
       </w:r>
       <w:r>
@@ -19563,6 +15988,9 @@
         <w:t>name</w:t>
       </w:r>
       <w:r>
+        <w:rPr>
+          <w:lang w:val="en-US"/>
+        </w:rPr>
         <w:t xml:space="preserve">, </w:t>
       </w:r>
       <w:r>
@@ -19572,34 +16000,13 @@
         <w:t>username</w:t>
       </w:r>
       <w:r>
+        <w:rPr>
+          <w:lang w:val="en-US"/>
+        </w:rPr>
         <w:t xml:space="preserve">. </w:t>
       </w:r>
       <w:r>
-        <w:t xml:space="preserve">LAZY-загрузка связей </w:t>
-      </w:r>
-      <w:proofErr w:type="gramStart"/>
-      <w:r>
-        <w:t>JPA</w:t>
-      </w:r>
-      <w:proofErr w:type="gramEnd"/>
-      <w:r>
-        <w:t xml:space="preserve"> где применимо. Пагинация матчей через параметр </w:t>
-      </w:r>
-      <w:proofErr w:type="spellStart"/>
-      <w:r>
-        <w:t>count</w:t>
-      </w:r>
-      <w:proofErr w:type="spellEnd"/>
-      <w:r>
-        <w:t xml:space="preserve"> (1–100). Клиентский кэш </w:t>
-      </w:r>
-      <w:proofErr w:type="spellStart"/>
-      <w:r>
-        <w:t>AsyncStorage</w:t>
-      </w:r>
-      <w:proofErr w:type="spellEnd"/>
-      <w:r>
-        <w:t xml:space="preserve"> для офлайн-просмотра последнего профиля.</w:t>
+        <w:t>LAZY-загрузка связей JPA где применимо. Пагинация матчей через параметр count (1–100). Клиентский кэш AsyncStorage для офлайн-просмотра последнего профиля.</w:t>
       </w:r>
     </w:p>
     <w:p>
@@ -19637,71 +16044,7 @@
         <w:pStyle w:val="FirstParagraph"/>
       </w:pPr>
       <w:r>
-        <w:t xml:space="preserve">Мобильный клиент реализован на </w:t>
-      </w:r>
-      <w:proofErr w:type="spellStart"/>
-      <w:r>
-        <w:t>React</w:t>
-      </w:r>
-      <w:proofErr w:type="spellEnd"/>
-      <w:r>
-        <w:t xml:space="preserve"> </w:t>
-      </w:r>
-      <w:proofErr w:type="spellStart"/>
-      <w:r>
-        <w:t>Native</w:t>
-      </w:r>
-      <w:proofErr w:type="spellEnd"/>
-      <w:r>
-        <w:t xml:space="preserve"> (Expo) с тёмной темой в стиле </w:t>
-      </w:r>
-      <w:proofErr w:type="spellStart"/>
-      <w:r>
-        <w:t>LoL</w:t>
-      </w:r>
-      <w:proofErr w:type="spellEnd"/>
-      <w:r>
-        <w:t xml:space="preserve">. Навигация: </w:t>
-      </w:r>
-      <w:proofErr w:type="spellStart"/>
-      <w:r>
-        <w:t>Login</w:t>
-      </w:r>
-      <w:proofErr w:type="spellEnd"/>
-      <w:r>
-        <w:t xml:space="preserve"> → </w:t>
-      </w:r>
-      <w:proofErr w:type="spellStart"/>
-      <w:r>
-        <w:t>MainTabs</w:t>
-      </w:r>
-      <w:proofErr w:type="spellEnd"/>
-      <w:r>
-        <w:t xml:space="preserve"> (Search, </w:t>
-      </w:r>
-      <w:proofErr w:type="spellStart"/>
-      <w:r>
-        <w:t>Favourites</w:t>
-      </w:r>
-      <w:proofErr w:type="spellEnd"/>
-      <w:r>
-        <w:t xml:space="preserve">, </w:t>
-      </w:r>
-      <w:proofErr w:type="spellStart"/>
-      <w:r>
-        <w:t>Account</w:t>
-      </w:r>
-      <w:proofErr w:type="spellEnd"/>
-      <w:r>
-        <w:t xml:space="preserve">) → Profile, </w:t>
-      </w:r>
-      <w:proofErr w:type="spellStart"/>
-      <w:r>
-        <w:t>MatchDetail</w:t>
-      </w:r>
-      <w:proofErr w:type="spellEnd"/>
-      <w:r>
-        <w:t>.</w:t>
+        <w:t>Мобильный клиент реализован на React Native (Expo) с тёмной темой в стиле LoL. Навигация: Login → MainTabs (Search, Favourites, Account) → Profile, MatchDetail.</w:t>
       </w:r>
     </w:p>
     <w:p>
@@ -19823,13 +16166,8 @@
         <w:jc w:val="center"/>
       </w:pPr>
       <w:r>
-        <w:t xml:space="preserve">Рисунок 10 – экран поиска </w:t>
-      </w:r>
-      <w:proofErr w:type="spellStart"/>
-      <w:r>
-        <w:t>призывателя</w:t>
-      </w:r>
-      <w:proofErr w:type="spellEnd"/>
+        <w:t>Рисунок 10 – экран поиска призывателя</w:t>
+      </w:r>
     </w:p>
     <w:p>
       <w:pPr>
@@ -19889,23 +16227,7 @@
         <w:jc w:val="center"/>
       </w:pPr>
       <w:r>
-        <w:t xml:space="preserve">Рисунок 11 – профиль </w:t>
-      </w:r>
-      <w:proofErr w:type="spellStart"/>
-      <w:r>
-        <w:t>призывателя</w:t>
-      </w:r>
-      <w:proofErr w:type="spellEnd"/>
-      <w:r>
-        <w:t xml:space="preserve"> (ранг, </w:t>
-      </w:r>
-      <w:proofErr w:type="spellStart"/>
-      <w:r>
-        <w:t>винрейт</w:t>
-      </w:r>
-      <w:proofErr w:type="spellEnd"/>
-      <w:r>
-        <w:t>, матчи)</w:t>
+        <w:t>Рисунок 11 – профиль призывателя (ранг, винрейт, матчи)</w:t>
       </w:r>
     </w:p>
     <w:p>
@@ -20088,15 +16410,7 @@
         <w:jc w:val="center"/>
       </w:pPr>
       <w:r>
-        <w:t xml:space="preserve">Рисунок 14 – экран аккаунта и привязка </w:t>
-      </w:r>
-      <w:proofErr w:type="spellStart"/>
-      <w:r>
-        <w:t>Riot</w:t>
-      </w:r>
-      <w:proofErr w:type="spellEnd"/>
-      <w:r>
-        <w:t xml:space="preserve"> ID</w:t>
+        <w:t>Рисунок 14 – экран аккаунта и привязка Riot ID</w:t>
       </w:r>
     </w:p>
     <w:p>
@@ -20165,11 +16479,9 @@
             <w:pPr>
               <w:pStyle w:val="Compact"/>
             </w:pPr>
-            <w:proofErr w:type="spellStart"/>
             <w:r>
               <w:t>LoginScreen</w:t>
             </w:r>
-            <w:proofErr w:type="spellEnd"/>
           </w:p>
         </w:tc>
         <w:tc>
@@ -20195,11 +16507,9 @@
             <w:pPr>
               <w:pStyle w:val="Compact"/>
             </w:pPr>
-            <w:proofErr w:type="spellStart"/>
             <w:r>
               <w:t>SearchScreen</w:t>
             </w:r>
-            <w:proofErr w:type="spellEnd"/>
           </w:p>
         </w:tc>
         <w:tc>
@@ -20211,15 +16521,7 @@
               <w:pStyle w:val="Compact"/>
             </w:pPr>
             <w:r>
-              <w:t xml:space="preserve">Поиск по </w:t>
-            </w:r>
-            <w:proofErr w:type="spellStart"/>
-            <w:r>
-              <w:t>Riot</w:t>
-            </w:r>
-            <w:proofErr w:type="spellEnd"/>
-            <w:r>
-              <w:t xml:space="preserve"> ID, выбор региона</w:t>
+              <w:t>Поиск по Riot ID, выбор региона</w:t>
             </w:r>
           </w:p>
         </w:tc>
@@ -20233,11 +16535,9 @@
             <w:pPr>
               <w:pStyle w:val="Compact"/>
             </w:pPr>
-            <w:proofErr w:type="spellStart"/>
             <w:r>
               <w:t>ProfileScreen</w:t>
             </w:r>
-            <w:proofErr w:type="spellEnd"/>
           </w:p>
         </w:tc>
         <w:tc>
@@ -20249,15 +16549,7 @@
               <w:pStyle w:val="Compact"/>
             </w:pPr>
             <w:r>
-              <w:t xml:space="preserve">Профиль по </w:t>
-            </w:r>
-            <w:proofErr w:type="spellStart"/>
-            <w:r>
-              <w:t>puuid</w:t>
-            </w:r>
-            <w:proofErr w:type="spellEnd"/>
-            <w:r>
-              <w:t>, матчи, союзники, избранное</w:t>
+              <w:t>Профиль по puuid, матчи, союзники, избранное</w:t>
             </w:r>
           </w:p>
         </w:tc>
@@ -20271,11 +16563,9 @@
             <w:pPr>
               <w:pStyle w:val="Compact"/>
             </w:pPr>
-            <w:proofErr w:type="spellStart"/>
             <w:r>
               <w:t>FavouritesScreen</w:t>
             </w:r>
-            <w:proofErr w:type="spellEnd"/>
           </w:p>
         </w:tc>
         <w:tc>
@@ -20287,13 +16577,8 @@
               <w:pStyle w:val="Compact"/>
             </w:pPr>
             <w:r>
-              <w:t xml:space="preserve">Список избранных, переход по </w:t>
-            </w:r>
-            <w:proofErr w:type="spellStart"/>
-            <w:r>
-              <w:t>puuid</w:t>
-            </w:r>
-            <w:proofErr w:type="spellEnd"/>
+              <w:t>Список избранных, переход по puuid</w:t>
+            </w:r>
           </w:p>
         </w:tc>
       </w:tr>
@@ -20306,11 +16591,9 @@
             <w:pPr>
               <w:pStyle w:val="Compact"/>
             </w:pPr>
-            <w:proofErr w:type="spellStart"/>
             <w:r>
               <w:t>AccountScreen</w:t>
             </w:r>
-            <w:proofErr w:type="spellEnd"/>
           </w:p>
         </w:tc>
         <w:tc>
@@ -20322,15 +16605,7 @@
               <w:pStyle w:val="Compact"/>
             </w:pPr>
             <w:r>
-              <w:t xml:space="preserve">Привязка </w:t>
-            </w:r>
-            <w:proofErr w:type="spellStart"/>
-            <w:r>
-              <w:t>Riot</w:t>
-            </w:r>
-            <w:proofErr w:type="spellEnd"/>
-            <w:r>
-              <w:t xml:space="preserve"> ID, выход</w:t>
+              <w:t>Привязка Riot ID, выход</w:t>
             </w:r>
           </w:p>
         </w:tc>
@@ -20344,11 +16619,9 @@
             <w:pPr>
               <w:pStyle w:val="Compact"/>
             </w:pPr>
-            <w:proofErr w:type="spellStart"/>
             <w:r>
               <w:t>MatchDetailScreen</w:t>
             </w:r>
-            <w:proofErr w:type="spellEnd"/>
           </w:p>
         </w:tc>
         <w:tc>
@@ -20440,21 +16713,7 @@
         <w:rPr>
           <w:lang w:val="en-US"/>
         </w:rPr>
-        <w:t xml:space="preserve"> Authorization: Bearer. </w:t>
-      </w:r>
-      <w:proofErr w:type="spellStart"/>
-      <w:r>
-        <w:rPr>
-          <w:lang w:val="en-US"/>
-        </w:rPr>
-        <w:t>JwtService</w:t>
-      </w:r>
-      <w:proofErr w:type="spellEnd"/>
-      <w:r>
-        <w:rPr>
-          <w:lang w:val="en-US"/>
-        </w:rPr>
-        <w:t xml:space="preserve"> </w:t>
+        <w:t xml:space="preserve"> Authorization: Bearer. JwtService </w:t>
       </w:r>
       <w:r>
         <w:t>генерирует</w:t>
@@ -20511,15 +16770,7 @@
         <w:t xml:space="preserve"> — authenticated. </w:t>
       </w:r>
       <w:r>
-        <w:t xml:space="preserve">Пароли — </w:t>
-      </w:r>
-      <w:proofErr w:type="spellStart"/>
-      <w:r>
-        <w:t>BCrypt</w:t>
-      </w:r>
-      <w:proofErr w:type="spellEnd"/>
-      <w:r>
-        <w:t>.</w:t>
+        <w:t>Пароли — BCrypt.</w:t>
       </w:r>
     </w:p>
     <w:p>
@@ -20545,39 +16796,7 @@
         <w:pStyle w:val="FirstParagraph"/>
       </w:pPr>
       <w:r>
-        <w:t xml:space="preserve">@Transactional на методах записи в сервисах. </w:t>
-      </w:r>
-      <w:proofErr w:type="spellStart"/>
-      <w:r>
-        <w:t>MatchService</w:t>
-      </w:r>
-      <w:proofErr w:type="spellEnd"/>
-      <w:r>
-        <w:t xml:space="preserve"> сохраняет Match и </w:t>
-      </w:r>
-      <w:proofErr w:type="spellStart"/>
-      <w:r>
-        <w:t>ParticipantStats</w:t>
-      </w:r>
-      <w:proofErr w:type="spellEnd"/>
-      <w:r>
-        <w:t xml:space="preserve"> в одной транзакции. </w:t>
-      </w:r>
-      <w:proofErr w:type="spellStart"/>
-      <w:r>
-        <w:t>readOnly</w:t>
-      </w:r>
-      <w:proofErr w:type="spellEnd"/>
-      <w:r>
-        <w:t>=</w:t>
-      </w:r>
-      <w:proofErr w:type="spellStart"/>
-      <w:r>
-        <w:t>true</w:t>
-      </w:r>
-      <w:proofErr w:type="spellEnd"/>
-      <w:r>
-        <w:t xml:space="preserve"> для операций чтения.</w:t>
+        <w:t>@Transactional на методах записи в сервисах. MatchService сохраняет Match и ParticipantStats в одной транзакции. readOnly=true для операций чтения.</w:t>
       </w:r>
     </w:p>
     <w:p>
@@ -20606,28 +16825,7 @@
         </w:rPr>
       </w:pPr>
       <w:r>
-        <w:t xml:space="preserve">Секреты </w:t>
-      </w:r>
-      <w:proofErr w:type="gramStart"/>
-      <w:r>
-        <w:t>в .</w:t>
-      </w:r>
-      <w:proofErr w:type="spellStart"/>
-      <w:r>
-        <w:t>env</w:t>
-      </w:r>
-      <w:proofErr w:type="spellEnd"/>
-      <w:proofErr w:type="gramEnd"/>
-      <w:r>
-        <w:t xml:space="preserve">, не в репозитории. Валидация @Valid на DTO. CORS настроен для </w:t>
-      </w:r>
-      <w:proofErr w:type="spellStart"/>
-      <w:r>
-        <w:t>mobile</w:t>
-      </w:r>
-      <w:proofErr w:type="spellEnd"/>
-      <w:r>
-        <w:t xml:space="preserve">. </w:t>
+        <w:t xml:space="preserve">Секреты в .env, не в репозитории. Валидация @Valid на DTO. CORS настроен для mobile. </w:t>
       </w:r>
       <w:r>
         <w:rPr>
@@ -20642,21 +16840,7 @@
         <w:rPr>
           <w:lang w:val="en-US"/>
         </w:rPr>
-        <w:t xml:space="preserve"> </w:t>
-      </w:r>
-      <w:proofErr w:type="spellStart"/>
-      <w:r>
-        <w:rPr>
-          <w:lang w:val="en-US"/>
-        </w:rPr>
-        <w:t>RiotRateLimitException</w:t>
-      </w:r>
-      <w:proofErr w:type="spellEnd"/>
-      <w:r>
-        <w:rPr>
-          <w:lang w:val="en-US"/>
-        </w:rPr>
-        <w:t xml:space="preserve"> → HTTP 429.</w:t>
+        <w:t xml:space="preserve"> RiotRateLimitException → HTTP 429.</w:t>
       </w:r>
     </w:p>
     <w:p>
@@ -20708,39 +16892,7 @@
         <w:pStyle w:val="FirstParagraph"/>
       </w:pPr>
       <w:r>
-        <w:t xml:space="preserve">16 </w:t>
-      </w:r>
-      <w:proofErr w:type="spellStart"/>
-      <w:r>
-        <w:t>эндпоинтов</w:t>
-      </w:r>
-      <w:proofErr w:type="spellEnd"/>
-      <w:r>
-        <w:t>: 2 публичных (</w:t>
-      </w:r>
-      <w:proofErr w:type="spellStart"/>
-      <w:r>
-        <w:t>register</w:t>
-      </w:r>
-      <w:proofErr w:type="spellEnd"/>
-      <w:r>
-        <w:t xml:space="preserve">, </w:t>
-      </w:r>
-      <w:proofErr w:type="spellStart"/>
-      <w:r>
-        <w:t>login</w:t>
-      </w:r>
-      <w:proofErr w:type="spellEnd"/>
-      <w:r>
-        <w:t xml:space="preserve">) + 14 с JWT. Базовый URL: http://localhost:8080/api. Документация: </w:t>
-      </w:r>
-      <w:proofErr w:type="spellStart"/>
-      <w:r>
-        <w:t>docs</w:t>
-      </w:r>
-      <w:proofErr w:type="spellEnd"/>
-      <w:r>
-        <w:t>/04-api/REST-ENDPOINTS.md.</w:t>
+        <w:t>16 эндпоинтов: 2 публичных (register, login) + 14 с JWT. Базовый URL: http://localhost:8080/api. Документация: docs/04-api/REST-ENDPOINTS.md.</w:t>
       </w:r>
     </w:p>
     <w:p>
@@ -20767,47 +16919,7 @@
         <w:pStyle w:val="FirstParagraph"/>
       </w:pPr>
       <w:r>
-        <w:t xml:space="preserve">Единый шаблон: @RestController, инъекция сервиса </w:t>
-      </w:r>
-      <w:proofErr w:type="gramStart"/>
-      <w:r>
-        <w:t>через конструктор</w:t>
-      </w:r>
-      <w:proofErr w:type="gramEnd"/>
-      <w:r>
-        <w:t xml:space="preserve">, @RequestBody / @PathVariable / @RequestParam, </w:t>
-      </w:r>
-      <w:proofErr w:type="spellStart"/>
-      <w:r>
-        <w:t>ResponseEntity</w:t>
-      </w:r>
-      <w:proofErr w:type="spellEnd"/>
-      <w:r>
-        <w:t xml:space="preserve"> с HTTP-статусами. </w:t>
-      </w:r>
-      <w:proofErr w:type="spellStart"/>
-      <w:r>
-        <w:t>SummonerController.addFavorite</w:t>
-      </w:r>
-      <w:proofErr w:type="spellEnd"/>
-      <w:r>
-        <w:t xml:space="preserve"> принимает </w:t>
-      </w:r>
-      <w:proofErr w:type="spellStart"/>
-      <w:r>
-        <w:t>AddFavoriteRequest</w:t>
-      </w:r>
-      <w:proofErr w:type="spellEnd"/>
-      <w:r>
-        <w:t xml:space="preserve"> с полем </w:t>
-      </w:r>
-      <w:proofErr w:type="spellStart"/>
-      <w:r>
-        <w:t>puuid</w:t>
-      </w:r>
-      <w:proofErr w:type="spellEnd"/>
-      <w:r>
-        <w:t>.</w:t>
+        <w:t>Единый шаблон: @RestController, инъекция сервиса через конструктор, @RequestBody / @PathVariable / @RequestParam, ResponseEntity с HTTP-статусами. SummonerController.addFavorite принимает AddFavoriteRequest с полем puuid.</w:t>
       </w:r>
     </w:p>
     <w:p>
@@ -20832,45 +16944,8 @@
       <w:pPr>
         <w:pStyle w:val="FirstParagraph"/>
       </w:pPr>
-      <w:proofErr w:type="spellStart"/>
-      <w:r>
-        <w:t>SummonerControllerTest</w:t>
-      </w:r>
-      <w:proofErr w:type="spellEnd"/>
-      <w:r>
-        <w:t xml:space="preserve">, </w:t>
-      </w:r>
-      <w:proofErr w:type="spellStart"/>
-      <w:r>
-        <w:t>AuthControllerTest</w:t>
-      </w:r>
-      <w:proofErr w:type="spellEnd"/>
-      <w:r>
-        <w:t xml:space="preserve"> — </w:t>
-      </w:r>
-      <w:proofErr w:type="spellStart"/>
-      <w:r>
-        <w:t>MockMvc</w:t>
-      </w:r>
-      <w:proofErr w:type="spellEnd"/>
-      <w:r>
-        <w:t xml:space="preserve"> </w:t>
-      </w:r>
-      <w:proofErr w:type="spellStart"/>
-      <w:r>
-        <w:t>standaloneSetup</w:t>
-      </w:r>
-      <w:proofErr w:type="spellEnd"/>
-      <w:r>
-        <w:t xml:space="preserve">, </w:t>
-      </w:r>
-      <w:proofErr w:type="spellStart"/>
-      <w:r>
-        <w:t>моки</w:t>
-      </w:r>
-      <w:proofErr w:type="spellEnd"/>
-      <w:r>
-        <w:t xml:space="preserve"> сервисов. Проверка статусов 200/201/400/404 и структуры JSON.</w:t>
+      <w:r>
+        <w:t>SummonerControllerTest, AuthControllerTest — MockMvc standaloneSetup, моки сервисов. Проверка статусов 200/201/400/404 и структуры JSON.</w:t>
       </w:r>
     </w:p>
     <w:p>
@@ -20954,189 +17029,7 @@
         <w:rPr>
           <w:lang w:val="en-US"/>
         </w:rPr>
-        <w:t xml:space="preserve">: </w:t>
-      </w:r>
-      <w:proofErr w:type="spellStart"/>
-      <w:r>
-        <w:rPr>
-          <w:lang w:val="en-US"/>
-        </w:rPr>
-        <w:t>AuthServiceTest</w:t>
-      </w:r>
-      <w:proofErr w:type="spellEnd"/>
-      <w:r>
-        <w:rPr>
-          <w:lang w:val="en-US"/>
-        </w:rPr>
-        <w:t xml:space="preserve">, </w:t>
-      </w:r>
-      <w:proofErr w:type="spellStart"/>
-      <w:r>
-        <w:rPr>
-          <w:lang w:val="en-US"/>
-        </w:rPr>
-        <w:t>SummonerServiceTest</w:t>
-      </w:r>
-      <w:proofErr w:type="spellEnd"/>
-      <w:r>
-        <w:rPr>
-          <w:lang w:val="en-US"/>
-        </w:rPr>
-        <w:t xml:space="preserve">, </w:t>
-      </w:r>
-      <w:proofErr w:type="spellStart"/>
-      <w:r>
-        <w:rPr>
-          <w:lang w:val="en-US"/>
-        </w:rPr>
-        <w:t>FavoriteServiceTest</w:t>
-      </w:r>
-      <w:proofErr w:type="spellEnd"/>
-      <w:r>
-        <w:rPr>
-          <w:lang w:val="en-US"/>
-        </w:rPr>
-        <w:t xml:space="preserve">, </w:t>
-      </w:r>
-      <w:proofErr w:type="spellStart"/>
-      <w:r>
-        <w:rPr>
-          <w:lang w:val="en-US"/>
-        </w:rPr>
-        <w:t>UserRiotServiceTest</w:t>
-      </w:r>
-      <w:proofErr w:type="spellEnd"/>
-      <w:r>
-        <w:rPr>
-          <w:lang w:val="en-US"/>
-        </w:rPr>
-        <w:t xml:space="preserve">, </w:t>
-      </w:r>
-      <w:proofErr w:type="spellStart"/>
-      <w:r>
-        <w:rPr>
-          <w:lang w:val="en-US"/>
-        </w:rPr>
-        <w:t>SummonerControllerTest</w:t>
-      </w:r>
-      <w:proofErr w:type="spellEnd"/>
-      <w:r>
-        <w:rPr>
-          <w:lang w:val="en-US"/>
-        </w:rPr>
-        <w:t xml:space="preserve">, </w:t>
-      </w:r>
-      <w:proofErr w:type="spellStart"/>
-      <w:r>
-        <w:rPr>
-          <w:lang w:val="en-US"/>
-        </w:rPr>
-        <w:t>AuthControllerTest</w:t>
-      </w:r>
-      <w:proofErr w:type="spellEnd"/>
-      <w:r>
-        <w:rPr>
-          <w:lang w:val="en-US"/>
-        </w:rPr>
-        <w:t xml:space="preserve">, </w:t>
-      </w:r>
-      <w:proofErr w:type="spellStart"/>
-      <w:r>
-        <w:rPr>
-          <w:lang w:val="en-US"/>
-        </w:rPr>
-        <w:t>JwtServiceTest</w:t>
-      </w:r>
-      <w:proofErr w:type="spellEnd"/>
-      <w:r>
-        <w:rPr>
-          <w:lang w:val="en-US"/>
-        </w:rPr>
-        <w:t xml:space="preserve">, </w:t>
-      </w:r>
-      <w:proofErr w:type="spellStart"/>
-      <w:r>
-        <w:rPr>
-          <w:lang w:val="en-US"/>
-        </w:rPr>
-        <w:t>GlobalExceptionHandlerTest</w:t>
-      </w:r>
-      <w:proofErr w:type="spellEnd"/>
-      <w:r>
-        <w:rPr>
-          <w:lang w:val="en-US"/>
-        </w:rPr>
-        <w:t xml:space="preserve">, </w:t>
-      </w:r>
-      <w:proofErr w:type="spellStart"/>
-      <w:r>
-        <w:rPr>
-          <w:lang w:val="en-US"/>
-        </w:rPr>
-        <w:t>RiotIdNormalizerTest</w:t>
-      </w:r>
-      <w:proofErr w:type="spellEnd"/>
-      <w:r>
-        <w:rPr>
-          <w:lang w:val="en-US"/>
-        </w:rPr>
-        <w:t xml:space="preserve">, </w:t>
-      </w:r>
-      <w:proofErr w:type="spellStart"/>
-      <w:r>
-        <w:rPr>
-          <w:lang w:val="en-US"/>
-        </w:rPr>
-        <w:t>GameModeLabelsTest</w:t>
-      </w:r>
-      <w:proofErr w:type="spellEnd"/>
-      <w:r>
-        <w:rPr>
-          <w:lang w:val="en-US"/>
-        </w:rPr>
-        <w:t xml:space="preserve">, </w:t>
-      </w:r>
-      <w:proofErr w:type="spellStart"/>
-      <w:r>
-        <w:rPr>
-          <w:lang w:val="en-US"/>
-        </w:rPr>
-        <w:t>RiotRegionTest</w:t>
-      </w:r>
-      <w:proofErr w:type="spellEnd"/>
-      <w:r>
-        <w:rPr>
-          <w:lang w:val="en-US"/>
-        </w:rPr>
-        <w:t xml:space="preserve">, </w:t>
-      </w:r>
-      <w:proofErr w:type="spellStart"/>
-      <w:r>
-        <w:rPr>
-          <w:lang w:val="en-US"/>
-        </w:rPr>
-        <w:t>SummonerEntityTest</w:t>
-      </w:r>
-      <w:proofErr w:type="spellEnd"/>
-      <w:r>
-        <w:rPr>
-          <w:lang w:val="en-US"/>
-        </w:rPr>
-        <w:t xml:space="preserve">, </w:t>
-      </w:r>
-      <w:proofErr w:type="spellStart"/>
-      <w:r>
-        <w:rPr>
-          <w:lang w:val="en-US"/>
-        </w:rPr>
-        <w:t>UserEntityTest</w:t>
-      </w:r>
-      <w:proofErr w:type="spellEnd"/>
-      <w:r>
-        <w:rPr>
-          <w:lang w:val="en-US"/>
-        </w:rPr>
-        <w:t>.</w:t>
+        <w:t>: AuthServiceTest, SummonerServiceTest, FavoriteServiceTest, UserRiotServiceTest, SummonerControllerTest, AuthControllerTest, JwtServiceTest, GlobalExceptionHandlerTest, RiotIdNormalizerTest, GameModeLabelsTest, RiotRegionTest, SummonerEntityTest, UserEntityTest.</w:t>
       </w:r>
     </w:p>
     <w:p>
@@ -21205,49 +17098,7 @@
         <w:rPr>
           <w:lang w:val="en-US"/>
         </w:rPr>
-        <w:t xml:space="preserve">: </w:t>
-      </w:r>
-      <w:proofErr w:type="spellStart"/>
-      <w:r>
-        <w:rPr>
-          <w:lang w:val="en-US"/>
-        </w:rPr>
-        <w:t>validation.test.ts</w:t>
-      </w:r>
-      <w:proofErr w:type="spellEnd"/>
-      <w:r>
-        <w:rPr>
-          <w:lang w:val="en-US"/>
-        </w:rPr>
-        <w:t xml:space="preserve">, </w:t>
-      </w:r>
-      <w:proofErr w:type="spellStart"/>
-      <w:r>
-        <w:rPr>
-          <w:lang w:val="en-US"/>
-        </w:rPr>
-        <w:t>riotAccount.test.ts</w:t>
-      </w:r>
-      <w:proofErr w:type="spellEnd"/>
-      <w:r>
-        <w:rPr>
-          <w:lang w:val="en-US"/>
-        </w:rPr>
-        <w:t xml:space="preserve">, </w:t>
-      </w:r>
-      <w:proofErr w:type="spellStart"/>
-      <w:r>
-        <w:rPr>
-          <w:lang w:val="en-US"/>
-        </w:rPr>
-        <w:t>specialSummoners.test.ts</w:t>
-      </w:r>
-      <w:proofErr w:type="spellEnd"/>
-      <w:r>
-        <w:rPr>
-          <w:lang w:val="en-US"/>
-        </w:rPr>
-        <w:t>.</w:t>
+        <w:t>: validation.test.ts, riotAccount.test.ts, specialSummoners.test.ts.</w:t>
       </w:r>
     </w:p>
     <w:p>
@@ -21267,31 +17118,7 @@
         <w:pStyle w:val="FirstParagraph"/>
       </w:pPr>
       <w:r>
-        <w:t xml:space="preserve">Рекомендуется расширение </w:t>
-      </w:r>
-      <w:proofErr w:type="spellStart"/>
-      <w:r>
-        <w:t>Testcontainers</w:t>
-      </w:r>
-      <w:proofErr w:type="spellEnd"/>
-      <w:r>
-        <w:t xml:space="preserve"> + </w:t>
-      </w:r>
-      <w:proofErr w:type="spellStart"/>
-      <w:r>
-        <w:t>PostgreSQL</w:t>
-      </w:r>
-      <w:proofErr w:type="spellEnd"/>
-      <w:r>
-        <w:t xml:space="preserve"> для полного Spring-контекста. На текущем этапе интеграция проверяется системным тестированием с реальной БД и </w:t>
-      </w:r>
-      <w:proofErr w:type="spellStart"/>
-      <w:r>
-        <w:t>Riot</w:t>
-      </w:r>
-      <w:proofErr w:type="spellEnd"/>
-      <w:r>
-        <w:t xml:space="preserve"> Development API Key.</w:t>
+        <w:t>Рекомендуется расширение Testcontainers + PostgreSQL для полного Spring-контекста. На текущем этапе интеграция проверяется системным тестированием с реальной БД и Riot Development API Key.</w:t>
       </w:r>
     </w:p>
     <w:p>
@@ -21312,31 +17139,7 @@
         <w:pStyle w:val="FirstParagraph"/>
       </w:pPr>
       <w:r>
-        <w:t xml:space="preserve">Ручная проверка на </w:t>
-      </w:r>
-      <w:proofErr w:type="spellStart"/>
-      <w:r>
-        <w:t>Android</w:t>
-      </w:r>
-      <w:proofErr w:type="spellEnd"/>
-      <w:r>
-        <w:t xml:space="preserve">-эмуляторе: регистрация, вход, поиск </w:t>
-      </w:r>
-      <w:proofErr w:type="spellStart"/>
-      <w:r>
-        <w:t>Player#TAG</w:t>
-      </w:r>
-      <w:proofErr w:type="spellEnd"/>
-      <w:r>
-        <w:t xml:space="preserve">, просмотр профиля и матчей, добавление/удаление избранного, привязка </w:t>
-      </w:r>
-      <w:proofErr w:type="spellStart"/>
-      <w:r>
-        <w:t>Riot</w:t>
-      </w:r>
-      <w:proofErr w:type="spellEnd"/>
-      <w:r>
-        <w:t xml:space="preserve"> ID, обработка ошибок (не найден, нет сети). Скрипт запуска: start-lol-companion.ps1.</w:t>
+        <w:t>Ручная проверка на Android-эмуляторе: регистрация, вход, поиск Player#TAG, просмотр профиля и матчей, добавление/удаление избранного, привязка Riot ID, обработка ошибок (не найден, нет сети). Скрипт запуска: start-lol-companion.ps1.</w:t>
       </w:r>
     </w:p>
     <w:p>
@@ -21362,35 +17165,48 @@
         <w:t>Backend</w:t>
       </w:r>
       <w:r>
-        <w:t xml:space="preserve"> </w:t>
-      </w:r>
-      <w:proofErr w:type="spellStart"/>
+        <w:rPr>
+          <w:lang w:val="en-US"/>
+        </w:rPr>
+        <w:t xml:space="preserve"> </w:t>
+      </w:r>
       <w:r>
         <w:rPr>
           <w:lang w:val="en-US"/>
         </w:rPr>
         <w:t>JaCoCo</w:t>
       </w:r>
-      <w:proofErr w:type="spellEnd"/>
-      <w:r>
+      <w:r>
+        <w:rPr>
+          <w:lang w:val="en-US"/>
+        </w:rPr>
         <w:t xml:space="preserve">: </w:t>
       </w:r>
       <w:r>
         <w:t>покрытие</w:t>
       </w:r>
       <w:r>
+        <w:rPr>
+          <w:lang w:val="en-US"/>
+        </w:rPr>
         <w:t xml:space="preserve"> </w:t>
       </w:r>
       <w:r>
         <w:t>бизнес</w:t>
       </w:r>
       <w:r>
+        <w:rPr>
+          <w:lang w:val="en-US"/>
+        </w:rPr>
         <w:t>-</w:t>
       </w:r>
       <w:r>
         <w:t>слоя</w:t>
       </w:r>
       <w:r>
+        <w:rPr>
+          <w:lang w:val="en-US"/>
+        </w:rPr>
         <w:t xml:space="preserve"> (</w:t>
       </w:r>
       <w:r>
@@ -21400,6 +17216,9 @@
         <w:t>service</w:t>
       </w:r>
       <w:r>
+        <w:rPr>
+          <w:lang w:val="en-US"/>
+        </w:rPr>
         <w:t xml:space="preserve">, </w:t>
       </w:r>
       <w:r>
@@ -21409,6 +17228,9 @@
         <w:t>controller</w:t>
       </w:r>
       <w:r>
+        <w:rPr>
+          <w:lang w:val="en-US"/>
+        </w:rPr>
         <w:t xml:space="preserve">, </w:t>
       </w:r>
       <w:r>
@@ -21418,6 +17240,9 @@
         <w:t>advice</w:t>
       </w:r>
       <w:r>
+        <w:rPr>
+          <w:lang w:val="en-US"/>
+        </w:rPr>
         <w:t xml:space="preserve">, </w:t>
       </w:r>
       <w:r>
@@ -21427,21 +17252,29 @@
         <w:t>security</w:t>
       </w:r>
       <w:r>
+        <w:rPr>
+          <w:lang w:val="en-US"/>
+        </w:rPr>
         <w:t>) ≥ 40% (</w:t>
       </w:r>
       <w:r>
         <w:t>порог</w:t>
       </w:r>
       <w:r>
+        <w:rPr>
+          <w:lang w:val="en-US"/>
+        </w:rPr>
         <w:t xml:space="preserve"> </w:t>
       </w:r>
       <w:r>
         <w:t>в</w:t>
       </w:r>
       <w:r>
-        <w:t xml:space="preserve"> </w:t>
-      </w:r>
-      <w:proofErr w:type="gramStart"/>
+        <w:rPr>
+          <w:lang w:val="en-US"/>
+        </w:rPr>
+        <w:t xml:space="preserve"> </w:t>
+      </w:r>
       <w:r>
         <w:rPr>
           <w:lang w:val="en-US"/>
@@ -21449,24 +17282,30 @@
         <w:t>build</w:t>
       </w:r>
       <w:r>
+        <w:rPr>
+          <w:lang w:val="en-US"/>
+        </w:rPr>
         <w:t>.</w:t>
       </w:r>
-      <w:proofErr w:type="spellStart"/>
       <w:r>
         <w:rPr>
           <w:lang w:val="en-US"/>
         </w:rPr>
         <w:t>gradle</w:t>
       </w:r>
-      <w:proofErr w:type="spellEnd"/>
-      <w:proofErr w:type="gramEnd"/>
-      <w:r>
+      <w:r>
+        <w:rPr>
+          <w:lang w:val="en-US"/>
+        </w:rPr>
         <w:t xml:space="preserve">); </w:t>
       </w:r>
       <w:r>
         <w:t>фактически</w:t>
       </w:r>
       <w:r>
+        <w:rPr>
+          <w:lang w:val="en-US"/>
+        </w:rPr>
         <w:t xml:space="preserve"> ~61% </w:t>
       </w:r>
       <w:r>
@@ -21476,6 +17315,9 @@
         <w:t>instruction</w:t>
       </w:r>
       <w:r>
+        <w:rPr>
+          <w:lang w:val="en-US"/>
+        </w:rPr>
         <w:t xml:space="preserve"> </w:t>
       </w:r>
       <w:r>
@@ -21485,44 +17327,13 @@
         <w:t>coverage</w:t>
       </w:r>
       <w:r>
+        <w:rPr>
+          <w:lang w:val="en-US"/>
+        </w:rPr>
         <w:t xml:space="preserve">. </w:t>
       </w:r>
-      <w:proofErr w:type="gramStart"/>
-      <w:r>
-        <w:t>Команда: ..</w:t>
-      </w:r>
-      <w:proofErr w:type="spellStart"/>
-      <w:proofErr w:type="gramEnd"/>
-      <w:r>
-        <w:t>bat</w:t>
-      </w:r>
-      <w:proofErr w:type="spellEnd"/>
-      <w:r>
-        <w:t xml:space="preserve"> </w:t>
-      </w:r>
-      <w:proofErr w:type="spellStart"/>
-      <w:r>
-        <w:t>test</w:t>
-      </w:r>
-      <w:proofErr w:type="spellEnd"/>
-      <w:r>
-        <w:t xml:space="preserve"> </w:t>
-      </w:r>
-      <w:proofErr w:type="spellStart"/>
-      <w:r>
-        <w:t>jacocoTestReport</w:t>
-      </w:r>
-      <w:proofErr w:type="spellEnd"/>
-      <w:r>
-        <w:t xml:space="preserve"> </w:t>
-      </w:r>
-      <w:proofErr w:type="spellStart"/>
-      <w:r>
-        <w:t>jacocoTestCoverageVerification</w:t>
-      </w:r>
-      <w:proofErr w:type="spellEnd"/>
-      <w:r>
-        <w:t>.</w:t>
+      <w:r>
+        <w:t>Команда: ..bat test jacocoTestReport jacocoTestCoverageVerification.</w:t>
       </w:r>
     </w:p>
     <w:p>
@@ -21586,13 +17397,8 @@
         <w:jc w:val="center"/>
       </w:pPr>
       <w:r>
-        <w:t xml:space="preserve">Рисунок 15 – отчёт </w:t>
-      </w:r>
-      <w:proofErr w:type="spellStart"/>
-      <w:r>
-        <w:t>JaCoCo</w:t>
-      </w:r>
-      <w:proofErr w:type="spellEnd"/>
+        <w:t>Рисунок 15 – отчёт JaCoCo</w:t>
+      </w:r>
     </w:p>
     <w:p>
       <w:pPr>
@@ -21605,6 +17411,9 @@
         <w:t>Mobile</w:t>
       </w:r>
       <w:r>
+        <w:rPr>
+          <w:lang w:val="en-US"/>
+        </w:rPr>
         <w:t xml:space="preserve"> </w:t>
       </w:r>
       <w:r>
@@ -21614,12 +17423,18 @@
         <w:t>Jest</w:t>
       </w:r>
       <w:r>
+        <w:rPr>
+          <w:lang w:val="en-US"/>
+        </w:rPr>
         <w:t xml:space="preserve">: </w:t>
       </w:r>
       <w:r>
         <w:t>покрытие</w:t>
       </w:r>
       <w:r>
+        <w:rPr>
+          <w:lang w:val="en-US"/>
+        </w:rPr>
         <w:t xml:space="preserve"> </w:t>
       </w:r>
       <w:r>
@@ -21629,6 +17444,9 @@
         <w:t>utils</w:t>
       </w:r>
       <w:r>
+        <w:rPr>
+          <w:lang w:val="en-US"/>
+        </w:rPr>
         <w:t>/</w:t>
       </w:r>
       <w:r>
@@ -21638,12 +17456,18 @@
         <w:t>constants</w:t>
       </w:r>
       <w:r>
+        <w:rPr>
+          <w:lang w:val="en-US"/>
+        </w:rPr>
         <w:t xml:space="preserve"> ≥ 40%; </w:t>
       </w:r>
       <w:r>
         <w:t>фактически</w:t>
       </w:r>
       <w:r>
+        <w:rPr>
+          <w:lang w:val="en-US"/>
+        </w:rPr>
         <w:t xml:space="preserve"> ~43% </w:t>
       </w:r>
       <w:r>
@@ -21653,36 +17477,13 @@
         <w:t>lines</w:t>
       </w:r>
       <w:r>
+        <w:rPr>
+          <w:lang w:val="en-US"/>
+        </w:rPr>
         <w:t xml:space="preserve">. </w:t>
       </w:r>
       <w:r>
-        <w:t xml:space="preserve">Команда: </w:t>
-      </w:r>
-      <w:proofErr w:type="spellStart"/>
-      <w:r>
-        <w:t>npm</w:t>
-      </w:r>
-      <w:proofErr w:type="spellEnd"/>
-      <w:r>
-        <w:t xml:space="preserve"> </w:t>
-      </w:r>
-      <w:proofErr w:type="spellStart"/>
-      <w:r>
-        <w:t>run</w:t>
-      </w:r>
-      <w:proofErr w:type="spellEnd"/>
-      <w:r>
-        <w:t xml:space="preserve"> </w:t>
-      </w:r>
-      <w:proofErr w:type="spellStart"/>
-      <w:proofErr w:type="gramStart"/>
-      <w:r>
-        <w:t>test:coverage</w:t>
-      </w:r>
-      <w:proofErr w:type="spellEnd"/>
-      <w:proofErr w:type="gramEnd"/>
-      <w:r>
-        <w:t>.</w:t>
+        <w:t>Команда: npm run test:coverage.</w:t>
       </w:r>
     </w:p>
     <w:p>
@@ -21746,23 +17547,7 @@
         <w:jc w:val="center"/>
       </w:pPr>
       <w:r>
-        <w:t xml:space="preserve">Рисунок 16 – отчёт </w:t>
-      </w:r>
-      <w:proofErr w:type="spellStart"/>
-      <w:r>
-        <w:t>Jest</w:t>
-      </w:r>
-      <w:proofErr w:type="spellEnd"/>
-      <w:r>
-        <w:t xml:space="preserve"> (</w:t>
-      </w:r>
-      <w:proofErr w:type="spellStart"/>
-      <w:r>
-        <w:t>Istanbul</w:t>
-      </w:r>
-      <w:proofErr w:type="spellEnd"/>
-      <w:r>
-        <w:t>)</w:t>
+        <w:t>Рисунок 16 – отчёт Jest (Istanbul)</w:t>
       </w:r>
     </w:p>
     <w:p>
@@ -21770,31 +17555,7 @@
         <w:pStyle w:val="a0"/>
       </w:pPr>
       <w:r>
-        <w:t xml:space="preserve">Все </w:t>
-      </w:r>
-      <w:proofErr w:type="spellStart"/>
-      <w:r>
-        <w:t>автотесты</w:t>
-      </w:r>
-      <w:proofErr w:type="spellEnd"/>
-      <w:r>
-        <w:t xml:space="preserve"> проходят без ошибок. Требование курса (≥ 40% покрытия) выполнено для </w:t>
-      </w:r>
-      <w:proofErr w:type="spellStart"/>
-      <w:r>
-        <w:t>backend</w:t>
-      </w:r>
-      <w:proofErr w:type="spellEnd"/>
-      <w:r>
-        <w:t xml:space="preserve"> и </w:t>
-      </w:r>
-      <w:proofErr w:type="spellStart"/>
-      <w:r>
-        <w:t>mobile</w:t>
-      </w:r>
-      <w:proofErr w:type="spellEnd"/>
-      <w:r>
-        <w:t>.</w:t>
+        <w:t>Все автотесты проходят без ошибок. Требование курса (≥ 40% покрытия) выполнено для backend и mobile.</w:t>
       </w:r>
     </w:p>
     <w:p>
@@ -21834,31 +17595,7 @@
         <w:t>Предварительные требования:</w:t>
       </w:r>
       <w:r>
-        <w:t xml:space="preserve"> JDK 17, </w:t>
-      </w:r>
-      <w:proofErr w:type="spellStart"/>
-      <w:r>
-        <w:t>PostgreSQL</w:t>
-      </w:r>
-      <w:proofErr w:type="spellEnd"/>
-      <w:r>
-        <w:t xml:space="preserve"> 14+, Node.js 18+, </w:t>
-      </w:r>
-      <w:proofErr w:type="spellStart"/>
-      <w:r>
-        <w:t>Android</w:t>
-      </w:r>
-      <w:proofErr w:type="spellEnd"/>
-      <w:r>
-        <w:t xml:space="preserve"> Studio (эмулятор) или физическое устройство, </w:t>
-      </w:r>
-      <w:proofErr w:type="spellStart"/>
-      <w:r>
-        <w:t>Riot</w:t>
-      </w:r>
-      <w:proofErr w:type="spellEnd"/>
-      <w:r>
-        <w:t xml:space="preserve"> Development API Key.</w:t>
+        <w:t xml:space="preserve"> JDK 17, PostgreSQL 14+, Node.js 18+, Android Studio (эмулятор) или физическое устройство, Riot Development API Key.</w:t>
       </w:r>
     </w:p>
     <w:p>
@@ -21873,23 +17610,7 @@
         <w:t>Шаг 1. База данных.</w:t>
       </w:r>
       <w:r>
-        <w:t xml:space="preserve"> Создать БД </w:t>
-      </w:r>
-      <w:proofErr w:type="spellStart"/>
-      <w:r>
-        <w:t>lol_companion_db</w:t>
-      </w:r>
-      <w:proofErr w:type="spellEnd"/>
-      <w:r>
-        <w:t xml:space="preserve"> в </w:t>
-      </w:r>
-      <w:proofErr w:type="spellStart"/>
-      <w:r>
-        <w:t>PostgreSQL</w:t>
-      </w:r>
-      <w:proofErr w:type="spellEnd"/>
-      <w:r>
-        <w:t>.</w:t>
+        <w:t xml:space="preserve"> Создать БД lol_companion_db в PostgreSQL.</w:t>
       </w:r>
     </w:p>
     <w:p>
@@ -21927,35 +17648,7 @@
         <w:rPr>
           <w:lang w:val="en-US"/>
         </w:rPr>
-        <w:t xml:space="preserve"> backend</w:t>
-      </w:r>
-      <w:proofErr w:type="gramStart"/>
-      <w:r>
-        <w:rPr>
-          <w:lang w:val="en-US"/>
-        </w:rPr>
-        <w:t>/.</w:t>
-      </w:r>
-      <w:proofErr w:type="spellStart"/>
-      <w:r>
-        <w:rPr>
-          <w:lang w:val="en-US"/>
-        </w:rPr>
-        <w:t>env</w:t>
-      </w:r>
-      <w:proofErr w:type="gramEnd"/>
-      <w:r>
-        <w:rPr>
-          <w:lang w:val="en-US"/>
-        </w:rPr>
-        <w:t>.example</w:t>
-      </w:r>
-      <w:proofErr w:type="spellEnd"/>
-      <w:r>
-        <w:rPr>
-          <w:lang w:val="en-US"/>
-        </w:rPr>
-        <w:t xml:space="preserve"> </w:t>
+        <w:t xml:space="preserve"> backend/.env.example </w:t>
       </w:r>
       <w:r>
         <w:t>в</w:t>
@@ -21964,21 +17657,7 @@
         <w:rPr>
           <w:lang w:val="en-US"/>
         </w:rPr>
-        <w:t xml:space="preserve"> backend</w:t>
-      </w:r>
-      <w:proofErr w:type="gramStart"/>
-      <w:r>
-        <w:rPr>
-          <w:lang w:val="en-US"/>
-        </w:rPr>
-        <w:t>/.env</w:t>
-      </w:r>
-      <w:proofErr w:type="gramEnd"/>
-      <w:r>
-        <w:rPr>
-          <w:lang w:val="en-US"/>
-        </w:rPr>
-        <w:t xml:space="preserve">; </w:t>
+        <w:t xml:space="preserve"> backend/.env; </w:t>
       </w:r>
       <w:r>
         <w:t>задать</w:t>
@@ -21992,19 +17671,11 @@
       <w:r>
         <w:t>Запуск</w:t>
       </w:r>
-      <w:proofErr w:type="gramStart"/>
-      <w:r>
-        <w:rPr>
-          <w:lang w:val="en-US"/>
-        </w:rPr>
-        <w:t>: .</w:t>
-      </w:r>
-      <w:proofErr w:type="gramEnd"/>
-      <w:r>
-        <w:rPr>
-          <w:lang w:val="en-US"/>
-        </w:rPr>
-        <w:t xml:space="preserve">-with-env.ps1 </w:t>
+      <w:r>
+        <w:rPr>
+          <w:lang w:val="en-US"/>
+        </w:rPr>
+        <w:t xml:space="preserve">: .-with-env.ps1 </w:t>
       </w:r>
       <w:r>
         <w:t>или</w:t>
@@ -22013,35 +17684,7 @@
         <w:rPr>
           <w:lang w:val="en-US"/>
         </w:rPr>
-        <w:t xml:space="preserve"> cd backend &amp;&amp;</w:t>
-      </w:r>
-      <w:proofErr w:type="gramStart"/>
-      <w:r>
-        <w:rPr>
-          <w:lang w:val="en-US"/>
-        </w:rPr>
-        <w:t xml:space="preserve"> ..</w:t>
-      </w:r>
-      <w:proofErr w:type="gramEnd"/>
-      <w:r>
-        <w:rPr>
-          <w:lang w:val="en-US"/>
-        </w:rPr>
-        <w:t xml:space="preserve">bat </w:t>
-      </w:r>
-      <w:proofErr w:type="spellStart"/>
-      <w:r>
-        <w:rPr>
-          <w:lang w:val="en-US"/>
-        </w:rPr>
-        <w:t>bootRun</w:t>
-      </w:r>
-      <w:proofErr w:type="spellEnd"/>
-      <w:r>
-        <w:rPr>
-          <w:lang w:val="en-US"/>
-        </w:rPr>
-        <w:t>.</w:t>
+        <w:t xml:space="preserve"> cd backend &amp;&amp; ..bat bootRun.</w:t>
       </w:r>
     </w:p>
     <w:p>
@@ -22067,46 +17710,10 @@
         <w:rPr>
           <w:lang w:val="en-US"/>
         </w:rPr>
-        <w:t xml:space="preserve"> cd mobile &amp;&amp; </w:t>
-      </w:r>
-      <w:proofErr w:type="spellStart"/>
-      <w:r>
-        <w:rPr>
-          <w:lang w:val="en-US"/>
-        </w:rPr>
-        <w:t>npm</w:t>
-      </w:r>
-      <w:proofErr w:type="spellEnd"/>
-      <w:r>
-        <w:rPr>
-          <w:lang w:val="en-US"/>
-        </w:rPr>
-        <w:t xml:space="preserve"> install &amp;&amp; </w:t>
-      </w:r>
-      <w:proofErr w:type="spellStart"/>
-      <w:r>
-        <w:rPr>
-          <w:lang w:val="en-US"/>
-        </w:rPr>
-        <w:t>npm</w:t>
-      </w:r>
-      <w:proofErr w:type="spellEnd"/>
-      <w:r>
-        <w:rPr>
-          <w:lang w:val="en-US"/>
-        </w:rPr>
-        <w:t xml:space="preserve"> run android. </w:t>
-      </w:r>
-      <w:r>
-        <w:t xml:space="preserve">Для эмулятора: API URL 10.0.2.2:8080 (настроено в </w:t>
-      </w:r>
-      <w:proofErr w:type="spellStart"/>
-      <w:r>
-        <w:t>client.ts</w:t>
-      </w:r>
-      <w:proofErr w:type="spellEnd"/>
-      <w:r>
-        <w:t>).</w:t>
+        <w:t xml:space="preserve"> cd mobile &amp;&amp; npm install &amp;&amp; npm run android. </w:t>
+      </w:r>
+      <w:r>
+        <w:t>Для эмулятора: API URL 10.0.2.2:8080 (настроено в client.ts).</w:t>
       </w:r>
     </w:p>
     <w:p>
@@ -22121,15 +17728,7 @@
         <w:t>Шаг 4. Первый вход.</w:t>
       </w:r>
       <w:r>
-        <w:t xml:space="preserve"> Зарегистрировать пользователя в приложении; войти; выполнить поиск </w:t>
-      </w:r>
-      <w:proofErr w:type="spellStart"/>
-      <w:r>
-        <w:t>призывателя</w:t>
-      </w:r>
-      <w:proofErr w:type="spellEnd"/>
-      <w:r>
-        <w:t>.</w:t>
+        <w:t xml:space="preserve"> Зарегистрировать пользователя в приложении; войти; выполнить поиск призывателя.</w:t>
       </w:r>
     </w:p>
     <w:p>
@@ -22147,6 +17746,9 @@
     <w:p>
       <w:pPr>
         <w:pStyle w:val="FirstParagraph"/>
+        <w:rPr>
+          <w:lang w:val="en-US"/>
+        </w:rPr>
       </w:pPr>
       <w:r>
         <w:rPr>
@@ -22155,6 +17757,9 @@
         <w:t>RIOT</w:t>
       </w:r>
       <w:r>
+        <w:rPr>
+          <w:lang w:val="en-US"/>
+        </w:rPr>
         <w:t>_</w:t>
       </w:r>
       <w:r>
@@ -22164,6 +17769,9 @@
         <w:t>API</w:t>
       </w:r>
       <w:r>
+        <w:rPr>
+          <w:lang w:val="en-US"/>
+        </w:rPr>
         <w:t>_</w:t>
       </w:r>
       <w:r>
@@ -22173,18 +17781,27 @@
         <w:t>KEY</w:t>
       </w:r>
       <w:r>
+        <w:rPr>
+          <w:lang w:val="en-US"/>
+        </w:rPr>
         <w:t xml:space="preserve"> — </w:t>
       </w:r>
       <w:r>
         <w:t>ключ</w:t>
       </w:r>
       <w:r>
+        <w:rPr>
+          <w:lang w:val="en-US"/>
+        </w:rPr>
         <w:t xml:space="preserve"> </w:t>
       </w:r>
       <w:r>
         <w:t>с</w:t>
       </w:r>
       <w:r>
+        <w:rPr>
+          <w:lang w:val="en-US"/>
+        </w:rPr>
         <w:t xml:space="preserve"> </w:t>
       </w:r>
       <w:r>
@@ -22194,17 +17811,21 @@
         <w:t>developer</w:t>
       </w:r>
       <w:r>
+        <w:rPr>
+          <w:lang w:val="en-US"/>
+        </w:rPr>
         <w:t>.</w:t>
       </w:r>
-      <w:proofErr w:type="spellStart"/>
       <w:r>
         <w:rPr>
           <w:lang w:val="en-US"/>
         </w:rPr>
         <w:t>riotgames</w:t>
       </w:r>
-      <w:proofErr w:type="spellEnd"/>
-      <w:r>
+      <w:r>
+        <w:rPr>
+          <w:lang w:val="en-US"/>
+        </w:rPr>
         <w:t>.</w:t>
       </w:r>
       <w:r>
@@ -22214,6 +17835,9 @@
         <w:t>com</w:t>
       </w:r>
       <w:r>
+        <w:rPr>
+          <w:lang w:val="en-US"/>
+        </w:rPr>
         <w:t xml:space="preserve"> (</w:t>
       </w:r>
       <w:r>
@@ -22223,6 +17847,9 @@
         <w:t>Development</w:t>
       </w:r>
       <w:r>
+        <w:rPr>
+          <w:lang w:val="en-US"/>
+        </w:rPr>
         <w:t xml:space="preserve"> </w:t>
       </w:r>
       <w:r>
@@ -22232,12 +17859,18 @@
         <w:t>Key</w:t>
       </w:r>
       <w:r>
+        <w:rPr>
+          <w:lang w:val="en-US"/>
+        </w:rPr>
         <w:t xml:space="preserve"> ~24 </w:t>
       </w:r>
       <w:r>
         <w:t>ч</w:t>
       </w:r>
       <w:r>
+        <w:rPr>
+          <w:lang w:val="en-US"/>
+        </w:rPr>
         <w:t xml:space="preserve">). </w:t>
       </w:r>
       <w:r>
@@ -22247,6 +17880,9 @@
         <w:t>JWT</w:t>
       </w:r>
       <w:r>
+        <w:rPr>
+          <w:lang w:val="en-US"/>
+        </w:rPr>
         <w:t>_</w:t>
       </w:r>
       <w:r>
@@ -22256,27 +17892,38 @@
         <w:t>SECRET</w:t>
       </w:r>
       <w:r>
+        <w:rPr>
+          <w:lang w:val="en-US"/>
+        </w:rPr>
         <w:t xml:space="preserve"> — </w:t>
       </w:r>
       <w:r>
         <w:t>случайная</w:t>
       </w:r>
       <w:r>
+        <w:rPr>
+          <w:lang w:val="en-US"/>
+        </w:rPr>
         <w:t xml:space="preserve"> </w:t>
       </w:r>
       <w:r>
         <w:t>строка</w:t>
       </w:r>
       <w:r>
+        <w:rPr>
+          <w:lang w:val="en-US"/>
+        </w:rPr>
         <w:t xml:space="preserve"> ≥ 32 </w:t>
       </w:r>
       <w:r>
         <w:t>символов</w:t>
       </w:r>
       <w:r>
+        <w:rPr>
+          <w:lang w:val="en-US"/>
+        </w:rPr>
         <w:t xml:space="preserve">. </w:t>
       </w:r>
-      <w:proofErr w:type="gramStart"/>
       <w:r>
         <w:rPr>
           <w:lang w:val="en-US"/>
@@ -22284,17 +17931,21 @@
         <w:t>riot</w:t>
       </w:r>
       <w:r>
+        <w:rPr>
+          <w:lang w:val="en-US"/>
+        </w:rPr>
         <w:t>.</w:t>
       </w:r>
-      <w:proofErr w:type="spellStart"/>
       <w:r>
         <w:rPr>
           <w:lang w:val="en-US"/>
         </w:rPr>
         <w:t>api</w:t>
       </w:r>
-      <w:proofErr w:type="spellEnd"/>
-      <w:r>
+      <w:r>
+        <w:rPr>
+          <w:lang w:val="en-US"/>
+        </w:rPr>
         <w:t>.</w:t>
       </w:r>
       <w:r>
@@ -22303,19 +17954,22 @@
         </w:rPr>
         <w:t>cache</w:t>
       </w:r>
-      <w:proofErr w:type="gramEnd"/>
-      <w:r>
+      <w:r>
+        <w:rPr>
+          <w:lang w:val="en-US"/>
+        </w:rPr>
         <w:t>-</w:t>
       </w:r>
-      <w:proofErr w:type="spellStart"/>
       <w:r>
         <w:rPr>
           <w:lang w:val="en-US"/>
         </w:rPr>
         <w:t>ttl</w:t>
       </w:r>
-      <w:proofErr w:type="spellEnd"/>
-      <w:r>
+      <w:r>
+        <w:rPr>
+          <w:lang w:val="en-US"/>
+        </w:rPr>
         <w:t>-</w:t>
       </w:r>
       <w:r>
@@ -22325,12 +17979,18 @@
         <w:t>minutes</w:t>
       </w:r>
       <w:r>
+        <w:rPr>
+          <w:lang w:val="en-US"/>
+        </w:rPr>
         <w:t xml:space="preserve">: 10 </w:t>
       </w:r>
       <w:r>
         <w:t>в</w:t>
       </w:r>
       <w:r>
+        <w:rPr>
+          <w:lang w:val="en-US"/>
+        </w:rPr>
         <w:t xml:space="preserve"> </w:t>
       </w:r>
       <w:r>
@@ -22340,35 +18000,48 @@
         <w:t>application</w:t>
       </w:r>
       <w:r>
+        <w:rPr>
+          <w:lang w:val="en-US"/>
+        </w:rPr>
         <w:t>.</w:t>
       </w:r>
-      <w:proofErr w:type="spellStart"/>
       <w:r>
         <w:rPr>
           <w:lang w:val="en-US"/>
         </w:rPr>
         <w:t>yml</w:t>
       </w:r>
-      <w:proofErr w:type="spellEnd"/>
-      <w:r>
+      <w:r>
+        <w:rPr>
+          <w:lang w:val="en-US"/>
+        </w:rPr>
         <w:t xml:space="preserve">. </w:t>
       </w:r>
       <w:r>
         <w:t>Регион</w:t>
       </w:r>
       <w:r>
+        <w:rPr>
+          <w:lang w:val="en-US"/>
+        </w:rPr>
         <w:t xml:space="preserve"> </w:t>
       </w:r>
       <w:r>
         <w:t>по</w:t>
       </w:r>
       <w:r>
+        <w:rPr>
+          <w:lang w:val="en-US"/>
+        </w:rPr>
         <w:t xml:space="preserve"> </w:t>
       </w:r>
       <w:r>
         <w:t>умолчанию</w:t>
       </w:r>
       <w:r>
+        <w:rPr>
+          <w:lang w:val="en-US"/>
+        </w:rPr>
         <w:t xml:space="preserve">: </w:t>
       </w:r>
       <w:r>
@@ -22378,6 +18051,9 @@
         <w:t>RU</w:t>
       </w:r>
       <w:r>
+        <w:rPr>
+          <w:lang w:val="en-US"/>
+        </w:rPr>
         <w:t>.</w:t>
       </w:r>
     </w:p>
@@ -22594,13 +18270,8 @@
             <w:pPr>
               <w:pStyle w:val="Compact"/>
             </w:pPr>
-            <w:proofErr w:type="spellStart"/>
-            <w:r>
-              <w:t>Use</w:t>
-            </w:r>
-            <w:proofErr w:type="spellEnd"/>
-            <w:r>
-              <w:t xml:space="preserve"> Case, спецификации UC-001–UC-005</w:t>
+            <w:r>
+              <w:t>Use Case, спецификации UC-001–UC-005</w:t>
             </w:r>
           </w:p>
         </w:tc>
@@ -22708,15 +18379,7 @@
               <w:pStyle w:val="Compact"/>
             </w:pPr>
             <w:r>
-              <w:t xml:space="preserve">ER, </w:t>
-            </w:r>
-            <w:proofErr w:type="spellStart"/>
-            <w:r>
-              <w:t>Flyway</w:t>
-            </w:r>
-            <w:proofErr w:type="spellEnd"/>
-            <w:r>
-              <w:t xml:space="preserve"> V1–V7</w:t>
+              <w:t>ER, Flyway V1–V7</w:t>
             </w:r>
           </w:p>
         </w:tc>
@@ -22743,11 +18406,9 @@
             <w:pPr>
               <w:pStyle w:val="Compact"/>
             </w:pPr>
-            <w:proofErr w:type="spellStart"/>
             <w:r>
               <w:t>Backend</w:t>
             </w:r>
-            <w:proofErr w:type="spellEnd"/>
           </w:p>
         </w:tc>
         <w:tc>
@@ -22832,13 +18493,8 @@
               <w:pStyle w:val="Compact"/>
             </w:pPr>
             <w:r>
-              <w:t xml:space="preserve">Expo, 6 экранов, </w:t>
-            </w:r>
-            <w:proofErr w:type="spellStart"/>
-            <w:r>
-              <w:t>Zustand</w:t>
-            </w:r>
-            <w:proofErr w:type="spellEnd"/>
+              <w:t>Expo, 6 экранов, Zustand</w:t>
+            </w:r>
           </w:p>
         </w:tc>
       </w:tr>
@@ -22891,23 +18547,7 @@
               <w:pStyle w:val="Compact"/>
             </w:pPr>
             <w:r>
-              <w:t xml:space="preserve">66 + 15 тестов, </w:t>
-            </w:r>
-            <w:proofErr w:type="spellStart"/>
-            <w:r>
-              <w:t>JaCoCo</w:t>
-            </w:r>
-            <w:proofErr w:type="spellEnd"/>
-            <w:r>
-              <w:t>/</w:t>
-            </w:r>
-            <w:proofErr w:type="spellStart"/>
-            <w:r>
-              <w:t>Jest</w:t>
-            </w:r>
-            <w:proofErr w:type="spellEnd"/>
-            <w:r>
-              <w:t xml:space="preserve"> ≥ 40%</w:t>
+              <w:t>66 + 15 тестов, JaCoCo/Jest ≥ 40%</w:t>
             </w:r>
           </w:p>
         </w:tc>
@@ -22961,13 +18601,8 @@
               <w:pStyle w:val="Compact"/>
             </w:pPr>
             <w:r>
-              <w:t xml:space="preserve">Пояснительная записка, </w:t>
-            </w:r>
-            <w:proofErr w:type="spellStart"/>
-            <w:r>
-              <w:t>чеклисты</w:t>
-            </w:r>
-            <w:proofErr w:type="spellEnd"/>
+              <w:t>Пояснительная записка, чеклисты</w:t>
+            </w:r>
           </w:p>
         </w:tc>
       </w:tr>
@@ -22980,37 +18615,16 @@
       <w:bookmarkStart w:id="129" w:name="диаграмма-ганта"/>
       <w:bookmarkEnd w:id="127"/>
       <w:r>
-        <w:t xml:space="preserve">Диаграмма </w:t>
-      </w:r>
-      <w:proofErr w:type="spellStart"/>
-      <w:r>
-        <w:t>Ганта</w:t>
+        <w:t>Диаграмма Ганта</w:t>
       </w:r>
       <w:bookmarkEnd w:id="128"/>
-      <w:proofErr w:type="spellEnd"/>
     </w:p>
     <w:p>
       <w:pPr>
         <w:pStyle w:val="FirstParagraph"/>
       </w:pPr>
       <w:r>
-        <w:t xml:space="preserve">Общая продолжительность разработки — около 8 недель (апрель – июнь 2026). Этапы проектирования БД и </w:t>
-      </w:r>
-      <w:proofErr w:type="spellStart"/>
-      <w:r>
-        <w:t>backend</w:t>
-      </w:r>
-      <w:proofErr w:type="spellEnd"/>
-      <w:r>
-        <w:t xml:space="preserve"> частично перекрывались; </w:t>
-      </w:r>
-      <w:proofErr w:type="spellStart"/>
-      <w:r>
-        <w:t>mobile</w:t>
-      </w:r>
-      <w:proofErr w:type="spellEnd"/>
-      <w:r>
-        <w:t xml:space="preserve"> разрабатывался после стабилизации API; тесты и документация — параллельно с финальной полировкой UI.</w:t>
+        <w:t>Общая продолжительность разработки — около 8 недель (апрель – июнь 2026). Этапы проектирования БД и backend частично перекрывались; mobile разрабатывался после стабилизации API; тесты и документация — параллельно с финальной полировкой UI.</w:t>
       </w:r>
     </w:p>
     <w:p>
@@ -23071,13 +18685,8 @@
         <w:jc w:val="center"/>
       </w:pPr>
       <w:r>
-        <w:t xml:space="preserve">Рисунок 17 – диаграмма </w:t>
-      </w:r>
-      <w:proofErr w:type="spellStart"/>
-      <w:r>
-        <w:t>Ганта</w:t>
-      </w:r>
-      <w:proofErr w:type="spellEnd"/>
+        <w:t>Рисунок 17 – диаграмма Ганта</w:t>
+      </w:r>
     </w:p>
     <w:p>
       <w:pPr>
@@ -23096,15 +18705,7 @@
         <w:pStyle w:val="FirstParagraph"/>
       </w:pPr>
       <w:r>
-        <w:t>Объём кодовой базы ~10 000 SLOC. COCOMO Basic (органический): E ≈ 2.4 × 10^1.05 ≈ 27 чел.-мес. Фактически ~2 чел.-мес. одного разработчика за 8 недель. Ускорение за счёт Spring Boot, Expo, чёткой предметной области и готовых библиотек (</w:t>
-      </w:r>
-      <w:proofErr w:type="spellStart"/>
-      <w:r>
-        <w:t>Axios</w:t>
-      </w:r>
-      <w:proofErr w:type="spellEnd"/>
-      <w:r>
-        <w:t>, JJWT, Spring Data JPA).</w:t>
+        <w:t>Объём кодовой базы ~10 000 SLOC. COCOMO Basic (органический): E ≈ 2.4 × 10^1.05 ≈ 27 чел.-мес. Фактически ~2 чел.-мес. одного разработчика за 8 недель. Ускорение за счёт Spring Boot, Expo, чёткой предметной области и готовых библиотек (Axios, JJWT, Spring Data JPA).</w:t>
       </w:r>
     </w:p>
     <w:p>
@@ -23124,31 +18725,7 @@
         <w:pStyle w:val="FirstParagraph"/>
       </w:pPr>
       <w:r>
-        <w:t xml:space="preserve">Лимиты </w:t>
-      </w:r>
-      <w:proofErr w:type="spellStart"/>
-      <w:r>
-        <w:t>Riot</w:t>
-      </w:r>
-      <w:proofErr w:type="spellEnd"/>
-      <w:r>
-        <w:t xml:space="preserve"> API (средняя вероятность, высокое влияние). </w:t>
-      </w:r>
-      <w:proofErr w:type="spellStart"/>
-      <w:r>
-        <w:t>Митигация</w:t>
-      </w:r>
-      <w:proofErr w:type="spellEnd"/>
-      <w:r>
-        <w:t xml:space="preserve">: кэш </w:t>
-      </w:r>
-      <w:proofErr w:type="spellStart"/>
-      <w:r>
-        <w:t>PostgreSQL</w:t>
-      </w:r>
-      <w:proofErr w:type="spellEnd"/>
-      <w:r>
-        <w:t xml:space="preserve"> TTL 10 мин; обработка 429; Development Key для демо.</w:t>
+        <w:t>Лимиты Riot API (средняя вероятность, высокое влияние). Митигация: кэш PostgreSQL TTL 10 мин; обработка 429; Development Key для демо.</w:t>
       </w:r>
     </w:p>
     <w:p>
@@ -23156,31 +18733,7 @@
         <w:pStyle w:val="a0"/>
       </w:pPr>
       <w:r>
-        <w:t xml:space="preserve">Смена </w:t>
-      </w:r>
-      <w:proofErr w:type="spellStart"/>
-      <w:r>
-        <w:t>Riot</w:t>
-      </w:r>
-      <w:proofErr w:type="spellEnd"/>
-      <w:r>
-        <w:t xml:space="preserve"> ID у игрока (низкая вероятность, среднее влияние). </w:t>
-      </w:r>
-      <w:proofErr w:type="spellStart"/>
-      <w:r>
-        <w:t>Митигация</w:t>
-      </w:r>
-      <w:proofErr w:type="spellEnd"/>
-      <w:r>
-        <w:t xml:space="preserve">: внутренняя логика на PUUID; отображаемый ник обновляется при </w:t>
-      </w:r>
-      <w:proofErr w:type="spellStart"/>
-      <w:r>
-        <w:t>refresh</w:t>
-      </w:r>
-      <w:proofErr w:type="spellEnd"/>
-      <w:r>
-        <w:t>.</w:t>
+        <w:t>Смена Riot ID у игрока (низкая вероятность, среднее влияние). Митигация: внутренняя логика на PUUID; отображаемый ник обновляется при refresh.</w:t>
       </w:r>
     </w:p>
     <w:p>
@@ -23191,13 +18744,8 @@
         </w:rPr>
       </w:pPr>
       <w:r>
-        <w:t xml:space="preserve">Кириллица в путях Windows (средняя вероятность, высокое влияние при сборке). </w:t>
-      </w:r>
-      <w:proofErr w:type="spellStart"/>
-      <w:r>
-        <w:t>Митигация</w:t>
-      </w:r>
-      <w:proofErr w:type="spellEnd"/>
+        <w:t>Кириллица в путях Windows (средняя вероятность, высокое влияние при сборке). Митигация</w:t>
+      </w:r>
       <w:r>
         <w:rPr>
           <w:lang w:val="en-US"/>
@@ -23220,21 +18768,7 @@
         <w:rPr>
           <w:lang w:val="en-US"/>
         </w:rPr>
-        <w:t xml:space="preserve"> </w:t>
-      </w:r>
-      <w:proofErr w:type="gramStart"/>
-      <w:r>
-        <w:rPr>
-          <w:lang w:val="en-US"/>
-        </w:rPr>
-        <w:t>C:-</w:t>
-      </w:r>
-      <w:proofErr w:type="gramEnd"/>
-      <w:r>
-        <w:rPr>
-          <w:lang w:val="en-US"/>
-        </w:rPr>
-        <w:t xml:space="preserve">companion; </w:t>
+        <w:t xml:space="preserve"> C:-companion; </w:t>
       </w:r>
       <w:r>
         <w:t>скрипты</w:t>
@@ -23275,55 +18809,7 @@
         <w:pStyle w:val="FirstParagraph"/>
       </w:pPr>
       <w:r>
-        <w:t xml:space="preserve">В ходе курсового проекта спроектирована и реализована клиент-серверная ИС </w:t>
-      </w:r>
-      <w:proofErr w:type="spellStart"/>
-      <w:r>
-        <w:t>LoL</w:t>
-      </w:r>
-      <w:proofErr w:type="spellEnd"/>
-      <w:r>
-        <w:t xml:space="preserve"> </w:t>
-      </w:r>
-      <w:proofErr w:type="spellStart"/>
-      <w:r>
-        <w:t>Companion</w:t>
-      </w:r>
-      <w:proofErr w:type="spellEnd"/>
-      <w:r>
-        <w:t xml:space="preserve">. Цель и задачи выполнены: анализ предметной области, PCMEF-архитектура, </w:t>
-      </w:r>
-      <w:proofErr w:type="spellStart"/>
-      <w:r>
-        <w:t>PostgreSQL</w:t>
-      </w:r>
-      <w:proofErr w:type="spellEnd"/>
-      <w:r>
-        <w:t xml:space="preserve">, Spring Boot с </w:t>
-      </w:r>
-      <w:proofErr w:type="spellStart"/>
-      <w:r>
-        <w:t>Riot</w:t>
-      </w:r>
-      <w:proofErr w:type="spellEnd"/>
-      <w:r>
-        <w:t xml:space="preserve"> API, мобильный клиент </w:t>
-      </w:r>
-      <w:proofErr w:type="spellStart"/>
-      <w:r>
-        <w:t>React</w:t>
-      </w:r>
-      <w:proofErr w:type="spellEnd"/>
-      <w:r>
-        <w:t xml:space="preserve"> </w:t>
-      </w:r>
-      <w:proofErr w:type="spellStart"/>
-      <w:r>
-        <w:t>Native</w:t>
-      </w:r>
-      <w:proofErr w:type="spellEnd"/>
-      <w:r>
-        <w:t>, JWT, тесты с покрытием ≥ 40%.</w:t>
+        <w:t>В ходе курсового проекта спроектирована и реализована клиент-серверная ИС LoL Companion. Цель и задачи выполнены: анализ предметной области, PCMEF-архитектура, PostgreSQL, Spring Boot с Riot API, мобильный клиент React Native, JWT, тесты с покрытием ≥ 40%.</w:t>
       </w:r>
     </w:p>
     <w:p>
@@ -23344,31 +18830,7 @@
         <w:pStyle w:val="FirstParagraph"/>
       </w:pPr>
       <w:r>
-        <w:t xml:space="preserve">Проектная документация: глоссарий, </w:t>
-      </w:r>
-      <w:proofErr w:type="spellStart"/>
-      <w:r>
-        <w:t>use</w:t>
-      </w:r>
-      <w:proofErr w:type="spellEnd"/>
-      <w:r>
-        <w:t xml:space="preserve"> </w:t>
-      </w:r>
-      <w:proofErr w:type="spellStart"/>
-      <w:r>
-        <w:t>cases</w:t>
-      </w:r>
-      <w:proofErr w:type="spellEnd"/>
-      <w:r>
-        <w:t xml:space="preserve">, REST API, </w:t>
-      </w:r>
-      <w:proofErr w:type="spellStart"/>
-      <w:r>
-        <w:t>чеклисты</w:t>
-      </w:r>
-      <w:proofErr w:type="spellEnd"/>
-      <w:r>
-        <w:t xml:space="preserve"> PCMEF, пояснительная записка.</w:t>
+        <w:t>Проектная документация: глоссарий, use cases, REST API, чеклисты PCMEF, пояснительная записка.</w:t>
       </w:r>
     </w:p>
     <w:p>
@@ -23384,30 +18846,14 @@
         </w:rPr>
         <w:t>Backend: Java 17, Spring Boot 3.3, 16 REST-</w:t>
       </w:r>
-      <w:proofErr w:type="spellStart"/>
       <w:r>
         <w:t>эндпоинтов</w:t>
       </w:r>
-      <w:proofErr w:type="spellEnd"/>
-      <w:r>
-        <w:rPr>
-          <w:lang w:val="en-US"/>
-        </w:rPr>
-        <w:t xml:space="preserve">, Flyway, </w:t>
-      </w:r>
-      <w:proofErr w:type="spellStart"/>
-      <w:r>
-        <w:rPr>
-          <w:lang w:val="en-US"/>
-        </w:rPr>
-        <w:t>JaCoCo</w:t>
-      </w:r>
-      <w:proofErr w:type="spellEnd"/>
-      <w:r>
-        <w:rPr>
-          <w:lang w:val="en-US"/>
-        </w:rPr>
-        <w:t>.</w:t>
+      <w:r>
+        <w:rPr>
+          <w:lang w:val="en-US"/>
+        </w:rPr>
+        <w:t>, Flyway, JaCoCo.</w:t>
       </w:r>
     </w:p>
     <w:p>
@@ -23456,31 +18902,7 @@
         <w:pStyle w:val="a0"/>
       </w:pPr>
       <w:r>
-        <w:t xml:space="preserve">Тестирование: 81 </w:t>
-      </w:r>
-      <w:proofErr w:type="spellStart"/>
-      <w:r>
-        <w:t>автотест</w:t>
-      </w:r>
-      <w:proofErr w:type="spellEnd"/>
-      <w:r>
-        <w:t xml:space="preserve">; </w:t>
-      </w:r>
-      <w:proofErr w:type="spellStart"/>
-      <w:r>
-        <w:t>JaCoCo</w:t>
-      </w:r>
-      <w:proofErr w:type="spellEnd"/>
-      <w:r>
-        <w:t xml:space="preserve"> ~61%; </w:t>
-      </w:r>
-      <w:proofErr w:type="spellStart"/>
-      <w:r>
-        <w:t>Jest</w:t>
-      </w:r>
-      <w:proofErr w:type="spellEnd"/>
-      <w:r>
-        <w:t xml:space="preserve"> ~43%.</w:t>
+        <w:t>Тестирование: 81 автотест; JaCoCo ~61%; Jest ~43%.</w:t>
       </w:r>
     </w:p>
     <w:p>
@@ -23500,79 +18922,7 @@
         <w:pStyle w:val="FirstParagraph"/>
       </w:pPr>
       <w:r>
-        <w:t xml:space="preserve">Интеграционные тесты </w:t>
-      </w:r>
-      <w:proofErr w:type="spellStart"/>
-      <w:r>
-        <w:t>Testcontainers</w:t>
-      </w:r>
-      <w:proofErr w:type="spellEnd"/>
-      <w:r>
-        <w:t xml:space="preserve">; агрегация </w:t>
-      </w:r>
-      <w:proofErr w:type="spellStart"/>
-      <w:r>
-        <w:t>ChampionStats</w:t>
-      </w:r>
-      <w:proofErr w:type="spellEnd"/>
-      <w:r>
-        <w:t xml:space="preserve">; </w:t>
-      </w:r>
-      <w:proofErr w:type="spellStart"/>
-      <w:r>
-        <w:t>push</w:t>
-      </w:r>
-      <w:proofErr w:type="spellEnd"/>
-      <w:r>
-        <w:t xml:space="preserve"> при изменении ранга; </w:t>
-      </w:r>
-      <w:proofErr w:type="spellStart"/>
-      <w:r>
-        <w:t>iOS</w:t>
-      </w:r>
-      <w:proofErr w:type="spellEnd"/>
-      <w:r>
-        <w:t xml:space="preserve">-сборка; Production </w:t>
-      </w:r>
-      <w:proofErr w:type="spellStart"/>
-      <w:r>
-        <w:t>Riot</w:t>
-      </w:r>
-      <w:proofErr w:type="spellEnd"/>
-      <w:r>
-        <w:t xml:space="preserve"> API Key; </w:t>
-      </w:r>
-      <w:proofErr w:type="spellStart"/>
-      <w:r>
-        <w:t>Docker</w:t>
-      </w:r>
-      <w:proofErr w:type="spellEnd"/>
-      <w:r>
-        <w:t xml:space="preserve"> </w:t>
-      </w:r>
-      <w:proofErr w:type="spellStart"/>
-      <w:r>
-        <w:t>Compose</w:t>
-      </w:r>
-      <w:proofErr w:type="spellEnd"/>
-      <w:r>
-        <w:t xml:space="preserve"> для </w:t>
-      </w:r>
-      <w:proofErr w:type="spellStart"/>
-      <w:r>
-        <w:t>backend</w:t>
-      </w:r>
-      <w:proofErr w:type="spellEnd"/>
-      <w:r>
-        <w:t xml:space="preserve"> + </w:t>
-      </w:r>
-      <w:proofErr w:type="spellStart"/>
-      <w:r>
-        <w:t>PostgreSQL</w:t>
-      </w:r>
-      <w:proofErr w:type="spellEnd"/>
-      <w:r>
-        <w:t>.</w:t>
+        <w:t>Интеграционные тесты Testcontainers; агрегация ChampionStats; push при изменении ранга; iOS-сборка; Production Riot API Key; Docker Compose для backend + PostgreSQL.</w:t>
       </w:r>
     </w:p>
     <w:p>
@@ -23605,15 +18955,7 @@
         <w:pStyle w:val="a0"/>
       </w:pPr>
       <w:r>
-        <w:t xml:space="preserve">1. Гамма Э., Хелм Р., Джонсон Р., </w:t>
-      </w:r>
-      <w:proofErr w:type="spellStart"/>
-      <w:r>
-        <w:t>Влиссидес</w:t>
-      </w:r>
-      <w:proofErr w:type="spellEnd"/>
-      <w:r>
-        <w:t xml:space="preserve"> Дж. Приёмы объектно-ориентированного проектирования. Паттерны проектирования. - СПб.: Питер, 2020. - 448 с.</w:t>
+        <w:t>1. Гамма Э., Хелм Р., Джонсон Р., Влиссидес Дж. Приёмы объектно-ориентированного проектирования. Паттерны проектирования. - СПб.: Питер, 2020. - 448 с.</w:t>
       </w:r>
     </w:p>
     <w:p>
@@ -23645,11 +18987,9 @@
         </w:rPr>
         <w:t xml:space="preserve">4. </w:t>
       </w:r>
-      <w:proofErr w:type="spellStart"/>
       <w:r>
         <w:t>Уоллс</w:t>
       </w:r>
-      <w:proofErr w:type="spellEnd"/>
       <w:r>
         <w:rPr>
           <w:lang w:val="en-US"/>
@@ -23674,11 +19014,9 @@
         </w:rPr>
         <w:t xml:space="preserve"> </w:t>
       </w:r>
-      <w:proofErr w:type="spellStart"/>
       <w:r>
         <w:t>изд</w:t>
       </w:r>
-      <w:proofErr w:type="spellEnd"/>
       <w:r>
         <w:rPr>
           <w:lang w:val="en-US"/>
@@ -23727,15 +19065,7 @@
         <w:pStyle w:val="a0"/>
       </w:pPr>
       <w:r>
-        <w:t xml:space="preserve">5. </w:t>
-      </w:r>
-      <w:proofErr w:type="spellStart"/>
-      <w:r>
-        <w:t>Соммервилл</w:t>
-      </w:r>
-      <w:proofErr w:type="spellEnd"/>
-      <w:r>
-        <w:t xml:space="preserve"> И. Инженерия программного обеспечения. - 10-е изд. - М.: Вильямс, 2019. - 1070 с.</w:t>
+        <w:t>5. Соммервилл И. Инженерия программного обеспечения. - 10-е изд. - М.: Вильямс, 2019. - 1070 с.</w:t>
       </w:r>
     </w:p>
     <w:p>
@@ -23756,23 +19086,7 @@
       </w:pPr>
       <w:r>
         <w:lastRenderedPageBreak/>
-        <w:t xml:space="preserve">6. </w:t>
-      </w:r>
-      <w:proofErr w:type="spellStart"/>
-      <w:r>
-        <w:t>Riot</w:t>
-      </w:r>
-      <w:proofErr w:type="spellEnd"/>
-      <w:r>
-        <w:t xml:space="preserve"> Games API </w:t>
-      </w:r>
-      <w:proofErr w:type="spellStart"/>
-      <w:r>
-        <w:t>Documentation</w:t>
-      </w:r>
-      <w:proofErr w:type="spellEnd"/>
-      <w:r>
-        <w:t xml:space="preserve"> [Электронный ресурс]. - URL: https://developer.riotgames.com/docs/lol (дата обращения: 03.06.2026).</w:t>
+        <w:t>6. Riot Games API Documentation [Электронный ресурс]. - URL: https://developer.riotgames.com/docs/lol (дата обращения: 03.06.2026).</w:t>
       </w:r>
     </w:p>
     <w:p>
@@ -23830,31 +19144,7 @@
         <w:pStyle w:val="a0"/>
       </w:pPr>
       <w:r>
-        <w:t xml:space="preserve">8. </w:t>
-      </w:r>
-      <w:proofErr w:type="spellStart"/>
-      <w:r>
-        <w:t>React</w:t>
-      </w:r>
-      <w:proofErr w:type="spellEnd"/>
-      <w:r>
-        <w:t xml:space="preserve"> </w:t>
-      </w:r>
-      <w:proofErr w:type="spellStart"/>
-      <w:r>
-        <w:t>Native</w:t>
-      </w:r>
-      <w:proofErr w:type="spellEnd"/>
-      <w:r>
-        <w:t xml:space="preserve"> </w:t>
-      </w:r>
-      <w:proofErr w:type="spellStart"/>
-      <w:r>
-        <w:t>Documentation</w:t>
-      </w:r>
-      <w:proofErr w:type="spellEnd"/>
-      <w:r>
-        <w:t xml:space="preserve"> [Электронный ресурс]. - URL: https://reactnative.dev/docs/getting-started (дата обращения: 03.06.2026).</w:t>
+        <w:t>8. React Native Documentation [Электронный ресурс]. - URL: https://reactnative.dev/docs/getting-started (дата обращения: 03.06.2026).</w:t>
       </w:r>
     </w:p>
     <w:p>
@@ -23862,15 +19152,7 @@
         <w:pStyle w:val="a0"/>
       </w:pPr>
       <w:r>
-        <w:t xml:space="preserve">9. Expo </w:t>
-      </w:r>
-      <w:proofErr w:type="spellStart"/>
-      <w:r>
-        <w:t>Documentation</w:t>
-      </w:r>
-      <w:proofErr w:type="spellEnd"/>
-      <w:r>
-        <w:t xml:space="preserve"> [Электронный ресурс]. - URL: https://docs.expo.dev/ (дата обращения: 03.06.2026).</w:t>
+        <w:t>9. Expo Documentation [Электронный ресурс]. - URL: https://docs.expo.dev/ (дата обращения: 03.06.2026).</w:t>
       </w:r>
     </w:p>
     <w:p>
@@ -23878,23 +19160,7 @@
         <w:pStyle w:val="a0"/>
       </w:pPr>
       <w:r>
-        <w:t xml:space="preserve">10. </w:t>
-      </w:r>
-      <w:proofErr w:type="spellStart"/>
-      <w:r>
-        <w:t>PostgreSQL</w:t>
-      </w:r>
-      <w:proofErr w:type="spellEnd"/>
-      <w:r>
-        <w:t xml:space="preserve"> 16 </w:t>
-      </w:r>
-      <w:proofErr w:type="spellStart"/>
-      <w:r>
-        <w:t>Documentation</w:t>
-      </w:r>
-      <w:proofErr w:type="spellEnd"/>
-      <w:r>
-        <w:t xml:space="preserve"> [Электронный ресурс]. - URL: https://www.postgresql.org/docs/16/ (дата обращения: 03.06.2026).</w:t>
+        <w:t>10. PostgreSQL 16 Documentation [Электронный ресурс]. - URL: https://www.postgresql.org/docs/16/ (дата обращения: 03.06.2026).</w:t>
       </w:r>
     </w:p>
     <w:p>
@@ -23902,15 +19168,7 @@
         <w:pStyle w:val="a0"/>
       </w:pPr>
       <w:r>
-        <w:t xml:space="preserve">11. </w:t>
-      </w:r>
-      <w:proofErr w:type="spellStart"/>
-      <w:r>
-        <w:t>JUnit</w:t>
-      </w:r>
-      <w:proofErr w:type="spellEnd"/>
-      <w:r>
-        <w:t xml:space="preserve"> 5 User Guide [Электронный ресурс]. - URL: https://junit.org/junit5/docs/current/user-guide/ (дата обращения: 03.06.2026).</w:t>
+        <w:t>11. JUnit 5 User Guide [Электронный ресурс]. - URL: https://junit.org/junit5/docs/current/user-guide/ (дата обращения: 03.06.2026).</w:t>
       </w:r>
     </w:p>
     <w:p>
@@ -23926,31 +19184,7 @@
         <w:pStyle w:val="a0"/>
       </w:pPr>
       <w:r>
-        <w:t xml:space="preserve">13. Репозиторий проекта </w:t>
-      </w:r>
-      <w:proofErr w:type="spellStart"/>
-      <w:r>
-        <w:t>LoL</w:t>
-      </w:r>
-      <w:proofErr w:type="spellEnd"/>
-      <w:r>
-        <w:t xml:space="preserve"> </w:t>
-      </w:r>
-      <w:proofErr w:type="spellStart"/>
-      <w:r>
-        <w:t>Companion</w:t>
-      </w:r>
-      <w:proofErr w:type="spellEnd"/>
-      <w:r>
-        <w:t xml:space="preserve"> [Электронный ресурс]. - URL: </w:t>
-      </w:r>
-      <w:proofErr w:type="gramStart"/>
-      <w:r>
-        <w:t>C:-</w:t>
-      </w:r>
-      <w:proofErr w:type="gramEnd"/>
-      <w:r>
-        <w:t>companion (дата обращения: 03.06.2026).</w:t>
+        <w:t>13. Репозиторий проекта LoL Companion [Электронный ресурс]. - URL: C:-companion (дата обращения: 03.06.2026).</w:t>
       </w:r>
     </w:p>
     <w:p>
@@ -23979,20 +19213,28 @@
     <w:p>
       <w:pPr>
         <w:pStyle w:val="FirstParagraph"/>
+        <w:rPr>
+          <w:lang w:val="en-US"/>
+        </w:rPr>
       </w:pPr>
       <w:r>
         <w:t>Исходный</w:t>
       </w:r>
       <w:r>
+        <w:rPr>
+          <w:lang w:val="en-US"/>
+        </w:rPr>
         <w:t xml:space="preserve"> </w:t>
       </w:r>
       <w:r>
         <w:t>код</w:t>
       </w:r>
       <w:r>
+        <w:rPr>
+          <w:lang w:val="en-US"/>
+        </w:rPr>
         <w:t xml:space="preserve">: </w:t>
       </w:r>
-      <w:proofErr w:type="gramStart"/>
       <w:r>
         <w:rPr>
           <w:lang w:val="en-US"/>
@@ -24000,9 +19242,11 @@
         <w:t>C</w:t>
       </w:r>
       <w:r>
+        <w:rPr>
+          <w:lang w:val="en-US"/>
+        </w:rPr>
         <w:t>:-</w:t>
       </w:r>
-      <w:proofErr w:type="gramEnd"/>
       <w:r>
         <w:rPr>
           <w:lang w:val="en-US"/>
@@ -24010,9 +19254,11 @@
         <w:t>companion</w:t>
       </w:r>
       <w:r>
+        <w:rPr>
+          <w:lang w:val="en-US"/>
+        </w:rPr>
         <w:t xml:space="preserve">, </w:t>
       </w:r>
-      <w:proofErr w:type="gramStart"/>
       <w:r>
         <w:rPr>
           <w:lang w:val="en-US"/>
@@ -24020,9 +19266,11 @@
         <w:t>C</w:t>
       </w:r>
       <w:r>
+        <w:rPr>
+          <w:lang w:val="en-US"/>
+        </w:rPr>
         <w:t>:-</w:t>
       </w:r>
-      <w:proofErr w:type="gramEnd"/>
       <w:r>
         <w:rPr>
           <w:lang w:val="en-US"/>
@@ -24030,6 +19278,9 @@
         <w:t>companion</w:t>
       </w:r>
       <w:r>
+        <w:rPr>
+          <w:lang w:val="en-US"/>
+        </w:rPr>
         <w:t>.</w:t>
       </w:r>
     </w:p>
@@ -24089,21 +19340,7 @@
         <w:rPr>
           <w:lang w:val="en-US"/>
         </w:rPr>
-        <w:t>: backend/build/reports/</w:t>
-      </w:r>
-      <w:proofErr w:type="spellStart"/>
-      <w:r>
-        <w:rPr>
-          <w:lang w:val="en-US"/>
-        </w:rPr>
-        <w:t>jacoco</w:t>
-      </w:r>
-      <w:proofErr w:type="spellEnd"/>
-      <w:r>
-        <w:rPr>
-          <w:lang w:val="en-US"/>
-        </w:rPr>
-        <w:t xml:space="preserve">/test/html/index.html, mobile/coverage/ </w:t>
+        <w:t xml:space="preserve">: backend/build/reports/jacoco/test/html/index.html, mobile/coverage/ </w:t>
       </w:r>
       <w:r>
         <w:t>после</w:t>
@@ -24112,37 +19349,7 @@
         <w:rPr>
           <w:lang w:val="en-US"/>
         </w:rPr>
-        <w:t xml:space="preserve"> </w:t>
-      </w:r>
-      <w:proofErr w:type="spellStart"/>
-      <w:r>
-        <w:rPr>
-          <w:lang w:val="en-US"/>
-        </w:rPr>
-        <w:t>npm</w:t>
-      </w:r>
-      <w:proofErr w:type="spellEnd"/>
-      <w:r>
-        <w:rPr>
-          <w:lang w:val="en-US"/>
-        </w:rPr>
-        <w:t xml:space="preserve"> run </w:t>
-      </w:r>
-      <w:proofErr w:type="spellStart"/>
-      <w:proofErr w:type="gramStart"/>
-      <w:r>
-        <w:rPr>
-          <w:lang w:val="en-US"/>
-        </w:rPr>
-        <w:t>test:coverage</w:t>
-      </w:r>
-      <w:proofErr w:type="spellEnd"/>
-      <w:proofErr w:type="gramEnd"/>
-      <w:r>
-        <w:rPr>
-          <w:lang w:val="en-US"/>
-        </w:rPr>
-        <w:t>.</w:t>
+        <w:t xml:space="preserve"> npm run test:coverage.</w:t>
       </w:r>
     </w:p>
     <w:p>

--- a/Пояснительная записка.docx
+++ b/Пояснительная записка.docx
@@ -683,15 +683,32 @@
           <w:szCs w:val="28"/>
           <w:lang w:eastAsia="ru-RU"/>
         </w:rPr>
-        <w:t xml:space="preserve">защищена с оценкой  </w:t>
-      </w:r>
+        <w:t xml:space="preserve">защищена с </w:t>
+      </w:r>
+      <w:proofErr w:type="gramStart"/>
       <w:r>
         <w:rPr>
           <w:rFonts w:eastAsia="Times New Roman" w:cs="Times New Roman"/>
           <w:szCs w:val="28"/>
           <w:lang w:eastAsia="ru-RU"/>
         </w:rPr>
+        <w:t xml:space="preserve">оценкой  </w:t>
+      </w:r>
+      <w:r>
+        <w:rPr>
+          <w:rFonts w:eastAsia="Times New Roman" w:cs="Times New Roman"/>
+          <w:szCs w:val="28"/>
+          <w:lang w:eastAsia="ru-RU"/>
+        </w:rPr>
         <w:tab/>
+      </w:r>
+      <w:proofErr w:type="gramEnd"/>
+      <w:r>
+        <w:rPr>
+          <w:rFonts w:eastAsia="Times New Roman" w:cs="Times New Roman"/>
+          <w:szCs w:val="28"/>
+          <w:lang w:eastAsia="ru-RU"/>
+        </w:rPr>
         <w:t>____________________</w:t>
       </w:r>
       <w:r>
@@ -1102,8 +1119,9 @@
           <w:u w:val="single"/>
           <w:lang w:eastAsia="ru-RU"/>
         </w:rPr>
-        <w:t xml:space="preserve">доцент МИБК  </w:t>
-      </w:r>
+        <w:t xml:space="preserve">доцент </w:t>
+      </w:r>
+      <w:proofErr w:type="gramStart"/>
       <w:r>
         <w:rPr>
           <w:rFonts w:eastAsia="Times New Roman" w:cs="Times New Roman"/>
@@ -1111,8 +1129,18 @@
           <w:u w:val="single"/>
           <w:lang w:eastAsia="ru-RU"/>
         </w:rPr>
+        <w:t xml:space="preserve">МИБК  </w:t>
+      </w:r>
+      <w:r>
+        <w:rPr>
+          <w:rFonts w:eastAsia="Times New Roman" w:cs="Times New Roman"/>
+          <w:szCs w:val="28"/>
+          <w:u w:val="single"/>
+          <w:lang w:eastAsia="ru-RU"/>
+        </w:rPr>
         <w:tab/>
       </w:r>
+      <w:proofErr w:type="gramEnd"/>
       <w:r>
         <w:rPr>
           <w:rFonts w:eastAsia="Times New Roman" w:cs="Times New Roman"/>
@@ -1141,6 +1169,7 @@
         <w:tab/>
         <w:t xml:space="preserve">   </w:t>
       </w:r>
+      <w:proofErr w:type="gramStart"/>
       <w:r>
         <w:rPr>
           <w:rFonts w:eastAsia="Times New Roman" w:cs="Times New Roman"/>
@@ -1156,8 +1185,27 @@
           <w:szCs w:val="28"/>
           <w:lang w:eastAsia="en-US"/>
         </w:rPr>
-        <w:t xml:space="preserve">  З.М. Альбекова</w:t>
-      </w:r>
+        <w:t xml:space="preserve">  З.М.</w:t>
+      </w:r>
+      <w:proofErr w:type="gramEnd"/>
+      <w:r>
+        <w:rPr>
+          <w:rFonts w:eastAsia="Times New Roman" w:cs="Times New Roman"/>
+          <w:szCs w:val="28"/>
+          <w:lang w:eastAsia="en-US"/>
+        </w:rPr>
+        <w:t xml:space="preserve"> </w:t>
+      </w:r>
+      <w:proofErr w:type="spellStart"/>
+      <w:r>
+        <w:rPr>
+          <w:rFonts w:eastAsia="Times New Roman" w:cs="Times New Roman"/>
+          <w:szCs w:val="28"/>
+          <w:lang w:eastAsia="en-US"/>
+        </w:rPr>
+        <w:t>Альбекова</w:t>
+      </w:r>
+      <w:proofErr w:type="spellEnd"/>
     </w:p>
     <w:p>
       <w:pPr>
@@ -3611,9 +3659,12 @@
           <w:lang w:eastAsia="en-US"/>
         </w:rPr>
         <w:sectPr>
+          <w:footerReference w:type="default" r:id="rId7"/>
           <w:pgSz w:w="11910" w:h="16840"/>
           <w:pgMar w:top="1040" w:right="425" w:bottom="1500" w:left="1559" w:header="0" w:footer="1303" w:gutter="0"/>
           <w:cols w:space="720"/>
+          <w:titlePg/>
+          <w:docGrid w:linePitch="381"/>
         </w:sectPr>
       </w:pPr>
     </w:p>
@@ -4167,7 +4218,27 @@
           <w:szCs w:val="22"/>
           <w:lang w:eastAsia="en-US"/>
         </w:rPr>
-        <w:t>ГОСТ 7.32–2017. Отчёт о научно-исследовательской работе. Структура и правила оформления. – М.: Стандартинформ, 2018.</w:t>
+        <w:t xml:space="preserve">ГОСТ 7.32–2017. Отчёт о научно-исследовательской работе. Структура и правила оформления. – М.: </w:t>
+      </w:r>
+      <w:proofErr w:type="spellStart"/>
+      <w:r>
+        <w:rPr>
+          <w:rFonts w:eastAsia="Times New Roman" w:cs="Times New Roman"/>
+          <w:sz w:val="26"/>
+          <w:szCs w:val="22"/>
+          <w:lang w:eastAsia="en-US"/>
+        </w:rPr>
+        <w:t>Стандартинформ</w:t>
+      </w:r>
+      <w:proofErr w:type="spellEnd"/>
+      <w:r>
+        <w:rPr>
+          <w:rFonts w:eastAsia="Times New Roman" w:cs="Times New Roman"/>
+          <w:sz w:val="26"/>
+          <w:szCs w:val="22"/>
+          <w:lang w:eastAsia="en-US"/>
+        </w:rPr>
+        <w:t>, 2018.</w:t>
       </w:r>
     </w:p>
     <w:p>
@@ -4437,6 +4508,7 @@
         </w:rPr>
         <w:t>работы: 25 % - предоставление первого раздела</w:t>
       </w:r>
+      <w:proofErr w:type="gramStart"/>
       <w:r>
         <w:rPr>
           <w:rFonts w:eastAsia="Times New Roman" w:cs="Times New Roman"/>
@@ -4457,7 +4529,18 @@
           <w:szCs w:val="22"/>
           <w:lang w:eastAsia="en-US"/>
         </w:rPr>
-        <w:t>«07» марта</w:t>
+        <w:t>«</w:t>
+      </w:r>
+      <w:proofErr w:type="gramEnd"/>
+      <w:r>
+        <w:rPr>
+          <w:rFonts w:eastAsia="Times New Roman" w:cs="Times New Roman"/>
+          <w:color w:val="000009"/>
+          <w:sz w:val="26"/>
+          <w:szCs w:val="22"/>
+          <w:lang w:eastAsia="en-US"/>
+        </w:rPr>
+        <w:t>07» марта</w:t>
       </w:r>
       <w:r>
         <w:rPr>
@@ -4570,6 +4653,7 @@
         </w:rPr>
         <w:t>раздела</w:t>
       </w:r>
+      <w:proofErr w:type="gramStart"/>
       <w:r>
         <w:rPr>
           <w:rFonts w:eastAsia="Times New Roman" w:cs="Times New Roman"/>
@@ -4589,7 +4673,18 @@
           <w:szCs w:val="22"/>
           <w:lang w:eastAsia="en-US"/>
         </w:rPr>
-        <w:t>«15»</w:t>
+        <w:t>«</w:t>
+      </w:r>
+      <w:proofErr w:type="gramEnd"/>
+      <w:r>
+        <w:rPr>
+          <w:rFonts w:eastAsia="Times New Roman" w:cs="Times New Roman"/>
+          <w:color w:val="000009"/>
+          <w:sz w:val="26"/>
+          <w:szCs w:val="22"/>
+          <w:lang w:eastAsia="en-US"/>
+        </w:rPr>
+        <w:t>15»</w:t>
       </w:r>
       <w:r>
         <w:rPr>
@@ -4759,6 +4854,7 @@
         </w:rPr>
         <w:t>раздела</w:t>
       </w:r>
+      <w:proofErr w:type="gramStart"/>
       <w:r>
         <w:rPr>
           <w:rFonts w:eastAsia="Times New Roman" w:cs="Times New Roman"/>
@@ -4778,7 +4874,18 @@
           <w:szCs w:val="22"/>
           <w:lang w:eastAsia="en-US"/>
         </w:rPr>
-        <w:t>«29»</w:t>
+        <w:t>«</w:t>
+      </w:r>
+      <w:proofErr w:type="gramEnd"/>
+      <w:r>
+        <w:rPr>
+          <w:rFonts w:eastAsia="Times New Roman" w:cs="Times New Roman"/>
+          <w:color w:val="000009"/>
+          <w:sz w:val="26"/>
+          <w:szCs w:val="22"/>
+          <w:lang w:eastAsia="en-US"/>
+        </w:rPr>
+        <w:t>29»</w:t>
       </w:r>
       <w:r>
         <w:rPr>
@@ -4885,6 +4992,7 @@
         </w:rPr>
         <w:t>работы на отзыв</w:t>
       </w:r>
+      <w:proofErr w:type="gramStart"/>
       <w:r>
         <w:rPr>
           <w:rFonts w:eastAsia="Times New Roman" w:cs="Times New Roman"/>
@@ -4905,7 +5013,29 @@
           <w:szCs w:val="22"/>
           <w:lang w:eastAsia="en-US"/>
         </w:rPr>
-        <w:t>«10» мая</w:t>
+        <w:t>«</w:t>
+      </w:r>
+      <w:proofErr w:type="gramEnd"/>
+      <w:r>
+        <w:rPr>
+          <w:rFonts w:eastAsia="Times New Roman" w:cs="Times New Roman"/>
+          <w:color w:val="000009"/>
+          <w:sz w:val="26"/>
+          <w:szCs w:val="22"/>
+          <w:lang w:eastAsia="en-US"/>
+        </w:rPr>
+        <w:t xml:space="preserve">10» </w:t>
+      </w:r>
+      <w:proofErr w:type="gramStart"/>
+      <w:r>
+        <w:rPr>
+          <w:rFonts w:eastAsia="Times New Roman" w:cs="Times New Roman"/>
+          <w:color w:val="000009"/>
+          <w:sz w:val="26"/>
+          <w:szCs w:val="22"/>
+          <w:lang w:eastAsia="en-US"/>
+        </w:rPr>
+        <w:t>мая</w:t>
       </w:r>
       <w:r>
         <w:rPr>
@@ -4929,6 +5059,7 @@
         </w:rPr>
         <w:t>2026</w:t>
       </w:r>
+      <w:proofErr w:type="gramEnd"/>
       <w:r>
         <w:rPr>
           <w:rFonts w:eastAsia="Times New Roman" w:cs="Times New Roman"/>
@@ -5962,6 +6093,7 @@
         </w:rPr>
         <w:tab/>
       </w:r>
+      <w:proofErr w:type="spellStart"/>
       <w:r>
         <w:rPr>
           <w:rFonts w:eastAsia="Times New Roman" w:cs="Times New Roman"/>
@@ -5998,6 +6130,7 @@
         </w:rPr>
         <w:t>Орлов</w:t>
       </w:r>
+      <w:proofErr w:type="spellEnd"/>
       <w:r>
         <w:rPr>
           <w:rFonts w:eastAsia="Times New Roman" w:cs="Times New Roman"/>
@@ -7322,7 +7455,7 @@
                 <w:noProof/>
                 <w:webHidden/>
               </w:rPr>
-              <w:t>15</w:t>
+              <w:t>16</w:t>
             </w:r>
             <w:r>
               <w:rPr>
@@ -7391,7 +7524,7 @@
                 <w:noProof/>
                 <w:webHidden/>
               </w:rPr>
-              <w:t>16</w:t>
+              <w:t>17</w:t>
             </w:r>
             <w:r>
               <w:rPr>
@@ -7460,7 +7593,7 @@
                 <w:noProof/>
                 <w:webHidden/>
               </w:rPr>
-              <w:t>16</w:t>
+              <w:t>17</w:t>
             </w:r>
             <w:r>
               <w:rPr>
@@ -7529,7 +7662,7 @@
                 <w:noProof/>
                 <w:webHidden/>
               </w:rPr>
-              <w:t>17</w:t>
+              <w:t>18</w:t>
             </w:r>
             <w:r>
               <w:rPr>
@@ -7667,7 +7800,7 @@
                 <w:noProof/>
                 <w:webHidden/>
               </w:rPr>
-              <w:t>18</w:t>
+              <w:t>19</w:t>
             </w:r>
             <w:r>
               <w:rPr>
@@ -7736,7 +7869,7 @@
                 <w:noProof/>
                 <w:webHidden/>
               </w:rPr>
-              <w:t>18</w:t>
+              <w:t>19</w:t>
             </w:r>
             <w:r>
               <w:rPr>
@@ -7805,7 +7938,7 @@
                 <w:noProof/>
                 <w:webHidden/>
               </w:rPr>
-              <w:t>20</w:t>
+              <w:t>21</w:t>
             </w:r>
             <w:r>
               <w:rPr>
@@ -7874,7 +8007,7 @@
                 <w:noProof/>
                 <w:webHidden/>
               </w:rPr>
-              <w:t>20</w:t>
+              <w:t>21</w:t>
             </w:r>
             <w:r>
               <w:rPr>
@@ -7943,7 +8076,7 @@
                 <w:noProof/>
                 <w:webHidden/>
               </w:rPr>
-              <w:t>21</w:t>
+              <w:t>22</w:t>
             </w:r>
             <w:r>
               <w:rPr>
@@ -8012,7 +8145,7 @@
                 <w:noProof/>
                 <w:webHidden/>
               </w:rPr>
-              <w:t>21</w:t>
+              <w:t>22</w:t>
             </w:r>
             <w:r>
               <w:rPr>
@@ -8115,7 +8248,7 @@
                 <w:noProof/>
                 <w:webHidden/>
               </w:rPr>
-              <w:t>22</w:t>
+              <w:t>24</w:t>
             </w:r>
             <w:r>
               <w:rPr>
@@ -8193,7 +8326,7 @@
                 <w:noProof/>
                 <w:webHidden/>
               </w:rPr>
-              <w:t>23</w:t>
+              <w:t>24</w:t>
             </w:r>
             <w:r>
               <w:rPr>
@@ -8279,7 +8412,7 @@
                 <w:noProof/>
                 <w:webHidden/>
               </w:rPr>
-              <w:t>23</w:t>
+              <w:t>24</w:t>
             </w:r>
             <w:r>
               <w:rPr>
@@ -8348,7 +8481,7 @@
                 <w:noProof/>
                 <w:webHidden/>
               </w:rPr>
-              <w:t>23</w:t>
+              <w:t>24</w:t>
             </w:r>
             <w:r>
               <w:rPr>
@@ -8417,7 +8550,7 @@
                 <w:noProof/>
                 <w:webHidden/>
               </w:rPr>
-              <w:t>24</w:t>
+              <w:t>26</w:t>
             </w:r>
             <w:r>
               <w:rPr>
@@ -8512,7 +8645,7 @@
                 <w:noProof/>
                 <w:webHidden/>
               </w:rPr>
-              <w:t>25</w:t>
+              <w:t>27</w:t>
             </w:r>
             <w:r>
               <w:rPr>
@@ -8581,7 +8714,7 @@
                 <w:noProof/>
                 <w:webHidden/>
               </w:rPr>
-              <w:t>25</w:t>
+              <w:t>27</w:t>
             </w:r>
             <w:r>
               <w:rPr>
@@ -8650,7 +8783,7 @@
                 <w:noProof/>
                 <w:webHidden/>
               </w:rPr>
-              <w:t>25</w:t>
+              <w:t>27</w:t>
             </w:r>
             <w:r>
               <w:rPr>
@@ -8719,7 +8852,7 @@
                 <w:noProof/>
                 <w:webHidden/>
               </w:rPr>
-              <w:t>25</w:t>
+              <w:t>27</w:t>
             </w:r>
             <w:r>
               <w:rPr>
@@ -8788,7 +8921,7 @@
                 <w:noProof/>
                 <w:webHidden/>
               </w:rPr>
-              <w:t>26</w:t>
+              <w:t>28</w:t>
             </w:r>
             <w:r>
               <w:rPr>
@@ -8908,7 +9041,7 @@
                 <w:noProof/>
                 <w:webHidden/>
               </w:rPr>
-              <w:t>26</w:t>
+              <w:t>28</w:t>
             </w:r>
             <w:r>
               <w:rPr>
@@ -8994,7 +9127,7 @@
                 <w:noProof/>
                 <w:webHidden/>
               </w:rPr>
-              <w:t>26</w:t>
+              <w:t>28</w:t>
             </w:r>
             <w:r>
               <w:rPr>
@@ -9097,7 +9230,7 @@
                 <w:noProof/>
                 <w:webHidden/>
               </w:rPr>
-              <w:t>26</w:t>
+              <w:t>28</w:t>
             </w:r>
             <w:r>
               <w:rPr>
@@ -9200,7 +9333,7 @@
                 <w:noProof/>
                 <w:webHidden/>
               </w:rPr>
-              <w:t>26</w:t>
+              <w:t>28</w:t>
             </w:r>
             <w:r>
               <w:rPr>
@@ -9295,7 +9428,7 @@
                 <w:noProof/>
                 <w:webHidden/>
               </w:rPr>
-              <w:t>26</w:t>
+              <w:t>28</w:t>
             </w:r>
             <w:r>
               <w:rPr>
@@ -9364,7 +9497,7 @@
                 <w:noProof/>
                 <w:webHidden/>
               </w:rPr>
-              <w:t>27</w:t>
+              <w:t>29</w:t>
             </w:r>
             <w:r>
               <w:rPr>
@@ -9433,7 +9566,7 @@
                 <w:noProof/>
                 <w:webHidden/>
               </w:rPr>
-              <w:t>27</w:t>
+              <w:t>29</w:t>
             </w:r>
             <w:r>
               <w:rPr>
@@ -9502,7 +9635,7 @@
                 <w:noProof/>
                 <w:webHidden/>
               </w:rPr>
-              <w:t>27</w:t>
+              <w:t>29</w:t>
             </w:r>
             <w:r>
               <w:rPr>
@@ -9571,7 +9704,7 @@
                 <w:noProof/>
                 <w:webHidden/>
               </w:rPr>
-              <w:t>34</w:t>
+              <w:t>36</w:t>
             </w:r>
             <w:r>
               <w:rPr>
@@ -9640,7 +9773,7 @@
                 <w:noProof/>
                 <w:webHidden/>
               </w:rPr>
-              <w:t>34</w:t>
+              <w:t>36</w:t>
             </w:r>
             <w:r>
               <w:rPr>
@@ -9709,7 +9842,7 @@
                 <w:noProof/>
                 <w:webHidden/>
               </w:rPr>
-              <w:t>34</w:t>
+              <w:t>36</w:t>
             </w:r>
             <w:r>
               <w:rPr>
@@ -9778,7 +9911,7 @@
                 <w:noProof/>
                 <w:webHidden/>
               </w:rPr>
-              <w:t>34</w:t>
+              <w:t>36</w:t>
             </w:r>
             <w:r>
               <w:rPr>
@@ -9848,7 +9981,7 @@
                 <w:noProof/>
                 <w:webHidden/>
               </w:rPr>
-              <w:t>34</w:t>
+              <w:t>37</w:t>
             </w:r>
             <w:r>
               <w:rPr>
@@ -9926,7 +10059,7 @@
                 <w:noProof/>
                 <w:webHidden/>
               </w:rPr>
-              <w:t>34</w:t>
+              <w:t>37</w:t>
             </w:r>
             <w:r>
               <w:rPr>
@@ -9995,7 +10128,7 @@
                 <w:noProof/>
                 <w:webHidden/>
               </w:rPr>
-              <w:t>35</w:t>
+              <w:t>37</w:t>
             </w:r>
             <w:r>
               <w:rPr>
@@ -10064,7 +10197,7 @@
                 <w:noProof/>
                 <w:webHidden/>
               </w:rPr>
-              <w:t>35</w:t>
+              <w:t>37</w:t>
             </w:r>
             <w:r>
               <w:rPr>
@@ -10133,7 +10266,7 @@
                 <w:noProof/>
                 <w:webHidden/>
               </w:rPr>
-              <w:t>35</w:t>
+              <w:t>37</w:t>
             </w:r>
             <w:r>
               <w:rPr>
@@ -10202,7 +10335,7 @@
                 <w:noProof/>
                 <w:webHidden/>
               </w:rPr>
-              <w:t>35</w:t>
+              <w:t>37</w:t>
             </w:r>
             <w:r>
               <w:rPr>
@@ -10271,7 +10404,7 @@
                 <w:noProof/>
                 <w:webHidden/>
               </w:rPr>
-              <w:t>35</w:t>
+              <w:t>38</w:t>
             </w:r>
             <w:r>
               <w:rPr>
@@ -10340,7 +10473,7 @@
                 <w:noProof/>
                 <w:webHidden/>
               </w:rPr>
-              <w:t>36</w:t>
+              <w:t>38</w:t>
             </w:r>
             <w:r>
               <w:rPr>
@@ -10409,7 +10542,7 @@
                 <w:noProof/>
                 <w:webHidden/>
               </w:rPr>
-              <w:t>36</w:t>
+              <w:t>38</w:t>
             </w:r>
             <w:r>
               <w:rPr>
@@ -10478,7 +10611,7 @@
                 <w:noProof/>
                 <w:webHidden/>
               </w:rPr>
-              <w:t>37</w:t>
+              <w:t>39</w:t>
             </w:r>
             <w:r>
               <w:rPr>
@@ -10547,7 +10680,7 @@
                 <w:noProof/>
                 <w:webHidden/>
               </w:rPr>
-              <w:t>37</w:t>
+              <w:t>39</w:t>
             </w:r>
             <w:r>
               <w:rPr>
@@ -10616,7 +10749,7 @@
                 <w:noProof/>
                 <w:webHidden/>
               </w:rPr>
-              <w:t>37</w:t>
+              <w:t>40</w:t>
             </w:r>
             <w:r>
               <w:rPr>
@@ -10685,7 +10818,7 @@
                 <w:noProof/>
                 <w:webHidden/>
               </w:rPr>
-              <w:t>37</w:t>
+              <w:t>40</w:t>
             </w:r>
             <w:r>
               <w:rPr>
@@ -10754,7 +10887,7 @@
                 <w:noProof/>
                 <w:webHidden/>
               </w:rPr>
-              <w:t>37</w:t>
+              <w:t>40</w:t>
             </w:r>
             <w:r>
               <w:rPr>
@@ -10823,7 +10956,7 @@
                 <w:noProof/>
                 <w:webHidden/>
               </w:rPr>
-              <w:t>38</w:t>
+              <w:t>41</w:t>
             </w:r>
             <w:r>
               <w:rPr>
@@ -10892,7 +11025,7 @@
                 <w:noProof/>
                 <w:webHidden/>
               </w:rPr>
-              <w:t>39</w:t>
+              <w:t>41</w:t>
             </w:r>
             <w:r>
               <w:rPr>
@@ -10961,7 +11094,7 @@
                 <w:noProof/>
                 <w:webHidden/>
               </w:rPr>
-              <w:t>39</w:t>
+              <w:t>41</w:t>
             </w:r>
             <w:r>
               <w:rPr>
@@ -11030,7 +11163,7 @@
                 <w:noProof/>
                 <w:webHidden/>
               </w:rPr>
-              <w:t>39</w:t>
+              <w:t>42</w:t>
             </w:r>
             <w:r>
               <w:rPr>
@@ -11099,7 +11232,7 @@
                 <w:noProof/>
                 <w:webHidden/>
               </w:rPr>
-              <w:t>39</w:t>
+              <w:t>42</w:t>
             </w:r>
             <w:r>
               <w:rPr>
@@ -11168,7 +11301,7 @@
                 <w:noProof/>
                 <w:webHidden/>
               </w:rPr>
-              <w:t>40</w:t>
+              <w:t>42</w:t>
             </w:r>
             <w:r>
               <w:rPr>
@@ -11237,7 +11370,7 @@
                 <w:noProof/>
                 <w:webHidden/>
               </w:rPr>
-              <w:t>40</w:t>
+              <w:t>42</w:t>
             </w:r>
             <w:r>
               <w:rPr>
@@ -11306,7 +11439,7 @@
                 <w:noProof/>
                 <w:webHidden/>
               </w:rPr>
-              <w:t>40</w:t>
+              <w:t>42</w:t>
             </w:r>
             <w:r>
               <w:rPr>
@@ -11375,7 +11508,7 @@
                 <w:noProof/>
                 <w:webHidden/>
               </w:rPr>
-              <w:t>41</w:t>
+              <w:t>44</w:t>
             </w:r>
             <w:r>
               <w:rPr>
@@ -11444,7 +11577,7 @@
                 <w:noProof/>
                 <w:webHidden/>
               </w:rPr>
-              <w:t>41</w:t>
+              <w:t>44</w:t>
             </w:r>
             <w:r>
               <w:rPr>
@@ -11513,7 +11646,7 @@
                 <w:noProof/>
                 <w:webHidden/>
               </w:rPr>
-              <w:t>41</w:t>
+              <w:t>44</w:t>
             </w:r>
             <w:r>
               <w:rPr>
@@ -11582,7 +11715,7 @@
                 <w:noProof/>
                 <w:webHidden/>
               </w:rPr>
-              <w:t>42</w:t>
+              <w:t>44</w:t>
             </w:r>
             <w:r>
               <w:rPr>
@@ -11651,7 +11784,7 @@
                 <w:noProof/>
                 <w:webHidden/>
               </w:rPr>
-              <w:t>42</w:t>
+              <w:t>44</w:t>
             </w:r>
             <w:r>
               <w:rPr>
@@ -11715,8 +11848,37 @@
       <w:pPr>
         <w:pStyle w:val="FirstParagraph"/>
       </w:pPr>
-      <w:r>
-        <w:t>League of Legends — одна из наиболее популярных многопользовательских онлайн-игр; миллионы игроков ежедневно анализируют собственную статистику и статистику союзников. Официальный клиент Riot Games предоставляет ограниченный набор аналитики, а сторонние веб-сервисы (например, OP.GG, u.gg) не всегда удобны с мобильного устройства и зависят от сторонней инфраструктуры.</w:t>
+      <w:proofErr w:type="spellStart"/>
+      <w:r>
+        <w:t>League</w:t>
+      </w:r>
+      <w:proofErr w:type="spellEnd"/>
+      <w:r>
+        <w:t xml:space="preserve"> </w:t>
+      </w:r>
+      <w:proofErr w:type="spellStart"/>
+      <w:r>
+        <w:t>of</w:t>
+      </w:r>
+      <w:proofErr w:type="spellEnd"/>
+      <w:r>
+        <w:t xml:space="preserve"> </w:t>
+      </w:r>
+      <w:proofErr w:type="spellStart"/>
+      <w:r>
+        <w:t>Legends</w:t>
+      </w:r>
+      <w:proofErr w:type="spellEnd"/>
+      <w:r>
+        <w:t xml:space="preserve"> — одна из наиболее популярных многопользовательских онлайн-игр; миллионы игроков ежедневно анализируют собственную статистику и статистику союзников. Официальный клиент </w:t>
+      </w:r>
+      <w:proofErr w:type="spellStart"/>
+      <w:r>
+        <w:t>Riot</w:t>
+      </w:r>
+      <w:proofErr w:type="spellEnd"/>
+      <w:r>
+        <w:t xml:space="preserve"> Games предоставляет ограниченный набор аналитики, а сторонние веб-сервисы (например, OP.GG, u.gg) не всегда удобны с мобильного устройства и зависят от сторонней инфраструктуры.</w:t>
       </w:r>
     </w:p>
     <w:p>
@@ -11724,7 +11886,31 @@
         <w:pStyle w:val="a0"/>
       </w:pPr>
       <w:r>
-        <w:t>Разрабатываемая система решает задачу быстрого доступа к профилю призывателя, истории матчей и списку избранных игроков через специализированное мобильное приложение. Централизованный сервер с кэшем в PostgreSQL снижает нагрузку на Riot Games API, обеспечивает единые правила безопасности (JWT, валидация, обработка ошибок) и позволяет хранить пользовательские данные (учётные записи, избранное) независимо от внешних сервисов.</w:t>
+        <w:t xml:space="preserve">Разрабатываемая система решает задачу быстрого доступа к профилю </w:t>
+      </w:r>
+      <w:proofErr w:type="spellStart"/>
+      <w:r>
+        <w:t>призывателя</w:t>
+      </w:r>
+      <w:proofErr w:type="spellEnd"/>
+      <w:r>
+        <w:t xml:space="preserve">, истории матчей и списку избранных игроков через специализированное мобильное приложение. Централизованный сервер с кэшем в </w:t>
+      </w:r>
+      <w:proofErr w:type="spellStart"/>
+      <w:r>
+        <w:t>PostgreSQL</w:t>
+      </w:r>
+      <w:proofErr w:type="spellEnd"/>
+      <w:r>
+        <w:t xml:space="preserve"> снижает нагрузку на </w:t>
+      </w:r>
+      <w:proofErr w:type="spellStart"/>
+      <w:r>
+        <w:t>Riot</w:t>
+      </w:r>
+      <w:proofErr w:type="spellEnd"/>
+      <w:r>
+        <w:t xml:space="preserve"> Games API, обеспечивает единые правила безопасности (JWT, валидация, обработка ошибок) и позволяет хранить пользовательские данные (учётные записи, избранное) независимо от внешних сервисов.</w:t>
       </w:r>
     </w:p>
     <w:p>
@@ -11744,7 +11930,47 @@
         <w:pStyle w:val="FirstParagraph"/>
       </w:pPr>
       <w:r>
-        <w:t>Цель работы — разработка клиент-серверной информационной системы мобильного компаньона для League of Legends, обеспечивающей поиск и просмотр профиля призывателя, историю матчей, управление избранным и привязку собственного Riot ID к учётной записи приложения.</w:t>
+        <w:t xml:space="preserve">Цель работы — разработка клиент-серверной информационной системы мобильного компаньона для </w:t>
+      </w:r>
+      <w:proofErr w:type="spellStart"/>
+      <w:r>
+        <w:t>League</w:t>
+      </w:r>
+      <w:proofErr w:type="spellEnd"/>
+      <w:r>
+        <w:t xml:space="preserve"> </w:t>
+      </w:r>
+      <w:proofErr w:type="spellStart"/>
+      <w:r>
+        <w:t>of</w:t>
+      </w:r>
+      <w:proofErr w:type="spellEnd"/>
+      <w:r>
+        <w:t xml:space="preserve"> </w:t>
+      </w:r>
+      <w:proofErr w:type="spellStart"/>
+      <w:r>
+        <w:t>Legends</w:t>
+      </w:r>
+      <w:proofErr w:type="spellEnd"/>
+      <w:r>
+        <w:t xml:space="preserve">, обеспечивающей поиск и просмотр профиля </w:t>
+      </w:r>
+      <w:proofErr w:type="spellStart"/>
+      <w:r>
+        <w:t>призывателя</w:t>
+      </w:r>
+      <w:proofErr w:type="spellEnd"/>
+      <w:r>
+        <w:t xml:space="preserve">, историю матчей, управление избранным и привязку собственного </w:t>
+      </w:r>
+      <w:proofErr w:type="spellStart"/>
+      <w:r>
+        <w:t>Riot</w:t>
+      </w:r>
+      <w:proofErr w:type="spellEnd"/>
+      <w:r>
+        <w:t xml:space="preserve"> ID к учётной записи приложения.</w:t>
       </w:r>
     </w:p>
     <w:p>
@@ -11768,6 +11994,7 @@
         <w:pStyle w:val="a0"/>
       </w:pPr>
       <w:r>
+        <w:lastRenderedPageBreak/>
         <w:t>2. Спроектировать бизнес-модель и выявить варианты использования системы;</w:t>
       </w:r>
     </w:p>
@@ -11776,7 +12003,6 @@
         <w:pStyle w:val="a0"/>
       </w:pPr>
       <w:r>
-        <w:lastRenderedPageBreak/>
         <w:t>3. Разработать архитектуру программного обеспечения на основе паттерна PCMEF;</w:t>
       </w:r>
     </w:p>
@@ -11785,7 +12011,15 @@
         <w:pStyle w:val="a0"/>
       </w:pPr>
       <w:r>
-        <w:t>4. Спроектировать схему базы данных и реализовать её средствами СУБД PostgreSQL;</w:t>
+        <w:t xml:space="preserve">4. Спроектировать схему базы данных и реализовать её средствами СУБД </w:t>
+      </w:r>
+      <w:proofErr w:type="spellStart"/>
+      <w:r>
+        <w:t>PostgreSQL</w:t>
+      </w:r>
+      <w:proofErr w:type="spellEnd"/>
+      <w:r>
+        <w:t>;</w:t>
       </w:r>
     </w:p>
     <w:p>
@@ -11793,7 +12027,15 @@
         <w:pStyle w:val="a0"/>
       </w:pPr>
       <w:r>
-        <w:t>5. Разработать серверную часть приложения на основе фреймворка Spring Boot с интеграцией Riot Games API;</w:t>
+        <w:t xml:space="preserve">5. Разработать серверную часть приложения на основе фреймворка Spring Boot с интеграцией </w:t>
+      </w:r>
+      <w:proofErr w:type="spellStart"/>
+      <w:r>
+        <w:t>Riot</w:t>
+      </w:r>
+      <w:proofErr w:type="spellEnd"/>
+      <w:r>
+        <w:t xml:space="preserve"> Games API;</w:t>
       </w:r>
     </w:p>
     <w:p>
@@ -11801,7 +12043,23 @@
         <w:pStyle w:val="a0"/>
       </w:pPr>
       <w:r>
-        <w:t>6. Разработать мобильный клиент на основе React Native (Expo);</w:t>
+        <w:t xml:space="preserve">6. Разработать мобильный клиент на основе </w:t>
+      </w:r>
+      <w:proofErr w:type="spellStart"/>
+      <w:r>
+        <w:t>React</w:t>
+      </w:r>
+      <w:proofErr w:type="spellEnd"/>
+      <w:r>
+        <w:t xml:space="preserve"> </w:t>
+      </w:r>
+      <w:proofErr w:type="spellStart"/>
+      <w:r>
+        <w:t>Native</w:t>
+      </w:r>
+      <w:proofErr w:type="spellEnd"/>
+      <w:r>
+        <w:t xml:space="preserve"> (Expo);</w:t>
       </w:r>
     </w:p>
     <w:p>
@@ -11837,7 +12095,55 @@
         <w:pStyle w:val="FirstParagraph"/>
       </w:pPr>
       <w:r>
-        <w:t>Объект исследования — процессы получения, кэширования и представления игровой статистики призывателей League of Legends, включая поиск по Riot ID, отображение ранга и винрейта, историю матчей, а также управление персональным списком избранных игроков.</w:t>
+        <w:t xml:space="preserve">Объект исследования — процессы получения, кэширования и представления игровой статистики </w:t>
+      </w:r>
+      <w:proofErr w:type="spellStart"/>
+      <w:r>
+        <w:t>призывателей</w:t>
+      </w:r>
+      <w:proofErr w:type="spellEnd"/>
+      <w:r>
+        <w:t xml:space="preserve"> </w:t>
+      </w:r>
+      <w:proofErr w:type="spellStart"/>
+      <w:r>
+        <w:t>League</w:t>
+      </w:r>
+      <w:proofErr w:type="spellEnd"/>
+      <w:r>
+        <w:t xml:space="preserve"> </w:t>
+      </w:r>
+      <w:proofErr w:type="spellStart"/>
+      <w:r>
+        <w:t>of</w:t>
+      </w:r>
+      <w:proofErr w:type="spellEnd"/>
+      <w:r>
+        <w:t xml:space="preserve"> </w:t>
+      </w:r>
+      <w:proofErr w:type="spellStart"/>
+      <w:r>
+        <w:t>Legends</w:t>
+      </w:r>
+      <w:proofErr w:type="spellEnd"/>
+      <w:r>
+        <w:t xml:space="preserve">, включая поиск по </w:t>
+      </w:r>
+      <w:proofErr w:type="spellStart"/>
+      <w:r>
+        <w:t>Riot</w:t>
+      </w:r>
+      <w:proofErr w:type="spellEnd"/>
+      <w:r>
+        <w:t xml:space="preserve"> ID, отображение ранга и </w:t>
+      </w:r>
+      <w:proofErr w:type="spellStart"/>
+      <w:r>
+        <w:t>винрейта</w:t>
+      </w:r>
+      <w:proofErr w:type="spellEnd"/>
+      <w:r>
+        <w:t>, историю матчей, а также управление персональным списком избранных игроков.</w:t>
       </w:r>
     </w:p>
     <w:p>
@@ -11878,7 +12184,103 @@
         <w:pStyle w:val="FirstParagraph"/>
       </w:pPr>
       <w:r>
-        <w:t>Предметная область охватывает экосистему League of Legends и официальный Riot Games API. Ключевые понятия: призыватель (Summoner) — игрок с уникальным PUUID (постоянный идентификатор) и Riot ID (Имя#Тег, отображаемое имя, может меняться); матч — завершённая игровая сессия с уникальным matchId; ранг — видимая ступень соревновательного рейтинга (tier, rank, LP, винрейт).</w:t>
+        <w:t xml:space="preserve">Предметная область охватывает экосистему </w:t>
+      </w:r>
+      <w:proofErr w:type="spellStart"/>
+      <w:r>
+        <w:t>League</w:t>
+      </w:r>
+      <w:proofErr w:type="spellEnd"/>
+      <w:r>
+        <w:t xml:space="preserve"> </w:t>
+      </w:r>
+      <w:proofErr w:type="spellStart"/>
+      <w:r>
+        <w:t>of</w:t>
+      </w:r>
+      <w:proofErr w:type="spellEnd"/>
+      <w:r>
+        <w:t xml:space="preserve"> </w:t>
+      </w:r>
+      <w:proofErr w:type="spellStart"/>
+      <w:r>
+        <w:t>Legends</w:t>
+      </w:r>
+      <w:proofErr w:type="spellEnd"/>
+      <w:r>
+        <w:t xml:space="preserve"> и официальный </w:t>
+      </w:r>
+      <w:proofErr w:type="spellStart"/>
+      <w:r>
+        <w:t>Riot</w:t>
+      </w:r>
+      <w:proofErr w:type="spellEnd"/>
+      <w:r>
+        <w:t xml:space="preserve"> Games API. Ключевые понятия: </w:t>
+      </w:r>
+      <w:proofErr w:type="spellStart"/>
+      <w:r>
+        <w:t>призыватель</w:t>
+      </w:r>
+      <w:proofErr w:type="spellEnd"/>
+      <w:r>
+        <w:t xml:space="preserve"> (</w:t>
+      </w:r>
+      <w:proofErr w:type="spellStart"/>
+      <w:r>
+        <w:t>Summoner</w:t>
+      </w:r>
+      <w:proofErr w:type="spellEnd"/>
+      <w:r>
+        <w:t xml:space="preserve">) — игрок с уникальным PUUID (постоянный идентификатор) и </w:t>
+      </w:r>
+      <w:proofErr w:type="spellStart"/>
+      <w:r>
+        <w:t>Riot</w:t>
+      </w:r>
+      <w:proofErr w:type="spellEnd"/>
+      <w:r>
+        <w:t xml:space="preserve"> ID (</w:t>
+      </w:r>
+      <w:proofErr w:type="spellStart"/>
+      <w:r>
+        <w:t>Имя#Тег</w:t>
+      </w:r>
+      <w:proofErr w:type="spellEnd"/>
+      <w:r>
+        <w:t xml:space="preserve">, отображаемое имя, может меняться); матч — завершённая игровая сессия с уникальным </w:t>
+      </w:r>
+      <w:proofErr w:type="spellStart"/>
+      <w:r>
+        <w:t>matchId</w:t>
+      </w:r>
+      <w:proofErr w:type="spellEnd"/>
+      <w:r>
+        <w:t>; ранг — видимая ступень соревновательного рейтинга (</w:t>
+      </w:r>
+      <w:proofErr w:type="spellStart"/>
+      <w:r>
+        <w:t>tier</w:t>
+      </w:r>
+      <w:proofErr w:type="spellEnd"/>
+      <w:r>
+        <w:t xml:space="preserve">, </w:t>
+      </w:r>
+      <w:proofErr w:type="spellStart"/>
+      <w:r>
+        <w:t>rank</w:t>
+      </w:r>
+      <w:proofErr w:type="spellEnd"/>
+      <w:r>
+        <w:t xml:space="preserve">, LP, </w:t>
+      </w:r>
+      <w:proofErr w:type="spellStart"/>
+      <w:r>
+        <w:t>винрейт</w:t>
+      </w:r>
+      <w:proofErr w:type="spellEnd"/>
+      <w:r>
+        <w:t>).</w:t>
       </w:r>
     </w:p>
     <w:p>
@@ -11886,7 +12288,39 @@
         <w:pStyle w:val="a0"/>
       </w:pPr>
       <w:r>
-        <w:t>Пользователь мобильного приложения вводит Riot ID и регион, получает профиль призывателя, просматривает последние матчи и частых союзников, добавляет игроков в избранное. Сервер при необходимости обращается к Riot API, сохраняет данные в PostgreSQL и возвращает их клиенту в формате JSON. Внутренняя логика приложения (избранное, навигация, кэширование) опирается на PUUID как стабильный ключ.</w:t>
+        <w:t xml:space="preserve">Пользователь мобильного приложения вводит </w:t>
+      </w:r>
+      <w:proofErr w:type="spellStart"/>
+      <w:r>
+        <w:t>Riot</w:t>
+      </w:r>
+      <w:proofErr w:type="spellEnd"/>
+      <w:r>
+        <w:t xml:space="preserve"> ID и регион, получает профиль </w:t>
+      </w:r>
+      <w:proofErr w:type="spellStart"/>
+      <w:r>
+        <w:t>призывателя</w:t>
+      </w:r>
+      <w:proofErr w:type="spellEnd"/>
+      <w:r>
+        <w:t xml:space="preserve">, просматривает последние матчи и частых союзников, добавляет игроков в избранное. Сервер при необходимости обращается к </w:t>
+      </w:r>
+      <w:proofErr w:type="spellStart"/>
+      <w:r>
+        <w:t>Riot</w:t>
+      </w:r>
+      <w:proofErr w:type="spellEnd"/>
+      <w:r>
+        <w:t xml:space="preserve"> API, сохраняет данные в </w:t>
+      </w:r>
+      <w:proofErr w:type="spellStart"/>
+      <w:r>
+        <w:t>PostgreSQL</w:t>
+      </w:r>
+      <w:proofErr w:type="spellEnd"/>
+      <w:r>
+        <w:t xml:space="preserve"> и возвращает их клиенту в формате JSON. Внутренняя логика приложения (избранное, навигация, кэширование) опирается на PUUID как стабильный ключ.</w:t>
       </w:r>
     </w:p>
     <w:p>
@@ -11906,7 +12340,23 @@
         <w:pStyle w:val="FirstParagraph"/>
       </w:pPr>
       <w:r>
-        <w:t>Для моделирования бизнес-процессов применена методология IDEF0. Контекстная диаграмма A-0 представляет систему как функциональный блок «Предоставление статистики призывателя LoL».</w:t>
+        <w:t xml:space="preserve">Для моделирования бизнес-процессов применена методология IDEF0. Контекстная диаграмма A-0 представляет систему как функциональный блок «Предоставление статистики </w:t>
+      </w:r>
+      <w:proofErr w:type="spellStart"/>
+      <w:r>
+        <w:t>призывателя</w:t>
+      </w:r>
+      <w:proofErr w:type="spellEnd"/>
+      <w:r>
+        <w:t xml:space="preserve"> </w:t>
+      </w:r>
+      <w:proofErr w:type="spellStart"/>
+      <w:r>
+        <w:t>LoL</w:t>
+      </w:r>
+      <w:proofErr w:type="spellEnd"/>
+      <w:r>
+        <w:t>».</w:t>
       </w:r>
     </w:p>
     <w:p>
@@ -11934,7 +12384,7 @@
                     </pic:cNvPicPr>
                   </pic:nvPicPr>
                   <pic:blipFill>
-                    <a:blip r:embed="rId5"/>
+                    <a:blip r:embed="rId8"/>
                     <a:stretch>
                       <a:fillRect/>
                     </a:stretch>
@@ -11975,7 +12425,71 @@
         <w:pStyle w:val="a0"/>
       </w:pPr>
       <w:r>
-        <w:t>Входы — Riot ID призывателя, регион, учётные данные пользователя приложения. Управление — правила Riot API (rate limit, формат Riot ID), внутренние правила системы (TTL кэша, валидация, JWT). Механизм — пользователь, взаимодействующий через мобильное приложение; сервер Spring Boot; Riot Games API. Выход — профиль призывателя, история матчей, список избранного.</w:t>
+        <w:t xml:space="preserve">Входы — </w:t>
+      </w:r>
+      <w:proofErr w:type="spellStart"/>
+      <w:r>
+        <w:t>Riot</w:t>
+      </w:r>
+      <w:proofErr w:type="spellEnd"/>
+      <w:r>
+        <w:t xml:space="preserve"> ID </w:t>
+      </w:r>
+      <w:proofErr w:type="spellStart"/>
+      <w:r>
+        <w:t>призывателя</w:t>
+      </w:r>
+      <w:proofErr w:type="spellEnd"/>
+      <w:r>
+        <w:t xml:space="preserve">, регион, учётные данные пользователя приложения. Управление — правила </w:t>
+      </w:r>
+      <w:proofErr w:type="spellStart"/>
+      <w:r>
+        <w:t>Riot</w:t>
+      </w:r>
+      <w:proofErr w:type="spellEnd"/>
+      <w:r>
+        <w:t xml:space="preserve"> API (</w:t>
+      </w:r>
+      <w:proofErr w:type="spellStart"/>
+      <w:r>
+        <w:t>rate</w:t>
+      </w:r>
+      <w:proofErr w:type="spellEnd"/>
+      <w:r>
+        <w:t xml:space="preserve"> </w:t>
+      </w:r>
+      <w:proofErr w:type="spellStart"/>
+      <w:r>
+        <w:t>limit</w:t>
+      </w:r>
+      <w:proofErr w:type="spellEnd"/>
+      <w:r>
+        <w:t xml:space="preserve">, формат </w:t>
+      </w:r>
+      <w:proofErr w:type="spellStart"/>
+      <w:r>
+        <w:t>Riot</w:t>
+      </w:r>
+      <w:proofErr w:type="spellEnd"/>
+      <w:r>
+        <w:t xml:space="preserve"> ID), внутренние правила системы (TTL кэша, валидация, JWT). Механизм — пользователь, взаимодействующий через мобильное приложение; сервер Spring Boot; </w:t>
+      </w:r>
+      <w:proofErr w:type="spellStart"/>
+      <w:r>
+        <w:t>Riot</w:t>
+      </w:r>
+      <w:proofErr w:type="spellEnd"/>
+      <w:r>
+        <w:t xml:space="preserve"> Games API. Выход — профиль </w:t>
+      </w:r>
+      <w:proofErr w:type="spellStart"/>
+      <w:r>
+        <w:t>призывателя</w:t>
+      </w:r>
+      <w:proofErr w:type="spellEnd"/>
+      <w:r>
+        <w:t>, история матчей, список избранного.</w:t>
       </w:r>
     </w:p>
     <w:p>
@@ -11996,7 +12510,31 @@
         <w:pStyle w:val="FirstParagraph"/>
       </w:pPr>
       <w:r>
-        <w:t>Сильные стороны: официальная интеграция с Riot Games API; кэширование данных в PostgreSQL снижает количество внешних запросов; мобильный клиент обеспечивает доступ с любого Android-устройства; архитектура PCMEF упрощает сопровождение и тестирование.</w:t>
+        <w:t xml:space="preserve">Сильные стороны: официальная интеграция с </w:t>
+      </w:r>
+      <w:proofErr w:type="spellStart"/>
+      <w:r>
+        <w:t>Riot</w:t>
+      </w:r>
+      <w:proofErr w:type="spellEnd"/>
+      <w:r>
+        <w:t xml:space="preserve"> Games API; кэширование данных в </w:t>
+      </w:r>
+      <w:proofErr w:type="spellStart"/>
+      <w:r>
+        <w:t>PostgreSQL</w:t>
+      </w:r>
+      <w:proofErr w:type="spellEnd"/>
+      <w:r>
+        <w:t xml:space="preserve"> снижает количество внешних запросов; мобильный клиент обеспечивает доступ с любого </w:t>
+      </w:r>
+      <w:proofErr w:type="spellStart"/>
+      <w:r>
+        <w:t>Android</w:t>
+      </w:r>
+      <w:proofErr w:type="spellEnd"/>
+      <w:r>
+        <w:t>-устройства; архитектура PCMEF упрощает сопровождение и тестирование.</w:t>
       </w:r>
     </w:p>
     <w:p>
@@ -12004,7 +12542,23 @@
         <w:pStyle w:val="a0"/>
       </w:pPr>
       <w:r>
-        <w:t>Слабые стороны: зависимость от доступности и лимитов Riot API; Development API Key действует ограниченное время (~24 часа); отсутствие push-уведомлений об изменении ранга; нет офлайн-режима для новых запросов.</w:t>
+        <w:t xml:space="preserve">Слабые стороны: зависимость от доступности и лимитов </w:t>
+      </w:r>
+      <w:proofErr w:type="spellStart"/>
+      <w:r>
+        <w:t>Riot</w:t>
+      </w:r>
+      <w:proofErr w:type="spellEnd"/>
+      <w:r>
+        <w:t xml:space="preserve"> API; Development API Key действует ограниченное время (~24 часа); отсутствие </w:t>
+      </w:r>
+      <w:proofErr w:type="spellStart"/>
+      <w:r>
+        <w:t>push</w:t>
+      </w:r>
+      <w:proofErr w:type="spellEnd"/>
+      <w:r>
+        <w:t>-уведомлений об изменении ранга; нет офлайн-режима для новых запросов.</w:t>
       </w:r>
     </w:p>
     <w:p>
@@ -12012,7 +12566,15 @@
         <w:pStyle w:val="a0"/>
       </w:pPr>
       <w:r>
-        <w:t>Возможности: расширение аналитики (статистика по чемпионам, сравнение игроков); интеграция с Discord/Telegram; публикация в магазинах приложений при получении Production API Key.</w:t>
+        <w:t xml:space="preserve">Возможности: расширение аналитики (статистика по чемпионам, сравнение игроков); интеграция с </w:t>
+      </w:r>
+      <w:proofErr w:type="spellStart"/>
+      <w:r>
+        <w:t>Discord</w:t>
+      </w:r>
+      <w:proofErr w:type="spellEnd"/>
+      <w:r>
+        <w:t>/Telegram; публикация в магазинах приложений при получении Production API Key.</w:t>
       </w:r>
     </w:p>
     <w:p>
@@ -12020,7 +12582,39 @@
         <w:pStyle w:val="a0"/>
       </w:pPr>
       <w:r>
-        <w:t>Угрозы: изменение политики Riot Games в отношении сторонних приложений; конкуренция с устоявшимися веб-сервисами (OP.GG, u.gg, Porofessor); ограничения rate limit при росте числа пользователей.</w:t>
+        <w:t xml:space="preserve">Угрозы: изменение политики </w:t>
+      </w:r>
+      <w:proofErr w:type="spellStart"/>
+      <w:r>
+        <w:t>Riot</w:t>
+      </w:r>
+      <w:proofErr w:type="spellEnd"/>
+      <w:r>
+        <w:t xml:space="preserve"> Games в отношении сторонних приложений; конкуренция с устоявшимися веб-сервисами (OP.GG, u.gg, </w:t>
+      </w:r>
+      <w:proofErr w:type="spellStart"/>
+      <w:r>
+        <w:t>Porofessor</w:t>
+      </w:r>
+      <w:proofErr w:type="spellEnd"/>
+      <w:r>
+        <w:t xml:space="preserve">); ограничения </w:t>
+      </w:r>
+      <w:proofErr w:type="spellStart"/>
+      <w:r>
+        <w:t>rate</w:t>
+      </w:r>
+      <w:proofErr w:type="spellEnd"/>
+      <w:r>
+        <w:t xml:space="preserve"> </w:t>
+      </w:r>
+      <w:proofErr w:type="spellStart"/>
+      <w:r>
+        <w:t>limit</w:t>
+      </w:r>
+      <w:proofErr w:type="spellEnd"/>
+      <w:r>
+        <w:t xml:space="preserve"> при росте числа пользователей.</w:t>
       </w:r>
     </w:p>
     <w:p>
@@ -12048,7 +12642,15 @@
         <w:pStyle w:val="a0"/>
       </w:pPr>
       <w:r>
-        <w:t>Официальный клиент Riot Games — встроенная статистика, но ограниченная аналитика и отсутствие избранного с быстрым доступом к чужим профилям.</w:t>
+        <w:t xml:space="preserve">Официальный клиент </w:t>
+      </w:r>
+      <w:proofErr w:type="spellStart"/>
+      <w:r>
+        <w:t>Riot</w:t>
+      </w:r>
+      <w:proofErr w:type="spellEnd"/>
+      <w:r>
+        <w:t xml:space="preserve"> Games — встроенная статистика, но ограниченная аналитика и отсутствие избранного с быстрым доступом к чужим профилям.</w:t>
       </w:r>
     </w:p>
     <w:p>
@@ -12056,7 +12658,15 @@
         <w:pStyle w:val="a0"/>
       </w:pPr>
       <w:r>
-        <w:t>Веб-сервисы (OP.GG, u.gg, LeagueOfGraphs) — развитая аналитика, но ориентированы на браузер; мобильные версии — обёртки сайта, не нативный UX; данные хранятся на стороне провайдера.</w:t>
+        <w:t xml:space="preserve">Веб-сервисы (OP.GG, u.gg, </w:t>
+      </w:r>
+      <w:proofErr w:type="spellStart"/>
+      <w:r>
+        <w:t>LeagueOfGraphs</w:t>
+      </w:r>
+      <w:proofErr w:type="spellEnd"/>
+      <w:r>
+        <w:t>) — развитая аналитика, но ориентированы на браузер; мобильные версии — обёртки сайта, не нативный UX; данные хранятся на стороне провайдера.</w:t>
       </w:r>
     </w:p>
     <w:p>
@@ -12064,7 +12674,24 @@
         <w:pStyle w:val="a0"/>
       </w:pPr>
       <w:r>
-        <w:t>Десктопные оверлеи (Porofessor, Blitz) — глубокая интеграция в игровой процесс, но не предназначены для просмотра статистики вне игры с мобильного устройства.</w:t>
+        <w:lastRenderedPageBreak/>
+        <w:t>Десктопные оверлеи (</w:t>
+      </w:r>
+      <w:proofErr w:type="spellStart"/>
+      <w:r>
+        <w:t>Porofessor</w:t>
+      </w:r>
+      <w:proofErr w:type="spellEnd"/>
+      <w:r>
+        <w:t xml:space="preserve">, </w:t>
+      </w:r>
+      <w:proofErr w:type="spellStart"/>
+      <w:r>
+        <w:t>Blitz</w:t>
+      </w:r>
+      <w:proofErr w:type="spellEnd"/>
+      <w:r>
+        <w:t>) — глубокая интеграция в игровой процесс, но не предназначены для просмотра статистики вне игры с мобильного устройства.</w:t>
       </w:r>
     </w:p>
     <w:p>
@@ -12072,8 +12699,23 @@
         <w:pStyle w:val="a0"/>
       </w:pPr>
       <w:r>
-        <w:lastRenderedPageBreak/>
-        <w:t>Самописные боты и скрипты — гибкость, но отсутствие UI, риски блокировки при нарушении ToS Riot.</w:t>
+        <w:t xml:space="preserve">Самописные боты и скрипты — гибкость, но отсутствие UI, риски блокировки при нарушении </w:t>
+      </w:r>
+      <w:proofErr w:type="spellStart"/>
+      <w:r>
+        <w:t>ToS</w:t>
+      </w:r>
+      <w:proofErr w:type="spellEnd"/>
+      <w:r>
+        <w:t xml:space="preserve"> </w:t>
+      </w:r>
+      <w:proofErr w:type="spellStart"/>
+      <w:r>
+        <w:t>Riot</w:t>
+      </w:r>
+      <w:proofErr w:type="spellEnd"/>
+      <w:r>
+        <w:t>.</w:t>
       </w:r>
     </w:p>
     <w:p>
@@ -12081,7 +12723,15 @@
         <w:pStyle w:val="a0"/>
       </w:pPr>
       <w:r>
-        <w:t>Разрабатываемая система занимает нишу мобильного компаньона с собственным backend, JWT-аутентификацией, избранным и кэшем — сочетание, которое не предоставляют перечисленные аналоги в едином решении.</w:t>
+        <w:t xml:space="preserve">Разрабатываемая система занимает нишу мобильного компаньона с собственным </w:t>
+      </w:r>
+      <w:proofErr w:type="spellStart"/>
+      <w:r>
+        <w:t>backend</w:t>
+      </w:r>
+      <w:proofErr w:type="spellEnd"/>
+      <w:r>
+        <w:t>, JWT-аутентификацией, избранным и кэшем — сочетание, которое не предоставляют перечисленные аналоги в едином решении.</w:t>
       </w:r>
     </w:p>
     <w:p>
@@ -12121,7 +12771,47 @@
         <w:pStyle w:val="FirstParagraph"/>
       </w:pPr>
       <w:r>
-        <w:t>Объём разработанного ПО — ~10 KLOC (backend Java, mobile TypeScript, SQL, конфигурация). По модели COCOMO Basic (органический режим) трудозатраты оцениваются в ~30 чел.-месяцев при команде 3–4 разработчиков. Фактические затраты — ~2 чел.-месяца одного разработчика, что отражает эффективность современного стека (Spring Boot, React Native, Expo) и хорошо определённую предметную область.</w:t>
+        <w:t>Объём разработанного ПО — ~10 KLOC (</w:t>
+      </w:r>
+      <w:proofErr w:type="spellStart"/>
+      <w:r>
+        <w:t>backend</w:t>
+      </w:r>
+      <w:proofErr w:type="spellEnd"/>
+      <w:r>
+        <w:t xml:space="preserve"> Java, </w:t>
+      </w:r>
+      <w:proofErr w:type="spellStart"/>
+      <w:r>
+        <w:t>mobile</w:t>
+      </w:r>
+      <w:proofErr w:type="spellEnd"/>
+      <w:r>
+        <w:t xml:space="preserve"> </w:t>
+      </w:r>
+      <w:proofErr w:type="spellStart"/>
+      <w:r>
+        <w:t>TypeScript</w:t>
+      </w:r>
+      <w:proofErr w:type="spellEnd"/>
+      <w:r>
+        <w:t xml:space="preserve">, SQL, конфигурация). По модели COCOMO Basic (органический режим) трудозатраты оцениваются в ~30 чел.-месяцев при команде 3–4 разработчиков. Фактические затраты — ~2 чел.-месяца одного разработчика, что отражает эффективность современного стека (Spring Boot, </w:t>
+      </w:r>
+      <w:proofErr w:type="spellStart"/>
+      <w:r>
+        <w:t>React</w:t>
+      </w:r>
+      <w:proofErr w:type="spellEnd"/>
+      <w:r>
+        <w:t xml:space="preserve"> </w:t>
+      </w:r>
+      <w:proofErr w:type="spellStart"/>
+      <w:r>
+        <w:t>Native</w:t>
+      </w:r>
+      <w:proofErr w:type="spellEnd"/>
+      <w:r>
+        <w:t>, Expo) и хорошо определённую предметную область.</w:t>
       </w:r>
     </w:p>
     <w:p>
@@ -12129,7 +12819,24 @@
         <w:pStyle w:val="a0"/>
       </w:pPr>
       <w:r>
-        <w:t>Экономический эффект для конечного пользователя: экономия времени на поиск статистики (не нужно открывать браузер и вводить URL); снижение числа прямых запросов к Riot API за счёт кэша; возможность самостоятельного развёртывания backend на собственной инфраструктуре.</w:t>
+        <w:lastRenderedPageBreak/>
+        <w:t xml:space="preserve">Экономический эффект для конечного пользователя: экономия времени на поиск статистики (не нужно открывать браузер и вводить URL); снижение числа прямых запросов к </w:t>
+      </w:r>
+      <w:proofErr w:type="spellStart"/>
+      <w:r>
+        <w:t>Riot</w:t>
+      </w:r>
+      <w:proofErr w:type="spellEnd"/>
+      <w:r>
+        <w:t xml:space="preserve"> API за счёт кэша; возможность самостоятельного развёртывания </w:t>
+      </w:r>
+      <w:proofErr w:type="spellStart"/>
+      <w:r>
+        <w:t>backend</w:t>
+      </w:r>
+      <w:proofErr w:type="spellEnd"/>
+      <w:r>
+        <w:t xml:space="preserve"> на собственной инфраструктуре.</w:t>
       </w:r>
     </w:p>
     <w:p>
@@ -12141,7 +12848,6 @@
       <w:bookmarkEnd w:id="13"/>
       <w:bookmarkEnd w:id="25"/>
       <w:r>
-        <w:lastRenderedPageBreak/>
         <w:t>Проектная часть</w:t>
       </w:r>
       <w:bookmarkEnd w:id="26"/>
@@ -12166,11 +12872,19 @@
       </w:pPr>
       <w:bookmarkStart w:id="30" w:name="_Toc232954159"/>
       <w:bookmarkStart w:id="31" w:name="use-case-диаграмма"/>
+      <w:proofErr w:type="spellStart"/>
       <w:r>
         <w:rPr>
           <w:color w:val="auto"/>
         </w:rPr>
-        <w:t>Use Case диаграмма</w:t>
+        <w:t>Use</w:t>
+      </w:r>
+      <w:proofErr w:type="spellEnd"/>
+      <w:r>
+        <w:rPr>
+          <w:color w:val="auto"/>
+        </w:rPr>
+        <w:t xml:space="preserve"> Case диаграмма</w:t>
       </w:r>
       <w:bookmarkEnd w:id="30"/>
     </w:p>
@@ -12179,7 +12893,15 @@
         <w:pStyle w:val="FirstParagraph"/>
       </w:pPr>
       <w:r>
-        <w:t>Диаграмма вариантов использования (UML) описывает функциональность системы. Определён единственный актор — Пользователь мобильного приложения (игрок LoL или зритель статистики).</w:t>
+        <w:t xml:space="preserve">Диаграмма вариантов использования (UML) описывает функциональность системы. Определён единственный актор — Пользователь мобильного приложения (игрок </w:t>
+      </w:r>
+      <w:proofErr w:type="spellStart"/>
+      <w:r>
+        <w:t>LoL</w:t>
+      </w:r>
+      <w:proofErr w:type="spellEnd"/>
+      <w:r>
+        <w:t xml:space="preserve"> или зритель статистики).</w:t>
       </w:r>
     </w:p>
     <w:p>
@@ -12187,7 +12909,39 @@
         <w:pStyle w:val="a0"/>
       </w:pPr>
       <w:r>
-        <w:t>Система содержит пять основных вариантов использования. UC-001 — поиск и просмотр профиля призывателя (include: просмотр матчей). UC-002 — управление избранным (include: UC-001 для открытия профиля). UC-003 — регистрация и вход. UC-004 — привязка Riot ID к учётной записи. UC-005 — просмотр деталей матча.</w:t>
+        <w:t xml:space="preserve">Система содержит пять основных вариантов использования. UC-001 — поиск и просмотр профиля </w:t>
+      </w:r>
+      <w:proofErr w:type="spellStart"/>
+      <w:r>
+        <w:t>призывателя</w:t>
+      </w:r>
+      <w:proofErr w:type="spellEnd"/>
+      <w:r>
+        <w:t xml:space="preserve"> (</w:t>
+      </w:r>
+      <w:proofErr w:type="spellStart"/>
+      <w:r>
+        <w:t>include</w:t>
+      </w:r>
+      <w:proofErr w:type="spellEnd"/>
+      <w:r>
+        <w:t>: просмотр матчей). UC-002 — управление избранным (</w:t>
+      </w:r>
+      <w:proofErr w:type="spellStart"/>
+      <w:r>
+        <w:t>include</w:t>
+      </w:r>
+      <w:proofErr w:type="spellEnd"/>
+      <w:r>
+        <w:t xml:space="preserve">: UC-001 для открытия профиля). UC-003 — регистрация и вход. UC-004 — привязка </w:t>
+      </w:r>
+      <w:proofErr w:type="spellStart"/>
+      <w:r>
+        <w:t>Riot</w:t>
+      </w:r>
+      <w:proofErr w:type="spellEnd"/>
+      <w:r>
+        <w:t xml:space="preserve"> ID к учётной записи. UC-005 — просмотр деталей матча.</w:t>
       </w:r>
     </w:p>
     <w:p>
@@ -12214,7 +12968,7 @@
                     </pic:cNvPicPr>
                   </pic:nvPicPr>
                   <pic:blipFill>
-                    <a:blip r:embed="rId6"/>
+                    <a:blip r:embed="rId9"/>
                     <a:stretch>
                       <a:fillRect/>
                     </a:stretch>
@@ -12283,10 +13037,35 @@
           <w:b/>
           <w:bCs/>
         </w:rPr>
+        <w:lastRenderedPageBreak/>
         <w:t>Актор.</w:t>
       </w:r>
       <w:r>
-        <w:t xml:space="preserve"> Пользователь мобильного приложения — любой авторизованный владелец учётной записи LoL Companion. Доступ к функциям избранного и привязки Riot ID требует предварительной аутентификации (UC-003).</w:t>
+        <w:t xml:space="preserve"> Пользователь мобильного приложения — любой авторизованный владелец учётной записи </w:t>
+      </w:r>
+      <w:proofErr w:type="spellStart"/>
+      <w:r>
+        <w:t>LoL</w:t>
+      </w:r>
+      <w:proofErr w:type="spellEnd"/>
+      <w:r>
+        <w:t xml:space="preserve"> </w:t>
+      </w:r>
+      <w:proofErr w:type="spellStart"/>
+      <w:r>
+        <w:t>Companion</w:t>
+      </w:r>
+      <w:proofErr w:type="spellEnd"/>
+      <w:r>
+        <w:t xml:space="preserve">. Доступ к функциям избранного и привязки </w:t>
+      </w:r>
+      <w:proofErr w:type="spellStart"/>
+      <w:r>
+        <w:t>Riot</w:t>
+      </w:r>
+      <w:proofErr w:type="spellEnd"/>
+      <w:r>
+        <w:t xml:space="preserve"> ID требует предварительной аутентификации (UC-003).</w:t>
       </w:r>
     </w:p>
     <w:p>
@@ -12301,11 +13080,47 @@
         <w:t>Варианты использования.</w:t>
       </w:r>
       <w:r>
-        <w:t xml:space="preserve"> UC-001 «Поиск и просмотр профиля» охватывает ввод Riot ID, выбор региона, запрос к backend, отображение уровня, ранга, LP, винрейта и истории матчей. UC-002 «Избранное» — добавление и </w:t>
-      </w:r>
-      <w:r>
-        <w:lastRenderedPageBreak/>
-        <w:t>удаление призывателей по PUUID, просмотр списка. UC-003 «Регистрация и вход» — создание учётной записи и получение JWT. UC-004 «Привязка Riot ID» — связывание локального пользователя с игровым аккаунтом. UC-005 «Детали матча» — просмотр участников, KDA, чемпионов.</w:t>
+        <w:t xml:space="preserve"> UC-001 «Поиск и просмотр профиля» охватывает ввод </w:t>
+      </w:r>
+      <w:proofErr w:type="spellStart"/>
+      <w:r>
+        <w:t>Riot</w:t>
+      </w:r>
+      <w:proofErr w:type="spellEnd"/>
+      <w:r>
+        <w:t xml:space="preserve"> ID, выбор региона, запрос к </w:t>
+      </w:r>
+      <w:proofErr w:type="spellStart"/>
+      <w:r>
+        <w:t>backend</w:t>
+      </w:r>
+      <w:proofErr w:type="spellEnd"/>
+      <w:r>
+        <w:t xml:space="preserve">, отображение уровня, ранга, LP, </w:t>
+      </w:r>
+      <w:proofErr w:type="spellStart"/>
+      <w:r>
+        <w:t>винрейта</w:t>
+      </w:r>
+      <w:proofErr w:type="spellEnd"/>
+      <w:r>
+        <w:t xml:space="preserve"> и истории матчей. UC-002 «Избранное» — добавление и удаление </w:t>
+      </w:r>
+      <w:proofErr w:type="spellStart"/>
+      <w:r>
+        <w:t>призывателей</w:t>
+      </w:r>
+      <w:proofErr w:type="spellEnd"/>
+      <w:r>
+        <w:t xml:space="preserve"> по PUUID, просмотр списка. UC-003 «Регистрация и вход» — создание учётной записи и получение JWT. UC-004 «Привязка </w:t>
+      </w:r>
+      <w:proofErr w:type="spellStart"/>
+      <w:r>
+        <w:t>Riot</w:t>
+      </w:r>
+      <w:proofErr w:type="spellEnd"/>
+      <w:r>
+        <w:t xml:space="preserve"> ID» — связывание локального пользователя с игровым аккаунтом. UC-005 «Детали матча» — просмотр участников, KDA, чемпионов.</w:t>
       </w:r>
     </w:p>
     <w:p>
@@ -12331,7 +13146,103 @@
         <w:pStyle w:val="FirstParagraph"/>
       </w:pPr>
       <w:r>
-        <w:t>UC-001 «Поиск и просмотр профиля»: пользователь вводит Riot ID (формат Имя#Тег) и регион; клиент отправляет GET /summoner/search; backend при устаревшем кэше обращается к Riot API, сохраняет Summoner в PostgreSQL; клиент переходит на экран профиля с параметром puuid. Исключения: пустой ввод (400), призыватель не найден (404), rate limit (429), недоступность сервера (5xx/таймаут).</w:t>
+        <w:t xml:space="preserve">UC-001 «Поиск и просмотр профиля»: пользователь вводит </w:t>
+      </w:r>
+      <w:proofErr w:type="spellStart"/>
+      <w:r>
+        <w:t>Riot</w:t>
+      </w:r>
+      <w:proofErr w:type="spellEnd"/>
+      <w:r>
+        <w:t xml:space="preserve"> ID (формат </w:t>
+      </w:r>
+      <w:proofErr w:type="spellStart"/>
+      <w:r>
+        <w:t>Имя#Тег</w:t>
+      </w:r>
+      <w:proofErr w:type="spellEnd"/>
+      <w:r>
+        <w:t>) и регион; клиент отправляет GET /</w:t>
+      </w:r>
+      <w:proofErr w:type="spellStart"/>
+      <w:r>
+        <w:t>summoner</w:t>
+      </w:r>
+      <w:proofErr w:type="spellEnd"/>
+      <w:r>
+        <w:t>/</w:t>
+      </w:r>
+      <w:proofErr w:type="spellStart"/>
+      <w:r>
+        <w:t>search</w:t>
+      </w:r>
+      <w:proofErr w:type="spellEnd"/>
+      <w:r>
+        <w:t xml:space="preserve">; </w:t>
+      </w:r>
+      <w:proofErr w:type="spellStart"/>
+      <w:r>
+        <w:t>backend</w:t>
+      </w:r>
+      <w:proofErr w:type="spellEnd"/>
+      <w:r>
+        <w:t xml:space="preserve"> при устаревшем кэше обращается к </w:t>
+      </w:r>
+      <w:proofErr w:type="spellStart"/>
+      <w:r>
+        <w:t>Riot</w:t>
+      </w:r>
+      <w:proofErr w:type="spellEnd"/>
+      <w:r>
+        <w:t xml:space="preserve"> API, сохраняет </w:t>
+      </w:r>
+      <w:proofErr w:type="spellStart"/>
+      <w:r>
+        <w:t>Summoner</w:t>
+      </w:r>
+      <w:proofErr w:type="spellEnd"/>
+      <w:r>
+        <w:t xml:space="preserve"> в </w:t>
+      </w:r>
+      <w:proofErr w:type="spellStart"/>
+      <w:r>
+        <w:t>PostgreSQL</w:t>
+      </w:r>
+      <w:proofErr w:type="spellEnd"/>
+      <w:r>
+        <w:t xml:space="preserve">; клиент переходит на экран профиля с параметром </w:t>
+      </w:r>
+      <w:proofErr w:type="spellStart"/>
+      <w:r>
+        <w:t>puuid</w:t>
+      </w:r>
+      <w:proofErr w:type="spellEnd"/>
+      <w:r>
+        <w:t xml:space="preserve">. Исключения: пустой ввод (400), </w:t>
+      </w:r>
+      <w:proofErr w:type="spellStart"/>
+      <w:r>
+        <w:t>призыватель</w:t>
+      </w:r>
+      <w:proofErr w:type="spellEnd"/>
+      <w:r>
+        <w:t xml:space="preserve"> не найден (404), </w:t>
+      </w:r>
+      <w:proofErr w:type="spellStart"/>
+      <w:r>
+        <w:t>rate</w:t>
+      </w:r>
+      <w:proofErr w:type="spellEnd"/>
+      <w:r>
+        <w:t xml:space="preserve"> </w:t>
+      </w:r>
+      <w:proofErr w:type="spellStart"/>
+      <w:r>
+        <w:t>limit</w:t>
+      </w:r>
+      <w:proofErr w:type="spellEnd"/>
+      <w:r>
+        <w:t xml:space="preserve"> (429), недоступность сервера (5xx/таймаут).</w:t>
       </w:r>
     </w:p>
     <w:p>
@@ -12372,7 +13283,43 @@
         <w:rPr>
           <w:lang w:val="en-US"/>
         </w:rPr>
-        <w:t xml:space="preserve"> { “puuid”: “…” }; </w:t>
+        <w:t xml:space="preserve"> </w:t>
+      </w:r>
+      <w:proofErr w:type="gramStart"/>
+      <w:r>
+        <w:rPr>
+          <w:lang w:val="en-US"/>
+        </w:rPr>
+        <w:t>{ “</w:t>
+      </w:r>
+      <w:proofErr w:type="spellStart"/>
+      <w:proofErr w:type="gramEnd"/>
+      <w:r>
+        <w:rPr>
+          <w:lang w:val="en-US"/>
+        </w:rPr>
+        <w:t>puuid</w:t>
+      </w:r>
+      <w:proofErr w:type="spellEnd"/>
+      <w:r>
+        <w:rPr>
+          <w:lang w:val="en-US"/>
+        </w:rPr>
+        <w:t>”: “…</w:t>
+      </w:r>
+      <w:proofErr w:type="gramStart"/>
+      <w:r>
+        <w:rPr>
+          <w:lang w:val="en-US"/>
+        </w:rPr>
+        <w:t>” }</w:t>
+      </w:r>
+      <w:proofErr w:type="gramEnd"/>
+      <w:r>
+        <w:rPr>
+          <w:lang w:val="en-US"/>
+        </w:rPr>
+        <w:t xml:space="preserve">; </w:t>
       </w:r>
       <w:r>
         <w:t>проверка</w:t>
@@ -12390,7 +13337,21 @@
         <w:rPr>
           <w:lang w:val="en-US"/>
         </w:rPr>
-        <w:t xml:space="preserve">; DELETE /summoner/favorites/{summonerId}. </w:t>
+        <w:t>; DELETE /summoner/favorites/{</w:t>
+      </w:r>
+      <w:proofErr w:type="spellStart"/>
+      <w:r>
+        <w:rPr>
+          <w:lang w:val="en-US"/>
+        </w:rPr>
+        <w:t>summonerId</w:t>
+      </w:r>
+      <w:proofErr w:type="spellEnd"/>
+      <w:r>
+        <w:rPr>
+          <w:lang w:val="en-US"/>
+        </w:rPr>
+        <w:t xml:space="preserve">}. </w:t>
       </w:r>
       <w:r>
         <w:t>Навигация</w:t>
@@ -12426,7 +13387,21 @@
         <w:rPr>
           <w:lang w:val="en-US"/>
         </w:rPr>
-        <w:t xml:space="preserve"> puuid, </w:t>
+        <w:t xml:space="preserve"> </w:t>
+      </w:r>
+      <w:proofErr w:type="spellStart"/>
+      <w:r>
+        <w:rPr>
+          <w:lang w:val="en-US"/>
+        </w:rPr>
+        <w:t>puuid</w:t>
+      </w:r>
+      <w:proofErr w:type="spellEnd"/>
+      <w:r>
+        <w:rPr>
+          <w:lang w:val="en-US"/>
+        </w:rPr>
+        <w:t xml:space="preserve">, </w:t>
       </w:r>
       <w:r>
         <w:t>не</w:t>
@@ -12530,7 +13505,21 @@
         <w:rPr>
           <w:lang w:val="en-US"/>
         </w:rPr>
-        <w:t xml:space="preserve"> AsyncStorage; interceptor Axios </w:t>
+        <w:t xml:space="preserve"> </w:t>
+      </w:r>
+      <w:proofErr w:type="spellStart"/>
+      <w:r>
+        <w:rPr>
+          <w:lang w:val="en-US"/>
+        </w:rPr>
+        <w:t>AsyncStorage</w:t>
+      </w:r>
+      <w:proofErr w:type="spellEnd"/>
+      <w:r>
+        <w:rPr>
+          <w:lang w:val="en-US"/>
+        </w:rPr>
+        <w:t xml:space="preserve">; interceptor Axios </w:t>
       </w:r>
       <w:r>
         <w:t>добавляет</w:t>
@@ -12612,6 +13601,7 @@
         <w:rPr>
           <w:lang w:val="en-US"/>
         </w:rPr>
+        <w:lastRenderedPageBreak/>
         <w:t>UC-005 «</w:t>
       </w:r>
       <w:r>
@@ -12630,7 +13620,21 @@
         <w:rPr>
           <w:lang w:val="en-US"/>
         </w:rPr>
-        <w:t xml:space="preserve">»: GET /summoner/matches/{matchId}; </w:t>
+        <w:t>»: GET /summoner/matches/{</w:t>
+      </w:r>
+      <w:proofErr w:type="spellStart"/>
+      <w:r>
+        <w:rPr>
+          <w:lang w:val="en-US"/>
+        </w:rPr>
+        <w:t>matchId</w:t>
+      </w:r>
+      <w:proofErr w:type="spellEnd"/>
+      <w:r>
+        <w:rPr>
+          <w:lang w:val="en-US"/>
+        </w:rPr>
+        <w:t xml:space="preserve">}; </w:t>
       </w:r>
       <w:r>
         <w:t>отображение</w:t>
@@ -12639,7 +13643,21 @@
         <w:rPr>
           <w:lang w:val="en-US"/>
         </w:rPr>
-        <w:t xml:space="preserve"> ParticipantStats (KDA, </w:t>
+        <w:t xml:space="preserve"> </w:t>
+      </w:r>
+      <w:proofErr w:type="spellStart"/>
+      <w:r>
+        <w:rPr>
+          <w:lang w:val="en-US"/>
+        </w:rPr>
+        <w:t>ParticipantStats</w:t>
+      </w:r>
+      <w:proofErr w:type="spellEnd"/>
+      <w:r>
+        <w:rPr>
+          <w:lang w:val="en-US"/>
+        </w:rPr>
+        <w:t xml:space="preserve"> (KDA, </w:t>
       </w:r>
       <w:r>
         <w:t>чемпион</w:t>
@@ -12717,8 +13735,45 @@
       <w:pPr>
         <w:pStyle w:val="FirstParagraph"/>
       </w:pPr>
-      <w:r>
-        <w:t>Призыватель (Summoner) — игрок LoL; идентифицируется PUUID (постоянный) и Riot ID (Имя#Тег, может меняться).</w:t>
+      <w:proofErr w:type="spellStart"/>
+      <w:r>
+        <w:t>Призыватель</w:t>
+      </w:r>
+      <w:proofErr w:type="spellEnd"/>
+      <w:r>
+        <w:t xml:space="preserve"> (</w:t>
+      </w:r>
+      <w:proofErr w:type="spellStart"/>
+      <w:r>
+        <w:t>Summoner</w:t>
+      </w:r>
+      <w:proofErr w:type="spellEnd"/>
+      <w:r>
+        <w:t xml:space="preserve">) — игрок </w:t>
+      </w:r>
+      <w:proofErr w:type="spellStart"/>
+      <w:r>
+        <w:t>LoL</w:t>
+      </w:r>
+      <w:proofErr w:type="spellEnd"/>
+      <w:r>
+        <w:t xml:space="preserve">; идентифицируется PUUID (постоянный) и </w:t>
+      </w:r>
+      <w:proofErr w:type="spellStart"/>
+      <w:r>
+        <w:t>Riot</w:t>
+      </w:r>
+      <w:proofErr w:type="spellEnd"/>
+      <w:r>
+        <w:t xml:space="preserve"> ID (</w:t>
+      </w:r>
+      <w:proofErr w:type="spellStart"/>
+      <w:r>
+        <w:t>Имя#Тег</w:t>
+      </w:r>
+      <w:proofErr w:type="spellEnd"/>
+      <w:r>
+        <w:t>, может меняться).</w:t>
       </w:r>
     </w:p>
     <w:p>
@@ -12726,121 +13781,291 @@
         <w:pStyle w:val="a0"/>
       </w:pPr>
       <w:r>
+        <w:t xml:space="preserve">PUUID — постоянный универсальный идентификатор игрока в экосистеме </w:t>
+      </w:r>
+      <w:proofErr w:type="spellStart"/>
+      <w:r>
+        <w:t>Riot</w:t>
+      </w:r>
+      <w:proofErr w:type="spellEnd"/>
+      <w:r>
+        <w:t>; ключ для матчей, избранного и навигации в приложении.</w:t>
+      </w:r>
+    </w:p>
+    <w:p>
+      <w:pPr>
+        <w:pStyle w:val="a0"/>
+      </w:pPr>
+      <w:proofErr w:type="spellStart"/>
+      <w:r>
+        <w:t>Riot</w:t>
+      </w:r>
+      <w:proofErr w:type="spellEnd"/>
+      <w:r>
+        <w:t xml:space="preserve"> ID — отображаемое имя в формате </w:t>
+      </w:r>
+      <w:proofErr w:type="spellStart"/>
+      <w:r>
+        <w:t>Имя#Тег</w:t>
+      </w:r>
+      <w:proofErr w:type="spellEnd"/>
+      <w:r>
+        <w:t>; используется для поиска в UI.</w:t>
+      </w:r>
+    </w:p>
+    <w:p>
+      <w:pPr>
+        <w:pStyle w:val="a0"/>
+      </w:pPr>
+      <w:r>
+        <w:t xml:space="preserve">Матч (Match) — завершённая игровая сессия с уникальным </w:t>
+      </w:r>
+      <w:proofErr w:type="spellStart"/>
+      <w:r>
+        <w:t>matchId</w:t>
+      </w:r>
+      <w:proofErr w:type="spellEnd"/>
+      <w:r>
+        <w:t>; после сохранения в БД считается неизменяемым кэшем.</w:t>
+      </w:r>
+    </w:p>
+    <w:p>
+      <w:pPr>
+        <w:pStyle w:val="a0"/>
+      </w:pPr>
+      <w:r>
+        <w:t xml:space="preserve">KDA — убийства, смерти, ассисты; коэффициент (K + A) / </w:t>
+      </w:r>
+      <w:proofErr w:type="spellStart"/>
+      <w:proofErr w:type="gramStart"/>
+      <w:r>
+        <w:t>max</w:t>
+      </w:r>
+      <w:proofErr w:type="spellEnd"/>
+      <w:r>
+        <w:t>(</w:t>
+      </w:r>
+      <w:proofErr w:type="gramEnd"/>
+      <w:r>
+        <w:t>D, 1).</w:t>
+      </w:r>
+    </w:p>
+    <w:p>
+      <w:pPr>
+        <w:pStyle w:val="a0"/>
+        <w:rPr>
+          <w:lang w:val="en-US"/>
+        </w:rPr>
+      </w:pPr>
+      <w:r>
+        <w:t>Ранг (</w:t>
+      </w:r>
+      <w:proofErr w:type="spellStart"/>
+      <w:r>
+        <w:t>Tier</w:t>
+      </w:r>
+      <w:proofErr w:type="spellEnd"/>
+      <w:r>
+        <w:t>/</w:t>
+      </w:r>
+      <w:proofErr w:type="spellStart"/>
+      <w:r>
+        <w:t>Rank</w:t>
+      </w:r>
+      <w:proofErr w:type="spellEnd"/>
+      <w:r>
+        <w:t xml:space="preserve">/LP) — видимая ступень рейтинга: Iron … </w:t>
+      </w:r>
+      <w:r>
+        <w:rPr>
+          <w:lang w:val="en-US"/>
+        </w:rPr>
+        <w:t xml:space="preserve">Challenger; </w:t>
+      </w:r>
+      <w:proofErr w:type="spellStart"/>
+      <w:r>
+        <w:rPr>
+          <w:lang w:val="en-US"/>
+        </w:rPr>
+        <w:t>leaguePoints</w:t>
+      </w:r>
+      <w:proofErr w:type="spellEnd"/>
+      <w:r>
+        <w:rPr>
+          <w:lang w:val="en-US"/>
+        </w:rPr>
+        <w:t xml:space="preserve"> — </w:t>
+      </w:r>
+      <w:r>
+        <w:t>очки</w:t>
+      </w:r>
+      <w:r>
+        <w:rPr>
+          <w:lang w:val="en-US"/>
+        </w:rPr>
+        <w:t xml:space="preserve"> </w:t>
+      </w:r>
+      <w:r>
+        <w:t>в</w:t>
+      </w:r>
+      <w:r>
+        <w:rPr>
+          <w:lang w:val="en-US"/>
+        </w:rPr>
+        <w:t xml:space="preserve"> </w:t>
+      </w:r>
+      <w:r>
+        <w:t>дивизионе</w:t>
+      </w:r>
+      <w:r>
+        <w:rPr>
+          <w:lang w:val="en-US"/>
+        </w:rPr>
+        <w:t>.</w:t>
+      </w:r>
+    </w:p>
+    <w:p>
+      <w:pPr>
+        <w:pStyle w:val="a0"/>
+      </w:pPr>
+      <w:proofErr w:type="spellStart"/>
+      <w:r>
+        <w:t>Винрейт</w:t>
+      </w:r>
+      <w:proofErr w:type="spellEnd"/>
+      <w:r>
+        <w:t xml:space="preserve"> (</w:t>
+      </w:r>
+      <w:proofErr w:type="spellStart"/>
+      <w:r>
+        <w:t>Win</w:t>
+      </w:r>
+      <w:proofErr w:type="spellEnd"/>
+      <w:r>
+        <w:t xml:space="preserve"> Rate) — доля побед в ранговых играх, в процентах.</w:t>
+      </w:r>
+    </w:p>
+    <w:p>
+      <w:pPr>
+        <w:pStyle w:val="a0"/>
+      </w:pPr>
+      <w:r>
+        <w:t>Избранное (</w:t>
+      </w:r>
+      <w:proofErr w:type="spellStart"/>
+      <w:r>
+        <w:t>Favorites</w:t>
+      </w:r>
+      <w:proofErr w:type="spellEnd"/>
+      <w:r>
+        <w:t xml:space="preserve">) — список </w:t>
+      </w:r>
+      <w:proofErr w:type="spellStart"/>
+      <w:r>
+        <w:t>призывателей</w:t>
+      </w:r>
+      <w:proofErr w:type="spellEnd"/>
+      <w:r>
+        <w:t xml:space="preserve">, сохранённых пользователем; связь User ↔ </w:t>
+      </w:r>
+      <w:proofErr w:type="spellStart"/>
+      <w:r>
+        <w:t>Summoner</w:t>
+      </w:r>
+      <w:proofErr w:type="spellEnd"/>
+      <w:r>
+        <w:t xml:space="preserve"> через </w:t>
+      </w:r>
+      <w:proofErr w:type="spellStart"/>
+      <w:r>
+        <w:t>user_favorite_summoners</w:t>
+      </w:r>
+      <w:proofErr w:type="spellEnd"/>
+      <w:r>
+        <w:t>.</w:t>
+      </w:r>
+    </w:p>
+    <w:p>
+      <w:pPr>
+        <w:pStyle w:val="a0"/>
+      </w:pPr>
+      <w:proofErr w:type="spellStart"/>
+      <w:r>
+        <w:t>Cache-Aside</w:t>
+      </w:r>
+      <w:proofErr w:type="spellEnd"/>
+      <w:r>
+        <w:t xml:space="preserve"> (TTL) — стратегия: сначала чтение из </w:t>
+      </w:r>
+      <w:proofErr w:type="spellStart"/>
+      <w:r>
+        <w:t>PostgreSQL</w:t>
+      </w:r>
+      <w:proofErr w:type="spellEnd"/>
+      <w:r>
+        <w:t xml:space="preserve">; при устаревании (TTL 10 мин) — обновление из </w:t>
+      </w:r>
+      <w:proofErr w:type="spellStart"/>
+      <w:r>
+        <w:t>Riot</w:t>
+      </w:r>
+      <w:proofErr w:type="spellEnd"/>
+      <w:r>
+        <w:t xml:space="preserve"> API.</w:t>
+      </w:r>
+    </w:p>
+    <w:p>
+      <w:pPr>
+        <w:pStyle w:val="a0"/>
+      </w:pPr>
+      <w:r>
+        <w:t xml:space="preserve">Пользователь приложения (User) — владелец учётной записи </w:t>
+      </w:r>
+      <w:proofErr w:type="spellStart"/>
+      <w:r>
+        <w:t>LoL</w:t>
+      </w:r>
+      <w:proofErr w:type="spellEnd"/>
+      <w:r>
+        <w:t xml:space="preserve"> </w:t>
+      </w:r>
+      <w:proofErr w:type="spellStart"/>
+      <w:r>
+        <w:t>Companion</w:t>
+      </w:r>
+      <w:proofErr w:type="spellEnd"/>
+      <w:r>
+        <w:t xml:space="preserve">; не путать с </w:t>
+      </w:r>
+      <w:proofErr w:type="spellStart"/>
+      <w:r>
+        <w:t>призывателем</w:t>
+      </w:r>
+      <w:proofErr w:type="spellEnd"/>
+      <w:r>
+        <w:t xml:space="preserve"> </w:t>
+      </w:r>
+      <w:proofErr w:type="spellStart"/>
+      <w:r>
+        <w:t>LoL</w:t>
+      </w:r>
+      <w:proofErr w:type="spellEnd"/>
+      <w:r>
+        <w:t>.</w:t>
+      </w:r>
+    </w:p>
+    <w:p>
+      <w:pPr>
+        <w:pStyle w:val="a0"/>
+        <w:rPr>
+          <w:lang w:val="en-US"/>
+        </w:rPr>
+      </w:pPr>
+      <w:r>
+        <w:rPr>
+          <w:lang w:val="en-US"/>
+        </w:rPr>
         <w:lastRenderedPageBreak/>
-        <w:t>PUUID — постоянный универсальный идентификатор игрока в экосистеме Riot; ключ для матчей, избранного и навигации в приложении.</w:t>
-      </w:r>
-    </w:p>
-    <w:p>
-      <w:pPr>
-        <w:pStyle w:val="a0"/>
-      </w:pPr>
-      <w:r>
-        <w:t>Riot ID — отображаемое имя в формате Имя#Тег; используется для поиска в UI.</w:t>
-      </w:r>
-    </w:p>
-    <w:p>
-      <w:pPr>
-        <w:pStyle w:val="a0"/>
-      </w:pPr>
-      <w:r>
-        <w:t>Матч (Match) — завершённая игровая сессия с уникальным matchId; после сохранения в БД считается неизменяемым кэшем.</w:t>
-      </w:r>
-    </w:p>
-    <w:p>
-      <w:pPr>
-        <w:pStyle w:val="a0"/>
-      </w:pPr>
-      <w:r>
-        <w:t>KDA — убийства, смерти, ассисты; коэффициент (K + A) / max(D, 1).</w:t>
-      </w:r>
-    </w:p>
-    <w:p>
-      <w:pPr>
-        <w:pStyle w:val="a0"/>
-        <w:rPr>
-          <w:lang w:val="en-US"/>
-        </w:rPr>
-      </w:pPr>
-      <w:r>
-        <w:t xml:space="preserve">Ранг (Tier/Rank/LP) — видимая ступень рейтинга: Iron … </w:t>
-      </w:r>
-      <w:r>
-        <w:rPr>
-          <w:lang w:val="en-US"/>
-        </w:rPr>
-        <w:t xml:space="preserve">Challenger; leaguePoints — </w:t>
-      </w:r>
-      <w:r>
-        <w:t>очки</w:t>
-      </w:r>
-      <w:r>
-        <w:rPr>
-          <w:lang w:val="en-US"/>
-        </w:rPr>
-        <w:t xml:space="preserve"> </w:t>
-      </w:r>
-      <w:r>
-        <w:t>в</w:t>
-      </w:r>
-      <w:r>
-        <w:rPr>
-          <w:lang w:val="en-US"/>
-        </w:rPr>
-        <w:t xml:space="preserve"> </w:t>
-      </w:r>
-      <w:r>
-        <w:t>дивизионе</w:t>
-      </w:r>
-      <w:r>
-        <w:rPr>
-          <w:lang w:val="en-US"/>
-        </w:rPr>
-        <w:t>.</w:t>
-      </w:r>
-    </w:p>
-    <w:p>
-      <w:pPr>
-        <w:pStyle w:val="a0"/>
-      </w:pPr>
-      <w:r>
-        <w:t>Винрейт (Win Rate) — доля побед в ранговых играх, в процентах.</w:t>
-      </w:r>
-    </w:p>
-    <w:p>
-      <w:pPr>
-        <w:pStyle w:val="a0"/>
-      </w:pPr>
-      <w:r>
-        <w:t>Избранное (Favorites) — список призывателей, сохранённых пользователем; связь User ↔ Summoner через user_favorite_summoners.</w:t>
-      </w:r>
-    </w:p>
-    <w:p>
-      <w:pPr>
-        <w:pStyle w:val="a0"/>
-      </w:pPr>
-      <w:r>
-        <w:t>Cache-Aside (TTL) — стратегия: сначала чтение из PostgreSQL; при устаревании (TTL 10 мин) — обновление из Riot API.</w:t>
-      </w:r>
-    </w:p>
-    <w:p>
-      <w:pPr>
-        <w:pStyle w:val="a0"/>
-      </w:pPr>
-      <w:r>
-        <w:t>Пользователь приложения (User) — владелец учётной записи LoL Companion; не путать с призывателем LoL.</w:t>
-      </w:r>
-    </w:p>
-    <w:p>
-      <w:pPr>
-        <w:pStyle w:val="a0"/>
-        <w:rPr>
-          <w:lang w:val="en-US"/>
-        </w:rPr>
-      </w:pPr>
-      <w:r>
-        <w:rPr>
-          <w:lang w:val="en-US"/>
-        </w:rPr>
         <w:t xml:space="preserve">PCMEF — </w:t>
       </w:r>
       <w:r>
@@ -12914,7 +14139,21 @@
         <w:rPr>
           <w:color w:val="auto"/>
         </w:rPr>
-        <w:t>Domain model (Диаграмма классов)</w:t>
+        <w:t xml:space="preserve">Domain </w:t>
+      </w:r>
+      <w:proofErr w:type="spellStart"/>
+      <w:r>
+        <w:rPr>
+          <w:color w:val="auto"/>
+        </w:rPr>
+        <w:t>model</w:t>
+      </w:r>
+      <w:proofErr w:type="spellEnd"/>
+      <w:r>
+        <w:rPr>
+          <w:color w:val="auto"/>
+        </w:rPr>
+        <w:t xml:space="preserve"> (Диаграмма классов)</w:t>
       </w:r>
       <w:bookmarkEnd w:id="38"/>
     </w:p>
@@ -12934,7 +14173,6 @@
         <w:rPr>
           <w:noProof/>
         </w:rPr>
-        <w:lastRenderedPageBreak/>
         <w:drawing>
           <wp:inline distT="0" distB="0" distL="0" distR="0" wp14:anchorId="21357351" wp14:editId="1A95A3E6">
             <wp:extent cx="5334000" cy="3923070"/>
@@ -12951,7 +14189,7 @@
                     </pic:cNvPicPr>
                   </pic:nvPicPr>
                   <pic:blipFill>
-                    <a:blip r:embed="rId7"/>
+                    <a:blip r:embed="rId10"/>
                     <a:stretch>
                       <a:fillRect/>
                     </a:stretch>
@@ -13001,6 +14239,7 @@
         <w:rPr>
           <w:color w:val="auto"/>
         </w:rPr>
+        <w:lastRenderedPageBreak/>
         <w:t>Описание сущностей и атрибутов</w:t>
       </w:r>
       <w:bookmarkEnd w:id="40"/>
@@ -13016,6 +14255,9 @@
         <w:t>User — пользователь приложения. Атрибуты</w:t>
       </w:r>
       <w:r>
+        <w:rPr>
+          <w:lang w:val="en-US"/>
+        </w:rPr>
         <w:t xml:space="preserve">: </w:t>
       </w:r>
       <w:r>
@@ -13025,6 +14267,9 @@
         <w:t>id</w:t>
       </w:r>
       <w:r>
+        <w:rPr>
+          <w:lang w:val="en-US"/>
+        </w:rPr>
         <w:t xml:space="preserve">, </w:t>
       </w:r>
       <w:r>
@@ -13034,6 +14279,9 @@
         <w:t>username</w:t>
       </w:r>
       <w:r>
+        <w:rPr>
+          <w:lang w:val="en-US"/>
+        </w:rPr>
         <w:t xml:space="preserve"> (</w:t>
       </w:r>
       <w:r>
@@ -13043,6 +14291,9 @@
         <w:t>unique</w:t>
       </w:r>
       <w:r>
+        <w:rPr>
+          <w:lang w:val="en-US"/>
+        </w:rPr>
         <w:t xml:space="preserve">), </w:t>
       </w:r>
       <w:r>
@@ -13052,6 +14303,9 @@
         <w:t>email</w:t>
       </w:r>
       <w:r>
+        <w:rPr>
+          <w:lang w:val="en-US"/>
+        </w:rPr>
         <w:t xml:space="preserve"> (</w:t>
       </w:r>
       <w:r>
@@ -13061,42 +14315,65 @@
         <w:t>unique</w:t>
       </w:r>
       <w:r>
+        <w:rPr>
+          <w:lang w:val="en-US"/>
+        </w:rPr>
         <w:t xml:space="preserve">), </w:t>
       </w:r>
+      <w:proofErr w:type="spellStart"/>
       <w:r>
         <w:rPr>
           <w:lang w:val="en-US"/>
         </w:rPr>
         <w:t>passwordHash</w:t>
       </w:r>
-      <w:r>
+      <w:proofErr w:type="spellEnd"/>
+      <w:r>
+        <w:rPr>
+          <w:lang w:val="en-US"/>
+        </w:rPr>
         <w:t xml:space="preserve">, </w:t>
       </w:r>
+      <w:proofErr w:type="spellStart"/>
       <w:r>
         <w:rPr>
           <w:lang w:val="en-US"/>
         </w:rPr>
         <w:t>linkedRiotPuuid</w:t>
       </w:r>
-      <w:r>
+      <w:proofErr w:type="spellEnd"/>
+      <w:r>
+        <w:rPr>
+          <w:lang w:val="en-US"/>
+        </w:rPr>
         <w:t xml:space="preserve">, </w:t>
       </w:r>
+      <w:proofErr w:type="spellStart"/>
       <w:r>
         <w:rPr>
           <w:lang w:val="en-US"/>
         </w:rPr>
         <w:t>linkedRiotId</w:t>
       </w:r>
-      <w:r>
+      <w:proofErr w:type="spellEnd"/>
+      <w:r>
+        <w:rPr>
+          <w:lang w:val="en-US"/>
+        </w:rPr>
         <w:t xml:space="preserve">, </w:t>
       </w:r>
+      <w:proofErr w:type="spellStart"/>
       <w:r>
         <w:rPr>
           <w:lang w:val="en-US"/>
         </w:rPr>
         <w:t>linkedRiotRegion</w:t>
       </w:r>
-      <w:r>
+      <w:proofErr w:type="spellEnd"/>
+      <w:r>
+        <w:rPr>
+          <w:lang w:val="en-US"/>
+        </w:rPr>
         <w:t xml:space="preserve">. </w:t>
       </w:r>
       <w:r>
@@ -13106,7 +14383,87 @@
         <w:rPr>
           <w:lang w:val="en-US"/>
         </w:rPr>
-        <w:t>: register(), linkRiotAccount(), unlinkRiotAccount(), addFavoriteSummoner().</w:t>
+        <w:t xml:space="preserve">: </w:t>
+      </w:r>
+      <w:proofErr w:type="gramStart"/>
+      <w:r>
+        <w:rPr>
+          <w:lang w:val="en-US"/>
+        </w:rPr>
+        <w:t>register(</w:t>
+      </w:r>
+      <w:proofErr w:type="gramEnd"/>
+      <w:r>
+        <w:rPr>
+          <w:lang w:val="en-US"/>
+        </w:rPr>
+        <w:t xml:space="preserve">), </w:t>
+      </w:r>
+      <w:proofErr w:type="spellStart"/>
+      <w:proofErr w:type="gramStart"/>
+      <w:r>
+        <w:rPr>
+          <w:lang w:val="en-US"/>
+        </w:rPr>
+        <w:t>linkRiotAccount</w:t>
+      </w:r>
+      <w:proofErr w:type="spellEnd"/>
+      <w:r>
+        <w:rPr>
+          <w:lang w:val="en-US"/>
+        </w:rPr>
+        <w:t>(</w:t>
+      </w:r>
+      <w:proofErr w:type="gramEnd"/>
+      <w:r>
+        <w:rPr>
+          <w:lang w:val="en-US"/>
+        </w:rPr>
+        <w:t xml:space="preserve">), </w:t>
+      </w:r>
+      <w:proofErr w:type="spellStart"/>
+      <w:proofErr w:type="gramStart"/>
+      <w:r>
+        <w:rPr>
+          <w:lang w:val="en-US"/>
+        </w:rPr>
+        <w:t>unlinkRiotAccount</w:t>
+      </w:r>
+      <w:proofErr w:type="spellEnd"/>
+      <w:r>
+        <w:rPr>
+          <w:lang w:val="en-US"/>
+        </w:rPr>
+        <w:t>(</w:t>
+      </w:r>
+      <w:proofErr w:type="gramEnd"/>
+      <w:r>
+        <w:rPr>
+          <w:lang w:val="en-US"/>
+        </w:rPr>
+        <w:t xml:space="preserve">), </w:t>
+      </w:r>
+      <w:proofErr w:type="spellStart"/>
+      <w:proofErr w:type="gramStart"/>
+      <w:r>
+        <w:rPr>
+          <w:lang w:val="en-US"/>
+        </w:rPr>
+        <w:t>addFavoriteSummoner</w:t>
+      </w:r>
+      <w:proofErr w:type="spellEnd"/>
+      <w:r>
+        <w:rPr>
+          <w:lang w:val="en-US"/>
+        </w:rPr>
+        <w:t>(</w:t>
+      </w:r>
+      <w:proofErr w:type="gramEnd"/>
+      <w:r>
+        <w:rPr>
+          <w:lang w:val="en-US"/>
+        </w:rPr>
+        <w:t>).</w:t>
       </w:r>
     </w:p>
     <w:p>
@@ -13140,14 +14497,30 @@
         </w:rPr>
         <w:t xml:space="preserve"> </w:t>
       </w:r>
+      <w:proofErr w:type="spellStart"/>
       <w:r>
         <w:t>призывателя</w:t>
       </w:r>
-      <w:r>
-        <w:rPr>
-          <w:lang w:val="en-US"/>
-        </w:rPr>
-        <w:t xml:space="preserve"> LoL. </w:t>
+      <w:proofErr w:type="spellEnd"/>
+      <w:r>
+        <w:rPr>
+          <w:lang w:val="en-US"/>
+        </w:rPr>
+        <w:t xml:space="preserve"> </w:t>
+      </w:r>
+      <w:proofErr w:type="spellStart"/>
+      <w:r>
+        <w:rPr>
+          <w:lang w:val="en-US"/>
+        </w:rPr>
+        <w:t>LoL</w:t>
+      </w:r>
+      <w:proofErr w:type="spellEnd"/>
+      <w:r>
+        <w:rPr>
+          <w:lang w:val="en-US"/>
+        </w:rPr>
+        <w:t xml:space="preserve">. </w:t>
       </w:r>
       <w:r>
         <w:t>Атрибуты</w:t>
@@ -13156,7 +14529,91 @@
         <w:rPr>
           <w:lang w:val="en-US"/>
         </w:rPr>
-        <w:t xml:space="preserve">: id, riotPuuid (unique), summonerName, summonerLevel, tier, rank, leaguePoints, wins, losses, profileIconId, lastUpdated. </w:t>
+        <w:t xml:space="preserve">: id, </w:t>
+      </w:r>
+      <w:proofErr w:type="spellStart"/>
+      <w:r>
+        <w:rPr>
+          <w:lang w:val="en-US"/>
+        </w:rPr>
+        <w:t>riotPuuid</w:t>
+      </w:r>
+      <w:proofErr w:type="spellEnd"/>
+      <w:r>
+        <w:rPr>
+          <w:lang w:val="en-US"/>
+        </w:rPr>
+        <w:t xml:space="preserve"> (unique), </w:t>
+      </w:r>
+      <w:proofErr w:type="spellStart"/>
+      <w:r>
+        <w:rPr>
+          <w:lang w:val="en-US"/>
+        </w:rPr>
+        <w:t>summonerName</w:t>
+      </w:r>
+      <w:proofErr w:type="spellEnd"/>
+      <w:r>
+        <w:rPr>
+          <w:lang w:val="en-US"/>
+        </w:rPr>
+        <w:t xml:space="preserve">, </w:t>
+      </w:r>
+      <w:proofErr w:type="spellStart"/>
+      <w:r>
+        <w:rPr>
+          <w:lang w:val="en-US"/>
+        </w:rPr>
+        <w:t>summonerLevel</w:t>
+      </w:r>
+      <w:proofErr w:type="spellEnd"/>
+      <w:r>
+        <w:rPr>
+          <w:lang w:val="en-US"/>
+        </w:rPr>
+        <w:t xml:space="preserve">, tier, rank, </w:t>
+      </w:r>
+      <w:proofErr w:type="spellStart"/>
+      <w:r>
+        <w:rPr>
+          <w:lang w:val="en-US"/>
+        </w:rPr>
+        <w:t>leaguePoints</w:t>
+      </w:r>
+      <w:proofErr w:type="spellEnd"/>
+      <w:r>
+        <w:rPr>
+          <w:lang w:val="en-US"/>
+        </w:rPr>
+        <w:t xml:space="preserve">, wins, losses, </w:t>
+      </w:r>
+      <w:proofErr w:type="spellStart"/>
+      <w:r>
+        <w:rPr>
+          <w:lang w:val="en-US"/>
+        </w:rPr>
+        <w:t>profileIconId</w:t>
+      </w:r>
+      <w:proofErr w:type="spellEnd"/>
+      <w:r>
+        <w:rPr>
+          <w:lang w:val="en-US"/>
+        </w:rPr>
+        <w:t xml:space="preserve">, </w:t>
+      </w:r>
+      <w:proofErr w:type="spellStart"/>
+      <w:r>
+        <w:rPr>
+          <w:lang w:val="en-US"/>
+        </w:rPr>
+        <w:t>lastUpdated</w:t>
+      </w:r>
+      <w:proofErr w:type="spellEnd"/>
+      <w:r>
+        <w:rPr>
+          <w:lang w:val="en-US"/>
+        </w:rPr>
+        <w:t xml:space="preserve">. </w:t>
       </w:r>
       <w:r>
         <w:t>Методы</w:t>
@@ -13165,7 +14622,117 @@
         <w:rPr>
           <w:lang w:val="en-US"/>
         </w:rPr>
-        <w:t>: getWinRate(), isCacheFresh(), getFullRankLabel(), updateFromRiot(), recordRankedOutcome().</w:t>
+        <w:t xml:space="preserve">: </w:t>
+      </w:r>
+      <w:proofErr w:type="spellStart"/>
+      <w:proofErr w:type="gramStart"/>
+      <w:r>
+        <w:rPr>
+          <w:lang w:val="en-US"/>
+        </w:rPr>
+        <w:t>getWinRate</w:t>
+      </w:r>
+      <w:proofErr w:type="spellEnd"/>
+      <w:r>
+        <w:rPr>
+          <w:lang w:val="en-US"/>
+        </w:rPr>
+        <w:t>(</w:t>
+      </w:r>
+      <w:proofErr w:type="gramEnd"/>
+      <w:r>
+        <w:rPr>
+          <w:lang w:val="en-US"/>
+        </w:rPr>
+        <w:t xml:space="preserve">), </w:t>
+      </w:r>
+      <w:proofErr w:type="spellStart"/>
+      <w:proofErr w:type="gramStart"/>
+      <w:r>
+        <w:rPr>
+          <w:lang w:val="en-US"/>
+        </w:rPr>
+        <w:t>isCacheFresh</w:t>
+      </w:r>
+      <w:proofErr w:type="spellEnd"/>
+      <w:r>
+        <w:rPr>
+          <w:lang w:val="en-US"/>
+        </w:rPr>
+        <w:t>(</w:t>
+      </w:r>
+      <w:proofErr w:type="gramEnd"/>
+      <w:r>
+        <w:rPr>
+          <w:lang w:val="en-US"/>
+        </w:rPr>
+        <w:t xml:space="preserve">), </w:t>
+      </w:r>
+      <w:proofErr w:type="spellStart"/>
+      <w:proofErr w:type="gramStart"/>
+      <w:r>
+        <w:rPr>
+          <w:lang w:val="en-US"/>
+        </w:rPr>
+        <w:t>getFullRankLabel</w:t>
+      </w:r>
+      <w:proofErr w:type="spellEnd"/>
+      <w:r>
+        <w:rPr>
+          <w:lang w:val="en-US"/>
+        </w:rPr>
+        <w:t>(</w:t>
+      </w:r>
+      <w:proofErr w:type="gramEnd"/>
+      <w:r>
+        <w:rPr>
+          <w:lang w:val="en-US"/>
+        </w:rPr>
+        <w:t xml:space="preserve">), </w:t>
+      </w:r>
+      <w:proofErr w:type="spellStart"/>
+      <w:proofErr w:type="gramStart"/>
+      <w:r>
+        <w:rPr>
+          <w:lang w:val="en-US"/>
+        </w:rPr>
+        <w:t>updateFromRiot</w:t>
+      </w:r>
+      <w:proofErr w:type="spellEnd"/>
+      <w:r>
+        <w:rPr>
+          <w:lang w:val="en-US"/>
+        </w:rPr>
+        <w:t>(</w:t>
+      </w:r>
+      <w:proofErr w:type="gramEnd"/>
+      <w:r>
+        <w:rPr>
+          <w:lang w:val="en-US"/>
+        </w:rPr>
+        <w:t xml:space="preserve">), </w:t>
+      </w:r>
+      <w:proofErr w:type="spellStart"/>
+      <w:proofErr w:type="gramStart"/>
+      <w:r>
+        <w:rPr>
+          <w:lang w:val="en-US"/>
+        </w:rPr>
+        <w:t>recordRankedOutcome</w:t>
+      </w:r>
+      <w:proofErr w:type="spellEnd"/>
+      <w:r>
+        <w:rPr>
+          <w:lang w:val="en-US"/>
+        </w:rPr>
+        <w:t>(</w:t>
+      </w:r>
+      <w:proofErr w:type="gramEnd"/>
+      <w:r>
+        <w:rPr>
+          <w:lang w:val="en-US"/>
+        </w:rPr>
+        <w:t>).</w:t>
       </w:r>
     </w:p>
     <w:p>
@@ -13197,7 +14764,63 @@
         <w:rPr>
           <w:lang w:val="en-US"/>
         </w:rPr>
-        <w:t xml:space="preserve">: id, matchId (unique), gameMode, gameDuration, gameCreation. </w:t>
+        <w:t xml:space="preserve">: id, </w:t>
+      </w:r>
+      <w:proofErr w:type="spellStart"/>
+      <w:r>
+        <w:rPr>
+          <w:lang w:val="en-US"/>
+        </w:rPr>
+        <w:t>matchId</w:t>
+      </w:r>
+      <w:proofErr w:type="spellEnd"/>
+      <w:r>
+        <w:rPr>
+          <w:lang w:val="en-US"/>
+        </w:rPr>
+        <w:t xml:space="preserve"> (unique), </w:t>
+      </w:r>
+      <w:proofErr w:type="spellStart"/>
+      <w:r>
+        <w:rPr>
+          <w:lang w:val="en-US"/>
+        </w:rPr>
+        <w:t>gameMode</w:t>
+      </w:r>
+      <w:proofErr w:type="spellEnd"/>
+      <w:r>
+        <w:rPr>
+          <w:lang w:val="en-US"/>
+        </w:rPr>
+        <w:t xml:space="preserve">, </w:t>
+      </w:r>
+      <w:proofErr w:type="spellStart"/>
+      <w:r>
+        <w:rPr>
+          <w:lang w:val="en-US"/>
+        </w:rPr>
+        <w:t>gameDuration</w:t>
+      </w:r>
+      <w:proofErr w:type="spellEnd"/>
+      <w:r>
+        <w:rPr>
+          <w:lang w:val="en-US"/>
+        </w:rPr>
+        <w:t xml:space="preserve">, </w:t>
+      </w:r>
+      <w:proofErr w:type="spellStart"/>
+      <w:r>
+        <w:rPr>
+          <w:lang w:val="en-US"/>
+        </w:rPr>
+        <w:t>gameCreation</w:t>
+      </w:r>
+      <w:proofErr w:type="spellEnd"/>
+      <w:r>
+        <w:rPr>
+          <w:lang w:val="en-US"/>
+        </w:rPr>
+        <w:t xml:space="preserve">. </w:t>
       </w:r>
       <w:r>
         <w:t>Неизменяем</w:t>
@@ -13252,11 +14875,19 @@
           <w:lang w:val="en-US"/>
         </w:rPr>
       </w:pPr>
-      <w:r>
-        <w:rPr>
-          <w:lang w:val="en-US"/>
-        </w:rPr>
-        <w:t xml:space="preserve">ParticipantStats — </w:t>
+      <w:proofErr w:type="spellStart"/>
+      <w:r>
+        <w:rPr>
+          <w:lang w:val="en-US"/>
+        </w:rPr>
+        <w:t>ParticipantStats</w:t>
+      </w:r>
+      <w:proofErr w:type="spellEnd"/>
+      <w:r>
+        <w:rPr>
+          <w:lang w:val="en-US"/>
+        </w:rPr>
+        <w:t xml:space="preserve"> — </w:t>
       </w:r>
       <w:r>
         <w:t>участник</w:t>
@@ -13283,7 +14914,35 @@
         <w:rPr>
           <w:lang w:val="en-US"/>
         </w:rPr>
-        <w:t xml:space="preserve">: kills, deaths, assists, championName, csScore, win; </w:t>
+        <w:t xml:space="preserve">: kills, deaths, assists, </w:t>
+      </w:r>
+      <w:proofErr w:type="spellStart"/>
+      <w:r>
+        <w:rPr>
+          <w:lang w:val="en-US"/>
+        </w:rPr>
+        <w:t>championName</w:t>
+      </w:r>
+      <w:proofErr w:type="spellEnd"/>
+      <w:r>
+        <w:rPr>
+          <w:lang w:val="en-US"/>
+        </w:rPr>
+        <w:t xml:space="preserve">, </w:t>
+      </w:r>
+      <w:proofErr w:type="spellStart"/>
+      <w:r>
+        <w:rPr>
+          <w:lang w:val="en-US"/>
+        </w:rPr>
+        <w:t>csScore</w:t>
+      </w:r>
+      <w:proofErr w:type="spellEnd"/>
+      <w:r>
+        <w:rPr>
+          <w:lang w:val="en-US"/>
+        </w:rPr>
+        <w:t xml:space="preserve">, win; </w:t>
       </w:r>
       <w:r>
         <w:t>связи</w:t>
@@ -13320,12 +14979,19 @@
           <w:lang w:val="en-US"/>
         </w:rPr>
       </w:pPr>
-      <w:r>
-        <w:rPr>
-          <w:lang w:val="en-US"/>
-        </w:rPr>
-        <w:lastRenderedPageBreak/>
-        <w:t xml:space="preserve">UserFavoriteSummoner — </w:t>
+      <w:proofErr w:type="spellStart"/>
+      <w:r>
+        <w:rPr>
+          <w:lang w:val="en-US"/>
+        </w:rPr>
+        <w:t>UserFavoriteSummoner</w:t>
+      </w:r>
+      <w:proofErr w:type="spellEnd"/>
+      <w:r>
+        <w:rPr>
+          <w:lang w:val="en-US"/>
+        </w:rPr>
+        <w:t xml:space="preserve"> — </w:t>
       </w:r>
       <w:r>
         <w:t>связь</w:t>
@@ -13334,7 +15000,21 @@
         <w:rPr>
           <w:lang w:val="en-US"/>
         </w:rPr>
-        <w:t xml:space="preserve"> M:N </w:t>
+        <w:t xml:space="preserve"> </w:t>
+      </w:r>
+      <w:proofErr w:type="gramStart"/>
+      <w:r>
+        <w:rPr>
+          <w:lang w:val="en-US"/>
+        </w:rPr>
+        <w:t>M:N</w:t>
+      </w:r>
+      <w:proofErr w:type="gramEnd"/>
+      <w:r>
+        <w:rPr>
+          <w:lang w:val="en-US"/>
+        </w:rPr>
+        <w:t xml:space="preserve"> </w:t>
       </w:r>
       <w:r>
         <w:t>между</w:t>
@@ -13377,8 +15057,13 @@
       <w:pPr>
         <w:pStyle w:val="a0"/>
       </w:pPr>
-      <w:r>
-        <w:t>ChampionStats — агрегат статистики по чемпионам (опционально).</w:t>
+      <w:proofErr w:type="spellStart"/>
+      <w:r>
+        <w:t>ChampionStats</w:t>
+      </w:r>
+      <w:proofErr w:type="spellEnd"/>
+      <w:r>
+        <w:t xml:space="preserve"> — агрегат статистики по чемпионам (опционально).</w:t>
       </w:r>
     </w:p>
     <w:p>
@@ -13404,7 +15089,23 @@
         <w:pStyle w:val="FirstParagraph"/>
       </w:pPr>
       <w:r>
-        <w:t>Кэш профиля: TTL 10 минут (Summoner.isCacheFresh()); при поиске сначала БД, затем Riot API.</w:t>
+        <w:t>Кэш профиля: TTL 10 минут (</w:t>
+      </w:r>
+      <w:proofErr w:type="spellStart"/>
+      <w:r>
+        <w:t>Summoner.isCacheFresh</w:t>
+      </w:r>
+      <w:proofErr w:type="spellEnd"/>
+      <w:r>
+        <w:t xml:space="preserve">()); при поиске сначала БД, затем </w:t>
+      </w:r>
+      <w:proofErr w:type="spellStart"/>
+      <w:r>
+        <w:t>Riot</w:t>
+      </w:r>
+      <w:proofErr w:type="spellEnd"/>
+      <w:r>
+        <w:t xml:space="preserve"> API.</w:t>
       </w:r>
     </w:p>
     <w:p>
@@ -13412,7 +15113,23 @@
         <w:pStyle w:val="a0"/>
       </w:pPr>
       <w:r>
-        <w:t>Матчи: immutable после сохранения; повторный запрос читает из PostgreSQL.</w:t>
+        <w:t xml:space="preserve">Матчи: </w:t>
+      </w:r>
+      <w:proofErr w:type="spellStart"/>
+      <w:r>
+        <w:t>immutable</w:t>
+      </w:r>
+      <w:proofErr w:type="spellEnd"/>
+      <w:r>
+        <w:t xml:space="preserve"> после сохранения; повторный запрос читает из </w:t>
+      </w:r>
+      <w:proofErr w:type="spellStart"/>
+      <w:r>
+        <w:t>PostgreSQL</w:t>
+      </w:r>
+      <w:proofErr w:type="spellEnd"/>
+      <w:r>
+        <w:t>.</w:t>
       </w:r>
     </w:p>
     <w:p>
@@ -13420,7 +15137,15 @@
         <w:pStyle w:val="a0"/>
       </w:pPr>
       <w:r>
-        <w:t>Избранное: идентификация по PUUID; дубликаты запрещены (FavoriteAlreadyExistsException).</w:t>
+        <w:t>Избранное: идентификация по PUUID; дубликаты запрещены (</w:t>
+      </w:r>
+      <w:proofErr w:type="spellStart"/>
+      <w:r>
+        <w:t>FavoriteAlreadyExistsException</w:t>
+      </w:r>
+      <w:proofErr w:type="spellEnd"/>
+      <w:r>
+        <w:t>).</w:t>
       </w:r>
     </w:p>
     <w:p>
@@ -13428,7 +15153,31 @@
         <w:pStyle w:val="a0"/>
       </w:pPr>
       <w:r>
-        <w:t>Поиск: формат Riot ID Имя#Тег; нормализация через RiotIdNormalizer.</w:t>
+        <w:t xml:space="preserve">Поиск: формат </w:t>
+      </w:r>
+      <w:proofErr w:type="spellStart"/>
+      <w:r>
+        <w:t>Riot</w:t>
+      </w:r>
+      <w:proofErr w:type="spellEnd"/>
+      <w:r>
+        <w:t xml:space="preserve"> ID </w:t>
+      </w:r>
+      <w:proofErr w:type="spellStart"/>
+      <w:r>
+        <w:t>Имя#Тег</w:t>
+      </w:r>
+      <w:proofErr w:type="spellEnd"/>
+      <w:r>
+        <w:t xml:space="preserve">; нормализация через </w:t>
+      </w:r>
+      <w:proofErr w:type="spellStart"/>
+      <w:r>
+        <w:t>RiotIdNormalizer</w:t>
+      </w:r>
+      <w:proofErr w:type="spellEnd"/>
+      <w:r>
+        <w:t>.</w:t>
       </w:r>
     </w:p>
     <w:p>
@@ -13436,7 +15185,32 @@
         <w:pStyle w:val="a0"/>
       </w:pPr>
       <w:r>
-        <w:t>Ошибки API: единый формат ErrorResponseDto без stack trace клиенту.</w:t>
+        <w:lastRenderedPageBreak/>
+        <w:t xml:space="preserve">Ошибки API: единый формат </w:t>
+      </w:r>
+      <w:proofErr w:type="spellStart"/>
+      <w:r>
+        <w:t>ErrorResponseDto</w:t>
+      </w:r>
+      <w:proofErr w:type="spellEnd"/>
+      <w:r>
+        <w:t xml:space="preserve"> без </w:t>
+      </w:r>
+      <w:proofErr w:type="spellStart"/>
+      <w:r>
+        <w:t>stack</w:t>
+      </w:r>
+      <w:proofErr w:type="spellEnd"/>
+      <w:r>
+        <w:t xml:space="preserve"> </w:t>
+      </w:r>
+      <w:proofErr w:type="spellStart"/>
+      <w:r>
+        <w:t>trace</w:t>
+      </w:r>
+      <w:proofErr w:type="spellEnd"/>
+      <w:r>
+        <w:t xml:space="preserve"> клиенту.</w:t>
       </w:r>
     </w:p>
     <w:p>
@@ -13444,7 +15218,39 @@
         <w:pStyle w:val="a0"/>
       </w:pPr>
       <w:r>
-        <w:t>Зависимости слоёв: Controller → Service → Repository; Entity не обращается к БД и Riot API напрямую.</w:t>
+        <w:t xml:space="preserve">Зависимости слоёв: </w:t>
+      </w:r>
+      <w:proofErr w:type="spellStart"/>
+      <w:r>
+        <w:t>Controller</w:t>
+      </w:r>
+      <w:proofErr w:type="spellEnd"/>
+      <w:r>
+        <w:t xml:space="preserve"> → Service → </w:t>
+      </w:r>
+      <w:proofErr w:type="spellStart"/>
+      <w:r>
+        <w:t>Repository</w:t>
+      </w:r>
+      <w:proofErr w:type="spellEnd"/>
+      <w:r>
+        <w:t xml:space="preserve">; </w:t>
+      </w:r>
+      <w:proofErr w:type="spellStart"/>
+      <w:r>
+        <w:t>Entity</w:t>
+      </w:r>
+      <w:proofErr w:type="spellEnd"/>
+      <w:r>
+        <w:t xml:space="preserve"> не обращается к БД и </w:t>
+      </w:r>
+      <w:proofErr w:type="spellStart"/>
+      <w:r>
+        <w:t>Riot</w:t>
+      </w:r>
+      <w:proofErr w:type="spellEnd"/>
+      <w:r>
+        <w:t xml:space="preserve"> API напрямую.</w:t>
       </w:r>
     </w:p>
     <w:p>
@@ -13482,7 +15288,55 @@
         <w:pStyle w:val="FirstParagraph"/>
       </w:pPr>
       <w:r>
-        <w:t>В качестве архитектурного стиля выбрана Enterprise-адаптация паттерна PCMEF (Presentation – Control – Mediator – Entity – Foundation) со строгими однонаправленными зависимостями. Выбор обусловлен необходимостью разделить мобильный клиент и серверную бизнес-логику с интеграцией внешнего API. Слои Control–Foundation централизованы на сервере; Presentation — на мобильном клиенте (React Native). Единая точка интеграции — REST API поверх HTTP/JSON.</w:t>
+        <w:t>В качестве архитектурного стиля выбрана Enterprise-адаптация паттерна PCMEF (</w:t>
+      </w:r>
+      <w:proofErr w:type="spellStart"/>
+      <w:r>
+        <w:t>Presentation</w:t>
+      </w:r>
+      <w:proofErr w:type="spellEnd"/>
+      <w:r>
+        <w:t xml:space="preserve"> – Control – </w:t>
+      </w:r>
+      <w:proofErr w:type="spellStart"/>
+      <w:r>
+        <w:t>Mediator</w:t>
+      </w:r>
+      <w:proofErr w:type="spellEnd"/>
+      <w:r>
+        <w:t xml:space="preserve"> – </w:t>
+      </w:r>
+      <w:proofErr w:type="spellStart"/>
+      <w:r>
+        <w:t>Entity</w:t>
+      </w:r>
+      <w:proofErr w:type="spellEnd"/>
+      <w:r>
+        <w:t xml:space="preserve"> – Foundation) со строгими однонаправленными зависимостями. Выбор обусловлен необходимостью разделить мобильный клиент и серверную бизнес-логику с интеграцией внешнего API. Слои Control–Foundation централизованы на сервере; </w:t>
+      </w:r>
+      <w:proofErr w:type="spellStart"/>
+      <w:r>
+        <w:t>Presentation</w:t>
+      </w:r>
+      <w:proofErr w:type="spellEnd"/>
+      <w:r>
+        <w:t xml:space="preserve"> — на мобильном клиенте (</w:t>
+      </w:r>
+      <w:proofErr w:type="spellStart"/>
+      <w:r>
+        <w:t>React</w:t>
+      </w:r>
+      <w:proofErr w:type="spellEnd"/>
+      <w:r>
+        <w:t xml:space="preserve"> </w:t>
+      </w:r>
+      <w:proofErr w:type="spellStart"/>
+      <w:r>
+        <w:t>Native</w:t>
+      </w:r>
+      <w:proofErr w:type="spellEnd"/>
+      <w:r>
+        <w:t>). Единая точка интеграции — REST API поверх HTTP/JSON.</w:t>
       </w:r>
     </w:p>
     <w:p>
@@ -13510,7 +15364,7 @@
                     </pic:cNvPicPr>
                   </pic:nvPicPr>
                   <pic:blipFill>
-                    <a:blip r:embed="rId8"/>
+                    <a:blip r:embed="rId11"/>
                     <a:stretch>
                       <a:fillRect/>
                     </a:stretch>
@@ -13552,7 +15406,15 @@
       </w:pPr>
       <w:r>
         <w:lastRenderedPageBreak/>
-        <w:t xml:space="preserve">Мобильный клиент содержит экраны (screens), навигацию </w:t>
+        <w:t>Мобильный клиент содержит экраны (</w:t>
+      </w:r>
+      <w:proofErr w:type="spellStart"/>
+      <w:r>
+        <w:t>screens</w:t>
+      </w:r>
+      <w:proofErr w:type="spellEnd"/>
+      <w:r>
+        <w:t xml:space="preserve">), навигацию </w:t>
       </w:r>
       <w:r>
         <w:rPr>
@@ -13567,7 +15429,21 @@
         <w:rPr>
           <w:lang w:val="en-US"/>
         </w:rPr>
-        <w:t xml:space="preserve"> (Zustand), HTTP-</w:t>
+        <w:t xml:space="preserve"> (</w:t>
+      </w:r>
+      <w:proofErr w:type="spellStart"/>
+      <w:r>
+        <w:rPr>
+          <w:lang w:val="en-US"/>
+        </w:rPr>
+        <w:t>Zustand</w:t>
+      </w:r>
+      <w:proofErr w:type="spellEnd"/>
+      <w:r>
+        <w:rPr>
+          <w:lang w:val="en-US"/>
+        </w:rPr>
+        <w:t>), HTTP-</w:t>
       </w:r>
       <w:r>
         <w:t>клиент</w:t>
@@ -13641,7 +15517,49 @@
         <w:rPr>
           <w:lang w:val="en-US"/>
         </w:rPr>
-        <w:t xml:space="preserve">, RiotApiClient), entity (JPA), repository (Spring Data JPA), dto, advice (GlobalExceptionHandler), security (JWT). </w:t>
+        <w:t xml:space="preserve">, </w:t>
+      </w:r>
+      <w:proofErr w:type="spellStart"/>
+      <w:r>
+        <w:rPr>
+          <w:lang w:val="en-US"/>
+        </w:rPr>
+        <w:t>RiotApiClient</w:t>
+      </w:r>
+      <w:proofErr w:type="spellEnd"/>
+      <w:r>
+        <w:rPr>
+          <w:lang w:val="en-US"/>
+        </w:rPr>
+        <w:t xml:space="preserve">), entity (JPA), repository (Spring Data JPA), </w:t>
+      </w:r>
+      <w:proofErr w:type="spellStart"/>
+      <w:r>
+        <w:rPr>
+          <w:lang w:val="en-US"/>
+        </w:rPr>
+        <w:t>dto</w:t>
+      </w:r>
+      <w:proofErr w:type="spellEnd"/>
+      <w:r>
+        <w:rPr>
+          <w:lang w:val="en-US"/>
+        </w:rPr>
+        <w:t>, advice (</w:t>
+      </w:r>
+      <w:proofErr w:type="spellStart"/>
+      <w:r>
+        <w:rPr>
+          <w:lang w:val="en-US"/>
+        </w:rPr>
+        <w:t>GlobalExceptionHandler</w:t>
+      </w:r>
+      <w:proofErr w:type="spellEnd"/>
+      <w:r>
+        <w:rPr>
+          <w:lang w:val="en-US"/>
+        </w:rPr>
+        <w:t xml:space="preserve">), security (JWT). </w:t>
       </w:r>
       <w:r>
         <w:t>Зависимости</w:t>
@@ -13677,7 +15595,21 @@
         <w:rPr>
           <w:lang w:val="en-US"/>
         </w:rPr>
-        <w:t>: controller → service → repository → PostgreSQL; service → RiotApiClient → Riot Games API.</w:t>
+        <w:t xml:space="preserve">: controller → service → repository → PostgreSQL; service → </w:t>
+      </w:r>
+      <w:proofErr w:type="spellStart"/>
+      <w:r>
+        <w:rPr>
+          <w:lang w:val="en-US"/>
+        </w:rPr>
+        <w:t>RiotApiClient</w:t>
+      </w:r>
+      <w:proofErr w:type="spellEnd"/>
+      <w:r>
+        <w:rPr>
+          <w:lang w:val="en-US"/>
+        </w:rPr>
+        <w:t xml:space="preserve"> → Riot Games API.</w:t>
       </w:r>
     </w:p>
     <w:p>
@@ -13702,8 +15634,45 @@
       <w:pPr>
         <w:pStyle w:val="FirstParagraph"/>
       </w:pPr>
-      <w:r>
-        <w:t>Presentation (mobile) — React Native экраны; отображение данных; навигация по puuid.</w:t>
+      <w:proofErr w:type="spellStart"/>
+      <w:r>
+        <w:t>Presentation</w:t>
+      </w:r>
+      <w:proofErr w:type="spellEnd"/>
+      <w:r>
+        <w:t xml:space="preserve"> (</w:t>
+      </w:r>
+      <w:proofErr w:type="spellStart"/>
+      <w:r>
+        <w:t>mobile</w:t>
+      </w:r>
+      <w:proofErr w:type="spellEnd"/>
+      <w:r>
+        <w:t xml:space="preserve">) — </w:t>
+      </w:r>
+      <w:proofErr w:type="spellStart"/>
+      <w:r>
+        <w:t>React</w:t>
+      </w:r>
+      <w:proofErr w:type="spellEnd"/>
+      <w:r>
+        <w:t xml:space="preserve"> </w:t>
+      </w:r>
+      <w:proofErr w:type="spellStart"/>
+      <w:r>
+        <w:t>Native</w:t>
+      </w:r>
+      <w:proofErr w:type="spellEnd"/>
+      <w:r>
+        <w:t xml:space="preserve"> экраны; отображение данных; навигация по </w:t>
+      </w:r>
+      <w:proofErr w:type="spellStart"/>
+      <w:r>
+        <w:t>puuid</w:t>
+      </w:r>
+      <w:proofErr w:type="spellEnd"/>
+      <w:r>
+        <w:t>.</w:t>
       </w:r>
     </w:p>
     <w:p>
@@ -13717,7 +15686,21 @@
         <w:rPr>
           <w:lang w:val="en-US"/>
         </w:rPr>
-        <w:t>Presentation (server) — GlobalExceptionHandler; JSON-</w:t>
+        <w:t xml:space="preserve">Presentation (server) — </w:t>
+      </w:r>
+      <w:proofErr w:type="spellStart"/>
+      <w:r>
+        <w:rPr>
+          <w:lang w:val="en-US"/>
+        </w:rPr>
+        <w:t>GlobalExceptionHandler</w:t>
+      </w:r>
+      <w:proofErr w:type="spellEnd"/>
+      <w:r>
+        <w:rPr>
+          <w:lang w:val="en-US"/>
+        </w:rPr>
+        <w:t>; JSON-</w:t>
       </w:r>
       <w:r>
         <w:t>ошибки</w:t>
@@ -13740,7 +15723,35 @@
         <w:rPr>
           <w:lang w:val="en-US"/>
         </w:rPr>
-        <w:t xml:space="preserve">Control — AuthController, SummonerController; </w:t>
+        <w:t xml:space="preserve">Control — </w:t>
+      </w:r>
+      <w:proofErr w:type="spellStart"/>
+      <w:r>
+        <w:rPr>
+          <w:lang w:val="en-US"/>
+        </w:rPr>
+        <w:t>AuthController</w:t>
+      </w:r>
+      <w:proofErr w:type="spellEnd"/>
+      <w:r>
+        <w:rPr>
+          <w:lang w:val="en-US"/>
+        </w:rPr>
+        <w:t xml:space="preserve">, </w:t>
+      </w:r>
+      <w:proofErr w:type="spellStart"/>
+      <w:r>
+        <w:rPr>
+          <w:lang w:val="en-US"/>
+        </w:rPr>
+        <w:t>SummonerController</w:t>
+      </w:r>
+      <w:proofErr w:type="spellEnd"/>
+      <w:r>
+        <w:rPr>
+          <w:lang w:val="en-US"/>
+        </w:rPr>
+        <w:t xml:space="preserve">; </w:t>
       </w:r>
       <w:r>
         <w:t>валидация</w:t>
@@ -13790,7 +15801,91 @@
         <w:rPr>
           <w:lang w:val="en-US"/>
         </w:rPr>
-        <w:t xml:space="preserve">Mediator — AuthService, SummonerService, MatchService, FavoriteService, UserRiotService, RiotApiClient; Cache-Aside, </w:t>
+        <w:t xml:space="preserve">Mediator — </w:t>
+      </w:r>
+      <w:proofErr w:type="spellStart"/>
+      <w:r>
+        <w:rPr>
+          <w:lang w:val="en-US"/>
+        </w:rPr>
+        <w:t>AuthService</w:t>
+      </w:r>
+      <w:proofErr w:type="spellEnd"/>
+      <w:r>
+        <w:rPr>
+          <w:lang w:val="en-US"/>
+        </w:rPr>
+        <w:t xml:space="preserve">, </w:t>
+      </w:r>
+      <w:proofErr w:type="spellStart"/>
+      <w:r>
+        <w:rPr>
+          <w:lang w:val="en-US"/>
+        </w:rPr>
+        <w:t>SummonerService</w:t>
+      </w:r>
+      <w:proofErr w:type="spellEnd"/>
+      <w:r>
+        <w:rPr>
+          <w:lang w:val="en-US"/>
+        </w:rPr>
+        <w:t xml:space="preserve">, </w:t>
+      </w:r>
+      <w:proofErr w:type="spellStart"/>
+      <w:r>
+        <w:rPr>
+          <w:lang w:val="en-US"/>
+        </w:rPr>
+        <w:t>MatchService</w:t>
+      </w:r>
+      <w:proofErr w:type="spellEnd"/>
+      <w:r>
+        <w:rPr>
+          <w:lang w:val="en-US"/>
+        </w:rPr>
+        <w:t xml:space="preserve">, </w:t>
+      </w:r>
+      <w:proofErr w:type="spellStart"/>
+      <w:r>
+        <w:rPr>
+          <w:lang w:val="en-US"/>
+        </w:rPr>
+        <w:t>FavoriteService</w:t>
+      </w:r>
+      <w:proofErr w:type="spellEnd"/>
+      <w:r>
+        <w:rPr>
+          <w:lang w:val="en-US"/>
+        </w:rPr>
+        <w:t xml:space="preserve">, </w:t>
+      </w:r>
+      <w:proofErr w:type="spellStart"/>
+      <w:r>
+        <w:rPr>
+          <w:lang w:val="en-US"/>
+        </w:rPr>
+        <w:t>UserRiotService</w:t>
+      </w:r>
+      <w:proofErr w:type="spellEnd"/>
+      <w:r>
+        <w:rPr>
+          <w:lang w:val="en-US"/>
+        </w:rPr>
+        <w:t xml:space="preserve">, </w:t>
+      </w:r>
+      <w:proofErr w:type="spellStart"/>
+      <w:r>
+        <w:rPr>
+          <w:lang w:val="en-US"/>
+        </w:rPr>
+        <w:t>RiotApiClient</w:t>
+      </w:r>
+      <w:proofErr w:type="spellEnd"/>
+      <w:r>
+        <w:rPr>
+          <w:lang w:val="en-US"/>
+        </w:rPr>
+        <w:t xml:space="preserve">; Cache-Aside, </w:t>
       </w:r>
       <w:r>
         <w:t>транзакции</w:t>
@@ -13849,7 +15944,35 @@
         <w:rPr>
           <w:lang w:val="en-US"/>
         </w:rPr>
-        <w:t xml:space="preserve"> (getWinRate, isCacheFresh).</w:t>
+        <w:t xml:space="preserve"> (</w:t>
+      </w:r>
+      <w:proofErr w:type="spellStart"/>
+      <w:r>
+        <w:rPr>
+          <w:lang w:val="en-US"/>
+        </w:rPr>
+        <w:t>getWinRate</w:t>
+      </w:r>
+      <w:proofErr w:type="spellEnd"/>
+      <w:r>
+        <w:rPr>
+          <w:lang w:val="en-US"/>
+        </w:rPr>
+        <w:t xml:space="preserve">, </w:t>
+      </w:r>
+      <w:proofErr w:type="spellStart"/>
+      <w:r>
+        <w:rPr>
+          <w:lang w:val="en-US"/>
+        </w:rPr>
+        <w:t>isCacheFresh</w:t>
+      </w:r>
+      <w:proofErr w:type="spellEnd"/>
+      <w:r>
+        <w:rPr>
+          <w:lang w:val="en-US"/>
+        </w:rPr>
+        <w:t>).</w:t>
       </w:r>
     </w:p>
     <w:p>
@@ -13857,7 +15980,15 @@
         <w:pStyle w:val="a0"/>
       </w:pPr>
       <w:r>
-        <w:t>Foundation — репозитории, конфигурация, миграции Flyway.</w:t>
+        <w:t xml:space="preserve">Foundation — репозитории, конфигурация, миграции </w:t>
+      </w:r>
+      <w:proofErr w:type="spellStart"/>
+      <w:r>
+        <w:t>Flyway</w:t>
+      </w:r>
+      <w:proofErr w:type="spellEnd"/>
+      <w:r>
+        <w:t>.</w:t>
       </w:r>
     </w:p>
     <w:p>
@@ -13891,6 +16022,7 @@
         <w:pStyle w:val="a0"/>
       </w:pPr>
       <w:r>
+        <w:lastRenderedPageBreak/>
         <w:t>ADR-002. REST API + JWT как единая точка интеграции; DTO отделяет API от JPA.</w:t>
       </w:r>
     </w:p>
@@ -13899,8 +16031,15 @@
         <w:pStyle w:val="a0"/>
       </w:pPr>
       <w:r>
-        <w:lastRenderedPageBreak/>
-        <w:t>ADR-003. PUUID как внутренний ключ для избранного и навигации; Riot ID — только для поиска.</w:t>
+        <w:t xml:space="preserve">ADR-003. PUUID как внутренний ключ для избранного и навигации; </w:t>
+      </w:r>
+      <w:proofErr w:type="spellStart"/>
+      <w:r>
+        <w:t>Riot</w:t>
+      </w:r>
+      <w:proofErr w:type="spellEnd"/>
+      <w:r>
+        <w:t xml:space="preserve"> ID — только для поиска.</w:t>
       </w:r>
     </w:p>
     <w:p>
@@ -14016,6 +16155,7 @@
         <w:rPr>
           <w:noProof/>
         </w:rPr>
+        <w:lastRenderedPageBreak/>
         <w:drawing>
           <wp:inline distT="0" distB="0" distL="0" distR="0" wp14:anchorId="3FB3D969" wp14:editId="71A856C0">
             <wp:extent cx="5334000" cy="4209304"/>
@@ -14032,7 +16172,7 @@
                     </pic:cNvPicPr>
                   </pic:nvPicPr>
                   <pic:blipFill>
-                    <a:blip r:embed="rId9"/>
+                    <a:blip r:embed="rId12"/>
                     <a:stretch>
                       <a:fillRect/>
                     </a:stretch>
@@ -14073,8 +16213,47 @@
         <w:pStyle w:val="a0"/>
       </w:pPr>
       <w:r>
-        <w:lastRenderedPageBreak/>
-        <w:t>Пользователи. Таблица users хранит учётные данные и привязку Riot ID (linked_riot_puuid, linked_riot_id, linked_riot_region).</w:t>
+        <w:t xml:space="preserve">Пользователи. Таблица </w:t>
+      </w:r>
+      <w:proofErr w:type="spellStart"/>
+      <w:r>
+        <w:t>users</w:t>
+      </w:r>
+      <w:proofErr w:type="spellEnd"/>
+      <w:r>
+        <w:t xml:space="preserve"> хранит учётные данные и привязку </w:t>
+      </w:r>
+      <w:proofErr w:type="spellStart"/>
+      <w:r>
+        <w:t>Riot</w:t>
+      </w:r>
+      <w:proofErr w:type="spellEnd"/>
+      <w:r>
+        <w:t xml:space="preserve"> ID (</w:t>
+      </w:r>
+      <w:proofErr w:type="spellStart"/>
+      <w:r>
+        <w:t>linked_riot_puuid</w:t>
+      </w:r>
+      <w:proofErr w:type="spellEnd"/>
+      <w:r>
+        <w:t xml:space="preserve">, </w:t>
+      </w:r>
+      <w:proofErr w:type="spellStart"/>
+      <w:r>
+        <w:t>linked_riot_id</w:t>
+      </w:r>
+      <w:proofErr w:type="spellEnd"/>
+      <w:r>
+        <w:t xml:space="preserve">, </w:t>
+      </w:r>
+      <w:proofErr w:type="spellStart"/>
+      <w:r>
+        <w:t>linked_riot_region</w:t>
+      </w:r>
+      <w:proofErr w:type="spellEnd"/>
+      <w:r>
+        <w:t>).</w:t>
       </w:r>
     </w:p>
     <w:p>
@@ -14084,9 +16263,11 @@
           <w:lang w:val="en-US"/>
         </w:rPr>
       </w:pPr>
+      <w:proofErr w:type="spellStart"/>
       <w:r>
         <w:t>Призыватели</w:t>
       </w:r>
+      <w:proofErr w:type="spellEnd"/>
       <w:r>
         <w:rPr>
           <w:lang w:val="en-US"/>
@@ -14118,7 +16299,63 @@
         <w:rPr>
           <w:lang w:val="en-US"/>
         </w:rPr>
-        <w:t xml:space="preserve"> (riot_puuid unique, summoner_name, tier, rank, league_points, wins, losses, last_updated).</w:t>
+        <w:t xml:space="preserve"> (</w:t>
+      </w:r>
+      <w:proofErr w:type="spellStart"/>
+      <w:r>
+        <w:rPr>
+          <w:lang w:val="en-US"/>
+        </w:rPr>
+        <w:t>riot_puuid</w:t>
+      </w:r>
+      <w:proofErr w:type="spellEnd"/>
+      <w:r>
+        <w:rPr>
+          <w:lang w:val="en-US"/>
+        </w:rPr>
+        <w:t xml:space="preserve"> unique, </w:t>
+      </w:r>
+      <w:proofErr w:type="spellStart"/>
+      <w:r>
+        <w:rPr>
+          <w:lang w:val="en-US"/>
+        </w:rPr>
+        <w:t>summoner_name</w:t>
+      </w:r>
+      <w:proofErr w:type="spellEnd"/>
+      <w:r>
+        <w:rPr>
+          <w:lang w:val="en-US"/>
+        </w:rPr>
+        <w:t xml:space="preserve">, tier, rank, </w:t>
+      </w:r>
+      <w:proofErr w:type="spellStart"/>
+      <w:r>
+        <w:rPr>
+          <w:lang w:val="en-US"/>
+        </w:rPr>
+        <w:t>league_points</w:t>
+      </w:r>
+      <w:proofErr w:type="spellEnd"/>
+      <w:r>
+        <w:rPr>
+          <w:lang w:val="en-US"/>
+        </w:rPr>
+        <w:t xml:space="preserve">, wins, losses, </w:t>
+      </w:r>
+      <w:proofErr w:type="spellStart"/>
+      <w:r>
+        <w:rPr>
+          <w:lang w:val="en-US"/>
+        </w:rPr>
+        <w:t>last_updated</w:t>
+      </w:r>
+      <w:proofErr w:type="spellEnd"/>
+      <w:r>
+        <w:rPr>
+          <w:lang w:val="en-US"/>
+        </w:rPr>
+        <w:t>).</w:t>
       </w:r>
     </w:p>
     <w:p>
@@ -14144,7 +16381,63 @@
         <w:rPr>
           <w:lang w:val="en-US"/>
         </w:rPr>
-        <w:t xml:space="preserve"> matches (match_id unique, game_mode, game_duration); participant_stats — KDA, </w:t>
+        <w:t xml:space="preserve"> matches (</w:t>
+      </w:r>
+      <w:proofErr w:type="spellStart"/>
+      <w:r>
+        <w:rPr>
+          <w:lang w:val="en-US"/>
+        </w:rPr>
+        <w:t>match_id</w:t>
+      </w:r>
+      <w:proofErr w:type="spellEnd"/>
+      <w:r>
+        <w:rPr>
+          <w:lang w:val="en-US"/>
+        </w:rPr>
+        <w:t xml:space="preserve"> unique, </w:t>
+      </w:r>
+      <w:proofErr w:type="spellStart"/>
+      <w:r>
+        <w:rPr>
+          <w:lang w:val="en-US"/>
+        </w:rPr>
+        <w:t>game_mode</w:t>
+      </w:r>
+      <w:proofErr w:type="spellEnd"/>
+      <w:r>
+        <w:rPr>
+          <w:lang w:val="en-US"/>
+        </w:rPr>
+        <w:t xml:space="preserve">, </w:t>
+      </w:r>
+      <w:proofErr w:type="spellStart"/>
+      <w:r>
+        <w:rPr>
+          <w:lang w:val="en-US"/>
+        </w:rPr>
+        <w:t>game_duration</w:t>
+      </w:r>
+      <w:proofErr w:type="spellEnd"/>
+      <w:r>
+        <w:rPr>
+          <w:lang w:val="en-US"/>
+        </w:rPr>
+        <w:t xml:space="preserve">); </w:t>
+      </w:r>
+      <w:proofErr w:type="spellStart"/>
+      <w:r>
+        <w:rPr>
+          <w:lang w:val="en-US"/>
+        </w:rPr>
+        <w:t>participant_stats</w:t>
+      </w:r>
+      <w:proofErr w:type="spellEnd"/>
+      <w:r>
+        <w:rPr>
+          <w:lang w:val="en-US"/>
+        </w:rPr>
+        <w:t xml:space="preserve"> — KDA, </w:t>
       </w:r>
       <w:r>
         <w:t>чемпион</w:t>
@@ -14179,7 +16472,21 @@
         <w:rPr>
           <w:lang w:val="en-US"/>
         </w:rPr>
-        <w:t xml:space="preserve"> user_favorite_summoners — </w:t>
+        <w:t xml:space="preserve"> </w:t>
+      </w:r>
+      <w:proofErr w:type="spellStart"/>
+      <w:r>
+        <w:rPr>
+          <w:lang w:val="en-US"/>
+        </w:rPr>
+        <w:t>user_favorite_summoners</w:t>
+      </w:r>
+      <w:proofErr w:type="spellEnd"/>
+      <w:r>
+        <w:rPr>
+          <w:lang w:val="en-US"/>
+        </w:rPr>
+        <w:t xml:space="preserve"> — </w:t>
       </w:r>
       <w:r>
         <w:t>связь</w:t>
@@ -14188,7 +16495,49 @@
         <w:rPr>
           <w:lang w:val="en-US"/>
         </w:rPr>
-        <w:t xml:space="preserve"> M:N user_id ↔ summoner_id </w:t>
+        <w:t xml:space="preserve"> </w:t>
+      </w:r>
+      <w:proofErr w:type="gramStart"/>
+      <w:r>
+        <w:rPr>
+          <w:lang w:val="en-US"/>
+        </w:rPr>
+        <w:t>M:N</w:t>
+      </w:r>
+      <w:proofErr w:type="gramEnd"/>
+      <w:r>
+        <w:rPr>
+          <w:lang w:val="en-US"/>
+        </w:rPr>
+        <w:t xml:space="preserve"> </w:t>
+      </w:r>
+      <w:proofErr w:type="spellStart"/>
+      <w:r>
+        <w:rPr>
+          <w:lang w:val="en-US"/>
+        </w:rPr>
+        <w:t>user_id</w:t>
+      </w:r>
+      <w:proofErr w:type="spellEnd"/>
+      <w:r>
+        <w:rPr>
+          <w:lang w:val="en-US"/>
+        </w:rPr>
+        <w:t xml:space="preserve"> ↔ </w:t>
+      </w:r>
+      <w:proofErr w:type="spellStart"/>
+      <w:r>
+        <w:rPr>
+          <w:lang w:val="en-US"/>
+        </w:rPr>
+        <w:t>summoner_id</w:t>
+      </w:r>
+      <w:proofErr w:type="spellEnd"/>
+      <w:r>
+        <w:rPr>
+          <w:lang w:val="en-US"/>
+        </w:rPr>
+        <w:t xml:space="preserve"> </w:t>
       </w:r>
       <w:r>
         <w:t>с</w:t>
@@ -14251,6 +16600,7 @@
         <w:rPr>
           <w:color w:val="auto"/>
         </w:rPr>
+        <w:lastRenderedPageBreak/>
         <w:t>Физическая</w:t>
       </w:r>
       <w:r>
@@ -14295,7 +16645,63 @@
         <w:rPr>
           <w:lang w:val="en-US"/>
         </w:rPr>
-        <w:t xml:space="preserve"> users: id (BIGSERIAL PK), username (VARCHAR UNIQUE NOT NULL), email (VARCHAR UNIQUE NOT NULL), password_hash (VARCHAR NOT NULL), linked_riot_puuid, linked_riot_id, linked_riot_region.</w:t>
+        <w:t xml:space="preserve"> users: id (BIGSERIAL PK), username (VARCHAR UNIQUE NOT NULL), email (VARCHAR UNIQUE NOT NULL), </w:t>
+      </w:r>
+      <w:proofErr w:type="spellStart"/>
+      <w:r>
+        <w:rPr>
+          <w:lang w:val="en-US"/>
+        </w:rPr>
+        <w:t>password_hash</w:t>
+      </w:r>
+      <w:proofErr w:type="spellEnd"/>
+      <w:r>
+        <w:rPr>
+          <w:lang w:val="en-US"/>
+        </w:rPr>
+        <w:t xml:space="preserve"> (VARCHAR NOT NULL), </w:t>
+      </w:r>
+      <w:proofErr w:type="spellStart"/>
+      <w:r>
+        <w:rPr>
+          <w:lang w:val="en-US"/>
+        </w:rPr>
+        <w:t>linked_riot_puuid</w:t>
+      </w:r>
+      <w:proofErr w:type="spellEnd"/>
+      <w:r>
+        <w:rPr>
+          <w:lang w:val="en-US"/>
+        </w:rPr>
+        <w:t xml:space="preserve">, </w:t>
+      </w:r>
+      <w:proofErr w:type="spellStart"/>
+      <w:r>
+        <w:rPr>
+          <w:lang w:val="en-US"/>
+        </w:rPr>
+        <w:t>linked_riot_id</w:t>
+      </w:r>
+      <w:proofErr w:type="spellEnd"/>
+      <w:r>
+        <w:rPr>
+          <w:lang w:val="en-US"/>
+        </w:rPr>
+        <w:t xml:space="preserve">, </w:t>
+      </w:r>
+      <w:proofErr w:type="spellStart"/>
+      <w:r>
+        <w:rPr>
+          <w:lang w:val="en-US"/>
+        </w:rPr>
+        <w:t>linked_riot_region</w:t>
+      </w:r>
+      <w:proofErr w:type="spellEnd"/>
+      <w:r>
+        <w:rPr>
+          <w:lang w:val="en-US"/>
+        </w:rPr>
+        <w:t>.</w:t>
       </w:r>
     </w:p>
     <w:p>
@@ -14312,7 +16718,91 @@
         <w:rPr>
           <w:lang w:val="en-US"/>
         </w:rPr>
-        <w:t xml:space="preserve"> summoners: id (BIGSERIAL PK), riot_puuid (VARCHAR UNIQUE NOT NULL), summoner_name, summoner_level, tier, rank, league_points, wins, losses, profile_icon_id, last_updated (TIMESTAMP).</w:t>
+        <w:t xml:space="preserve"> summoners: id (BIGSERIAL PK), </w:t>
+      </w:r>
+      <w:proofErr w:type="spellStart"/>
+      <w:r>
+        <w:rPr>
+          <w:lang w:val="en-US"/>
+        </w:rPr>
+        <w:t>riot_puuid</w:t>
+      </w:r>
+      <w:proofErr w:type="spellEnd"/>
+      <w:r>
+        <w:rPr>
+          <w:lang w:val="en-US"/>
+        </w:rPr>
+        <w:t xml:space="preserve"> (VARCHAR UNIQUE NOT NULL), </w:t>
+      </w:r>
+      <w:proofErr w:type="spellStart"/>
+      <w:r>
+        <w:rPr>
+          <w:lang w:val="en-US"/>
+        </w:rPr>
+        <w:t>summoner_name</w:t>
+      </w:r>
+      <w:proofErr w:type="spellEnd"/>
+      <w:r>
+        <w:rPr>
+          <w:lang w:val="en-US"/>
+        </w:rPr>
+        <w:t xml:space="preserve">, </w:t>
+      </w:r>
+      <w:proofErr w:type="spellStart"/>
+      <w:r>
+        <w:rPr>
+          <w:lang w:val="en-US"/>
+        </w:rPr>
+        <w:t>summoner_level</w:t>
+      </w:r>
+      <w:proofErr w:type="spellEnd"/>
+      <w:r>
+        <w:rPr>
+          <w:lang w:val="en-US"/>
+        </w:rPr>
+        <w:t xml:space="preserve">, tier, rank, </w:t>
+      </w:r>
+      <w:proofErr w:type="spellStart"/>
+      <w:r>
+        <w:rPr>
+          <w:lang w:val="en-US"/>
+        </w:rPr>
+        <w:t>league_points</w:t>
+      </w:r>
+      <w:proofErr w:type="spellEnd"/>
+      <w:r>
+        <w:rPr>
+          <w:lang w:val="en-US"/>
+        </w:rPr>
+        <w:t xml:space="preserve">, wins, losses, </w:t>
+      </w:r>
+      <w:proofErr w:type="spellStart"/>
+      <w:r>
+        <w:rPr>
+          <w:lang w:val="en-US"/>
+        </w:rPr>
+        <w:t>profile_icon_id</w:t>
+      </w:r>
+      <w:proofErr w:type="spellEnd"/>
+      <w:r>
+        <w:rPr>
+          <w:lang w:val="en-US"/>
+        </w:rPr>
+        <w:t xml:space="preserve">, </w:t>
+      </w:r>
+      <w:proofErr w:type="spellStart"/>
+      <w:r>
+        <w:rPr>
+          <w:lang w:val="en-US"/>
+        </w:rPr>
+        <w:t>last_updated</w:t>
+      </w:r>
+      <w:proofErr w:type="spellEnd"/>
+      <w:r>
+        <w:rPr>
+          <w:lang w:val="en-US"/>
+        </w:rPr>
+        <w:t xml:space="preserve"> (TIMESTAMP).</w:t>
       </w:r>
     </w:p>
     <w:p>
@@ -14329,7 +16819,63 @@
         <w:rPr>
           <w:lang w:val="en-US"/>
         </w:rPr>
-        <w:t xml:space="preserve"> matches: id (BIGSERIAL PK), match_id (VARCHAR UNIQUE NOT NULL), game_mode, game_duration, game_creation.</w:t>
+        <w:t xml:space="preserve"> matches: id (BIGSERIAL PK), </w:t>
+      </w:r>
+      <w:proofErr w:type="spellStart"/>
+      <w:r>
+        <w:rPr>
+          <w:lang w:val="en-US"/>
+        </w:rPr>
+        <w:t>match_id</w:t>
+      </w:r>
+      <w:proofErr w:type="spellEnd"/>
+      <w:r>
+        <w:rPr>
+          <w:lang w:val="en-US"/>
+        </w:rPr>
+        <w:t xml:space="preserve"> (VARCHAR UNIQUE NOT NULL), </w:t>
+      </w:r>
+      <w:proofErr w:type="spellStart"/>
+      <w:r>
+        <w:rPr>
+          <w:lang w:val="en-US"/>
+        </w:rPr>
+        <w:t>game_mode</w:t>
+      </w:r>
+      <w:proofErr w:type="spellEnd"/>
+      <w:r>
+        <w:rPr>
+          <w:lang w:val="en-US"/>
+        </w:rPr>
+        <w:t xml:space="preserve">, </w:t>
+      </w:r>
+      <w:proofErr w:type="spellStart"/>
+      <w:r>
+        <w:rPr>
+          <w:lang w:val="en-US"/>
+        </w:rPr>
+        <w:t>game_duration</w:t>
+      </w:r>
+      <w:proofErr w:type="spellEnd"/>
+      <w:r>
+        <w:rPr>
+          <w:lang w:val="en-US"/>
+        </w:rPr>
+        <w:t xml:space="preserve">, </w:t>
+      </w:r>
+      <w:proofErr w:type="spellStart"/>
+      <w:r>
+        <w:rPr>
+          <w:lang w:val="en-US"/>
+        </w:rPr>
+        <w:t>game_creation</w:t>
+      </w:r>
+      <w:proofErr w:type="spellEnd"/>
+      <w:r>
+        <w:rPr>
+          <w:lang w:val="en-US"/>
+        </w:rPr>
+        <w:t>.</w:t>
       </w:r>
     </w:p>
     <w:p>
@@ -14346,7 +16892,91 @@
         <w:rPr>
           <w:lang w:val="en-US"/>
         </w:rPr>
-        <w:t xml:space="preserve"> participant_stats: id (BIGSERIAL PK), match_id (FK), summoner_id (FK), riot_puuid, kills, deaths, assists, champion_name, cs_score, win.</w:t>
+        <w:t xml:space="preserve"> </w:t>
+      </w:r>
+      <w:proofErr w:type="spellStart"/>
+      <w:r>
+        <w:rPr>
+          <w:lang w:val="en-US"/>
+        </w:rPr>
+        <w:t>participant_stats</w:t>
+      </w:r>
+      <w:proofErr w:type="spellEnd"/>
+      <w:r>
+        <w:rPr>
+          <w:lang w:val="en-US"/>
+        </w:rPr>
+        <w:t xml:space="preserve">: id (BIGSERIAL PK), </w:t>
+      </w:r>
+      <w:proofErr w:type="spellStart"/>
+      <w:r>
+        <w:rPr>
+          <w:lang w:val="en-US"/>
+        </w:rPr>
+        <w:t>match_id</w:t>
+      </w:r>
+      <w:proofErr w:type="spellEnd"/>
+      <w:r>
+        <w:rPr>
+          <w:lang w:val="en-US"/>
+        </w:rPr>
+        <w:t xml:space="preserve"> (FK), </w:t>
+      </w:r>
+      <w:proofErr w:type="spellStart"/>
+      <w:r>
+        <w:rPr>
+          <w:lang w:val="en-US"/>
+        </w:rPr>
+        <w:t>summoner_id</w:t>
+      </w:r>
+      <w:proofErr w:type="spellEnd"/>
+      <w:r>
+        <w:rPr>
+          <w:lang w:val="en-US"/>
+        </w:rPr>
+        <w:t xml:space="preserve"> (FK), </w:t>
+      </w:r>
+      <w:proofErr w:type="spellStart"/>
+      <w:r>
+        <w:rPr>
+          <w:lang w:val="en-US"/>
+        </w:rPr>
+        <w:t>riot_puuid</w:t>
+      </w:r>
+      <w:proofErr w:type="spellEnd"/>
+      <w:r>
+        <w:rPr>
+          <w:lang w:val="en-US"/>
+        </w:rPr>
+        <w:t xml:space="preserve">, kills, deaths, assists, </w:t>
+      </w:r>
+      <w:proofErr w:type="spellStart"/>
+      <w:r>
+        <w:rPr>
+          <w:lang w:val="en-US"/>
+        </w:rPr>
+        <w:t>champion_name</w:t>
+      </w:r>
+      <w:proofErr w:type="spellEnd"/>
+      <w:r>
+        <w:rPr>
+          <w:lang w:val="en-US"/>
+        </w:rPr>
+        <w:t xml:space="preserve">, </w:t>
+      </w:r>
+      <w:proofErr w:type="spellStart"/>
+      <w:r>
+        <w:rPr>
+          <w:lang w:val="en-US"/>
+        </w:rPr>
+        <w:t>cs_score</w:t>
+      </w:r>
+      <w:proofErr w:type="spellEnd"/>
+      <w:r>
+        <w:rPr>
+          <w:lang w:val="en-US"/>
+        </w:rPr>
+        <w:t>, win.</w:t>
       </w:r>
     </w:p>
     <w:p>
@@ -14363,7 +16993,91 @@
         <w:rPr>
           <w:lang w:val="en-US"/>
         </w:rPr>
-        <w:t xml:space="preserve"> user_favorite_summoners: id (BIGSERIAL PK), user_id (FK), summoner_id (FK), added_at; UNIQUE (user_id, summoner_id).</w:t>
+        <w:t xml:space="preserve"> </w:t>
+      </w:r>
+      <w:proofErr w:type="spellStart"/>
+      <w:r>
+        <w:rPr>
+          <w:lang w:val="en-US"/>
+        </w:rPr>
+        <w:t>user_favorite_summoners</w:t>
+      </w:r>
+      <w:proofErr w:type="spellEnd"/>
+      <w:r>
+        <w:rPr>
+          <w:lang w:val="en-US"/>
+        </w:rPr>
+        <w:t xml:space="preserve">: id (BIGSERIAL PK), </w:t>
+      </w:r>
+      <w:proofErr w:type="spellStart"/>
+      <w:r>
+        <w:rPr>
+          <w:lang w:val="en-US"/>
+        </w:rPr>
+        <w:t>user_id</w:t>
+      </w:r>
+      <w:proofErr w:type="spellEnd"/>
+      <w:r>
+        <w:rPr>
+          <w:lang w:val="en-US"/>
+        </w:rPr>
+        <w:t xml:space="preserve"> (FK), </w:t>
+      </w:r>
+      <w:proofErr w:type="spellStart"/>
+      <w:r>
+        <w:rPr>
+          <w:lang w:val="en-US"/>
+        </w:rPr>
+        <w:t>summoner_id</w:t>
+      </w:r>
+      <w:proofErr w:type="spellEnd"/>
+      <w:r>
+        <w:rPr>
+          <w:lang w:val="en-US"/>
+        </w:rPr>
+        <w:t xml:space="preserve"> (FK), </w:t>
+      </w:r>
+      <w:proofErr w:type="spellStart"/>
+      <w:r>
+        <w:rPr>
+          <w:lang w:val="en-US"/>
+        </w:rPr>
+        <w:t>added_at</w:t>
+      </w:r>
+      <w:proofErr w:type="spellEnd"/>
+      <w:r>
+        <w:rPr>
+          <w:lang w:val="en-US"/>
+        </w:rPr>
+        <w:t>; UNIQUE (</w:t>
+      </w:r>
+      <w:proofErr w:type="spellStart"/>
+      <w:r>
+        <w:rPr>
+          <w:lang w:val="en-US"/>
+        </w:rPr>
+        <w:t>user_id</w:t>
+      </w:r>
+      <w:proofErr w:type="spellEnd"/>
+      <w:r>
+        <w:rPr>
+          <w:lang w:val="en-US"/>
+        </w:rPr>
+        <w:t xml:space="preserve">, </w:t>
+      </w:r>
+      <w:proofErr w:type="spellStart"/>
+      <w:r>
+        <w:rPr>
+          <w:lang w:val="en-US"/>
+        </w:rPr>
+        <w:t>summoner_id</w:t>
+      </w:r>
+      <w:proofErr w:type="spellEnd"/>
+      <w:r>
+        <w:rPr>
+          <w:lang w:val="en-US"/>
+        </w:rPr>
+        <w:t>).</w:t>
       </w:r>
     </w:p>
     <w:p>
@@ -14380,7 +17094,49 @@
         <w:rPr>
           <w:lang w:val="en-US"/>
         </w:rPr>
-        <w:t>: idx_users_username, idx_summoners_riot_puuid, idx_summoners_summoner_name.</w:t>
+        <w:t xml:space="preserve">: </w:t>
+      </w:r>
+      <w:proofErr w:type="spellStart"/>
+      <w:r>
+        <w:rPr>
+          <w:lang w:val="en-US"/>
+        </w:rPr>
+        <w:t>idx_users_username</w:t>
+      </w:r>
+      <w:proofErr w:type="spellEnd"/>
+      <w:r>
+        <w:rPr>
+          <w:lang w:val="en-US"/>
+        </w:rPr>
+        <w:t xml:space="preserve">, </w:t>
+      </w:r>
+      <w:proofErr w:type="spellStart"/>
+      <w:r>
+        <w:rPr>
+          <w:lang w:val="en-US"/>
+        </w:rPr>
+        <w:t>idx_summoners_riot_puuid</w:t>
+      </w:r>
+      <w:proofErr w:type="spellEnd"/>
+      <w:r>
+        <w:rPr>
+          <w:lang w:val="en-US"/>
+        </w:rPr>
+        <w:t xml:space="preserve">, </w:t>
+      </w:r>
+      <w:proofErr w:type="spellStart"/>
+      <w:r>
+        <w:rPr>
+          <w:lang w:val="en-US"/>
+        </w:rPr>
+        <w:t>idx_summoners_summoner_name</w:t>
+      </w:r>
+      <w:proofErr w:type="spellEnd"/>
+      <w:r>
+        <w:rPr>
+          <w:lang w:val="en-US"/>
+        </w:rPr>
+        <w:t>.</w:t>
       </w:r>
     </w:p>
     <w:p>
@@ -14399,7 +17155,6 @@
           <w:color w:val="auto"/>
           <w:lang w:val="en-US"/>
         </w:rPr>
-        <w:lastRenderedPageBreak/>
         <w:t>DDL-</w:t>
       </w:r>
       <w:r>
@@ -14457,7 +17212,35 @@
         <w:rPr>
           <w:lang w:val="en-US"/>
         </w:rPr>
-        <w:t xml:space="preserve"> backend/src/main/resources/db/migration/: V1__initial_schema.sql </w:t>
+        <w:t xml:space="preserve"> backend/</w:t>
+      </w:r>
+      <w:proofErr w:type="spellStart"/>
+      <w:r>
+        <w:rPr>
+          <w:lang w:val="en-US"/>
+        </w:rPr>
+        <w:t>src</w:t>
+      </w:r>
+      <w:proofErr w:type="spellEnd"/>
+      <w:r>
+        <w:rPr>
+          <w:lang w:val="en-US"/>
+        </w:rPr>
+        <w:t>/main/resources/</w:t>
+      </w:r>
+      <w:proofErr w:type="spellStart"/>
+      <w:r>
+        <w:rPr>
+          <w:lang w:val="en-US"/>
+        </w:rPr>
+        <w:t>db</w:t>
+      </w:r>
+      <w:proofErr w:type="spellEnd"/>
+      <w:r>
+        <w:rPr>
+          <w:lang w:val="en-US"/>
+        </w:rPr>
+        <w:t xml:space="preserve">/migration/: V1__initial_schema.sql </w:t>
       </w:r>
       <w:r>
         <w:t>и</w:t>
@@ -14493,7 +17276,49 @@
         <w:rPr>
           <w:lang w:val="en-US"/>
         </w:rPr>
-        <w:t xml:space="preserve"> DDL: backend/src/main/resources/db/ddl.sql.</w:t>
+        <w:t xml:space="preserve"> DDL: backend/</w:t>
+      </w:r>
+      <w:proofErr w:type="spellStart"/>
+      <w:r>
+        <w:rPr>
+          <w:lang w:val="en-US"/>
+        </w:rPr>
+        <w:t>src</w:t>
+      </w:r>
+      <w:proofErr w:type="spellEnd"/>
+      <w:r>
+        <w:rPr>
+          <w:lang w:val="en-US"/>
+        </w:rPr>
+        <w:t>/main/resources/</w:t>
+      </w:r>
+      <w:proofErr w:type="spellStart"/>
+      <w:r>
+        <w:rPr>
+          <w:lang w:val="en-US"/>
+        </w:rPr>
+        <w:t>db</w:t>
+      </w:r>
+      <w:proofErr w:type="spellEnd"/>
+      <w:r>
+        <w:rPr>
+          <w:lang w:val="en-US"/>
+        </w:rPr>
+        <w:t>/</w:t>
+      </w:r>
+      <w:proofErr w:type="spellStart"/>
+      <w:r>
+        <w:rPr>
+          <w:lang w:val="en-US"/>
+        </w:rPr>
+        <w:t>ddl.sql</w:t>
+      </w:r>
+      <w:proofErr w:type="spellEnd"/>
+      <w:r>
+        <w:rPr>
+          <w:lang w:val="en-US"/>
+        </w:rPr>
+        <w:t>.</w:t>
       </w:r>
     </w:p>
     <w:p>
@@ -14554,6 +17379,7 @@
         <w:rPr>
           <w:noProof/>
         </w:rPr>
+        <w:lastRenderedPageBreak/>
         <w:drawing>
           <wp:inline distT="0" distB="0" distL="0" distR="0" wp14:anchorId="6214FA23" wp14:editId="59CCEA41">
             <wp:extent cx="5334000" cy="3564016"/>
@@ -14570,7 +17396,7 @@
                     </pic:cNvPicPr>
                   </pic:nvPicPr>
                   <pic:blipFill>
-                    <a:blip r:embed="rId10"/>
+                    <a:blip r:embed="rId13"/>
                     <a:stretch>
                       <a:fillRect/>
                     </a:stretch>
@@ -14611,13 +17437,49 @@
         <w:pStyle w:val="a0"/>
       </w:pPr>
       <w:r>
-        <w:t xml:space="preserve">UC-001: Пользователь вводит Riot ID и регион. </w:t>
-      </w:r>
-      <w:r>
-        <w:rPr>
-          <w:lang w:val="en-US"/>
-        </w:rPr>
-        <w:t xml:space="preserve">Mobile App → GET /summoner/search. SummonerController → SummonerService. </w:t>
+        <w:t xml:space="preserve">UC-001: Пользователь вводит </w:t>
+      </w:r>
+      <w:proofErr w:type="spellStart"/>
+      <w:r>
+        <w:t>Riot</w:t>
+      </w:r>
+      <w:proofErr w:type="spellEnd"/>
+      <w:r>
+        <w:t xml:space="preserve"> ID и регион. </w:t>
+      </w:r>
+      <w:r>
+        <w:rPr>
+          <w:lang w:val="en-US"/>
+        </w:rPr>
+        <w:t xml:space="preserve">Mobile App → GET /summoner/search. </w:t>
+      </w:r>
+      <w:proofErr w:type="spellStart"/>
+      <w:r>
+        <w:rPr>
+          <w:lang w:val="en-US"/>
+        </w:rPr>
+        <w:t>SummonerController</w:t>
+      </w:r>
+      <w:proofErr w:type="spellEnd"/>
+      <w:r>
+        <w:rPr>
+          <w:lang w:val="en-US"/>
+        </w:rPr>
+        <w:t xml:space="preserve"> → </w:t>
+      </w:r>
+      <w:proofErr w:type="spellStart"/>
+      <w:r>
+        <w:rPr>
+          <w:lang w:val="en-US"/>
+        </w:rPr>
+        <w:t>SummonerService</w:t>
+      </w:r>
+      <w:proofErr w:type="spellEnd"/>
+      <w:r>
+        <w:rPr>
+          <w:lang w:val="en-US"/>
+        </w:rPr>
+        <w:t xml:space="preserve">. </w:t>
       </w:r>
       <w:r>
         <w:t>Сервис</w:t>
@@ -14671,10 +17533,40 @@
         <w:rPr>
           <w:lang w:val="en-US"/>
         </w:rPr>
-        <w:t xml:space="preserve"> — RiotApiClient (Account, Summoner, League) → save → DTO. </w:t>
-      </w:r>
-      <w:r>
-        <w:t>Клиент navigate Profile(puuid).</w:t>
+        <w:t xml:space="preserve"> — </w:t>
+      </w:r>
+      <w:proofErr w:type="spellStart"/>
+      <w:r>
+        <w:rPr>
+          <w:lang w:val="en-US"/>
+        </w:rPr>
+        <w:t>RiotApiClient</w:t>
+      </w:r>
+      <w:proofErr w:type="spellEnd"/>
+      <w:r>
+        <w:rPr>
+          <w:lang w:val="en-US"/>
+        </w:rPr>
+        <w:t xml:space="preserve"> (Account, Summoner, League) → save → DTO. </w:t>
+      </w:r>
+      <w:r>
+        <w:t xml:space="preserve">Клиент </w:t>
+      </w:r>
+      <w:proofErr w:type="spellStart"/>
+      <w:r>
+        <w:t>navigate</w:t>
+      </w:r>
+      <w:proofErr w:type="spellEnd"/>
+      <w:r>
+        <w:t xml:space="preserve"> Profile(</w:t>
+      </w:r>
+      <w:proofErr w:type="spellStart"/>
+      <w:r>
+        <w:t>puuid</w:t>
+      </w:r>
+      <w:proofErr w:type="spellEnd"/>
+      <w:r>
+        <w:t>).</w:t>
       </w:r>
     </w:p>
     <w:p>
@@ -14702,7 +17594,7 @@
                     </pic:cNvPicPr>
                   </pic:nvPicPr>
                   <pic:blipFill>
-                    <a:blip r:embed="rId11"/>
+                    <a:blip r:embed="rId14"/>
                     <a:stretch>
                       <a:fillRect/>
                     </a:stretch>
@@ -14749,7 +17641,43 @@
         <w:rPr>
           <w:lang w:val="en-US"/>
         </w:rPr>
-        <w:t xml:space="preserve">UC-002: POST /summoner/favorites { puuid }. FavoriteService </w:t>
+        <w:t xml:space="preserve">UC-002: POST /summoner/favorites </w:t>
+      </w:r>
+      <w:proofErr w:type="gramStart"/>
+      <w:r>
+        <w:rPr>
+          <w:lang w:val="en-US"/>
+        </w:rPr>
+        <w:t xml:space="preserve">{ </w:t>
+      </w:r>
+      <w:proofErr w:type="spellStart"/>
+      <w:r>
+        <w:rPr>
+          <w:lang w:val="en-US"/>
+        </w:rPr>
+        <w:t>puuid</w:t>
+      </w:r>
+      <w:proofErr w:type="spellEnd"/>
+      <w:proofErr w:type="gramEnd"/>
+      <w:r>
+        <w:rPr>
+          <w:lang w:val="en-US"/>
+        </w:rPr>
+        <w:t xml:space="preserve"> }. </w:t>
+      </w:r>
+      <w:proofErr w:type="spellStart"/>
+      <w:r>
+        <w:rPr>
+          <w:lang w:val="en-US"/>
+        </w:rPr>
+        <w:t>FavoriteService</w:t>
+      </w:r>
+      <w:proofErr w:type="spellEnd"/>
+      <w:r>
+        <w:rPr>
+          <w:lang w:val="en-US"/>
+        </w:rPr>
+        <w:t xml:space="preserve"> </w:t>
       </w:r>
       <w:r>
         <w:t>находит</w:t>
@@ -14767,7 +17695,21 @@
         <w:rPr>
           <w:lang w:val="en-US"/>
         </w:rPr>
-        <w:t xml:space="preserve"> puuid, </w:t>
+        <w:t xml:space="preserve"> </w:t>
+      </w:r>
+      <w:proofErr w:type="spellStart"/>
+      <w:r>
+        <w:rPr>
+          <w:lang w:val="en-US"/>
+        </w:rPr>
+        <w:t>puuid</w:t>
+      </w:r>
+      <w:proofErr w:type="spellEnd"/>
+      <w:r>
+        <w:rPr>
+          <w:lang w:val="en-US"/>
+        </w:rPr>
+        <w:t xml:space="preserve">, </w:t>
       </w:r>
       <w:r>
         <w:t>проверяет</w:t>
@@ -14794,7 +17736,21 @@
         <w:rPr>
           <w:lang w:val="en-US"/>
         </w:rPr>
-        <w:t xml:space="preserve"> UserFavoriteSummoner.</w:t>
+        <w:t xml:space="preserve"> </w:t>
+      </w:r>
+      <w:proofErr w:type="spellStart"/>
+      <w:r>
+        <w:rPr>
+          <w:lang w:val="en-US"/>
+        </w:rPr>
+        <w:t>UserFavoriteSummoner</w:t>
+      </w:r>
+      <w:proofErr w:type="spellEnd"/>
+      <w:r>
+        <w:rPr>
+          <w:lang w:val="en-US"/>
+        </w:rPr>
+        <w:t>.</w:t>
       </w:r>
     </w:p>
     <w:p>
@@ -14839,7 +17795,7 @@
                     </pic:cNvPicPr>
                   </pic:nvPicPr>
                   <pic:blipFill>
-                    <a:blip r:embed="rId12"/>
+                    <a:blip r:embed="rId15"/>
                     <a:stretch>
                       <a:fillRect/>
                     </a:stretch>
@@ -14917,7 +17873,147 @@
           <w:lang w:val="en-US"/>
         </w:rPr>
         <w:lastRenderedPageBreak/>
-        <w:t>Control: AuthController, SummonerController. Mediator: AuthService, SummonerService, MatchService, FavoriteService, RiotApiClient. Entity: User, Summoner, Match, ParticipantStats. Foundation: UserRepository, SummonerRepository, MatchRepository.</w:t>
+        <w:t xml:space="preserve">Control: </w:t>
+      </w:r>
+      <w:proofErr w:type="spellStart"/>
+      <w:r>
+        <w:rPr>
+          <w:lang w:val="en-US"/>
+        </w:rPr>
+        <w:t>AuthController</w:t>
+      </w:r>
+      <w:proofErr w:type="spellEnd"/>
+      <w:r>
+        <w:rPr>
+          <w:lang w:val="en-US"/>
+        </w:rPr>
+        <w:t xml:space="preserve">, </w:t>
+      </w:r>
+      <w:proofErr w:type="spellStart"/>
+      <w:r>
+        <w:rPr>
+          <w:lang w:val="en-US"/>
+        </w:rPr>
+        <w:t>SummonerController</w:t>
+      </w:r>
+      <w:proofErr w:type="spellEnd"/>
+      <w:r>
+        <w:rPr>
+          <w:lang w:val="en-US"/>
+        </w:rPr>
+        <w:t xml:space="preserve">. Mediator: </w:t>
+      </w:r>
+      <w:proofErr w:type="spellStart"/>
+      <w:r>
+        <w:rPr>
+          <w:lang w:val="en-US"/>
+        </w:rPr>
+        <w:t>AuthService</w:t>
+      </w:r>
+      <w:proofErr w:type="spellEnd"/>
+      <w:r>
+        <w:rPr>
+          <w:lang w:val="en-US"/>
+        </w:rPr>
+        <w:t xml:space="preserve">, </w:t>
+      </w:r>
+      <w:proofErr w:type="spellStart"/>
+      <w:r>
+        <w:rPr>
+          <w:lang w:val="en-US"/>
+        </w:rPr>
+        <w:t>SummonerService</w:t>
+      </w:r>
+      <w:proofErr w:type="spellEnd"/>
+      <w:r>
+        <w:rPr>
+          <w:lang w:val="en-US"/>
+        </w:rPr>
+        <w:t xml:space="preserve">, </w:t>
+      </w:r>
+      <w:proofErr w:type="spellStart"/>
+      <w:r>
+        <w:rPr>
+          <w:lang w:val="en-US"/>
+        </w:rPr>
+        <w:t>MatchService</w:t>
+      </w:r>
+      <w:proofErr w:type="spellEnd"/>
+      <w:r>
+        <w:rPr>
+          <w:lang w:val="en-US"/>
+        </w:rPr>
+        <w:t xml:space="preserve">, </w:t>
+      </w:r>
+      <w:proofErr w:type="spellStart"/>
+      <w:r>
+        <w:rPr>
+          <w:lang w:val="en-US"/>
+        </w:rPr>
+        <w:t>FavoriteService</w:t>
+      </w:r>
+      <w:proofErr w:type="spellEnd"/>
+      <w:r>
+        <w:rPr>
+          <w:lang w:val="en-US"/>
+        </w:rPr>
+        <w:t xml:space="preserve">, </w:t>
+      </w:r>
+      <w:proofErr w:type="spellStart"/>
+      <w:r>
+        <w:rPr>
+          <w:lang w:val="en-US"/>
+        </w:rPr>
+        <w:t>RiotApiClient</w:t>
+      </w:r>
+      <w:proofErr w:type="spellEnd"/>
+      <w:r>
+        <w:rPr>
+          <w:lang w:val="en-US"/>
+        </w:rPr>
+        <w:t xml:space="preserve">. Entity: User, Summoner, Match, </w:t>
+      </w:r>
+      <w:proofErr w:type="spellStart"/>
+      <w:r>
+        <w:rPr>
+          <w:lang w:val="en-US"/>
+        </w:rPr>
+        <w:t>ParticipantStats</w:t>
+      </w:r>
+      <w:proofErr w:type="spellEnd"/>
+      <w:r>
+        <w:rPr>
+          <w:lang w:val="en-US"/>
+        </w:rPr>
+        <w:t xml:space="preserve">. Foundation: </w:t>
+      </w:r>
+      <w:proofErr w:type="spellStart"/>
+      <w:r>
+        <w:rPr>
+          <w:lang w:val="en-US"/>
+        </w:rPr>
+        <w:t>UserRepository</w:t>
+      </w:r>
+      <w:proofErr w:type="spellEnd"/>
+      <w:r>
+        <w:rPr>
+          <w:lang w:val="en-US"/>
+        </w:rPr>
+        <w:t xml:space="preserve">, </w:t>
+      </w:r>
+      <w:proofErr w:type="spellStart"/>
+      <w:r>
+        <w:rPr>
+          <w:lang w:val="en-US"/>
+        </w:rPr>
+        <w:t>SummonerRepository</w:t>
+      </w:r>
+      <w:proofErr w:type="spellEnd"/>
+      <w:r>
+        <w:rPr>
+          <w:lang w:val="en-US"/>
+        </w:rPr>
+        <w:t>, MatchRepository.</w:t>
       </w:r>
     </w:p>
     <w:p>
@@ -14955,9 +18051,18 @@
           <w:color w:val="auto"/>
           <w:lang w:val="en-US"/>
         </w:rPr>
-        <w:t xml:space="preserve"> GoF</w:t>
+        <w:t xml:space="preserve"> </w:t>
+      </w:r>
+      <w:proofErr w:type="spellStart"/>
+      <w:r>
+        <w:rPr>
+          <w:color w:val="auto"/>
+          <w:lang w:val="en-US"/>
+        </w:rPr>
+        <w:t>GoF</w:t>
       </w:r>
       <w:bookmarkEnd w:id="66"/>
+      <w:proofErr w:type="spellEnd"/>
     </w:p>
     <w:p>
       <w:pPr>
@@ -14970,7 +18075,21 @@
         <w:rPr>
           <w:lang w:val="en-US"/>
         </w:rPr>
-        <w:t xml:space="preserve">Facade — RiotApiClient </w:t>
+        <w:t xml:space="preserve">Facade — </w:t>
+      </w:r>
+      <w:proofErr w:type="spellStart"/>
+      <w:r>
+        <w:rPr>
+          <w:lang w:val="en-US"/>
+        </w:rPr>
+        <w:t>RiotApiClient</w:t>
+      </w:r>
+      <w:proofErr w:type="spellEnd"/>
+      <w:r>
+        <w:rPr>
+          <w:lang w:val="en-US"/>
+        </w:rPr>
+        <w:t xml:space="preserve"> </w:t>
       </w:r>
       <w:r>
         <w:t>инкапсулирует</w:t>
@@ -15038,7 +18157,21 @@
         <w:rPr>
           <w:lang w:val="en-US"/>
         </w:rPr>
-        <w:t xml:space="preserve">Strategy — RiotRegion: </w:t>
+        <w:t xml:space="preserve">Strategy — </w:t>
+      </w:r>
+      <w:proofErr w:type="spellStart"/>
+      <w:r>
+        <w:rPr>
+          <w:lang w:val="en-US"/>
+        </w:rPr>
+        <w:t>RiotRegion</w:t>
+      </w:r>
+      <w:proofErr w:type="spellEnd"/>
+      <w:r>
+        <w:rPr>
+          <w:lang w:val="en-US"/>
+        </w:rPr>
+        <w:t xml:space="preserve">: </w:t>
       </w:r>
       <w:r>
         <w:t>выбор</w:t>
@@ -15094,9 +18227,11 @@
         </w:rPr>
         <w:t xml:space="preserve"> </w:t>
       </w:r>
+      <w:proofErr w:type="spellStart"/>
       <w:r>
         <w:t>др</w:t>
       </w:r>
+      <w:proofErr w:type="spellEnd"/>
       <w:r>
         <w:rPr>
           <w:lang w:val="en-US"/>
@@ -15142,7 +18277,21 @@
         <w:rPr>
           <w:lang w:val="en-US"/>
         </w:rPr>
-        <w:t xml:space="preserve"> SummonerService: find in DB → check freshness → fetch from Riot → save → map to DTO.</w:t>
+        <w:t xml:space="preserve"> </w:t>
+      </w:r>
+      <w:proofErr w:type="spellStart"/>
+      <w:r>
+        <w:rPr>
+          <w:lang w:val="en-US"/>
+        </w:rPr>
+        <w:t>SummonerService</w:t>
+      </w:r>
+      <w:proofErr w:type="spellEnd"/>
+      <w:r>
+        <w:rPr>
+          <w:lang w:val="en-US"/>
+        </w:rPr>
+        <w:t>: find in DB → check freshness → fetch from Riot → save → map to DTO.</w:t>
       </w:r>
     </w:p>
     <w:p>
@@ -15210,7 +18359,21 @@
         <w:rPr>
           <w:lang w:val="en-US"/>
         </w:rPr>
-        <w:t>: C:-companion</w:t>
+        <w:t xml:space="preserve">: </w:t>
+      </w:r>
+      <w:proofErr w:type="gramStart"/>
+      <w:r>
+        <w:rPr>
+          <w:lang w:val="en-US"/>
+        </w:rPr>
+        <w:t>C:-</w:t>
+      </w:r>
+      <w:proofErr w:type="gramEnd"/>
+      <w:r>
+        <w:rPr>
+          <w:lang w:val="en-US"/>
+        </w:rPr>
+        <w:t>companion</w:t>
       </w:r>
     </w:p>
     <w:p>
@@ -15233,7 +18396,37 @@
         <w:rPr>
           <w:lang w:val="en-US"/>
         </w:rPr>
-        <w:t xml:space="preserve"> com.lolcompanion: controller, service, entity, repository, dto, security, advice, config.</w:t>
+        <w:t xml:space="preserve"> </w:t>
+      </w:r>
+      <w:proofErr w:type="spellStart"/>
+      <w:proofErr w:type="gramStart"/>
+      <w:r>
+        <w:rPr>
+          <w:lang w:val="en-US"/>
+        </w:rPr>
+        <w:t>com.lolcompanion</w:t>
+      </w:r>
+      <w:proofErr w:type="spellEnd"/>
+      <w:proofErr w:type="gramEnd"/>
+      <w:r>
+        <w:rPr>
+          <w:lang w:val="en-US"/>
+        </w:rPr>
+        <w:t xml:space="preserve">: controller, service, entity, repository, </w:t>
+      </w:r>
+      <w:proofErr w:type="spellStart"/>
+      <w:r>
+        <w:rPr>
+          <w:lang w:val="en-US"/>
+        </w:rPr>
+        <w:t>dto</w:t>
+      </w:r>
+      <w:proofErr w:type="spellEnd"/>
+      <w:r>
+        <w:rPr>
+          <w:lang w:val="en-US"/>
+        </w:rPr>
+        <w:t>, security, advice, config.</w:t>
       </w:r>
     </w:p>
     <w:p>
@@ -15247,15 +18440,128 @@
         <w:rPr>
           <w:lang w:val="en-US"/>
         </w:rPr>
-        <w:t>mobile/ — Expo SDK 54, React Native, TypeScript. src/screens, src/navigation, src/store, src/api, src/utils.</w:t>
+        <w:t xml:space="preserve">mobile/ — Expo SDK 54, React Native, TypeScript. </w:t>
+      </w:r>
+      <w:proofErr w:type="spellStart"/>
+      <w:r>
+        <w:rPr>
+          <w:lang w:val="en-US"/>
+        </w:rPr>
+        <w:t>src</w:t>
+      </w:r>
+      <w:proofErr w:type="spellEnd"/>
+      <w:r>
+        <w:rPr>
+          <w:lang w:val="en-US"/>
+        </w:rPr>
+        <w:t xml:space="preserve">/screens, </w:t>
+      </w:r>
+      <w:proofErr w:type="spellStart"/>
+      <w:r>
+        <w:rPr>
+          <w:lang w:val="en-US"/>
+        </w:rPr>
+        <w:t>src</w:t>
+      </w:r>
+      <w:proofErr w:type="spellEnd"/>
+      <w:r>
+        <w:rPr>
+          <w:lang w:val="en-US"/>
+        </w:rPr>
+        <w:t xml:space="preserve">/navigation, </w:t>
+      </w:r>
+      <w:proofErr w:type="spellStart"/>
+      <w:r>
+        <w:rPr>
+          <w:lang w:val="en-US"/>
+        </w:rPr>
+        <w:t>src</w:t>
+      </w:r>
+      <w:proofErr w:type="spellEnd"/>
+      <w:r>
+        <w:rPr>
+          <w:lang w:val="en-US"/>
+        </w:rPr>
+        <w:t xml:space="preserve">/store, </w:t>
+      </w:r>
+      <w:proofErr w:type="spellStart"/>
+      <w:r>
+        <w:rPr>
+          <w:lang w:val="en-US"/>
+        </w:rPr>
+        <w:t>src</w:t>
+      </w:r>
+      <w:proofErr w:type="spellEnd"/>
+      <w:r>
+        <w:rPr>
+          <w:lang w:val="en-US"/>
+        </w:rPr>
+        <w:t>/</w:t>
+      </w:r>
+      <w:proofErr w:type="spellStart"/>
+      <w:r>
+        <w:rPr>
+          <w:lang w:val="en-US"/>
+        </w:rPr>
+        <w:t>api</w:t>
+      </w:r>
+      <w:proofErr w:type="spellEnd"/>
+      <w:r>
+        <w:rPr>
+          <w:lang w:val="en-US"/>
+        </w:rPr>
+        <w:t xml:space="preserve">, </w:t>
+      </w:r>
+      <w:proofErr w:type="spellStart"/>
+      <w:r>
+        <w:rPr>
+          <w:lang w:val="en-US"/>
+        </w:rPr>
+        <w:t>src</w:t>
+      </w:r>
+      <w:proofErr w:type="spellEnd"/>
+      <w:r>
+        <w:rPr>
+          <w:lang w:val="en-US"/>
+        </w:rPr>
+        <w:t>/utils.</w:t>
       </w:r>
     </w:p>
     <w:p>
       <w:pPr>
         <w:pStyle w:val="a0"/>
       </w:pPr>
-      <w:r>
-        <w:t>docs/ — проектная документация (PCMEF, use cases, API, чеклисты).</w:t>
+      <w:proofErr w:type="spellStart"/>
+      <w:r>
+        <w:t>docs</w:t>
+      </w:r>
+      <w:proofErr w:type="spellEnd"/>
+      <w:r>
+        <w:t xml:space="preserve">/ — проектная документация (PCMEF, </w:t>
+      </w:r>
+      <w:proofErr w:type="spellStart"/>
+      <w:r>
+        <w:t>use</w:t>
+      </w:r>
+      <w:proofErr w:type="spellEnd"/>
+      <w:r>
+        <w:t xml:space="preserve"> </w:t>
+      </w:r>
+      <w:proofErr w:type="spellStart"/>
+      <w:r>
+        <w:t>cases</w:t>
+      </w:r>
+      <w:proofErr w:type="spellEnd"/>
+      <w:r>
+        <w:t xml:space="preserve">, API, </w:t>
+      </w:r>
+      <w:proofErr w:type="spellStart"/>
+      <w:r>
+        <w:t>чеклисты</w:t>
+      </w:r>
+      <w:proofErr w:type="spellEnd"/>
+      <w:r>
+        <w:t>).</w:t>
       </w:r>
     </w:p>
     <w:p>
@@ -15285,7 +18591,20 @@
         </w:rPr>
       </w:pPr>
       <w:r>
-        <w:t xml:space="preserve">Сущности в com.lolcompanion.entity, аннотированы @Entity. </w:t>
+        <w:t xml:space="preserve">Сущности в </w:t>
+      </w:r>
+      <w:proofErr w:type="spellStart"/>
+      <w:proofErr w:type="gramStart"/>
+      <w:r>
+        <w:t>com.lolcompanion</w:t>
+      </w:r>
+      <w:proofErr w:type="gramEnd"/>
+      <w:r>
+        <w:t>.entity</w:t>
+      </w:r>
+      <w:proofErr w:type="spellEnd"/>
+      <w:r>
+        <w:t xml:space="preserve">, аннотированы @Entity. </w:t>
       </w:r>
       <w:r>
         <w:rPr>
@@ -15327,7 +18646,79 @@
         <w:rPr>
           <w:lang w:val="en-US"/>
         </w:rPr>
-        <w:t xml:space="preserve"> getWinRate(), isCacheFresh(); Match, ParticipantStats, UserFavoriteSummoner.</w:t>
+        <w:t xml:space="preserve"> </w:t>
+      </w:r>
+      <w:proofErr w:type="spellStart"/>
+      <w:proofErr w:type="gramStart"/>
+      <w:r>
+        <w:rPr>
+          <w:lang w:val="en-US"/>
+        </w:rPr>
+        <w:t>getWinRate</w:t>
+      </w:r>
+      <w:proofErr w:type="spellEnd"/>
+      <w:r>
+        <w:rPr>
+          <w:lang w:val="en-US"/>
+        </w:rPr>
+        <w:t>(</w:t>
+      </w:r>
+      <w:proofErr w:type="gramEnd"/>
+      <w:r>
+        <w:rPr>
+          <w:lang w:val="en-US"/>
+        </w:rPr>
+        <w:t xml:space="preserve">), </w:t>
+      </w:r>
+      <w:proofErr w:type="spellStart"/>
+      <w:proofErr w:type="gramStart"/>
+      <w:r>
+        <w:rPr>
+          <w:lang w:val="en-US"/>
+        </w:rPr>
+        <w:t>isCacheFresh</w:t>
+      </w:r>
+      <w:proofErr w:type="spellEnd"/>
+      <w:r>
+        <w:rPr>
+          <w:lang w:val="en-US"/>
+        </w:rPr>
+        <w:t>(</w:t>
+      </w:r>
+      <w:proofErr w:type="gramEnd"/>
+      <w:r>
+        <w:rPr>
+          <w:lang w:val="en-US"/>
+        </w:rPr>
+        <w:t xml:space="preserve">); Match, </w:t>
+      </w:r>
+      <w:proofErr w:type="spellStart"/>
+      <w:r>
+        <w:rPr>
+          <w:lang w:val="en-US"/>
+        </w:rPr>
+        <w:t>ParticipantStats</w:t>
+      </w:r>
+      <w:proofErr w:type="spellEnd"/>
+      <w:r>
+        <w:rPr>
+          <w:lang w:val="en-US"/>
+        </w:rPr>
+        <w:t xml:space="preserve">, </w:t>
+      </w:r>
+      <w:proofErr w:type="spellStart"/>
+      <w:r>
+        <w:rPr>
+          <w:lang w:val="en-US"/>
+        </w:rPr>
+        <w:t>UserFavoriteSummoner</w:t>
+      </w:r>
+      <w:proofErr w:type="spellEnd"/>
+      <w:r>
+        <w:rPr>
+          <w:lang w:val="en-US"/>
+        </w:rPr>
+        <w:t>.</w:t>
       </w:r>
     </w:p>
     <w:p>
@@ -15408,7 +18799,77 @@
         <w:rPr>
           <w:lang w:val="en-US"/>
         </w:rPr>
-        <w:t xml:space="preserve">: UserRepository, SummonerRepository (findByPuuid, findBySummonerNameIgnoreCase), MatchRepository, UserFavoriteSummonerRepository. Flyway </w:t>
+        <w:t xml:space="preserve">: </w:t>
+      </w:r>
+      <w:proofErr w:type="spellStart"/>
+      <w:r>
+        <w:rPr>
+          <w:lang w:val="en-US"/>
+        </w:rPr>
+        <w:t>UserRepository</w:t>
+      </w:r>
+      <w:proofErr w:type="spellEnd"/>
+      <w:r>
+        <w:rPr>
+          <w:lang w:val="en-US"/>
+        </w:rPr>
+        <w:t xml:space="preserve">, </w:t>
+      </w:r>
+      <w:proofErr w:type="spellStart"/>
+      <w:r>
+        <w:rPr>
+          <w:lang w:val="en-US"/>
+        </w:rPr>
+        <w:t>SummonerRepository</w:t>
+      </w:r>
+      <w:proofErr w:type="spellEnd"/>
+      <w:r>
+        <w:rPr>
+          <w:lang w:val="en-US"/>
+        </w:rPr>
+        <w:t xml:space="preserve"> (</w:t>
+      </w:r>
+      <w:proofErr w:type="spellStart"/>
+      <w:r>
+        <w:rPr>
+          <w:lang w:val="en-US"/>
+        </w:rPr>
+        <w:t>findByPuuid</w:t>
+      </w:r>
+      <w:proofErr w:type="spellEnd"/>
+      <w:r>
+        <w:rPr>
+          <w:lang w:val="en-US"/>
+        </w:rPr>
+        <w:t xml:space="preserve">, </w:t>
+      </w:r>
+      <w:proofErr w:type="spellStart"/>
+      <w:r>
+        <w:rPr>
+          <w:lang w:val="en-US"/>
+        </w:rPr>
+        <w:t>findBySummonerNameIgnoreCase</w:t>
+      </w:r>
+      <w:proofErr w:type="spellEnd"/>
+      <w:r>
+        <w:rPr>
+          <w:lang w:val="en-US"/>
+        </w:rPr>
+        <w:t xml:space="preserve">), MatchRepository, </w:t>
+      </w:r>
+      <w:proofErr w:type="spellStart"/>
+      <w:r>
+        <w:rPr>
+          <w:lang w:val="en-US"/>
+        </w:rPr>
+        <w:t>UserFavoriteSummonerRepository</w:t>
+      </w:r>
+      <w:proofErr w:type="spellEnd"/>
+      <w:r>
+        <w:rPr>
+          <w:lang w:val="en-US"/>
+        </w:rPr>
+        <w:t xml:space="preserve">. Flyway </w:t>
       </w:r>
       <w:r>
         <w:t>применяет</w:t>
@@ -15486,11 +18947,47 @@
           <w:lang w:val="en-US"/>
         </w:rPr>
       </w:pPr>
-      <w:r>
-        <w:rPr>
-          <w:lang w:val="en-US"/>
-        </w:rPr>
-        <w:t xml:space="preserve">AuthController — register, login, me, riot-account. SummonerController — search, by-name, by puuid, matches, teammates, favorites, refresh. </w:t>
+      <w:proofErr w:type="spellStart"/>
+      <w:r>
+        <w:rPr>
+          <w:lang w:val="en-US"/>
+        </w:rPr>
+        <w:t>AuthController</w:t>
+      </w:r>
+      <w:proofErr w:type="spellEnd"/>
+      <w:r>
+        <w:rPr>
+          <w:lang w:val="en-US"/>
+        </w:rPr>
+        <w:t xml:space="preserve"> — register, login, me, riot-account. </w:t>
+      </w:r>
+      <w:proofErr w:type="spellStart"/>
+      <w:r>
+        <w:rPr>
+          <w:lang w:val="en-US"/>
+        </w:rPr>
+        <w:t>SummonerController</w:t>
+      </w:r>
+      <w:proofErr w:type="spellEnd"/>
+      <w:r>
+        <w:rPr>
+          <w:lang w:val="en-US"/>
+        </w:rPr>
+        <w:t xml:space="preserve"> — search, by-name, by </w:t>
+      </w:r>
+      <w:proofErr w:type="spellStart"/>
+      <w:r>
+        <w:rPr>
+          <w:lang w:val="en-US"/>
+        </w:rPr>
+        <w:t>puuid</w:t>
+      </w:r>
+      <w:proofErr w:type="spellEnd"/>
+      <w:r>
+        <w:rPr>
+          <w:lang w:val="en-US"/>
+        </w:rPr>
+        <w:t xml:space="preserve">, matches, teammates, favorites, refresh. </w:t>
       </w:r>
       <w:r>
         <w:t>Контроллеры</w:t>
@@ -15508,7 +19005,21 @@
         <w:rPr>
           <w:lang w:val="en-US"/>
         </w:rPr>
-        <w:t xml:space="preserve"> ResponseEntity </w:t>
+        <w:t xml:space="preserve"> </w:t>
+      </w:r>
+      <w:proofErr w:type="spellStart"/>
+      <w:r>
+        <w:rPr>
+          <w:lang w:val="en-US"/>
+        </w:rPr>
+        <w:t>ResponseEntity</w:t>
+      </w:r>
+      <w:proofErr w:type="spellEnd"/>
+      <w:r>
+        <w:rPr>
+          <w:lang w:val="en-US"/>
+        </w:rPr>
+        <w:t xml:space="preserve"> </w:t>
       </w:r>
       <w:r>
         <w:t>с</w:t>
@@ -15535,7 +19046,21 @@
         <w:rPr>
           <w:lang w:val="en-US"/>
         </w:rPr>
-        <w:t xml:space="preserve"> GlobalExceptionHandler.</w:t>
+        <w:t xml:space="preserve"> </w:t>
+      </w:r>
+      <w:proofErr w:type="spellStart"/>
+      <w:r>
+        <w:rPr>
+          <w:lang w:val="en-US"/>
+        </w:rPr>
+        <w:t>GlobalExceptionHandler</w:t>
+      </w:r>
+      <w:proofErr w:type="spellEnd"/>
+      <w:r>
+        <w:rPr>
+          <w:lang w:val="en-US"/>
+        </w:rPr>
+        <w:t>.</w:t>
       </w:r>
     </w:p>
     <w:p>
@@ -15654,7 +19179,21 @@
         <w:rPr>
           <w:lang w:val="en-US"/>
         </w:rPr>
-        <w:t xml:space="preserve"> api.ts. </w:t>
+        <w:t xml:space="preserve"> </w:t>
+      </w:r>
+      <w:proofErr w:type="spellStart"/>
+      <w:r>
+        <w:rPr>
+          <w:lang w:val="en-US"/>
+        </w:rPr>
+        <w:t>api.ts</w:t>
+      </w:r>
+      <w:proofErr w:type="spellEnd"/>
+      <w:r>
+        <w:rPr>
+          <w:lang w:val="en-US"/>
+        </w:rPr>
+        <w:t xml:space="preserve">. </w:t>
       </w:r>
       <w:r>
         <w:t>Рекомендуется</w:t>
@@ -15663,7 +19202,21 @@
         <w:rPr>
           <w:lang w:val="en-US"/>
         </w:rPr>
-        <w:t xml:space="preserve"> ESLint </w:t>
+        <w:t xml:space="preserve"> </w:t>
+      </w:r>
+      <w:proofErr w:type="spellStart"/>
+      <w:r>
+        <w:rPr>
+          <w:lang w:val="en-US"/>
+        </w:rPr>
+        <w:t>ESLint</w:t>
+      </w:r>
+      <w:proofErr w:type="spellEnd"/>
+      <w:r>
+        <w:rPr>
+          <w:lang w:val="en-US"/>
+        </w:rPr>
+        <w:t xml:space="preserve"> </w:t>
       </w:r>
       <w:r>
         <w:t>для</w:t>
@@ -15754,9 +19307,11 @@
         </w:rPr>
         <w:t xml:space="preserve">Data Mapper: Hibernate ORM </w:t>
       </w:r>
+      <w:proofErr w:type="spellStart"/>
       <w:r>
         <w:t>маппит</w:t>
       </w:r>
+      <w:proofErr w:type="spellEnd"/>
       <w:r>
         <w:rPr>
           <w:lang w:val="en-US"/>
@@ -15808,7 +19363,21 @@
         <w:rPr>
           <w:lang w:val="en-US"/>
         </w:rPr>
-        <w:t xml:space="preserve">Cache-Aside: SummonerService — </w:t>
+        <w:t xml:space="preserve">Cache-Aside: </w:t>
+      </w:r>
+      <w:proofErr w:type="spellStart"/>
+      <w:r>
+        <w:rPr>
+          <w:lang w:val="en-US"/>
+        </w:rPr>
+        <w:t>SummonerService</w:t>
+      </w:r>
+      <w:proofErr w:type="spellEnd"/>
+      <w:r>
+        <w:rPr>
+          <w:lang w:val="en-US"/>
+        </w:rPr>
+        <w:t xml:space="preserve"> — </w:t>
       </w:r>
       <w:r>
         <w:t>чтение</w:t>
@@ -15844,7 +19413,21 @@
         <w:rPr>
           <w:lang w:val="en-US"/>
         </w:rPr>
-        <w:t xml:space="preserve"> lastUpdated </w:t>
+        <w:t xml:space="preserve"> </w:t>
+      </w:r>
+      <w:proofErr w:type="spellStart"/>
+      <w:r>
+        <w:rPr>
+          <w:lang w:val="en-US"/>
+        </w:rPr>
+        <w:t>lastUpdated</w:t>
+      </w:r>
+      <w:proofErr w:type="spellEnd"/>
+      <w:r>
+        <w:rPr>
+          <w:lang w:val="en-US"/>
+        </w:rPr>
+        <w:t xml:space="preserve"> </w:t>
       </w:r>
       <w:r>
         <w:t>старше</w:t>
@@ -15900,8 +19483,13 @@
         </w:rPr>
         <w:t xml:space="preserve">. </w:t>
       </w:r>
-      <w:r>
-        <w:t>MatchService — матч сохраняется один раз, далее только чтение.</w:t>
+      <w:proofErr w:type="spellStart"/>
+      <w:r>
+        <w:t>MatchService</w:t>
+      </w:r>
+      <w:proofErr w:type="spellEnd"/>
+      <w:r>
+        <w:t xml:space="preserve"> — матч сохраняется один раз, далее только чтение.</w:t>
       </w:r>
     </w:p>
     <w:p>
@@ -15931,18 +19519,12 @@
         <w:t>Индексы</w:t>
       </w:r>
       <w:r>
-        <w:rPr>
-          <w:lang w:val="en-US"/>
-        </w:rPr>
         <w:t xml:space="preserve"> </w:t>
       </w:r>
       <w:r>
         <w:t>на</w:t>
       </w:r>
       <w:r>
-        <w:rPr>
-          <w:lang w:val="en-US"/>
-        </w:rPr>
         <w:t xml:space="preserve"> </w:t>
       </w:r>
       <w:r>
@@ -15952,21 +19534,17 @@
         <w:t>riot</w:t>
       </w:r>
       <w:r>
-        <w:rPr>
-          <w:lang w:val="en-US"/>
-        </w:rPr>
         <w:t>_</w:t>
       </w:r>
+      <w:proofErr w:type="spellStart"/>
       <w:r>
         <w:rPr>
           <w:lang w:val="en-US"/>
         </w:rPr>
         <w:t>puuid</w:t>
       </w:r>
-      <w:r>
-        <w:rPr>
-          <w:lang w:val="en-US"/>
-        </w:rPr>
+      <w:proofErr w:type="spellEnd"/>
+      <w:r>
         <w:t xml:space="preserve">, </w:t>
       </w:r>
       <w:r>
@@ -15976,9 +19554,6 @@
         <w:t>summoner</w:t>
       </w:r>
       <w:r>
-        <w:rPr>
-          <w:lang w:val="en-US"/>
-        </w:rPr>
         <w:t>_</w:t>
       </w:r>
       <w:r>
@@ -15988,9 +19563,6 @@
         <w:t>name</w:t>
       </w:r>
       <w:r>
-        <w:rPr>
-          <w:lang w:val="en-US"/>
-        </w:rPr>
         <w:t xml:space="preserve">, </w:t>
       </w:r>
       <w:r>
@@ -16000,13 +19572,34 @@
         <w:t>username</w:t>
       </w:r>
       <w:r>
-        <w:rPr>
-          <w:lang w:val="en-US"/>
-        </w:rPr>
         <w:t xml:space="preserve">. </w:t>
       </w:r>
       <w:r>
-        <w:t>LAZY-загрузка связей JPA где применимо. Пагинация матчей через параметр count (1–100). Клиентский кэш AsyncStorage для офлайн-просмотра последнего профиля.</w:t>
+        <w:t xml:space="preserve">LAZY-загрузка связей </w:t>
+      </w:r>
+      <w:proofErr w:type="gramStart"/>
+      <w:r>
+        <w:t>JPA</w:t>
+      </w:r>
+      <w:proofErr w:type="gramEnd"/>
+      <w:r>
+        <w:t xml:space="preserve"> где применимо. Пагинация матчей через параметр </w:t>
+      </w:r>
+      <w:proofErr w:type="spellStart"/>
+      <w:r>
+        <w:t>count</w:t>
+      </w:r>
+      <w:proofErr w:type="spellEnd"/>
+      <w:r>
+        <w:t xml:space="preserve"> (1–100). Клиентский кэш </w:t>
+      </w:r>
+      <w:proofErr w:type="spellStart"/>
+      <w:r>
+        <w:t>AsyncStorage</w:t>
+      </w:r>
+      <w:proofErr w:type="spellEnd"/>
+      <w:r>
+        <w:t xml:space="preserve"> для офлайн-просмотра последнего профиля.</w:t>
       </w:r>
     </w:p>
     <w:p>
@@ -16044,7 +19637,71 @@
         <w:pStyle w:val="FirstParagraph"/>
       </w:pPr>
       <w:r>
-        <w:t>Мобильный клиент реализован на React Native (Expo) с тёмной темой в стиле LoL. Навигация: Login → MainTabs (Search, Favourites, Account) → Profile, MatchDetail.</w:t>
+        <w:t xml:space="preserve">Мобильный клиент реализован на </w:t>
+      </w:r>
+      <w:proofErr w:type="spellStart"/>
+      <w:r>
+        <w:t>React</w:t>
+      </w:r>
+      <w:proofErr w:type="spellEnd"/>
+      <w:r>
+        <w:t xml:space="preserve"> </w:t>
+      </w:r>
+      <w:proofErr w:type="spellStart"/>
+      <w:r>
+        <w:t>Native</w:t>
+      </w:r>
+      <w:proofErr w:type="spellEnd"/>
+      <w:r>
+        <w:t xml:space="preserve"> (Expo) с тёмной темой в стиле </w:t>
+      </w:r>
+      <w:proofErr w:type="spellStart"/>
+      <w:r>
+        <w:t>LoL</w:t>
+      </w:r>
+      <w:proofErr w:type="spellEnd"/>
+      <w:r>
+        <w:t xml:space="preserve">. Навигация: </w:t>
+      </w:r>
+      <w:proofErr w:type="spellStart"/>
+      <w:r>
+        <w:t>Login</w:t>
+      </w:r>
+      <w:proofErr w:type="spellEnd"/>
+      <w:r>
+        <w:t xml:space="preserve"> → </w:t>
+      </w:r>
+      <w:proofErr w:type="spellStart"/>
+      <w:r>
+        <w:t>MainTabs</w:t>
+      </w:r>
+      <w:proofErr w:type="spellEnd"/>
+      <w:r>
+        <w:t xml:space="preserve"> (Search, </w:t>
+      </w:r>
+      <w:proofErr w:type="spellStart"/>
+      <w:r>
+        <w:t>Favourites</w:t>
+      </w:r>
+      <w:proofErr w:type="spellEnd"/>
+      <w:r>
+        <w:t xml:space="preserve">, </w:t>
+      </w:r>
+      <w:proofErr w:type="spellStart"/>
+      <w:r>
+        <w:t>Account</w:t>
+      </w:r>
+      <w:proofErr w:type="spellEnd"/>
+      <w:r>
+        <w:t xml:space="preserve">) → Profile, </w:t>
+      </w:r>
+      <w:proofErr w:type="spellStart"/>
+      <w:r>
+        <w:t>MatchDetail</w:t>
+      </w:r>
+      <w:proofErr w:type="spellEnd"/>
+      <w:r>
+        <w:t>.</w:t>
       </w:r>
     </w:p>
     <w:p>
@@ -16072,7 +19729,7 @@
                     </pic:cNvPicPr>
                   </pic:nvPicPr>
                   <pic:blipFill>
-                    <a:blip r:embed="rId13"/>
+                    <a:blip r:embed="rId16"/>
                     <a:stretch>
                       <a:fillRect/>
                     </a:stretch>
@@ -16133,7 +19790,7 @@
                     </pic:cNvPicPr>
                   </pic:nvPicPr>
                   <pic:blipFill>
-                    <a:blip r:embed="rId14"/>
+                    <a:blip r:embed="rId17"/>
                     <a:stretch>
                       <a:fillRect/>
                     </a:stretch>
@@ -16166,8 +19823,13 @@
         <w:jc w:val="center"/>
       </w:pPr>
       <w:r>
-        <w:t>Рисунок 10 – экран поиска призывателя</w:t>
-      </w:r>
+        <w:t xml:space="preserve">Рисунок 10 – экран поиска </w:t>
+      </w:r>
+      <w:proofErr w:type="spellStart"/>
+      <w:r>
+        <w:t>призывателя</w:t>
+      </w:r>
+      <w:proofErr w:type="spellEnd"/>
     </w:p>
     <w:p>
       <w:pPr>
@@ -16194,7 +19856,7 @@
                     </pic:cNvPicPr>
                   </pic:nvPicPr>
                   <pic:blipFill>
-                    <a:blip r:embed="rId15"/>
+                    <a:blip r:embed="rId18"/>
                     <a:stretch>
                       <a:fillRect/>
                     </a:stretch>
@@ -16227,7 +19889,23 @@
         <w:jc w:val="center"/>
       </w:pPr>
       <w:r>
-        <w:t>Рисунок 11 – профиль призывателя (ранг, винрейт, матчи)</w:t>
+        <w:t xml:space="preserve">Рисунок 11 – профиль </w:t>
+      </w:r>
+      <w:proofErr w:type="spellStart"/>
+      <w:r>
+        <w:t>призывателя</w:t>
+      </w:r>
+      <w:proofErr w:type="spellEnd"/>
+      <w:r>
+        <w:t xml:space="preserve"> (ранг, </w:t>
+      </w:r>
+      <w:proofErr w:type="spellStart"/>
+      <w:r>
+        <w:t>винрейт</w:t>
+      </w:r>
+      <w:proofErr w:type="spellEnd"/>
+      <w:r>
+        <w:t>, матчи)</w:t>
       </w:r>
     </w:p>
     <w:p>
@@ -16255,7 +19933,7 @@
                     </pic:cNvPicPr>
                   </pic:nvPicPr>
                   <pic:blipFill>
-                    <a:blip r:embed="rId16"/>
+                    <a:blip r:embed="rId19"/>
                     <a:stretch>
                       <a:fillRect/>
                     </a:stretch>
@@ -16316,7 +19994,7 @@
                     </pic:cNvPicPr>
                   </pic:nvPicPr>
                   <pic:blipFill>
-                    <a:blip r:embed="rId17"/>
+                    <a:blip r:embed="rId20"/>
                     <a:stretch>
                       <a:fillRect/>
                     </a:stretch>
@@ -16377,7 +20055,7 @@
                     </pic:cNvPicPr>
                   </pic:nvPicPr>
                   <pic:blipFill>
-                    <a:blip r:embed="rId18"/>
+                    <a:blip r:embed="rId21"/>
                     <a:stretch>
                       <a:fillRect/>
                     </a:stretch>
@@ -16410,7 +20088,15 @@
         <w:jc w:val="center"/>
       </w:pPr>
       <w:r>
-        <w:t>Рисунок 14 – экран аккаунта и привязка Riot ID</w:t>
+        <w:t xml:space="preserve">Рисунок 14 – экран аккаунта и привязка </w:t>
+      </w:r>
+      <w:proofErr w:type="spellStart"/>
+      <w:r>
+        <w:t>Riot</w:t>
+      </w:r>
+      <w:proofErr w:type="spellEnd"/>
+      <w:r>
+        <w:t xml:space="preserve"> ID</w:t>
       </w:r>
     </w:p>
     <w:p>
@@ -16479,9 +20165,11 @@
             <w:pPr>
               <w:pStyle w:val="Compact"/>
             </w:pPr>
+            <w:proofErr w:type="spellStart"/>
             <w:r>
               <w:t>LoginScreen</w:t>
             </w:r>
+            <w:proofErr w:type="spellEnd"/>
           </w:p>
         </w:tc>
         <w:tc>
@@ -16507,9 +20195,11 @@
             <w:pPr>
               <w:pStyle w:val="Compact"/>
             </w:pPr>
+            <w:proofErr w:type="spellStart"/>
             <w:r>
               <w:t>SearchScreen</w:t>
             </w:r>
+            <w:proofErr w:type="spellEnd"/>
           </w:p>
         </w:tc>
         <w:tc>
@@ -16521,7 +20211,15 @@
               <w:pStyle w:val="Compact"/>
             </w:pPr>
             <w:r>
-              <w:t>Поиск по Riot ID, выбор региона</w:t>
+              <w:t xml:space="preserve">Поиск по </w:t>
+            </w:r>
+            <w:proofErr w:type="spellStart"/>
+            <w:r>
+              <w:t>Riot</w:t>
+            </w:r>
+            <w:proofErr w:type="spellEnd"/>
+            <w:r>
+              <w:t xml:space="preserve"> ID, выбор региона</w:t>
             </w:r>
           </w:p>
         </w:tc>
@@ -16535,9 +20233,11 @@
             <w:pPr>
               <w:pStyle w:val="Compact"/>
             </w:pPr>
+            <w:proofErr w:type="spellStart"/>
             <w:r>
               <w:t>ProfileScreen</w:t>
             </w:r>
+            <w:proofErr w:type="spellEnd"/>
           </w:p>
         </w:tc>
         <w:tc>
@@ -16549,7 +20249,15 @@
               <w:pStyle w:val="Compact"/>
             </w:pPr>
             <w:r>
-              <w:t>Профиль по puuid, матчи, союзники, избранное</w:t>
+              <w:t xml:space="preserve">Профиль по </w:t>
+            </w:r>
+            <w:proofErr w:type="spellStart"/>
+            <w:r>
+              <w:t>puuid</w:t>
+            </w:r>
+            <w:proofErr w:type="spellEnd"/>
+            <w:r>
+              <w:t>, матчи, союзники, избранное</w:t>
             </w:r>
           </w:p>
         </w:tc>
@@ -16563,9 +20271,11 @@
             <w:pPr>
               <w:pStyle w:val="Compact"/>
             </w:pPr>
+            <w:proofErr w:type="spellStart"/>
             <w:r>
               <w:t>FavouritesScreen</w:t>
             </w:r>
+            <w:proofErr w:type="spellEnd"/>
           </w:p>
         </w:tc>
         <w:tc>
@@ -16577,8 +20287,13 @@
               <w:pStyle w:val="Compact"/>
             </w:pPr>
             <w:r>
-              <w:t>Список избранных, переход по puuid</w:t>
-            </w:r>
+              <w:t xml:space="preserve">Список избранных, переход по </w:t>
+            </w:r>
+            <w:proofErr w:type="spellStart"/>
+            <w:r>
+              <w:t>puuid</w:t>
+            </w:r>
+            <w:proofErr w:type="spellEnd"/>
           </w:p>
         </w:tc>
       </w:tr>
@@ -16591,9 +20306,11 @@
             <w:pPr>
               <w:pStyle w:val="Compact"/>
             </w:pPr>
+            <w:proofErr w:type="spellStart"/>
             <w:r>
               <w:t>AccountScreen</w:t>
             </w:r>
+            <w:proofErr w:type="spellEnd"/>
           </w:p>
         </w:tc>
         <w:tc>
@@ -16605,7 +20322,15 @@
               <w:pStyle w:val="Compact"/>
             </w:pPr>
             <w:r>
-              <w:t>Привязка Riot ID, выход</w:t>
+              <w:t xml:space="preserve">Привязка </w:t>
+            </w:r>
+            <w:proofErr w:type="spellStart"/>
+            <w:r>
+              <w:t>Riot</w:t>
+            </w:r>
+            <w:proofErr w:type="spellEnd"/>
+            <w:r>
+              <w:t xml:space="preserve"> ID, выход</w:t>
             </w:r>
           </w:p>
         </w:tc>
@@ -16619,9 +20344,11 @@
             <w:pPr>
               <w:pStyle w:val="Compact"/>
             </w:pPr>
+            <w:proofErr w:type="spellStart"/>
             <w:r>
               <w:t>MatchDetailScreen</w:t>
             </w:r>
+            <w:proofErr w:type="spellEnd"/>
           </w:p>
         </w:tc>
         <w:tc>
@@ -16713,7 +20440,21 @@
         <w:rPr>
           <w:lang w:val="en-US"/>
         </w:rPr>
-        <w:t xml:space="preserve"> Authorization: Bearer. JwtService </w:t>
+        <w:t xml:space="preserve"> Authorization: Bearer. </w:t>
+      </w:r>
+      <w:proofErr w:type="spellStart"/>
+      <w:r>
+        <w:rPr>
+          <w:lang w:val="en-US"/>
+        </w:rPr>
+        <w:t>JwtService</w:t>
+      </w:r>
+      <w:proofErr w:type="spellEnd"/>
+      <w:r>
+        <w:rPr>
+          <w:lang w:val="en-US"/>
+        </w:rPr>
+        <w:t xml:space="preserve"> </w:t>
       </w:r>
       <w:r>
         <w:t>генерирует</w:t>
@@ -16770,7 +20511,15 @@
         <w:t xml:space="preserve"> — authenticated. </w:t>
       </w:r>
       <w:r>
-        <w:t>Пароли — BCrypt.</w:t>
+        <w:t xml:space="preserve">Пароли — </w:t>
+      </w:r>
+      <w:proofErr w:type="spellStart"/>
+      <w:r>
+        <w:t>BCrypt</w:t>
+      </w:r>
+      <w:proofErr w:type="spellEnd"/>
+      <w:r>
+        <w:t>.</w:t>
       </w:r>
     </w:p>
     <w:p>
@@ -16796,7 +20545,39 @@
         <w:pStyle w:val="FirstParagraph"/>
       </w:pPr>
       <w:r>
-        <w:t>@Transactional на методах записи в сервисах. MatchService сохраняет Match и ParticipantStats в одной транзакции. readOnly=true для операций чтения.</w:t>
+        <w:t xml:space="preserve">@Transactional на методах записи в сервисах. </w:t>
+      </w:r>
+      <w:proofErr w:type="spellStart"/>
+      <w:r>
+        <w:t>MatchService</w:t>
+      </w:r>
+      <w:proofErr w:type="spellEnd"/>
+      <w:r>
+        <w:t xml:space="preserve"> сохраняет Match и </w:t>
+      </w:r>
+      <w:proofErr w:type="spellStart"/>
+      <w:r>
+        <w:t>ParticipantStats</w:t>
+      </w:r>
+      <w:proofErr w:type="spellEnd"/>
+      <w:r>
+        <w:t xml:space="preserve"> в одной транзакции. </w:t>
+      </w:r>
+      <w:proofErr w:type="spellStart"/>
+      <w:r>
+        <w:t>readOnly</w:t>
+      </w:r>
+      <w:proofErr w:type="spellEnd"/>
+      <w:r>
+        <w:t>=</w:t>
+      </w:r>
+      <w:proofErr w:type="spellStart"/>
+      <w:r>
+        <w:t>true</w:t>
+      </w:r>
+      <w:proofErr w:type="spellEnd"/>
+      <w:r>
+        <w:t xml:space="preserve"> для операций чтения.</w:t>
       </w:r>
     </w:p>
     <w:p>
@@ -16825,7 +20606,28 @@
         </w:rPr>
       </w:pPr>
       <w:r>
-        <w:t xml:space="preserve">Секреты в .env, не в репозитории. Валидация @Valid на DTO. CORS настроен для mobile. </w:t>
+        <w:t xml:space="preserve">Секреты </w:t>
+      </w:r>
+      <w:proofErr w:type="gramStart"/>
+      <w:r>
+        <w:t>в .</w:t>
+      </w:r>
+      <w:proofErr w:type="spellStart"/>
+      <w:r>
+        <w:t>env</w:t>
+      </w:r>
+      <w:proofErr w:type="spellEnd"/>
+      <w:proofErr w:type="gramEnd"/>
+      <w:r>
+        <w:t xml:space="preserve">, не в репозитории. Валидация @Valid на DTO. CORS настроен для </w:t>
+      </w:r>
+      <w:proofErr w:type="spellStart"/>
+      <w:r>
+        <w:t>mobile</w:t>
+      </w:r>
+      <w:proofErr w:type="spellEnd"/>
+      <w:r>
+        <w:t xml:space="preserve">. </w:t>
       </w:r>
       <w:r>
         <w:rPr>
@@ -16840,7 +20642,21 @@
         <w:rPr>
           <w:lang w:val="en-US"/>
         </w:rPr>
-        <w:t xml:space="preserve"> RiotRateLimitException → HTTP 429.</w:t>
+        <w:t xml:space="preserve"> </w:t>
+      </w:r>
+      <w:proofErr w:type="spellStart"/>
+      <w:r>
+        <w:rPr>
+          <w:lang w:val="en-US"/>
+        </w:rPr>
+        <w:t>RiotRateLimitException</w:t>
+      </w:r>
+      <w:proofErr w:type="spellEnd"/>
+      <w:r>
+        <w:rPr>
+          <w:lang w:val="en-US"/>
+        </w:rPr>
+        <w:t xml:space="preserve"> → HTTP 429.</w:t>
       </w:r>
     </w:p>
     <w:p>
@@ -16858,6 +20674,7 @@
         <w:rPr>
           <w:lang w:val="en-US"/>
         </w:rPr>
+        <w:lastRenderedPageBreak/>
         <w:t>REST API</w:t>
       </w:r>
       <w:bookmarkEnd w:id="100"/>
@@ -16892,7 +20709,39 @@
         <w:pStyle w:val="FirstParagraph"/>
       </w:pPr>
       <w:r>
-        <w:t>16 эндпоинтов: 2 публичных (register, login) + 14 с JWT. Базовый URL: http://localhost:8080/api. Документация: docs/04-api/REST-ENDPOINTS.md.</w:t>
+        <w:t xml:space="preserve">16 </w:t>
+      </w:r>
+      <w:proofErr w:type="spellStart"/>
+      <w:r>
+        <w:t>эндпоинтов</w:t>
+      </w:r>
+      <w:proofErr w:type="spellEnd"/>
+      <w:r>
+        <w:t>: 2 публичных (</w:t>
+      </w:r>
+      <w:proofErr w:type="spellStart"/>
+      <w:r>
+        <w:t>register</w:t>
+      </w:r>
+      <w:proofErr w:type="spellEnd"/>
+      <w:r>
+        <w:t xml:space="preserve">, </w:t>
+      </w:r>
+      <w:proofErr w:type="spellStart"/>
+      <w:r>
+        <w:t>login</w:t>
+      </w:r>
+      <w:proofErr w:type="spellEnd"/>
+      <w:r>
+        <w:t xml:space="preserve">) + 14 с JWT. Базовый URL: http://localhost:8080/api. Документация: </w:t>
+      </w:r>
+      <w:proofErr w:type="spellStart"/>
+      <w:r>
+        <w:t>docs</w:t>
+      </w:r>
+      <w:proofErr w:type="spellEnd"/>
+      <w:r>
+        <w:t>/04-api/REST-ENDPOINTS.md.</w:t>
       </w:r>
     </w:p>
     <w:p>
@@ -16909,7 +20758,6 @@
         <w:rPr>
           <w:color w:val="auto"/>
         </w:rPr>
-        <w:lastRenderedPageBreak/>
         <w:t>Реализация контроллеров</w:t>
       </w:r>
       <w:bookmarkEnd w:id="104"/>
@@ -16919,7 +20767,47 @@
         <w:pStyle w:val="FirstParagraph"/>
       </w:pPr>
       <w:r>
-        <w:t>Единый шаблон: @RestController, инъекция сервиса через конструктор, @RequestBody / @PathVariable / @RequestParam, ResponseEntity с HTTP-статусами. SummonerController.addFavorite принимает AddFavoriteRequest с полем puuid.</w:t>
+        <w:t xml:space="preserve">Единый шаблон: @RestController, инъекция сервиса </w:t>
+      </w:r>
+      <w:proofErr w:type="gramStart"/>
+      <w:r>
+        <w:t>через конструктор</w:t>
+      </w:r>
+      <w:proofErr w:type="gramEnd"/>
+      <w:r>
+        <w:t xml:space="preserve">, @RequestBody / @PathVariable / @RequestParam, </w:t>
+      </w:r>
+      <w:proofErr w:type="spellStart"/>
+      <w:r>
+        <w:t>ResponseEntity</w:t>
+      </w:r>
+      <w:proofErr w:type="spellEnd"/>
+      <w:r>
+        <w:t xml:space="preserve"> с HTTP-статусами. </w:t>
+      </w:r>
+      <w:proofErr w:type="spellStart"/>
+      <w:r>
+        <w:t>SummonerController.addFavorite</w:t>
+      </w:r>
+      <w:proofErr w:type="spellEnd"/>
+      <w:r>
+        <w:t xml:space="preserve"> принимает </w:t>
+      </w:r>
+      <w:proofErr w:type="spellStart"/>
+      <w:r>
+        <w:t>AddFavoriteRequest</w:t>
+      </w:r>
+      <w:proofErr w:type="spellEnd"/>
+      <w:r>
+        <w:t xml:space="preserve"> с полем </w:t>
+      </w:r>
+      <w:proofErr w:type="spellStart"/>
+      <w:r>
+        <w:t>puuid</w:t>
+      </w:r>
+      <w:proofErr w:type="spellEnd"/>
+      <w:r>
+        <w:t>.</w:t>
       </w:r>
     </w:p>
     <w:p>
@@ -16944,8 +20832,45 @@
       <w:pPr>
         <w:pStyle w:val="FirstParagraph"/>
       </w:pPr>
-      <w:r>
-        <w:t>SummonerControllerTest, AuthControllerTest — MockMvc standaloneSetup, моки сервисов. Проверка статусов 200/201/400/404 и структуры JSON.</w:t>
+      <w:proofErr w:type="spellStart"/>
+      <w:r>
+        <w:t>SummonerControllerTest</w:t>
+      </w:r>
+      <w:proofErr w:type="spellEnd"/>
+      <w:r>
+        <w:t xml:space="preserve">, </w:t>
+      </w:r>
+      <w:proofErr w:type="spellStart"/>
+      <w:r>
+        <w:t>AuthControllerTest</w:t>
+      </w:r>
+      <w:proofErr w:type="spellEnd"/>
+      <w:r>
+        <w:t xml:space="preserve"> — </w:t>
+      </w:r>
+      <w:proofErr w:type="spellStart"/>
+      <w:r>
+        <w:t>MockMvc</w:t>
+      </w:r>
+      <w:proofErr w:type="spellEnd"/>
+      <w:r>
+        <w:t xml:space="preserve"> </w:t>
+      </w:r>
+      <w:proofErr w:type="spellStart"/>
+      <w:r>
+        <w:t>standaloneSetup</w:t>
+      </w:r>
+      <w:proofErr w:type="spellEnd"/>
+      <w:r>
+        <w:t xml:space="preserve">, </w:t>
+      </w:r>
+      <w:proofErr w:type="spellStart"/>
+      <w:r>
+        <w:t>моки</w:t>
+      </w:r>
+      <w:proofErr w:type="spellEnd"/>
+      <w:r>
+        <w:t xml:space="preserve"> сервисов. Проверка статусов 200/201/400/404 и структуры JSON.</w:t>
       </w:r>
     </w:p>
     <w:p>
@@ -17029,7 +20954,189 @@
         <w:rPr>
           <w:lang w:val="en-US"/>
         </w:rPr>
-        <w:t>: AuthServiceTest, SummonerServiceTest, FavoriteServiceTest, UserRiotServiceTest, SummonerControllerTest, AuthControllerTest, JwtServiceTest, GlobalExceptionHandlerTest, RiotIdNormalizerTest, GameModeLabelsTest, RiotRegionTest, SummonerEntityTest, UserEntityTest.</w:t>
+        <w:t xml:space="preserve">: </w:t>
+      </w:r>
+      <w:proofErr w:type="spellStart"/>
+      <w:r>
+        <w:rPr>
+          <w:lang w:val="en-US"/>
+        </w:rPr>
+        <w:t>AuthServiceTest</w:t>
+      </w:r>
+      <w:proofErr w:type="spellEnd"/>
+      <w:r>
+        <w:rPr>
+          <w:lang w:val="en-US"/>
+        </w:rPr>
+        <w:t xml:space="preserve">, </w:t>
+      </w:r>
+      <w:proofErr w:type="spellStart"/>
+      <w:r>
+        <w:rPr>
+          <w:lang w:val="en-US"/>
+        </w:rPr>
+        <w:t>SummonerServiceTest</w:t>
+      </w:r>
+      <w:proofErr w:type="spellEnd"/>
+      <w:r>
+        <w:rPr>
+          <w:lang w:val="en-US"/>
+        </w:rPr>
+        <w:t xml:space="preserve">, </w:t>
+      </w:r>
+      <w:proofErr w:type="spellStart"/>
+      <w:r>
+        <w:rPr>
+          <w:lang w:val="en-US"/>
+        </w:rPr>
+        <w:t>FavoriteServiceTest</w:t>
+      </w:r>
+      <w:proofErr w:type="spellEnd"/>
+      <w:r>
+        <w:rPr>
+          <w:lang w:val="en-US"/>
+        </w:rPr>
+        <w:t xml:space="preserve">, </w:t>
+      </w:r>
+      <w:proofErr w:type="spellStart"/>
+      <w:r>
+        <w:rPr>
+          <w:lang w:val="en-US"/>
+        </w:rPr>
+        <w:t>UserRiotServiceTest</w:t>
+      </w:r>
+      <w:proofErr w:type="spellEnd"/>
+      <w:r>
+        <w:rPr>
+          <w:lang w:val="en-US"/>
+        </w:rPr>
+        <w:t xml:space="preserve">, </w:t>
+      </w:r>
+      <w:proofErr w:type="spellStart"/>
+      <w:r>
+        <w:rPr>
+          <w:lang w:val="en-US"/>
+        </w:rPr>
+        <w:t>SummonerControllerTest</w:t>
+      </w:r>
+      <w:proofErr w:type="spellEnd"/>
+      <w:r>
+        <w:rPr>
+          <w:lang w:val="en-US"/>
+        </w:rPr>
+        <w:t xml:space="preserve">, </w:t>
+      </w:r>
+      <w:proofErr w:type="spellStart"/>
+      <w:r>
+        <w:rPr>
+          <w:lang w:val="en-US"/>
+        </w:rPr>
+        <w:t>AuthControllerTest</w:t>
+      </w:r>
+      <w:proofErr w:type="spellEnd"/>
+      <w:r>
+        <w:rPr>
+          <w:lang w:val="en-US"/>
+        </w:rPr>
+        <w:t xml:space="preserve">, </w:t>
+      </w:r>
+      <w:proofErr w:type="spellStart"/>
+      <w:r>
+        <w:rPr>
+          <w:lang w:val="en-US"/>
+        </w:rPr>
+        <w:t>JwtServiceTest</w:t>
+      </w:r>
+      <w:proofErr w:type="spellEnd"/>
+      <w:r>
+        <w:rPr>
+          <w:lang w:val="en-US"/>
+        </w:rPr>
+        <w:t xml:space="preserve">, </w:t>
+      </w:r>
+      <w:proofErr w:type="spellStart"/>
+      <w:r>
+        <w:rPr>
+          <w:lang w:val="en-US"/>
+        </w:rPr>
+        <w:t>GlobalExceptionHandlerTest</w:t>
+      </w:r>
+      <w:proofErr w:type="spellEnd"/>
+      <w:r>
+        <w:rPr>
+          <w:lang w:val="en-US"/>
+        </w:rPr>
+        <w:t xml:space="preserve">, </w:t>
+      </w:r>
+      <w:proofErr w:type="spellStart"/>
+      <w:r>
+        <w:rPr>
+          <w:lang w:val="en-US"/>
+        </w:rPr>
+        <w:t>RiotIdNormalizerTest</w:t>
+      </w:r>
+      <w:proofErr w:type="spellEnd"/>
+      <w:r>
+        <w:rPr>
+          <w:lang w:val="en-US"/>
+        </w:rPr>
+        <w:t xml:space="preserve">, </w:t>
+      </w:r>
+      <w:proofErr w:type="spellStart"/>
+      <w:r>
+        <w:rPr>
+          <w:lang w:val="en-US"/>
+        </w:rPr>
+        <w:t>GameModeLabelsTest</w:t>
+      </w:r>
+      <w:proofErr w:type="spellEnd"/>
+      <w:r>
+        <w:rPr>
+          <w:lang w:val="en-US"/>
+        </w:rPr>
+        <w:t xml:space="preserve">, </w:t>
+      </w:r>
+      <w:proofErr w:type="spellStart"/>
+      <w:r>
+        <w:rPr>
+          <w:lang w:val="en-US"/>
+        </w:rPr>
+        <w:t>RiotRegionTest</w:t>
+      </w:r>
+      <w:proofErr w:type="spellEnd"/>
+      <w:r>
+        <w:rPr>
+          <w:lang w:val="en-US"/>
+        </w:rPr>
+        <w:t xml:space="preserve">, </w:t>
+      </w:r>
+      <w:proofErr w:type="spellStart"/>
+      <w:r>
+        <w:rPr>
+          <w:lang w:val="en-US"/>
+        </w:rPr>
+        <w:t>SummonerEntityTest</w:t>
+      </w:r>
+      <w:proofErr w:type="spellEnd"/>
+      <w:r>
+        <w:rPr>
+          <w:lang w:val="en-US"/>
+        </w:rPr>
+        <w:t xml:space="preserve">, </w:t>
+      </w:r>
+      <w:proofErr w:type="spellStart"/>
+      <w:r>
+        <w:rPr>
+          <w:lang w:val="en-US"/>
+        </w:rPr>
+        <w:t>UserEntityTest</w:t>
+      </w:r>
+      <w:proofErr w:type="spellEnd"/>
+      <w:r>
+        <w:rPr>
+          <w:lang w:val="en-US"/>
+        </w:rPr>
+        <w:t>.</w:t>
       </w:r>
     </w:p>
     <w:p>
@@ -17098,7 +21205,49 @@
         <w:rPr>
           <w:lang w:val="en-US"/>
         </w:rPr>
-        <w:t>: validation.test.ts, riotAccount.test.ts, specialSummoners.test.ts.</w:t>
+        <w:t xml:space="preserve">: </w:t>
+      </w:r>
+      <w:proofErr w:type="spellStart"/>
+      <w:r>
+        <w:rPr>
+          <w:lang w:val="en-US"/>
+        </w:rPr>
+        <w:t>validation.test.ts</w:t>
+      </w:r>
+      <w:proofErr w:type="spellEnd"/>
+      <w:r>
+        <w:rPr>
+          <w:lang w:val="en-US"/>
+        </w:rPr>
+        <w:t xml:space="preserve">, </w:t>
+      </w:r>
+      <w:proofErr w:type="spellStart"/>
+      <w:r>
+        <w:rPr>
+          <w:lang w:val="en-US"/>
+        </w:rPr>
+        <w:t>riotAccount.test.ts</w:t>
+      </w:r>
+      <w:proofErr w:type="spellEnd"/>
+      <w:r>
+        <w:rPr>
+          <w:lang w:val="en-US"/>
+        </w:rPr>
+        <w:t xml:space="preserve">, </w:t>
+      </w:r>
+      <w:proofErr w:type="spellStart"/>
+      <w:r>
+        <w:rPr>
+          <w:lang w:val="en-US"/>
+        </w:rPr>
+        <w:t>specialSummoners.test.ts</w:t>
+      </w:r>
+      <w:proofErr w:type="spellEnd"/>
+      <w:r>
+        <w:rPr>
+          <w:lang w:val="en-US"/>
+        </w:rPr>
+        <w:t>.</w:t>
       </w:r>
     </w:p>
     <w:p>
@@ -17109,6 +21258,7 @@
       <w:bookmarkStart w:id="113" w:name="интеграционное-тестирование"/>
       <w:bookmarkEnd w:id="111"/>
       <w:r>
+        <w:lastRenderedPageBreak/>
         <w:t>Интеграционное тестирование</w:t>
       </w:r>
       <w:bookmarkEnd w:id="112"/>
@@ -17118,7 +21268,31 @@
         <w:pStyle w:val="FirstParagraph"/>
       </w:pPr>
       <w:r>
-        <w:t>Рекомендуется расширение Testcontainers + PostgreSQL для полного Spring-контекста. На текущем этапе интеграция проверяется системным тестированием с реальной БД и Riot Development API Key.</w:t>
+        <w:t xml:space="preserve">Рекомендуется расширение </w:t>
+      </w:r>
+      <w:proofErr w:type="spellStart"/>
+      <w:r>
+        <w:t>Testcontainers</w:t>
+      </w:r>
+      <w:proofErr w:type="spellEnd"/>
+      <w:r>
+        <w:t xml:space="preserve"> + </w:t>
+      </w:r>
+      <w:proofErr w:type="spellStart"/>
+      <w:r>
+        <w:t>PostgreSQL</w:t>
+      </w:r>
+      <w:proofErr w:type="spellEnd"/>
+      <w:r>
+        <w:t xml:space="preserve"> для полного Spring-контекста. На текущем этапе интеграция проверяется системным тестированием с реальной БД и </w:t>
+      </w:r>
+      <w:proofErr w:type="spellStart"/>
+      <w:r>
+        <w:t>Riot</w:t>
+      </w:r>
+      <w:proofErr w:type="spellEnd"/>
+      <w:r>
+        <w:t xml:space="preserve"> Development API Key.</w:t>
       </w:r>
     </w:p>
     <w:p>
@@ -17129,7 +21303,6 @@
       <w:bookmarkStart w:id="115" w:name="системное-тестирование"/>
       <w:bookmarkEnd w:id="113"/>
       <w:r>
-        <w:lastRenderedPageBreak/>
         <w:t>Системное тестирование</w:t>
       </w:r>
       <w:bookmarkEnd w:id="114"/>
@@ -17139,7 +21312,31 @@
         <w:pStyle w:val="FirstParagraph"/>
       </w:pPr>
       <w:r>
-        <w:t>Ручная проверка на Android-эмуляторе: регистрация, вход, поиск Player#TAG, просмотр профиля и матчей, добавление/удаление избранного, привязка Riot ID, обработка ошибок (не найден, нет сети). Скрипт запуска: start-lol-companion.ps1.</w:t>
+        <w:t xml:space="preserve">Ручная проверка на </w:t>
+      </w:r>
+      <w:proofErr w:type="spellStart"/>
+      <w:r>
+        <w:t>Android</w:t>
+      </w:r>
+      <w:proofErr w:type="spellEnd"/>
+      <w:r>
+        <w:t xml:space="preserve">-эмуляторе: регистрация, вход, поиск </w:t>
+      </w:r>
+      <w:proofErr w:type="spellStart"/>
+      <w:r>
+        <w:t>Player#TAG</w:t>
+      </w:r>
+      <w:proofErr w:type="spellEnd"/>
+      <w:r>
+        <w:t xml:space="preserve">, просмотр профиля и матчей, добавление/удаление избранного, привязка </w:t>
+      </w:r>
+      <w:proofErr w:type="spellStart"/>
+      <w:r>
+        <w:t>Riot</w:t>
+      </w:r>
+      <w:proofErr w:type="spellEnd"/>
+      <w:r>
+        <w:t xml:space="preserve"> ID, обработка ошибок (не найден, нет сети). Скрипт запуска: start-lol-companion.ps1.</w:t>
       </w:r>
     </w:p>
     <w:p>
@@ -17165,48 +21362,35 @@
         <w:t>Backend</w:t>
       </w:r>
       <w:r>
-        <w:rPr>
-          <w:lang w:val="en-US"/>
-        </w:rPr>
-        <w:t xml:space="preserve"> </w:t>
-      </w:r>
+        <w:t xml:space="preserve"> </w:t>
+      </w:r>
+      <w:proofErr w:type="spellStart"/>
       <w:r>
         <w:rPr>
           <w:lang w:val="en-US"/>
         </w:rPr>
         <w:t>JaCoCo</w:t>
       </w:r>
-      <w:r>
-        <w:rPr>
-          <w:lang w:val="en-US"/>
-        </w:rPr>
+      <w:proofErr w:type="spellEnd"/>
+      <w:r>
         <w:t xml:space="preserve">: </w:t>
       </w:r>
       <w:r>
         <w:t>покрытие</w:t>
       </w:r>
       <w:r>
-        <w:rPr>
-          <w:lang w:val="en-US"/>
-        </w:rPr>
         <w:t xml:space="preserve"> </w:t>
       </w:r>
       <w:r>
         <w:t>бизнес</w:t>
       </w:r>
       <w:r>
-        <w:rPr>
-          <w:lang w:val="en-US"/>
-        </w:rPr>
         <w:t>-</w:t>
       </w:r>
       <w:r>
         <w:t>слоя</w:t>
       </w:r>
       <w:r>
-        <w:rPr>
-          <w:lang w:val="en-US"/>
-        </w:rPr>
         <w:t xml:space="preserve"> (</w:t>
       </w:r>
       <w:r>
@@ -17216,9 +21400,6 @@
         <w:t>service</w:t>
       </w:r>
       <w:r>
-        <w:rPr>
-          <w:lang w:val="en-US"/>
-        </w:rPr>
         <w:t xml:space="preserve">, </w:t>
       </w:r>
       <w:r>
@@ -17228,9 +21409,6 @@
         <w:t>controller</w:t>
       </w:r>
       <w:r>
-        <w:rPr>
-          <w:lang w:val="en-US"/>
-        </w:rPr>
         <w:t xml:space="preserve">, </w:t>
       </w:r>
       <w:r>
@@ -17240,9 +21418,6 @@
         <w:t>advice</w:t>
       </w:r>
       <w:r>
-        <w:rPr>
-          <w:lang w:val="en-US"/>
-        </w:rPr>
         <w:t xml:space="preserve">, </w:t>
       </w:r>
       <w:r>
@@ -17252,29 +21427,21 @@
         <w:t>security</w:t>
       </w:r>
       <w:r>
-        <w:rPr>
-          <w:lang w:val="en-US"/>
-        </w:rPr>
         <w:t>) ≥ 40% (</w:t>
       </w:r>
       <w:r>
         <w:t>порог</w:t>
       </w:r>
       <w:r>
-        <w:rPr>
-          <w:lang w:val="en-US"/>
-        </w:rPr>
         <w:t xml:space="preserve"> </w:t>
       </w:r>
       <w:r>
         <w:t>в</w:t>
       </w:r>
       <w:r>
-        <w:rPr>
-          <w:lang w:val="en-US"/>
-        </w:rPr>
-        <w:t xml:space="preserve"> </w:t>
-      </w:r>
+        <w:t xml:space="preserve"> </w:t>
+      </w:r>
+      <w:proofErr w:type="gramStart"/>
       <w:r>
         <w:rPr>
           <w:lang w:val="en-US"/>
@@ -17282,30 +21449,24 @@
         <w:t>build</w:t>
       </w:r>
       <w:r>
-        <w:rPr>
-          <w:lang w:val="en-US"/>
-        </w:rPr>
         <w:t>.</w:t>
       </w:r>
+      <w:proofErr w:type="spellStart"/>
       <w:r>
         <w:rPr>
           <w:lang w:val="en-US"/>
         </w:rPr>
         <w:t>gradle</w:t>
       </w:r>
-      <w:r>
-        <w:rPr>
-          <w:lang w:val="en-US"/>
-        </w:rPr>
+      <w:proofErr w:type="spellEnd"/>
+      <w:proofErr w:type="gramEnd"/>
+      <w:r>
         <w:t xml:space="preserve">); </w:t>
       </w:r>
       <w:r>
         <w:t>фактически</w:t>
       </w:r>
       <w:r>
-        <w:rPr>
-          <w:lang w:val="en-US"/>
-        </w:rPr>
         <w:t xml:space="preserve"> ~61% </w:t>
       </w:r>
       <w:r>
@@ -17315,9 +21476,6 @@
         <w:t>instruction</w:t>
       </w:r>
       <w:r>
-        <w:rPr>
-          <w:lang w:val="en-US"/>
-        </w:rPr>
         <w:t xml:space="preserve"> </w:t>
       </w:r>
       <w:r>
@@ -17327,13 +21485,44 @@
         <w:t>coverage</w:t>
       </w:r>
       <w:r>
-        <w:rPr>
-          <w:lang w:val="en-US"/>
-        </w:rPr>
         <w:t xml:space="preserve">. </w:t>
       </w:r>
-      <w:r>
-        <w:t>Команда: ..bat test jacocoTestReport jacocoTestCoverageVerification.</w:t>
+      <w:proofErr w:type="gramStart"/>
+      <w:r>
+        <w:t>Команда: ..</w:t>
+      </w:r>
+      <w:proofErr w:type="spellStart"/>
+      <w:proofErr w:type="gramEnd"/>
+      <w:r>
+        <w:t>bat</w:t>
+      </w:r>
+      <w:proofErr w:type="spellEnd"/>
+      <w:r>
+        <w:t xml:space="preserve"> </w:t>
+      </w:r>
+      <w:proofErr w:type="spellStart"/>
+      <w:r>
+        <w:t>test</w:t>
+      </w:r>
+      <w:proofErr w:type="spellEnd"/>
+      <w:r>
+        <w:t xml:space="preserve"> </w:t>
+      </w:r>
+      <w:proofErr w:type="spellStart"/>
+      <w:r>
+        <w:t>jacocoTestReport</w:t>
+      </w:r>
+      <w:proofErr w:type="spellEnd"/>
+      <w:r>
+        <w:t xml:space="preserve"> </w:t>
+      </w:r>
+      <w:proofErr w:type="spellStart"/>
+      <w:r>
+        <w:t>jacocoTestCoverageVerification</w:t>
+      </w:r>
+      <w:proofErr w:type="spellEnd"/>
+      <w:r>
+        <w:t>.</w:t>
       </w:r>
     </w:p>
     <w:p>
@@ -17360,7 +21549,7 @@
                     </pic:cNvPicPr>
                   </pic:nvPicPr>
                   <pic:blipFill rotWithShape="1">
-                    <a:blip r:embed="rId19"/>
+                    <a:blip r:embed="rId22"/>
                     <a:srcRect b="65833"/>
                     <a:stretch>
                       <a:fillRect/>
@@ -17397,8 +21586,13 @@
         <w:jc w:val="center"/>
       </w:pPr>
       <w:r>
-        <w:t>Рисунок 15 – отчёт JaCoCo</w:t>
-      </w:r>
+        <w:t xml:space="preserve">Рисунок 15 – отчёт </w:t>
+      </w:r>
+      <w:proofErr w:type="spellStart"/>
+      <w:r>
+        <w:t>JaCoCo</w:t>
+      </w:r>
+      <w:proofErr w:type="spellEnd"/>
     </w:p>
     <w:p>
       <w:pPr>
@@ -17411,9 +21605,6 @@
         <w:t>Mobile</w:t>
       </w:r>
       <w:r>
-        <w:rPr>
-          <w:lang w:val="en-US"/>
-        </w:rPr>
         <w:t xml:space="preserve"> </w:t>
       </w:r>
       <w:r>
@@ -17423,18 +21614,12 @@
         <w:t>Jest</w:t>
       </w:r>
       <w:r>
-        <w:rPr>
-          <w:lang w:val="en-US"/>
-        </w:rPr>
         <w:t xml:space="preserve">: </w:t>
       </w:r>
       <w:r>
         <w:t>покрытие</w:t>
       </w:r>
       <w:r>
-        <w:rPr>
-          <w:lang w:val="en-US"/>
-        </w:rPr>
         <w:t xml:space="preserve"> </w:t>
       </w:r>
       <w:r>
@@ -17444,9 +21629,6 @@
         <w:t>utils</w:t>
       </w:r>
       <w:r>
-        <w:rPr>
-          <w:lang w:val="en-US"/>
-        </w:rPr>
         <w:t>/</w:t>
       </w:r>
       <w:r>
@@ -17456,18 +21638,12 @@
         <w:t>constants</w:t>
       </w:r>
       <w:r>
-        <w:rPr>
-          <w:lang w:val="en-US"/>
-        </w:rPr>
         <w:t xml:space="preserve"> ≥ 40%; </w:t>
       </w:r>
       <w:r>
         <w:t>фактически</w:t>
       </w:r>
       <w:r>
-        <w:rPr>
-          <w:lang w:val="en-US"/>
-        </w:rPr>
         <w:t xml:space="preserve"> ~43% </w:t>
       </w:r>
       <w:r>
@@ -17477,13 +21653,36 @@
         <w:t>lines</w:t>
       </w:r>
       <w:r>
-        <w:rPr>
-          <w:lang w:val="en-US"/>
-        </w:rPr>
         <w:t xml:space="preserve">. </w:t>
       </w:r>
       <w:r>
-        <w:t>Команда: npm run test:coverage.</w:t>
+        <w:t xml:space="preserve">Команда: </w:t>
+      </w:r>
+      <w:proofErr w:type="spellStart"/>
+      <w:r>
+        <w:t>npm</w:t>
+      </w:r>
+      <w:proofErr w:type="spellEnd"/>
+      <w:r>
+        <w:t xml:space="preserve"> </w:t>
+      </w:r>
+      <w:proofErr w:type="spellStart"/>
+      <w:r>
+        <w:t>run</w:t>
+      </w:r>
+      <w:proofErr w:type="spellEnd"/>
+      <w:r>
+        <w:t xml:space="preserve"> </w:t>
+      </w:r>
+      <w:proofErr w:type="spellStart"/>
+      <w:proofErr w:type="gramStart"/>
+      <w:r>
+        <w:t>test:coverage</w:t>
+      </w:r>
+      <w:proofErr w:type="spellEnd"/>
+      <w:proofErr w:type="gramEnd"/>
+      <w:r>
+        <w:t>.</w:t>
       </w:r>
     </w:p>
     <w:p>
@@ -17494,6 +21693,7 @@
         <w:rPr>
           <w:noProof/>
         </w:rPr>
+        <w:lastRenderedPageBreak/>
         <w:drawing>
           <wp:inline distT="0" distB="0" distL="0" distR="0" wp14:anchorId="75F098D4" wp14:editId="5550933F">
             <wp:extent cx="5334000" cy="1228725"/>
@@ -17510,7 +21710,7 @@
                     </pic:cNvPicPr>
                   </pic:nvPicPr>
                   <pic:blipFill rotWithShape="1">
-                    <a:blip r:embed="rId20"/>
+                    <a:blip r:embed="rId23"/>
                     <a:srcRect b="64167"/>
                     <a:stretch>
                       <a:fillRect/>
@@ -17547,7 +21747,23 @@
         <w:jc w:val="center"/>
       </w:pPr>
       <w:r>
-        <w:t>Рисунок 16 – отчёт Jest (Istanbul)</w:t>
+        <w:t xml:space="preserve">Рисунок 16 – отчёт </w:t>
+      </w:r>
+      <w:proofErr w:type="spellStart"/>
+      <w:r>
+        <w:t>Jest</w:t>
+      </w:r>
+      <w:proofErr w:type="spellEnd"/>
+      <w:r>
+        <w:t xml:space="preserve"> (</w:t>
+      </w:r>
+      <w:proofErr w:type="spellStart"/>
+      <w:r>
+        <w:t>Istanbul</w:t>
+      </w:r>
+      <w:proofErr w:type="spellEnd"/>
+      <w:r>
+        <w:t>)</w:t>
       </w:r>
     </w:p>
     <w:p>
@@ -17555,7 +21771,31 @@
         <w:pStyle w:val="a0"/>
       </w:pPr>
       <w:r>
-        <w:t>Все автотесты проходят без ошибок. Требование курса (≥ 40% покрытия) выполнено для backend и mobile.</w:t>
+        <w:t xml:space="preserve">Все </w:t>
+      </w:r>
+      <w:proofErr w:type="spellStart"/>
+      <w:r>
+        <w:t>автотесты</w:t>
+      </w:r>
+      <w:proofErr w:type="spellEnd"/>
+      <w:r>
+        <w:t xml:space="preserve"> проходят без ошибок. Требование курса (≥ 40% покрытия) выполнено для </w:t>
+      </w:r>
+      <w:proofErr w:type="spellStart"/>
+      <w:r>
+        <w:t>backend</w:t>
+      </w:r>
+      <w:proofErr w:type="spellEnd"/>
+      <w:r>
+        <w:t xml:space="preserve"> и </w:t>
+      </w:r>
+      <w:proofErr w:type="spellStart"/>
+      <w:r>
+        <w:t>mobile</w:t>
+      </w:r>
+      <w:proofErr w:type="spellEnd"/>
+      <w:r>
+        <w:t>.</w:t>
       </w:r>
     </w:p>
     <w:p>
@@ -17567,7 +21807,6 @@
       <w:bookmarkEnd w:id="109"/>
       <w:bookmarkEnd w:id="117"/>
       <w:r>
-        <w:lastRenderedPageBreak/>
         <w:t>Развертывание и эксплуатация</w:t>
       </w:r>
       <w:bookmarkEnd w:id="118"/>
@@ -17595,7 +21834,31 @@
         <w:t>Предварительные требования:</w:t>
       </w:r>
       <w:r>
-        <w:t xml:space="preserve"> JDK 17, PostgreSQL 14+, Node.js 18+, Android Studio (эмулятор) или физическое устройство, Riot Development API Key.</w:t>
+        <w:t xml:space="preserve"> JDK 17, </w:t>
+      </w:r>
+      <w:proofErr w:type="spellStart"/>
+      <w:r>
+        <w:t>PostgreSQL</w:t>
+      </w:r>
+      <w:proofErr w:type="spellEnd"/>
+      <w:r>
+        <w:t xml:space="preserve"> 14+, Node.js 18+, </w:t>
+      </w:r>
+      <w:proofErr w:type="spellStart"/>
+      <w:r>
+        <w:t>Android</w:t>
+      </w:r>
+      <w:proofErr w:type="spellEnd"/>
+      <w:r>
+        <w:t xml:space="preserve"> Studio (эмулятор) или физическое устройство, </w:t>
+      </w:r>
+      <w:proofErr w:type="spellStart"/>
+      <w:r>
+        <w:t>Riot</w:t>
+      </w:r>
+      <w:proofErr w:type="spellEnd"/>
+      <w:r>
+        <w:t xml:space="preserve"> Development API Key.</w:t>
       </w:r>
     </w:p>
     <w:p>
@@ -17610,7 +21873,60 @@
         <w:t>Шаг 1. База данных.</w:t>
       </w:r>
       <w:r>
-        <w:t xml:space="preserve"> Создать БД lol_companion_db в PostgreSQL.</w:t>
+        <w:t xml:space="preserve"> Создать</w:t>
+      </w:r>
+      <w:r>
+        <w:t xml:space="preserve"> </w:t>
+      </w:r>
+      <w:r>
+        <w:t>БД</w:t>
+      </w:r>
+      <w:r>
+        <w:t xml:space="preserve"> </w:t>
+      </w:r>
+      <w:r>
+        <w:rPr>
+          <w:lang w:val="en-US"/>
+        </w:rPr>
+        <w:t>lol</w:t>
+      </w:r>
+      <w:r>
+        <w:t>_</w:t>
+      </w:r>
+      <w:r>
+        <w:rPr>
+          <w:lang w:val="en-US"/>
+        </w:rPr>
+        <w:t>companion</w:t>
+      </w:r>
+      <w:r>
+        <w:t>_</w:t>
+      </w:r>
+      <w:proofErr w:type="spellStart"/>
+      <w:r>
+        <w:rPr>
+          <w:lang w:val="en-US"/>
+        </w:rPr>
+        <w:t>db</w:t>
+      </w:r>
+      <w:proofErr w:type="spellEnd"/>
+      <w:r>
+        <w:t xml:space="preserve"> </w:t>
+      </w:r>
+      <w:r>
+        <w:t>в</w:t>
+      </w:r>
+      <w:r>
+        <w:t xml:space="preserve"> </w:t>
+      </w:r>
+      <w:r>
+        <w:rPr>
+          <w:lang w:val="en-US"/>
+        </w:rPr>
+        <w:t>PostgreSQL</w:t>
+      </w:r>
+      <w:r>
+        <w:t>.</w:t>
       </w:r>
     </w:p>
     <w:p>
@@ -17648,7 +21964,35 @@
         <w:rPr>
           <w:lang w:val="en-US"/>
         </w:rPr>
-        <w:t xml:space="preserve"> backend/.env.example </w:t>
+        <w:t xml:space="preserve"> backend</w:t>
+      </w:r>
+      <w:proofErr w:type="gramStart"/>
+      <w:r>
+        <w:rPr>
+          <w:lang w:val="en-US"/>
+        </w:rPr>
+        <w:t>/.</w:t>
+      </w:r>
+      <w:proofErr w:type="spellStart"/>
+      <w:r>
+        <w:rPr>
+          <w:lang w:val="en-US"/>
+        </w:rPr>
+        <w:t>env</w:t>
+      </w:r>
+      <w:proofErr w:type="gramEnd"/>
+      <w:r>
+        <w:rPr>
+          <w:lang w:val="en-US"/>
+        </w:rPr>
+        <w:t>.example</w:t>
+      </w:r>
+      <w:proofErr w:type="spellEnd"/>
+      <w:r>
+        <w:rPr>
+          <w:lang w:val="en-US"/>
+        </w:rPr>
+        <w:t xml:space="preserve"> </w:t>
       </w:r>
       <w:r>
         <w:t>в</w:t>
@@ -17657,7 +22001,21 @@
         <w:rPr>
           <w:lang w:val="en-US"/>
         </w:rPr>
-        <w:t xml:space="preserve"> backend/.env; </w:t>
+        <w:t xml:space="preserve"> backend</w:t>
+      </w:r>
+      <w:proofErr w:type="gramStart"/>
+      <w:r>
+        <w:rPr>
+          <w:lang w:val="en-US"/>
+        </w:rPr>
+        <w:t>/.env</w:t>
+      </w:r>
+      <w:proofErr w:type="gramEnd"/>
+      <w:r>
+        <w:rPr>
+          <w:lang w:val="en-US"/>
+        </w:rPr>
+        <w:t xml:space="preserve">; </w:t>
       </w:r>
       <w:r>
         <w:t>задать</w:t>
@@ -17671,11 +22029,19 @@
       <w:r>
         <w:t>Запуск</w:t>
       </w:r>
-      <w:r>
-        <w:rPr>
-          <w:lang w:val="en-US"/>
-        </w:rPr>
-        <w:t xml:space="preserve">: .-with-env.ps1 </w:t>
+      <w:proofErr w:type="gramStart"/>
+      <w:r>
+        <w:rPr>
+          <w:lang w:val="en-US"/>
+        </w:rPr>
+        <w:t>: .</w:t>
+      </w:r>
+      <w:proofErr w:type="gramEnd"/>
+      <w:r>
+        <w:rPr>
+          <w:lang w:val="en-US"/>
+        </w:rPr>
+        <w:t xml:space="preserve">-with-env.ps1 </w:t>
       </w:r>
       <w:r>
         <w:t>или</w:t>
@@ -17684,7 +22050,35 @@
         <w:rPr>
           <w:lang w:val="en-US"/>
         </w:rPr>
-        <w:t xml:space="preserve"> cd backend &amp;&amp; ..bat bootRun.</w:t>
+        <w:t xml:space="preserve"> cd backend &amp;&amp;</w:t>
+      </w:r>
+      <w:proofErr w:type="gramStart"/>
+      <w:r>
+        <w:rPr>
+          <w:lang w:val="en-US"/>
+        </w:rPr>
+        <w:t xml:space="preserve"> ..</w:t>
+      </w:r>
+      <w:proofErr w:type="gramEnd"/>
+      <w:r>
+        <w:rPr>
+          <w:lang w:val="en-US"/>
+        </w:rPr>
+        <w:t xml:space="preserve">bat </w:t>
+      </w:r>
+      <w:proofErr w:type="spellStart"/>
+      <w:r>
+        <w:rPr>
+          <w:lang w:val="en-US"/>
+        </w:rPr>
+        <w:t>bootRun</w:t>
+      </w:r>
+      <w:proofErr w:type="spellEnd"/>
+      <w:r>
+        <w:rPr>
+          <w:lang w:val="en-US"/>
+        </w:rPr>
+        <w:t>.</w:t>
       </w:r>
     </w:p>
     <w:p>
@@ -17710,10 +22104,46 @@
         <w:rPr>
           <w:lang w:val="en-US"/>
         </w:rPr>
-        <w:t xml:space="preserve"> cd mobile &amp;&amp; npm install &amp;&amp; npm run android. </w:t>
-      </w:r>
-      <w:r>
-        <w:t>Для эмулятора: API URL 10.0.2.2:8080 (настроено в client.ts).</w:t>
+        <w:t xml:space="preserve"> cd mobile &amp;&amp; </w:t>
+      </w:r>
+      <w:proofErr w:type="spellStart"/>
+      <w:r>
+        <w:rPr>
+          <w:lang w:val="en-US"/>
+        </w:rPr>
+        <w:t>npm</w:t>
+      </w:r>
+      <w:proofErr w:type="spellEnd"/>
+      <w:r>
+        <w:rPr>
+          <w:lang w:val="en-US"/>
+        </w:rPr>
+        <w:t xml:space="preserve"> install &amp;&amp; </w:t>
+      </w:r>
+      <w:proofErr w:type="spellStart"/>
+      <w:r>
+        <w:rPr>
+          <w:lang w:val="en-US"/>
+        </w:rPr>
+        <w:t>npm</w:t>
+      </w:r>
+      <w:proofErr w:type="spellEnd"/>
+      <w:r>
+        <w:rPr>
+          <w:lang w:val="en-US"/>
+        </w:rPr>
+        <w:t xml:space="preserve"> run android. </w:t>
+      </w:r>
+      <w:r>
+        <w:t xml:space="preserve">Для эмулятора: API URL 10.0.2.2:8080 (настроено в </w:t>
+      </w:r>
+      <w:proofErr w:type="spellStart"/>
+      <w:r>
+        <w:t>client.ts</w:t>
+      </w:r>
+      <w:proofErr w:type="spellEnd"/>
+      <w:r>
+        <w:t>).</w:t>
       </w:r>
     </w:p>
     <w:p>
@@ -17728,7 +22158,15 @@
         <w:t>Шаг 4. Первый вход.</w:t>
       </w:r>
       <w:r>
-        <w:t xml:space="preserve"> Зарегистрировать пользователя в приложении; войти; выполнить поиск призывателя.</w:t>
+        <w:t xml:space="preserve"> Зарегистрировать пользователя в приложении; войти; выполнить поиск </w:t>
+      </w:r>
+      <w:proofErr w:type="spellStart"/>
+      <w:r>
+        <w:t>призывателя</w:t>
+      </w:r>
+      <w:proofErr w:type="spellEnd"/>
+      <w:r>
+        <w:t>.</w:t>
       </w:r>
     </w:p>
     <w:p>
@@ -17739,6 +22177,7 @@
       <w:bookmarkStart w:id="123" w:name="инструкция-по-настройке"/>
       <w:bookmarkEnd w:id="121"/>
       <w:r>
+        <w:lastRenderedPageBreak/>
         <w:t>Инструкция по настройке</w:t>
       </w:r>
       <w:bookmarkEnd w:id="122"/>
@@ -17746,9 +22185,6 @@
     <w:p>
       <w:pPr>
         <w:pStyle w:val="FirstParagraph"/>
-        <w:rPr>
-          <w:lang w:val="en-US"/>
-        </w:rPr>
       </w:pPr>
       <w:r>
         <w:rPr>
@@ -17757,9 +22193,6 @@
         <w:t>RIOT</w:t>
       </w:r>
       <w:r>
-        <w:rPr>
-          <w:lang w:val="en-US"/>
-        </w:rPr>
         <w:t>_</w:t>
       </w:r>
       <w:r>
@@ -17769,9 +22202,6 @@
         <w:t>API</w:t>
       </w:r>
       <w:r>
-        <w:rPr>
-          <w:lang w:val="en-US"/>
-        </w:rPr>
         <w:t>_</w:t>
       </w:r>
       <w:r>
@@ -17781,27 +22211,18 @@
         <w:t>KEY</w:t>
       </w:r>
       <w:r>
-        <w:rPr>
-          <w:lang w:val="en-US"/>
-        </w:rPr>
         <w:t xml:space="preserve"> — </w:t>
       </w:r>
       <w:r>
         <w:t>ключ</w:t>
       </w:r>
       <w:r>
-        <w:rPr>
-          <w:lang w:val="en-US"/>
-        </w:rPr>
         <w:t xml:space="preserve"> </w:t>
       </w:r>
       <w:r>
         <w:t>с</w:t>
       </w:r>
       <w:r>
-        <w:rPr>
-          <w:lang w:val="en-US"/>
-        </w:rPr>
         <w:t xml:space="preserve"> </w:t>
       </w:r>
       <w:r>
@@ -17811,21 +22232,17 @@
         <w:t>developer</w:t>
       </w:r>
       <w:r>
-        <w:rPr>
-          <w:lang w:val="en-US"/>
-        </w:rPr>
         <w:t>.</w:t>
       </w:r>
+      <w:proofErr w:type="spellStart"/>
       <w:r>
         <w:rPr>
           <w:lang w:val="en-US"/>
         </w:rPr>
         <w:t>riotgames</w:t>
       </w:r>
-      <w:r>
-        <w:rPr>
-          <w:lang w:val="en-US"/>
-        </w:rPr>
+      <w:proofErr w:type="spellEnd"/>
+      <w:r>
         <w:t>.</w:t>
       </w:r>
       <w:r>
@@ -17835,9 +22252,6 @@
         <w:t>com</w:t>
       </w:r>
       <w:r>
-        <w:rPr>
-          <w:lang w:val="en-US"/>
-        </w:rPr>
         <w:t xml:space="preserve"> (</w:t>
       </w:r>
       <w:r>
@@ -17847,9 +22261,6 @@
         <w:t>Development</w:t>
       </w:r>
       <w:r>
-        <w:rPr>
-          <w:lang w:val="en-US"/>
-        </w:rPr>
         <w:t xml:space="preserve"> </w:t>
       </w:r>
       <w:r>
@@ -17859,18 +22270,12 @@
         <w:t>Key</w:t>
       </w:r>
       <w:r>
-        <w:rPr>
-          <w:lang w:val="en-US"/>
-        </w:rPr>
         <w:t xml:space="preserve"> ~24 </w:t>
       </w:r>
       <w:r>
         <w:t>ч</w:t>
       </w:r>
       <w:r>
-        <w:rPr>
-          <w:lang w:val="en-US"/>
-        </w:rPr>
         <w:t xml:space="preserve">). </w:t>
       </w:r>
       <w:r>
@@ -17880,9 +22285,6 @@
         <w:t>JWT</w:t>
       </w:r>
       <w:r>
-        <w:rPr>
-          <w:lang w:val="en-US"/>
-        </w:rPr>
         <w:t>_</w:t>
       </w:r>
       <w:r>
@@ -17892,38 +22294,27 @@
         <w:t>SECRET</w:t>
       </w:r>
       <w:r>
-        <w:rPr>
-          <w:lang w:val="en-US"/>
-        </w:rPr>
         <w:t xml:space="preserve"> — </w:t>
       </w:r>
       <w:r>
         <w:t>случайная</w:t>
       </w:r>
       <w:r>
-        <w:rPr>
-          <w:lang w:val="en-US"/>
-        </w:rPr>
         <w:t xml:space="preserve"> </w:t>
       </w:r>
       <w:r>
         <w:t>строка</w:t>
       </w:r>
       <w:r>
-        <w:rPr>
-          <w:lang w:val="en-US"/>
-        </w:rPr>
         <w:t xml:space="preserve"> ≥ 32 </w:t>
       </w:r>
       <w:r>
         <w:t>символов</w:t>
       </w:r>
       <w:r>
-        <w:rPr>
-          <w:lang w:val="en-US"/>
-        </w:rPr>
         <w:t xml:space="preserve">. </w:t>
       </w:r>
+      <w:proofErr w:type="gramStart"/>
       <w:r>
         <w:rPr>
           <w:lang w:val="en-US"/>
@@ -17931,21 +22322,17 @@
         <w:t>riot</w:t>
       </w:r>
       <w:r>
-        <w:rPr>
-          <w:lang w:val="en-US"/>
-        </w:rPr>
         <w:t>.</w:t>
       </w:r>
+      <w:proofErr w:type="spellStart"/>
       <w:r>
         <w:rPr>
           <w:lang w:val="en-US"/>
         </w:rPr>
         <w:t>api</w:t>
       </w:r>
-      <w:r>
-        <w:rPr>
-          <w:lang w:val="en-US"/>
-        </w:rPr>
+      <w:proofErr w:type="spellEnd"/>
+      <w:r>
         <w:t>.</w:t>
       </w:r>
       <w:r>
@@ -17954,22 +22341,19 @@
         </w:rPr>
         <w:t>cache</w:t>
       </w:r>
-      <w:r>
-        <w:rPr>
-          <w:lang w:val="en-US"/>
-        </w:rPr>
+      <w:proofErr w:type="gramEnd"/>
+      <w:r>
         <w:t>-</w:t>
       </w:r>
+      <w:proofErr w:type="spellStart"/>
       <w:r>
         <w:rPr>
           <w:lang w:val="en-US"/>
         </w:rPr>
         <w:t>ttl</w:t>
       </w:r>
-      <w:r>
-        <w:rPr>
-          <w:lang w:val="en-US"/>
-        </w:rPr>
+      <w:proofErr w:type="spellEnd"/>
+      <w:r>
         <w:t>-</w:t>
       </w:r>
       <w:r>
@@ -17979,18 +22363,12 @@
         <w:t>minutes</w:t>
       </w:r>
       <w:r>
-        <w:rPr>
-          <w:lang w:val="en-US"/>
-        </w:rPr>
         <w:t xml:space="preserve">: 10 </w:t>
       </w:r>
       <w:r>
         <w:t>в</w:t>
       </w:r>
       <w:r>
-        <w:rPr>
-          <w:lang w:val="en-US"/>
-        </w:rPr>
         <w:t xml:space="preserve"> </w:t>
       </w:r>
       <w:r>
@@ -18000,48 +22378,35 @@
         <w:t>application</w:t>
       </w:r>
       <w:r>
-        <w:rPr>
-          <w:lang w:val="en-US"/>
-        </w:rPr>
         <w:t>.</w:t>
       </w:r>
+      <w:proofErr w:type="spellStart"/>
       <w:r>
         <w:rPr>
           <w:lang w:val="en-US"/>
         </w:rPr>
         <w:t>yml</w:t>
       </w:r>
-      <w:r>
-        <w:rPr>
-          <w:lang w:val="en-US"/>
-        </w:rPr>
+      <w:proofErr w:type="spellEnd"/>
+      <w:r>
         <w:t xml:space="preserve">. </w:t>
       </w:r>
       <w:r>
         <w:t>Регион</w:t>
       </w:r>
       <w:r>
-        <w:rPr>
-          <w:lang w:val="en-US"/>
-        </w:rPr>
         <w:t xml:space="preserve"> </w:t>
       </w:r>
       <w:r>
         <w:t>по</w:t>
       </w:r>
       <w:r>
-        <w:rPr>
-          <w:lang w:val="en-US"/>
-        </w:rPr>
         <w:t xml:space="preserve"> </w:t>
       </w:r>
       <w:r>
         <w:t>умолчанию</w:t>
       </w:r>
       <w:r>
-        <w:rPr>
-          <w:lang w:val="en-US"/>
-        </w:rPr>
         <w:t xml:space="preserve">: </w:t>
       </w:r>
       <w:r>
@@ -18051,9 +22416,6 @@
         <w:t>RU</w:t>
       </w:r>
       <w:r>
-        <w:rPr>
-          <w:lang w:val="en-US"/>
-        </w:rPr>
         <w:t>.</w:t>
       </w:r>
     </w:p>
@@ -18231,7 +22593,6 @@
               <w:pStyle w:val="Compact"/>
             </w:pPr>
             <w:r>
-              <w:lastRenderedPageBreak/>
               <w:t>2</w:t>
             </w:r>
           </w:p>
@@ -18270,8 +22631,13 @@
             <w:pPr>
               <w:pStyle w:val="Compact"/>
             </w:pPr>
-            <w:r>
-              <w:t>Use Case, спецификации UC-001–UC-005</w:t>
+            <w:proofErr w:type="spellStart"/>
+            <w:r>
+              <w:t>Use</w:t>
+            </w:r>
+            <w:proofErr w:type="spellEnd"/>
+            <w:r>
+              <w:t xml:space="preserve"> Case, спецификации UC-001–UC-005</w:t>
             </w:r>
           </w:p>
         </w:tc>
@@ -18379,7 +22745,15 @@
               <w:pStyle w:val="Compact"/>
             </w:pPr>
             <w:r>
-              <w:t>ER, Flyway V1–V7</w:t>
+              <w:t xml:space="preserve">ER, </w:t>
+            </w:r>
+            <w:proofErr w:type="spellStart"/>
+            <w:r>
+              <w:t>Flyway</w:t>
+            </w:r>
+            <w:proofErr w:type="spellEnd"/>
+            <w:r>
+              <w:t xml:space="preserve"> V1–V7</w:t>
             </w:r>
           </w:p>
         </w:tc>
@@ -18406,9 +22780,11 @@
             <w:pPr>
               <w:pStyle w:val="Compact"/>
             </w:pPr>
+            <w:proofErr w:type="spellStart"/>
             <w:r>
               <w:t>Backend</w:t>
             </w:r>
+            <w:proofErr w:type="spellEnd"/>
           </w:p>
         </w:tc>
         <w:tc>
@@ -18493,8 +22869,13 @@
               <w:pStyle w:val="Compact"/>
             </w:pPr>
             <w:r>
-              <w:t>Expo, 6 экранов, Zustand</w:t>
-            </w:r>
+              <w:t xml:space="preserve">Expo, 6 экранов, </w:t>
+            </w:r>
+            <w:proofErr w:type="spellStart"/>
+            <w:r>
+              <w:t>Zustand</w:t>
+            </w:r>
+            <w:proofErr w:type="spellEnd"/>
           </w:p>
         </w:tc>
       </w:tr>
@@ -18547,7 +22928,23 @@
               <w:pStyle w:val="Compact"/>
             </w:pPr>
             <w:r>
-              <w:t>66 + 15 тестов, JaCoCo/Jest ≥ 40%</w:t>
+              <w:t xml:space="preserve">66 + 15 тестов, </w:t>
+            </w:r>
+            <w:proofErr w:type="spellStart"/>
+            <w:r>
+              <w:t>JaCoCo</w:t>
+            </w:r>
+            <w:proofErr w:type="spellEnd"/>
+            <w:r>
+              <w:t>/</w:t>
+            </w:r>
+            <w:proofErr w:type="spellStart"/>
+            <w:r>
+              <w:t>Jest</w:t>
+            </w:r>
+            <w:proofErr w:type="spellEnd"/>
+            <w:r>
+              <w:t xml:space="preserve"> ≥ 40%</w:t>
             </w:r>
           </w:p>
         </w:tc>
@@ -18601,8 +22998,13 @@
               <w:pStyle w:val="Compact"/>
             </w:pPr>
             <w:r>
-              <w:t>Пояснительная записка, чеклисты</w:t>
-            </w:r>
+              <w:t xml:space="preserve">Пояснительная записка, </w:t>
+            </w:r>
+            <w:proofErr w:type="spellStart"/>
+            <w:r>
+              <w:t>чеклисты</w:t>
+            </w:r>
+            <w:proofErr w:type="spellEnd"/>
           </w:p>
         </w:tc>
       </w:tr>
@@ -18615,16 +23017,38 @@
       <w:bookmarkStart w:id="129" w:name="диаграмма-ганта"/>
       <w:bookmarkEnd w:id="127"/>
       <w:r>
-        <w:t>Диаграмма Ганта</w:t>
+        <w:lastRenderedPageBreak/>
+        <w:t xml:space="preserve">Диаграмма </w:t>
+      </w:r>
+      <w:proofErr w:type="spellStart"/>
+      <w:r>
+        <w:t>Ганта</w:t>
       </w:r>
       <w:bookmarkEnd w:id="128"/>
+      <w:proofErr w:type="spellEnd"/>
     </w:p>
     <w:p>
       <w:pPr>
         <w:pStyle w:val="FirstParagraph"/>
       </w:pPr>
       <w:r>
-        <w:t>Общая продолжительность разработки — около 8 недель (апрель – июнь 2026). Этапы проектирования БД и backend частично перекрывались; mobile разрабатывался после стабилизации API; тесты и документация — параллельно с финальной полировкой UI.</w:t>
+        <w:t xml:space="preserve">Общая продолжительность разработки — около 8 недель (апрель – июнь 2026). Этапы проектирования БД и </w:t>
+      </w:r>
+      <w:proofErr w:type="spellStart"/>
+      <w:r>
+        <w:t>backend</w:t>
+      </w:r>
+      <w:proofErr w:type="spellEnd"/>
+      <w:r>
+        <w:t xml:space="preserve"> частично перекрывались; </w:t>
+      </w:r>
+      <w:proofErr w:type="spellStart"/>
+      <w:r>
+        <w:t>mobile</w:t>
+      </w:r>
+      <w:proofErr w:type="spellEnd"/>
+      <w:r>
+        <w:t xml:space="preserve"> разрабатывался после стабилизации API; тесты и документация — параллельно с финальной полировкой UI.</w:t>
       </w:r>
     </w:p>
     <w:p>
@@ -18635,7 +23059,6 @@
         <w:rPr>
           <w:noProof/>
         </w:rPr>
-        <w:lastRenderedPageBreak/>
         <w:drawing>
           <wp:inline distT="0" distB="0" distL="0" distR="0" wp14:anchorId="3D944EAF" wp14:editId="7D9B5DF2">
             <wp:extent cx="5334000" cy="1306560"/>
@@ -18652,7 +23075,7 @@
                     </pic:cNvPicPr>
                   </pic:nvPicPr>
                   <pic:blipFill>
-                    <a:blip r:embed="rId21"/>
+                    <a:blip r:embed="rId24"/>
                     <a:stretch>
                       <a:fillRect/>
                     </a:stretch>
@@ -18685,8 +23108,13 @@
         <w:jc w:val="center"/>
       </w:pPr>
       <w:r>
-        <w:t>Рисунок 17 – диаграмма Ганта</w:t>
-      </w:r>
+        <w:t xml:space="preserve">Рисунок 17 – диаграмма </w:t>
+      </w:r>
+      <w:proofErr w:type="spellStart"/>
+      <w:r>
+        <w:t>Ганта</w:t>
+      </w:r>
+      <w:proofErr w:type="spellEnd"/>
     </w:p>
     <w:p>
       <w:pPr>
@@ -18705,7 +23133,15 @@
         <w:pStyle w:val="FirstParagraph"/>
       </w:pPr>
       <w:r>
-        <w:t>Объём кодовой базы ~10 000 SLOC. COCOMO Basic (органический): E ≈ 2.4 × 10^1.05 ≈ 27 чел.-мес. Фактически ~2 чел.-мес. одного разработчика за 8 недель. Ускорение за счёт Spring Boot, Expo, чёткой предметной области и готовых библиотек (Axios, JJWT, Spring Data JPA).</w:t>
+        <w:t>Объём кодовой базы ~10 000 SLOC. COCOMO Basic (органический): E ≈ 2.4 × 10^1.05 ≈ 27 чел.-мес. Фактически ~2 чел.-мес. одного разработчика за 8 недель. Ускорение за счёт Spring Boot, Expo, чёткой предметной области и готовых библиотек (</w:t>
+      </w:r>
+      <w:proofErr w:type="spellStart"/>
+      <w:r>
+        <w:t>Axios</w:t>
+      </w:r>
+      <w:proofErr w:type="spellEnd"/>
+      <w:r>
+        <w:t>, JJWT, Spring Data JPA).</w:t>
       </w:r>
     </w:p>
     <w:p>
@@ -18725,7 +23161,31 @@
         <w:pStyle w:val="FirstParagraph"/>
       </w:pPr>
       <w:r>
-        <w:t>Лимиты Riot API (средняя вероятность, высокое влияние). Митигация: кэш PostgreSQL TTL 10 мин; обработка 429; Development Key для демо.</w:t>
+        <w:t xml:space="preserve">Лимиты </w:t>
+      </w:r>
+      <w:proofErr w:type="spellStart"/>
+      <w:r>
+        <w:t>Riot</w:t>
+      </w:r>
+      <w:proofErr w:type="spellEnd"/>
+      <w:r>
+        <w:t xml:space="preserve"> API (средняя вероятность, высокое влияние). </w:t>
+      </w:r>
+      <w:proofErr w:type="spellStart"/>
+      <w:r>
+        <w:t>Митигация</w:t>
+      </w:r>
+      <w:proofErr w:type="spellEnd"/>
+      <w:r>
+        <w:t xml:space="preserve">: кэш </w:t>
+      </w:r>
+      <w:proofErr w:type="spellStart"/>
+      <w:r>
+        <w:t>PostgreSQL</w:t>
+      </w:r>
+      <w:proofErr w:type="spellEnd"/>
+      <w:r>
+        <w:t xml:space="preserve"> TTL 10 мин; обработка 429; Development Key для демо.</w:t>
       </w:r>
     </w:p>
     <w:p>
@@ -18733,7 +23193,31 @@
         <w:pStyle w:val="a0"/>
       </w:pPr>
       <w:r>
-        <w:t>Смена Riot ID у игрока (низкая вероятность, среднее влияние). Митигация: внутренняя логика на PUUID; отображаемый ник обновляется при refresh.</w:t>
+        <w:t xml:space="preserve">Смена </w:t>
+      </w:r>
+      <w:proofErr w:type="spellStart"/>
+      <w:r>
+        <w:t>Riot</w:t>
+      </w:r>
+      <w:proofErr w:type="spellEnd"/>
+      <w:r>
+        <w:t xml:space="preserve"> ID у игрока (низкая вероятность, среднее влияние). </w:t>
+      </w:r>
+      <w:proofErr w:type="spellStart"/>
+      <w:r>
+        <w:t>Митигация</w:t>
+      </w:r>
+      <w:proofErr w:type="spellEnd"/>
+      <w:r>
+        <w:t xml:space="preserve">: внутренняя логика на PUUID; отображаемый ник обновляется при </w:t>
+      </w:r>
+      <w:proofErr w:type="spellStart"/>
+      <w:r>
+        <w:t>refresh</w:t>
+      </w:r>
+      <w:proofErr w:type="spellEnd"/>
+      <w:r>
+        <w:t>.</w:t>
       </w:r>
     </w:p>
     <w:p>
@@ -18744,8 +23228,13 @@
         </w:rPr>
       </w:pPr>
       <w:r>
-        <w:t>Кириллица в путях Windows (средняя вероятность, высокое влияние при сборке). Митигация</w:t>
-      </w:r>
+        <w:t xml:space="preserve">Кириллица в путях Windows (средняя вероятность, высокое влияние при сборке). </w:t>
+      </w:r>
+      <w:proofErr w:type="spellStart"/>
+      <w:r>
+        <w:t>Митигация</w:t>
+      </w:r>
+      <w:proofErr w:type="spellEnd"/>
       <w:r>
         <w:rPr>
           <w:lang w:val="en-US"/>
@@ -18768,7 +23257,21 @@
         <w:rPr>
           <w:lang w:val="en-US"/>
         </w:rPr>
-        <w:t xml:space="preserve"> C:-companion; </w:t>
+        <w:t xml:space="preserve"> </w:t>
+      </w:r>
+      <w:proofErr w:type="gramStart"/>
+      <w:r>
+        <w:rPr>
+          <w:lang w:val="en-US"/>
+        </w:rPr>
+        <w:t>C:-</w:t>
+      </w:r>
+      <w:proofErr w:type="gramEnd"/>
+      <w:r>
+        <w:rPr>
+          <w:lang w:val="en-US"/>
+        </w:rPr>
+        <w:t xml:space="preserve">companion; </w:t>
       </w:r>
       <w:r>
         <w:t>скрипты</w:t>
@@ -18789,6 +23292,7 @@
       <w:bookmarkEnd w:id="125"/>
       <w:bookmarkEnd w:id="133"/>
       <w:r>
+        <w:lastRenderedPageBreak/>
         <w:t>Заключение</w:t>
       </w:r>
       <w:bookmarkEnd w:id="134"/>
@@ -18809,7 +23313,55 @@
         <w:pStyle w:val="FirstParagraph"/>
       </w:pPr>
       <w:r>
-        <w:t>В ходе курсового проекта спроектирована и реализована клиент-серверная ИС LoL Companion. Цель и задачи выполнены: анализ предметной области, PCMEF-архитектура, PostgreSQL, Spring Boot с Riot API, мобильный клиент React Native, JWT, тесты с покрытием ≥ 40%.</w:t>
+        <w:t xml:space="preserve">В ходе курсового проекта спроектирована и реализована клиент-серверная ИС </w:t>
+      </w:r>
+      <w:proofErr w:type="spellStart"/>
+      <w:r>
+        <w:t>LoL</w:t>
+      </w:r>
+      <w:proofErr w:type="spellEnd"/>
+      <w:r>
+        <w:t xml:space="preserve"> </w:t>
+      </w:r>
+      <w:proofErr w:type="spellStart"/>
+      <w:r>
+        <w:t>Companion</w:t>
+      </w:r>
+      <w:proofErr w:type="spellEnd"/>
+      <w:r>
+        <w:t xml:space="preserve">. Цель и задачи выполнены: анализ предметной области, PCMEF-архитектура, </w:t>
+      </w:r>
+      <w:proofErr w:type="spellStart"/>
+      <w:r>
+        <w:t>PostgreSQL</w:t>
+      </w:r>
+      <w:proofErr w:type="spellEnd"/>
+      <w:r>
+        <w:t xml:space="preserve">, Spring Boot с </w:t>
+      </w:r>
+      <w:proofErr w:type="spellStart"/>
+      <w:r>
+        <w:t>Riot</w:t>
+      </w:r>
+      <w:proofErr w:type="spellEnd"/>
+      <w:r>
+        <w:t xml:space="preserve"> API, мобильный клиент </w:t>
+      </w:r>
+      <w:proofErr w:type="spellStart"/>
+      <w:r>
+        <w:t>React</w:t>
+      </w:r>
+      <w:proofErr w:type="spellEnd"/>
+      <w:r>
+        <w:t xml:space="preserve"> </w:t>
+      </w:r>
+      <w:proofErr w:type="spellStart"/>
+      <w:r>
+        <w:t>Native</w:t>
+      </w:r>
+      <w:proofErr w:type="spellEnd"/>
+      <w:r>
+        <w:t>, JWT, тесты с покрытием ≥ 40%.</w:t>
       </w:r>
     </w:p>
     <w:p>
@@ -18820,7 +23372,6 @@
       <w:bookmarkStart w:id="139" w:name="результаты"/>
       <w:bookmarkEnd w:id="137"/>
       <w:r>
-        <w:lastRenderedPageBreak/>
         <w:t>Результаты</w:t>
       </w:r>
       <w:bookmarkEnd w:id="138"/>
@@ -18830,7 +23381,31 @@
         <w:pStyle w:val="FirstParagraph"/>
       </w:pPr>
       <w:r>
-        <w:t>Проектная документация: глоссарий, use cases, REST API, чеклисты PCMEF, пояснительная записка.</w:t>
+        <w:t xml:space="preserve">Проектная документация: глоссарий, </w:t>
+      </w:r>
+      <w:proofErr w:type="spellStart"/>
+      <w:r>
+        <w:t>use</w:t>
+      </w:r>
+      <w:proofErr w:type="spellEnd"/>
+      <w:r>
+        <w:t xml:space="preserve"> </w:t>
+      </w:r>
+      <w:proofErr w:type="spellStart"/>
+      <w:r>
+        <w:t>cases</w:t>
+      </w:r>
+      <w:proofErr w:type="spellEnd"/>
+      <w:r>
+        <w:t xml:space="preserve">, REST API, </w:t>
+      </w:r>
+      <w:proofErr w:type="spellStart"/>
+      <w:r>
+        <w:t>чеклисты</w:t>
+      </w:r>
+      <w:proofErr w:type="spellEnd"/>
+      <w:r>
+        <w:t xml:space="preserve"> PCMEF, пояснительная записка.</w:t>
       </w:r>
     </w:p>
     <w:p>
@@ -18846,14 +23421,30 @@
         </w:rPr>
         <w:t>Backend: Java 17, Spring Boot 3.3, 16 REST-</w:t>
       </w:r>
+      <w:proofErr w:type="spellStart"/>
       <w:r>
         <w:t>эндпоинтов</w:t>
       </w:r>
-      <w:r>
-        <w:rPr>
-          <w:lang w:val="en-US"/>
-        </w:rPr>
-        <w:t>, Flyway, JaCoCo.</w:t>
+      <w:proofErr w:type="spellEnd"/>
+      <w:r>
+        <w:rPr>
+          <w:lang w:val="en-US"/>
+        </w:rPr>
+        <w:t xml:space="preserve">, Flyway, </w:t>
+      </w:r>
+      <w:proofErr w:type="spellStart"/>
+      <w:r>
+        <w:rPr>
+          <w:lang w:val="en-US"/>
+        </w:rPr>
+        <w:t>JaCoCo</w:t>
+      </w:r>
+      <w:proofErr w:type="spellEnd"/>
+      <w:r>
+        <w:rPr>
+          <w:lang w:val="en-US"/>
+        </w:rPr>
+        <w:t>.</w:t>
       </w:r>
     </w:p>
     <w:p>
@@ -18902,7 +23493,31 @@
         <w:pStyle w:val="a0"/>
       </w:pPr>
       <w:r>
-        <w:t>Тестирование: 81 автотест; JaCoCo ~61%; Jest ~43%.</w:t>
+        <w:t xml:space="preserve">Тестирование: 81 </w:t>
+      </w:r>
+      <w:proofErr w:type="spellStart"/>
+      <w:r>
+        <w:t>автотест</w:t>
+      </w:r>
+      <w:proofErr w:type="spellEnd"/>
+      <w:r>
+        <w:t xml:space="preserve">; </w:t>
+      </w:r>
+      <w:proofErr w:type="spellStart"/>
+      <w:r>
+        <w:t>JaCoCo</w:t>
+      </w:r>
+      <w:proofErr w:type="spellEnd"/>
+      <w:r>
+        <w:t xml:space="preserve"> ~61%; </w:t>
+      </w:r>
+      <w:proofErr w:type="spellStart"/>
+      <w:r>
+        <w:t>Jest</w:t>
+      </w:r>
+      <w:proofErr w:type="spellEnd"/>
+      <w:r>
+        <w:t xml:space="preserve"> ~43%.</w:t>
       </w:r>
     </w:p>
     <w:p>
@@ -18922,7 +23537,79 @@
         <w:pStyle w:val="FirstParagraph"/>
       </w:pPr>
       <w:r>
-        <w:t>Интеграционные тесты Testcontainers; агрегация ChampionStats; push при изменении ранга; iOS-сборка; Production Riot API Key; Docker Compose для backend + PostgreSQL.</w:t>
+        <w:t xml:space="preserve">Интеграционные тесты </w:t>
+      </w:r>
+      <w:proofErr w:type="spellStart"/>
+      <w:r>
+        <w:t>Testcontainers</w:t>
+      </w:r>
+      <w:proofErr w:type="spellEnd"/>
+      <w:r>
+        <w:t xml:space="preserve">; агрегация </w:t>
+      </w:r>
+      <w:proofErr w:type="spellStart"/>
+      <w:r>
+        <w:t>ChampionStats</w:t>
+      </w:r>
+      <w:proofErr w:type="spellEnd"/>
+      <w:r>
+        <w:t xml:space="preserve">; </w:t>
+      </w:r>
+      <w:proofErr w:type="spellStart"/>
+      <w:r>
+        <w:t>push</w:t>
+      </w:r>
+      <w:proofErr w:type="spellEnd"/>
+      <w:r>
+        <w:t xml:space="preserve"> при изменении ранга; </w:t>
+      </w:r>
+      <w:proofErr w:type="spellStart"/>
+      <w:r>
+        <w:t>iOS</w:t>
+      </w:r>
+      <w:proofErr w:type="spellEnd"/>
+      <w:r>
+        <w:t xml:space="preserve">-сборка; Production </w:t>
+      </w:r>
+      <w:proofErr w:type="spellStart"/>
+      <w:r>
+        <w:t>Riot</w:t>
+      </w:r>
+      <w:proofErr w:type="spellEnd"/>
+      <w:r>
+        <w:t xml:space="preserve"> API Key; </w:t>
+      </w:r>
+      <w:proofErr w:type="spellStart"/>
+      <w:r>
+        <w:t>Docker</w:t>
+      </w:r>
+      <w:proofErr w:type="spellEnd"/>
+      <w:r>
+        <w:t xml:space="preserve"> </w:t>
+      </w:r>
+      <w:proofErr w:type="spellStart"/>
+      <w:r>
+        <w:t>Compose</w:t>
+      </w:r>
+      <w:proofErr w:type="spellEnd"/>
+      <w:r>
+        <w:t xml:space="preserve"> для </w:t>
+      </w:r>
+      <w:proofErr w:type="spellStart"/>
+      <w:r>
+        <w:t>backend</w:t>
+      </w:r>
+      <w:proofErr w:type="spellEnd"/>
+      <w:r>
+        <w:t xml:space="preserve"> + </w:t>
+      </w:r>
+      <w:proofErr w:type="spellStart"/>
+      <w:r>
+        <w:t>PostgreSQL</w:t>
+      </w:r>
+      <w:proofErr w:type="spellEnd"/>
+      <w:r>
+        <w:t>.</w:t>
       </w:r>
     </w:p>
     <w:p>
@@ -18955,7 +23642,15 @@
         <w:pStyle w:val="a0"/>
       </w:pPr>
       <w:r>
-        <w:t>1. Гамма Э., Хелм Р., Джонсон Р., Влиссидес Дж. Приёмы объектно-ориентированного проектирования. Паттерны проектирования. - СПб.: Питер, 2020. - 448 с.</w:t>
+        <w:t xml:space="preserve">1. Гамма Э., Хелм Р., Джонсон Р., </w:t>
+      </w:r>
+      <w:proofErr w:type="spellStart"/>
+      <w:r>
+        <w:t>Влиссидес</w:t>
+      </w:r>
+      <w:proofErr w:type="spellEnd"/>
+      <w:r>
+        <w:t xml:space="preserve"> Дж. Приёмы объектно-ориентированного проектирования. Паттерны проектирования. - СПб.: Питер, 2020. - 448 с.</w:t>
       </w:r>
     </w:p>
     <w:p>
@@ -18963,6 +23658,7 @@
         <w:pStyle w:val="a0"/>
       </w:pPr>
       <w:r>
+        <w:lastRenderedPageBreak/>
         <w:t>2. Фаулер М. Архитектура корпоративных программных приложений. - М.: Вильямс, 2016. - 544 с.</w:t>
       </w:r>
     </w:p>
@@ -18987,9 +23683,11 @@
         </w:rPr>
         <w:t xml:space="preserve">4. </w:t>
       </w:r>
+      <w:proofErr w:type="spellStart"/>
       <w:r>
         <w:t>Уоллс</w:t>
       </w:r>
+      <w:proofErr w:type="spellEnd"/>
       <w:r>
         <w:rPr>
           <w:lang w:val="en-US"/>
@@ -19014,9 +23712,11 @@
         </w:rPr>
         <w:t xml:space="preserve"> </w:t>
       </w:r>
+      <w:proofErr w:type="spellStart"/>
       <w:r>
         <w:t>изд</w:t>
       </w:r>
+      <w:proofErr w:type="spellEnd"/>
       <w:r>
         <w:rPr>
           <w:lang w:val="en-US"/>
@@ -19065,7 +23765,15 @@
         <w:pStyle w:val="a0"/>
       </w:pPr>
       <w:r>
-        <w:t>5. Соммервилл И. Инженерия программного обеспечения. - 10-е изд. - М.: Вильямс, 2019. - 1070 с.</w:t>
+        <w:t xml:space="preserve">5. </w:t>
+      </w:r>
+      <w:proofErr w:type="spellStart"/>
+      <w:r>
+        <w:t>Соммервилл</w:t>
+      </w:r>
+      <w:proofErr w:type="spellEnd"/>
+      <w:r>
+        <w:t xml:space="preserve"> И. Инженерия программного обеспечения. - 10-е изд. - М.: Вильямс, 2019. - 1070 с.</w:t>
       </w:r>
     </w:p>
     <w:p>
@@ -19085,106 +23793,202 @@
         <w:pStyle w:val="a0"/>
       </w:pPr>
       <w:r>
+        <w:t xml:space="preserve">6. </w:t>
+      </w:r>
+      <w:proofErr w:type="spellStart"/>
+      <w:r>
+        <w:t>Riot</w:t>
+      </w:r>
+      <w:proofErr w:type="spellEnd"/>
+      <w:r>
+        <w:t xml:space="preserve"> Games API </w:t>
+      </w:r>
+      <w:proofErr w:type="spellStart"/>
+      <w:r>
+        <w:t>Documentation</w:t>
+      </w:r>
+      <w:proofErr w:type="spellEnd"/>
+      <w:r>
+        <w:t xml:space="preserve"> [Электронный ресурс]. - URL: https://developer.riotgames.com/docs/lol (дата обращения: 03.06.2026).</w:t>
+      </w:r>
+    </w:p>
+    <w:p>
+      <w:pPr>
+        <w:pStyle w:val="a0"/>
+        <w:rPr>
+          <w:lang w:val="en-US"/>
+        </w:rPr>
+      </w:pPr>
+      <w:r>
+        <w:rPr>
+          <w:lang w:val="en-US"/>
+        </w:rPr>
+        <w:t>7. Spring Boot Reference Documentation [</w:t>
+      </w:r>
+      <w:r>
+        <w:t>Электронный</w:t>
+      </w:r>
+      <w:r>
+        <w:rPr>
+          <w:lang w:val="en-US"/>
+        </w:rPr>
+        <w:t xml:space="preserve"> </w:t>
+      </w:r>
+      <w:r>
+        <w:t>ресурс</w:t>
+      </w:r>
+      <w:r>
+        <w:rPr>
+          <w:lang w:val="en-US"/>
+        </w:rPr>
+        <w:t>]. - URL: https://docs.spring.io/spring-boot/docs/current/reference/html/ (</w:t>
+      </w:r>
+      <w:r>
+        <w:t>дата</w:t>
+      </w:r>
+      <w:r>
+        <w:rPr>
+          <w:lang w:val="en-US"/>
+        </w:rPr>
+        <w:t xml:space="preserve"> </w:t>
+      </w:r>
+      <w:r>
+        <w:t>обращения</w:t>
+      </w:r>
+      <w:r>
+        <w:rPr>
+          <w:lang w:val="en-US"/>
+        </w:rPr>
+        <w:t>: 03.06.2026).</w:t>
+      </w:r>
+    </w:p>
+    <w:p>
+      <w:pPr>
+        <w:pStyle w:val="a0"/>
+      </w:pPr>
+      <w:r>
+        <w:t xml:space="preserve">8. </w:t>
+      </w:r>
+      <w:proofErr w:type="spellStart"/>
+      <w:r>
+        <w:t>React</w:t>
+      </w:r>
+      <w:proofErr w:type="spellEnd"/>
+      <w:r>
+        <w:t xml:space="preserve"> </w:t>
+      </w:r>
+      <w:proofErr w:type="spellStart"/>
+      <w:r>
+        <w:t>Native</w:t>
+      </w:r>
+      <w:proofErr w:type="spellEnd"/>
+      <w:r>
+        <w:t xml:space="preserve"> </w:t>
+      </w:r>
+      <w:proofErr w:type="spellStart"/>
+      <w:r>
+        <w:t>Documentation</w:t>
+      </w:r>
+      <w:proofErr w:type="spellEnd"/>
+      <w:r>
+        <w:t xml:space="preserve"> [Электронный ресурс]. - URL: https://reactnative.dev/docs/getting-started (дата обращения: 03.06.2026).</w:t>
+      </w:r>
+    </w:p>
+    <w:p>
+      <w:pPr>
+        <w:pStyle w:val="a0"/>
+      </w:pPr>
+      <w:r>
+        <w:t xml:space="preserve">9. Expo </w:t>
+      </w:r>
+      <w:proofErr w:type="spellStart"/>
+      <w:r>
+        <w:t>Documentation</w:t>
+      </w:r>
+      <w:proofErr w:type="spellEnd"/>
+      <w:r>
+        <w:t xml:space="preserve"> [Электронный ресурс]. - URL: https://docs.expo.dev/ (дата обращения: 03.06.2026).</w:t>
+      </w:r>
+    </w:p>
+    <w:p>
+      <w:pPr>
+        <w:pStyle w:val="a0"/>
+      </w:pPr>
+      <w:r>
+        <w:t xml:space="preserve">10. </w:t>
+      </w:r>
+      <w:proofErr w:type="spellStart"/>
+      <w:r>
+        <w:t>PostgreSQL</w:t>
+      </w:r>
+      <w:proofErr w:type="spellEnd"/>
+      <w:r>
+        <w:t xml:space="preserve"> 16 </w:t>
+      </w:r>
+      <w:proofErr w:type="spellStart"/>
+      <w:r>
+        <w:t>Documentation</w:t>
+      </w:r>
+      <w:proofErr w:type="spellEnd"/>
+      <w:r>
+        <w:t xml:space="preserve"> [Электронный ресурс]. - URL: https://www.postgresql.org/docs/16/ (дата обращения: 03.06.2026).</w:t>
+      </w:r>
+    </w:p>
+    <w:p>
+      <w:pPr>
+        <w:pStyle w:val="a0"/>
+      </w:pPr>
+      <w:r>
+        <w:t xml:space="preserve">11. </w:t>
+      </w:r>
+      <w:proofErr w:type="spellStart"/>
+      <w:r>
+        <w:t>JUnit</w:t>
+      </w:r>
+      <w:proofErr w:type="spellEnd"/>
+      <w:r>
+        <w:t xml:space="preserve"> 5 User Guide [Электронный ресурс]. - URL: https://junit.org/junit5/docs/current/user-guide/ (дата обращения: 03.06.2026).</w:t>
+      </w:r>
+    </w:p>
+    <w:p>
+      <w:pPr>
+        <w:pStyle w:val="a0"/>
+      </w:pPr>
+      <w:r>
+        <w:t>12. ГОСТ 34.602-89. Техническое задание на создание автоматизированной системы.</w:t>
+      </w:r>
+    </w:p>
+    <w:p>
+      <w:pPr>
+        <w:pStyle w:val="a0"/>
+      </w:pPr>
+      <w:r>
         <w:lastRenderedPageBreak/>
-        <w:t>6. Riot Games API Documentation [Электронный ресурс]. - URL: https://developer.riotgames.com/docs/lol (дата обращения: 03.06.2026).</w:t>
-      </w:r>
-    </w:p>
-    <w:p>
-      <w:pPr>
-        <w:pStyle w:val="a0"/>
-        <w:rPr>
-          <w:lang w:val="en-US"/>
-        </w:rPr>
-      </w:pPr>
-      <w:r>
-        <w:rPr>
-          <w:lang w:val="en-US"/>
-        </w:rPr>
-        <w:t>7. Spring Boot Reference Documentation [</w:t>
-      </w:r>
-      <w:r>
-        <w:t>Электронный</w:t>
-      </w:r>
-      <w:r>
-        <w:rPr>
-          <w:lang w:val="en-US"/>
-        </w:rPr>
-        <w:t xml:space="preserve"> </w:t>
-      </w:r>
-      <w:r>
-        <w:t>ресурс</w:t>
-      </w:r>
-      <w:r>
-        <w:rPr>
-          <w:lang w:val="en-US"/>
-        </w:rPr>
-        <w:t>]. - URL: https://docs.spring.io/spring-boot/docs/current/reference/html/ (</w:t>
-      </w:r>
-      <w:r>
-        <w:t>дата</w:t>
-      </w:r>
-      <w:r>
-        <w:rPr>
-          <w:lang w:val="en-US"/>
-        </w:rPr>
-        <w:t xml:space="preserve"> </w:t>
-      </w:r>
-      <w:r>
-        <w:t>обращения</w:t>
-      </w:r>
-      <w:r>
-        <w:rPr>
-          <w:lang w:val="en-US"/>
-        </w:rPr>
-        <w:t>: 03.06.2026).</w:t>
-      </w:r>
-    </w:p>
-    <w:p>
-      <w:pPr>
-        <w:pStyle w:val="a0"/>
-      </w:pPr>
-      <w:r>
-        <w:t>8. React Native Documentation [Электронный ресурс]. - URL: https://reactnative.dev/docs/getting-started (дата обращения: 03.06.2026).</w:t>
-      </w:r>
-    </w:p>
-    <w:p>
-      <w:pPr>
-        <w:pStyle w:val="a0"/>
-      </w:pPr>
-      <w:r>
-        <w:t>9. Expo Documentation [Электронный ресурс]. - URL: https://docs.expo.dev/ (дата обращения: 03.06.2026).</w:t>
-      </w:r>
-    </w:p>
-    <w:p>
-      <w:pPr>
-        <w:pStyle w:val="a0"/>
-      </w:pPr>
-      <w:r>
-        <w:t>10. PostgreSQL 16 Documentation [Электронный ресурс]. - URL: https://www.postgresql.org/docs/16/ (дата обращения: 03.06.2026).</w:t>
-      </w:r>
-    </w:p>
-    <w:p>
-      <w:pPr>
-        <w:pStyle w:val="a0"/>
-      </w:pPr>
-      <w:r>
-        <w:t>11. JUnit 5 User Guide [Электронный ресурс]. - URL: https://junit.org/junit5/docs/current/user-guide/ (дата обращения: 03.06.2026).</w:t>
-      </w:r>
-    </w:p>
-    <w:p>
-      <w:pPr>
-        <w:pStyle w:val="a0"/>
-      </w:pPr>
-      <w:r>
-        <w:t>12. ГОСТ 34.602-89. Техническое задание на создание автоматизированной системы.</w:t>
-      </w:r>
-    </w:p>
-    <w:p>
-      <w:pPr>
-        <w:pStyle w:val="a0"/>
-      </w:pPr>
-      <w:r>
-        <w:t>13. Репозиторий проекта LoL Companion [Электронный ресурс]. - URL: C:-companion (дата обращения: 03.06.2026).</w:t>
+        <w:t xml:space="preserve">13. Репозиторий проекта </w:t>
+      </w:r>
+      <w:proofErr w:type="spellStart"/>
+      <w:r>
+        <w:t>LoL</w:t>
+      </w:r>
+      <w:proofErr w:type="spellEnd"/>
+      <w:r>
+        <w:t xml:space="preserve"> </w:t>
+      </w:r>
+      <w:proofErr w:type="spellStart"/>
+      <w:r>
+        <w:t>Companion</w:t>
+      </w:r>
+      <w:proofErr w:type="spellEnd"/>
+      <w:r>
+        <w:t xml:space="preserve"> [Электронный ресурс]. - URL: </w:t>
+      </w:r>
+      <w:proofErr w:type="gramStart"/>
+      <w:r>
+        <w:t>C:-</w:t>
+      </w:r>
+      <w:proofErr w:type="gramEnd"/>
+      <w:r>
+        <w:t>companion (дата обращения: 03.06.2026).</w:t>
       </w:r>
     </w:p>
     <w:p>
@@ -19213,28 +24017,20 @@
     <w:p>
       <w:pPr>
         <w:pStyle w:val="FirstParagraph"/>
-        <w:rPr>
-          <w:lang w:val="en-US"/>
-        </w:rPr>
       </w:pPr>
       <w:r>
         <w:t>Исходный</w:t>
       </w:r>
       <w:r>
-        <w:rPr>
-          <w:lang w:val="en-US"/>
-        </w:rPr>
         <w:t xml:space="preserve"> </w:t>
       </w:r>
       <w:r>
         <w:t>код</w:t>
       </w:r>
       <w:r>
-        <w:rPr>
-          <w:lang w:val="en-US"/>
-        </w:rPr>
         <w:t xml:space="preserve">: </w:t>
       </w:r>
+      <w:proofErr w:type="gramStart"/>
       <w:r>
         <w:rPr>
           <w:lang w:val="en-US"/>
@@ -19242,11 +24038,9 @@
         <w:t>C</w:t>
       </w:r>
       <w:r>
-        <w:rPr>
-          <w:lang w:val="en-US"/>
-        </w:rPr>
         <w:t>:-</w:t>
       </w:r>
+      <w:proofErr w:type="gramEnd"/>
       <w:r>
         <w:rPr>
           <w:lang w:val="en-US"/>
@@ -19254,11 +24048,9 @@
         <w:t>companion</w:t>
       </w:r>
       <w:r>
-        <w:rPr>
-          <w:lang w:val="en-US"/>
-        </w:rPr>
         <w:t xml:space="preserve">, </w:t>
       </w:r>
+      <w:proofErr w:type="gramStart"/>
       <w:r>
         <w:rPr>
           <w:lang w:val="en-US"/>
@@ -19266,11 +24058,9 @@
         <w:t>C</w:t>
       </w:r>
       <w:r>
-        <w:rPr>
-          <w:lang w:val="en-US"/>
-        </w:rPr>
         <w:t>:-</w:t>
       </w:r>
+      <w:proofErr w:type="gramEnd"/>
       <w:r>
         <w:rPr>
           <w:lang w:val="en-US"/>
@@ -19278,9 +24068,6 @@
         <w:t>companion</w:t>
       </w:r>
       <w:r>
-        <w:rPr>
-          <w:lang w:val="en-US"/>
-        </w:rPr>
         <w:t>.</w:t>
       </w:r>
     </w:p>
@@ -19321,7 +24108,6 @@
       <w:bookmarkStart w:id="151" w:name="приложение-в.-результаты-тестирования"/>
       <w:bookmarkEnd w:id="149"/>
       <w:r>
-        <w:lastRenderedPageBreak/>
         <w:t>Приложение В. Результаты тестирования</w:t>
       </w:r>
       <w:bookmarkEnd w:id="150"/>
@@ -19340,7 +24126,21 @@
         <w:rPr>
           <w:lang w:val="en-US"/>
         </w:rPr>
-        <w:t xml:space="preserve">: backend/build/reports/jacoco/test/html/index.html, mobile/coverage/ </w:t>
+        <w:t>: backend/build/reports/</w:t>
+      </w:r>
+      <w:proofErr w:type="spellStart"/>
+      <w:r>
+        <w:rPr>
+          <w:lang w:val="en-US"/>
+        </w:rPr>
+        <w:t>jacoco</w:t>
+      </w:r>
+      <w:proofErr w:type="spellEnd"/>
+      <w:r>
+        <w:rPr>
+          <w:lang w:val="en-US"/>
+        </w:rPr>
+        <w:t xml:space="preserve">/test/html/index.html, mobile/coverage/ </w:t>
       </w:r>
       <w:r>
         <w:t>после</w:t>
@@ -19349,7 +24149,37 @@
         <w:rPr>
           <w:lang w:val="en-US"/>
         </w:rPr>
-        <w:t xml:space="preserve"> npm run test:coverage.</w:t>
+        <w:t xml:space="preserve"> </w:t>
+      </w:r>
+      <w:proofErr w:type="spellStart"/>
+      <w:r>
+        <w:rPr>
+          <w:lang w:val="en-US"/>
+        </w:rPr>
+        <w:t>npm</w:t>
+      </w:r>
+      <w:proofErr w:type="spellEnd"/>
+      <w:r>
+        <w:rPr>
+          <w:lang w:val="en-US"/>
+        </w:rPr>
+        <w:t xml:space="preserve"> run </w:t>
+      </w:r>
+      <w:proofErr w:type="spellStart"/>
+      <w:proofErr w:type="gramStart"/>
+      <w:r>
+        <w:rPr>
+          <w:lang w:val="en-US"/>
+        </w:rPr>
+        <w:t>test:coverage</w:t>
+      </w:r>
+      <w:proofErr w:type="spellEnd"/>
+      <w:proofErr w:type="gramEnd"/>
+      <w:r>
+        <w:rPr>
+          <w:lang w:val="en-US"/>
+        </w:rPr>
+        <w:t>.</w:t>
       </w:r>
     </w:p>
     <w:p>
@@ -19424,6 +24254,98 @@
     </w:sectPr>
   </w:body>
 </w:document>
+</file>
+
+<file path=word/endnotes.xml><?xml version="1.0" encoding="utf-8"?>
+<w:endnotes xmlns:wpc="http://schemas.microsoft.com/office/word/2010/wordprocessingCanvas" xmlns:cx="http://schemas.microsoft.com/office/drawing/2014/chartex" xmlns:cx1="http://schemas.microsoft.com/office/drawing/2015/9/8/chartex" xmlns:cx2="http://schemas.microsoft.com/office/drawing/2015/10/21/chartex" xmlns:cx3="http://schemas.microsoft.com/office/drawing/2016/5/9/chartex" xmlns:cx4="http://schemas.microsoft.com/office/drawing/2016/5/10/chartex" xmlns:cx5="http://schemas.microsoft.com/office/drawing/2016/5/11/chartex" xmlns:cx6="http://schemas.microsoft.com/office/drawing/2016/5/12/chartex" xmlns:cx7="http://schemas.microsoft.com/office/drawing/2016/5/13/chartex" xmlns:cx8="http://schemas.microsoft.com/office/drawing/2016/5/14/chartex" xmlns:mc="http://schemas.openxmlformats.org/markup-compatibility/2006" xmlns:aink="http://schemas.microsoft.com/office/drawing/2016/ink" xmlns:am3d="http://schemas.microsoft.com/office/drawing/2017/model3d" xmlns:o="urn:schemas-microsoft-com:office:office" xmlns:oel="http://schemas.microsoft.com/office/2019/extlst" xmlns:r="http://schemas.openxmlformats.org/officeDocument/2006/relationships" xmlns:m="http://schemas.openxmlformats.org/officeDocument/2006/math" xmlns:v="urn:schemas-microsoft-com:vml" xmlns:wp14="http://schemas.microsoft.com/office/word/2010/wordprocessingDrawing" xmlns:wp="http://schemas.openxmlformats.org/drawingml/2006/wordprocessingDrawing" xmlns:w10="urn:schemas-microsoft-com:office:word" xmlns:w="http://schemas.openxmlformats.org/wordprocessingml/2006/main" xmlns:w14="http://schemas.microsoft.com/office/word/2010/wordml" xmlns:w15="http://schemas.microsoft.com/office/word/2012/wordml" xmlns:w16cex="http://schemas.microsoft.com/office/word/2018/wordml/cex" xmlns:w16cid="http://schemas.microsoft.com/office/word/2016/wordml/cid" xmlns:w16="http://schemas.microsoft.com/office/word/2018/wordml" xmlns:w16du="http://schemas.microsoft.com/office/word/2023/wordml/word16du" xmlns:w16sdtdh="http://schemas.microsoft.com/office/word/2020/wordml/sdtdatahash" xmlns:w16sdtfl="http://schemas.microsoft.com/office/word/2024/wordml/sdtformatlock" xmlns:w16se="http://schemas.microsoft.com/office/word/2015/wordml/symex" xmlns:wpg="http://schemas.microsoft.com/office/word/2010/wordprocessingGroup" xmlns:wpi="http://schemas.microsoft.com/office/word/2010/wordprocessingInk" xmlns:wne="http://schemas.microsoft.com/office/word/2006/wordml" xmlns:wps="http://schemas.microsoft.com/office/word/2010/wordprocessingShape" mc:Ignorable="w14 w15 w16se w16cid w16 w16cex w16sdtdh w16sdtfl w16du wp14">
+  <w:endnote w:type="separator" w:id="-1">
+    <w:p>
+      <w:pPr>
+        <w:spacing w:after="0" w:line="240" w:lineRule="auto"/>
+      </w:pPr>
+      <w:r>
+        <w:separator/>
+      </w:r>
+    </w:p>
+  </w:endnote>
+  <w:endnote w:type="continuationSeparator" w:id="0">
+    <w:p>
+      <w:pPr>
+        <w:spacing w:after="0" w:line="240" w:lineRule="auto"/>
+      </w:pPr>
+      <w:r>
+        <w:continuationSeparator/>
+      </w:r>
+    </w:p>
+  </w:endnote>
+</w:endnotes>
+</file>
+
+<file path=word/footer1.xml><?xml version="1.0" encoding="utf-8"?>
+<w:ftr xmlns:wpc="http://schemas.microsoft.com/office/word/2010/wordprocessingCanvas" xmlns:cx="http://schemas.microsoft.com/office/drawing/2014/chartex" xmlns:cx1="http://schemas.microsoft.com/office/drawing/2015/9/8/chartex" xmlns:cx2="http://schemas.microsoft.com/office/drawing/2015/10/21/chartex" xmlns:cx3="http://schemas.microsoft.com/office/drawing/2016/5/9/chartex" xmlns:cx4="http://schemas.microsoft.com/office/drawing/2016/5/10/chartex" xmlns:cx5="http://schemas.microsoft.com/office/drawing/2016/5/11/chartex" xmlns:cx6="http://schemas.microsoft.com/office/drawing/2016/5/12/chartex" xmlns:cx7="http://schemas.microsoft.com/office/drawing/2016/5/13/chartex" xmlns:cx8="http://schemas.microsoft.com/office/drawing/2016/5/14/chartex" xmlns:mc="http://schemas.openxmlformats.org/markup-compatibility/2006" xmlns:aink="http://schemas.microsoft.com/office/drawing/2016/ink" xmlns:am3d="http://schemas.microsoft.com/office/drawing/2017/model3d" xmlns:o="urn:schemas-microsoft-com:office:office" xmlns:oel="http://schemas.microsoft.com/office/2019/extlst" xmlns:r="http://schemas.openxmlformats.org/officeDocument/2006/relationships" xmlns:m="http://schemas.openxmlformats.org/officeDocument/2006/math" xmlns:v="urn:schemas-microsoft-com:vml" xmlns:wp14="http://schemas.microsoft.com/office/word/2010/wordprocessingDrawing" xmlns:wp="http://schemas.openxmlformats.org/drawingml/2006/wordprocessingDrawing" xmlns:w10="urn:schemas-microsoft-com:office:word" xmlns:w="http://schemas.openxmlformats.org/wordprocessingml/2006/main" xmlns:w14="http://schemas.microsoft.com/office/word/2010/wordml" xmlns:w15="http://schemas.microsoft.com/office/word/2012/wordml" xmlns:w16cex="http://schemas.microsoft.com/office/word/2018/wordml/cex" xmlns:w16cid="http://schemas.microsoft.com/office/word/2016/wordml/cid" xmlns:w16="http://schemas.microsoft.com/office/word/2018/wordml" xmlns:w16du="http://schemas.microsoft.com/office/word/2023/wordml/word16du" xmlns:w16sdtdh="http://schemas.microsoft.com/office/word/2020/wordml/sdtdatahash" xmlns:w16sdtfl="http://schemas.microsoft.com/office/word/2024/wordml/sdtformatlock" xmlns:w16se="http://schemas.microsoft.com/office/word/2015/wordml/symex" xmlns:wpg="http://schemas.microsoft.com/office/word/2010/wordprocessingGroup" xmlns:wpi="http://schemas.microsoft.com/office/word/2010/wordprocessingInk" xmlns:wne="http://schemas.microsoft.com/office/word/2006/wordml" xmlns:wps="http://schemas.microsoft.com/office/word/2010/wordprocessingShape" mc:Ignorable="w14 w15 w16se w16cid w16 w16cex w16sdtdh w16sdtfl w16du wp14">
+  <w:sdt>
+    <w:sdtPr>
+      <w:id w:val="-867909697"/>
+      <w:docPartObj>
+        <w:docPartGallery w:val="Page Numbers (Bottom of Page)"/>
+        <w:docPartUnique/>
+      </w:docPartObj>
+    </w:sdtPr>
+    <w:sdtContent>
+      <w:p>
+        <w:pPr>
+          <w:pStyle w:val="af3"/>
+          <w:jc w:val="center"/>
+        </w:pPr>
+        <w:r>
+          <w:fldChar w:fldCharType="begin"/>
+        </w:r>
+        <w:r>
+          <w:instrText>PAGE   \* MERGEFORMAT</w:instrText>
+        </w:r>
+        <w:r>
+          <w:fldChar w:fldCharType="separate"/>
+        </w:r>
+        <w:r>
+          <w:t>2</w:t>
+        </w:r>
+        <w:r>
+          <w:fldChar w:fldCharType="end"/>
+        </w:r>
+      </w:p>
+    </w:sdtContent>
+  </w:sdt>
+  <w:p>
+    <w:pPr>
+      <w:pStyle w:val="af3"/>
+    </w:pPr>
+  </w:p>
+</w:ftr>
+</file>
+
+<file path=word/footnotes.xml><?xml version="1.0" encoding="utf-8"?>
+<w:footnotes xmlns:wpc="http://schemas.microsoft.com/office/word/2010/wordprocessingCanvas" xmlns:cx="http://schemas.microsoft.com/office/drawing/2014/chartex" xmlns:cx1="http://schemas.microsoft.com/office/drawing/2015/9/8/chartex" xmlns:cx2="http://schemas.microsoft.com/office/drawing/2015/10/21/chartex" xmlns:cx3="http://schemas.microsoft.com/office/drawing/2016/5/9/chartex" xmlns:cx4="http://schemas.microsoft.com/office/drawing/2016/5/10/chartex" xmlns:cx5="http://schemas.microsoft.com/office/drawing/2016/5/11/chartex" xmlns:cx6="http://schemas.microsoft.com/office/drawing/2016/5/12/chartex" xmlns:cx7="http://schemas.microsoft.com/office/drawing/2016/5/13/chartex" xmlns:cx8="http://schemas.microsoft.com/office/drawing/2016/5/14/chartex" xmlns:mc="http://schemas.openxmlformats.org/markup-compatibility/2006" xmlns:aink="http://schemas.microsoft.com/office/drawing/2016/ink" xmlns:am3d="http://schemas.microsoft.com/office/drawing/2017/model3d" xmlns:o="urn:schemas-microsoft-com:office:office" xmlns:oel="http://schemas.microsoft.com/office/2019/extlst" xmlns:r="http://schemas.openxmlformats.org/officeDocument/2006/relationships" xmlns:m="http://schemas.openxmlformats.org/officeDocument/2006/math" xmlns:v="urn:schemas-microsoft-com:vml" xmlns:wp14="http://schemas.microsoft.com/office/word/2010/wordprocessingDrawing" xmlns:wp="http://schemas.openxmlformats.org/drawingml/2006/wordprocessingDrawing" xmlns:w10="urn:schemas-microsoft-com:office:word" xmlns:w="http://schemas.openxmlformats.org/wordprocessingml/2006/main" xmlns:w14="http://schemas.microsoft.com/office/word/2010/wordml" xmlns:w15="http://schemas.microsoft.com/office/word/2012/wordml" xmlns:w16cex="http://schemas.microsoft.com/office/word/2018/wordml/cex" xmlns:w16cid="http://schemas.microsoft.com/office/word/2016/wordml/cid" xmlns:w16="http://schemas.microsoft.com/office/word/2018/wordml" xmlns:w16du="http://schemas.microsoft.com/office/word/2023/wordml/word16du" xmlns:w16sdtdh="http://schemas.microsoft.com/office/word/2020/wordml/sdtdatahash" xmlns:w16sdtfl="http://schemas.microsoft.com/office/word/2024/wordml/sdtformatlock" xmlns:w16se="http://schemas.microsoft.com/office/word/2015/wordml/symex" xmlns:wpg="http://schemas.microsoft.com/office/word/2010/wordprocessingGroup" xmlns:wpi="http://schemas.microsoft.com/office/word/2010/wordprocessingInk" xmlns:wne="http://schemas.microsoft.com/office/word/2006/wordml" xmlns:wps="http://schemas.microsoft.com/office/word/2010/wordprocessingShape" mc:Ignorable="w14 w15 w16se w16cid w16 w16cex w16sdtdh w16sdtfl w16du wp14">
+  <w:footnote w:type="separator" w:id="-1">
+    <w:p>
+      <w:pPr>
+        <w:spacing w:after="0" w:line="240" w:lineRule="auto"/>
+      </w:pPr>
+      <w:r>
+        <w:separator/>
+      </w:r>
+    </w:p>
+  </w:footnote>
+  <w:footnote w:type="continuationSeparator" w:id="0">
+    <w:p>
+      <w:pPr>
+        <w:spacing w:after="0" w:line="240" w:lineRule="auto"/>
+      </w:pPr>
+      <w:r>
+        <w:continuationSeparator/>
+      </w:r>
+    </w:p>
+  </w:footnote>
+</w:footnotes>
 </file>
 
 <file path=word/numbering.xml><?xml version="1.0" encoding="utf-8"?>
@@ -19897,6 +24819,7 @@
     <w:lsdException w:name="toc 1" w:uiPriority="39"/>
     <w:lsdException w:name="toc 2" w:uiPriority="39"/>
     <w:lsdException w:name="toc 3" w:uiPriority="39"/>
+    <w:lsdException w:name="footer" w:uiPriority="99"/>
     <w:lsdException w:name="Hyperlink" w:uiPriority="99"/>
     <w:lsdException w:name="Normal Table" w:semiHidden="1" w:unhideWhenUsed="1"/>
     <w:lsdException w:name="Table Simple 1" w:semiHidden="1" w:unhideWhenUsed="1"/>
@@ -21135,6 +26058,54 @@
       <w:ind w:left="560"/>
     </w:pPr>
   </w:style>
+  <w:style w:type="paragraph" w:styleId="af1">
+    <w:name w:val="header"/>
+    <w:basedOn w:val="a"/>
+    <w:link w:val="af2"/>
+    <w:rsid w:val="00AD7F1C"/>
+    <w:pPr>
+      <w:tabs>
+        <w:tab w:val="center" w:pos="4677"/>
+        <w:tab w:val="right" w:pos="9355"/>
+      </w:tabs>
+      <w:spacing w:after="0" w:line="240" w:lineRule="auto"/>
+    </w:pPr>
+  </w:style>
+  <w:style w:type="character" w:customStyle="1" w:styleId="af2">
+    <w:name w:val="Верхний колонтитул Знак"/>
+    <w:basedOn w:val="a1"/>
+    <w:link w:val="af1"/>
+    <w:rsid w:val="00AD7F1C"/>
+    <w:rPr>
+      <w:rFonts w:ascii="Times New Roman" w:hAnsi="Times New Roman"/>
+      <w:sz w:val="28"/>
+    </w:rPr>
+  </w:style>
+  <w:style w:type="paragraph" w:styleId="af3">
+    <w:name w:val="footer"/>
+    <w:basedOn w:val="a"/>
+    <w:link w:val="af4"/>
+    <w:uiPriority w:val="99"/>
+    <w:rsid w:val="00AD7F1C"/>
+    <w:pPr>
+      <w:tabs>
+        <w:tab w:val="center" w:pos="4677"/>
+        <w:tab w:val="right" w:pos="9355"/>
+      </w:tabs>
+      <w:spacing w:after="0" w:line="240" w:lineRule="auto"/>
+    </w:pPr>
+  </w:style>
+  <w:style w:type="character" w:customStyle="1" w:styleId="af4">
+    <w:name w:val="Нижний колонтитул Знак"/>
+    <w:basedOn w:val="a1"/>
+    <w:link w:val="af3"/>
+    <w:uiPriority w:val="99"/>
+    <w:rsid w:val="00AD7F1C"/>
+    <w:rPr>
+      <w:rFonts w:ascii="Times New Roman" w:hAnsi="Times New Roman"/>
+      <w:sz w:val="28"/>
+    </w:rPr>
+  </w:style>
 </w:styles>
 </file>
 
